--- a/report/412YZ/report_412YZ_v2.docx
+++ b/report/412YZ/report_412YZ_v2.docx
@@ -1083,7 +1083,7 @@
                 <w:sz w:val="22"/>
                 <w:szCs w:val="22"/>
               </w:rPr>
-              <w:t xml:space="preserve">15</w:t>
+              <w:t xml:space="preserve">16</w:t>
             </w:r>
           </w:p>
         </w:tc>
@@ -1170,7 +1170,7 @@
                 <w:sz w:val="22"/>
                 <w:szCs w:val="22"/>
               </w:rPr>
-              <w:t xml:space="preserve">21</w:t>
+              <w:t xml:space="preserve">22</w:t>
             </w:r>
           </w:p>
         </w:tc>
@@ -1288,36 +1288,36 @@
                 <w:sz w:val="22"/>
                 <w:szCs w:val="22"/>
               </w:rPr>
-              <w:t xml:space="preserve">6</w:t>
-            </w:r>
-          </w:p>
-        </w:tc>
-        <w:tc>
-          <w:tcPr>
-            <w:tcW w:type="auto" w:w="0"/>
-            <w:tcBorders>
-              <w:top w:val="none" w:color="FFFFFF" w:sz="0"/>
-              <w:left w:val="none" w:color="FFFFFF" w:sz="0"/>
-              <w:bottom w:val="none" w:color="FFFFFF" w:sz="0"/>
-              <w:right w:val="none" w:color="FFFFFF" w:sz="0"/>
-            </w:tcBorders>
-            <w:tcMar>
-              <w:top w:type="dxa" w:w="80"/>
-              <w:left w:type="dxa" w:w="120"/>
-              <w:bottom w:type="dxa" w:w="80"/>
-              <w:right w:type="dxa" w:w="120"/>
-            </w:tcMar>
-          </w:tcPr>
-          <w:p>
-            <w:r>
-              <w:rPr>
-                <w:rFonts w:ascii="Calibri" w:cs="Calibri" w:eastAsia="Calibri" w:hAnsi="Calibri"/>
-                <w:b w:val="false"/>
-                <w:bCs w:val="false"/>
-                <w:sz w:val="22"/>
-                <w:szCs w:val="22"/>
-              </w:rPr>
-              <w:t xml:space="preserve">18</w:t>
+              <w:t xml:space="preserve">7</w:t>
+            </w:r>
+          </w:p>
+        </w:tc>
+        <w:tc>
+          <w:tcPr>
+            <w:tcW w:type="auto" w:w="0"/>
+            <w:tcBorders>
+              <w:top w:val="none" w:color="FFFFFF" w:sz="0"/>
+              <w:left w:val="none" w:color="FFFFFF" w:sz="0"/>
+              <w:bottom w:val="none" w:color="FFFFFF" w:sz="0"/>
+              <w:right w:val="none" w:color="FFFFFF" w:sz="0"/>
+            </w:tcBorders>
+            <w:tcMar>
+              <w:top w:type="dxa" w:w="80"/>
+              <w:left w:type="dxa" w:w="120"/>
+              <w:bottom w:type="dxa" w:w="80"/>
+              <w:right w:type="dxa" w:w="120"/>
+            </w:tcMar>
+          </w:tcPr>
+          <w:p>
+            <w:r>
+              <w:rPr>
+                <w:rFonts w:ascii="Calibri" w:cs="Calibri" w:eastAsia="Calibri" w:hAnsi="Calibri"/>
+                <w:b w:val="false"/>
+                <w:bCs w:val="false"/>
+                <w:sz w:val="22"/>
+                <w:szCs w:val="22"/>
+              </w:rPr>
+              <w:t xml:space="preserve">19</w:t>
             </w:r>
           </w:p>
         </w:tc>
@@ -1936,94 +1936,36 @@
                 <w:sz w:val="22"/>
                 <w:szCs w:val="22"/>
               </w:rPr>
-              <w:t xml:space="preserve">I am not sure yet</w:t>
-            </w:r>
-          </w:p>
-        </w:tc>
-        <w:tc>
-          <w:tcPr>
-            <w:tcW w:type="auto" w:w="0"/>
-            <w:tcBorders>
-              <w:top w:val="none" w:color="FFFFFF" w:sz="0"/>
-              <w:left w:val="none" w:color="FFFFFF" w:sz="0"/>
-              <w:bottom w:val="none" w:color="FFFFFF" w:sz="0"/>
-              <w:right w:val="none" w:color="FFFFFF" w:sz="0"/>
-            </w:tcBorders>
-            <w:tcMar>
-              <w:top w:type="dxa" w:w="80"/>
-              <w:left w:type="dxa" w:w="120"/>
-              <w:bottom w:type="dxa" w:w="80"/>
-              <w:right w:type="dxa" w:w="120"/>
-            </w:tcMar>
-          </w:tcPr>
-          <w:p>
-            <w:r>
-              <w:rPr>
-                <w:rFonts w:ascii="Calibri" w:cs="Calibri" w:eastAsia="Calibri" w:hAnsi="Calibri"/>
-                <w:b w:val="false"/>
-                <w:bCs w:val="false"/>
-                <w:sz w:val="22"/>
-                <w:szCs w:val="22"/>
-              </w:rPr>
-              <w:t xml:space="preserve">3</w:t>
-            </w:r>
-          </w:p>
-        </w:tc>
-        <w:tc>
-          <w:tcPr>
-            <w:tcW w:type="auto" w:w="0"/>
-            <w:tcBorders>
-              <w:top w:val="none" w:color="FFFFFF" w:sz="0"/>
-              <w:left w:val="none" w:color="FFFFFF" w:sz="0"/>
-              <w:bottom w:val="none" w:color="FFFFFF" w:sz="0"/>
-              <w:right w:val="none" w:color="FFFFFF" w:sz="0"/>
-            </w:tcBorders>
-            <w:tcMar>
-              <w:top w:type="dxa" w:w="80"/>
-              <w:left w:type="dxa" w:w="120"/>
-              <w:bottom w:type="dxa" w:w="80"/>
-              <w:right w:type="dxa" w:w="120"/>
-            </w:tcMar>
-          </w:tcPr>
-          <w:p>
-            <w:r>
-              <w:rPr>
-                <w:rFonts w:ascii="Calibri" w:cs="Calibri" w:eastAsia="Calibri" w:hAnsi="Calibri"/>
-                <w:b w:val="false"/>
-                <w:bCs w:val="false"/>
-                <w:sz w:val="22"/>
-                <w:szCs w:val="22"/>
-              </w:rPr>
-              <w:t xml:space="preserve">1</w:t>
-            </w:r>
-          </w:p>
-        </w:tc>
-        <w:tc>
-          <w:tcPr>
-            <w:tcW w:type="auto" w:w="0"/>
-            <w:tcBorders>
-              <w:top w:val="none" w:color="FFFFFF" w:sz="0"/>
-              <w:left w:val="none" w:color="FFFFFF" w:sz="0"/>
-              <w:bottom w:val="none" w:color="FFFFFF" w:sz="0"/>
-              <w:right w:val="none" w:color="FFFFFF" w:sz="0"/>
-            </w:tcBorders>
-            <w:tcMar>
-              <w:top w:type="dxa" w:w="80"/>
-              <w:left w:type="dxa" w:w="120"/>
-              <w:bottom w:type="dxa" w:w="80"/>
-              <w:right w:type="dxa" w:w="120"/>
-            </w:tcMar>
-          </w:tcPr>
-          <w:p>
-            <w:r>
-              <w:rPr>
-                <w:rFonts w:ascii="Calibri" w:cs="Calibri" w:eastAsia="Calibri" w:hAnsi="Calibri"/>
-                <w:b w:val="false"/>
-                <w:bCs w:val="false"/>
-                <w:sz w:val="22"/>
-                <w:szCs w:val="22"/>
-              </w:rPr>
-              <w:t xml:space="preserve">0</w:t>
+              <w:t xml:space="preserve">Unknown</w:t>
+            </w:r>
+          </w:p>
+        </w:tc>
+        <w:tc>
+          <w:tcPr>
+            <w:tcW w:type="auto" w:w="0"/>
+            <w:tcBorders>
+              <w:top w:val="none" w:color="FFFFFF" w:sz="0"/>
+              <w:left w:val="none" w:color="FFFFFF" w:sz="0"/>
+              <w:bottom w:val="none" w:color="FFFFFF" w:sz="0"/>
+              <w:right w:val="none" w:color="FFFFFF" w:sz="0"/>
+            </w:tcBorders>
+            <w:tcMar>
+              <w:top w:type="dxa" w:w="80"/>
+              <w:left w:type="dxa" w:w="120"/>
+              <w:bottom w:type="dxa" w:w="80"/>
+              <w:right w:type="dxa" w:w="120"/>
+            </w:tcMar>
+          </w:tcPr>
+          <w:p>
+            <w:r>
+              <w:rPr>
+                <w:rFonts w:ascii="Calibri" w:cs="Calibri" w:eastAsia="Calibri" w:hAnsi="Calibri"/>
+                <w:b w:val="false"/>
+                <w:bCs w:val="false"/>
+                <w:sz w:val="22"/>
+                <w:szCs w:val="22"/>
+              </w:rPr>
+              <w:t xml:space="preserve">10</w:t>
             </w:r>
           </w:p>
         </w:tc>
@@ -2056,66 +1998,6 @@
             </w:r>
           </w:p>
         </w:tc>
-      </w:tr>
-      <w:tr>
-        <w:tc>
-          <w:tcPr>
-            <w:tcW w:type="auto" w:w="0"/>
-            <w:tcBorders>
-              <w:top w:val="none" w:color="FFFFFF" w:sz="0"/>
-              <w:left w:val="none" w:color="FFFFFF" w:sz="0"/>
-              <w:bottom w:val="none" w:color="FFFFFF" w:sz="0"/>
-              <w:right w:val="none" w:color="FFFFFF" w:sz="0"/>
-            </w:tcBorders>
-            <w:tcMar>
-              <w:top w:type="dxa" w:w="80"/>
-              <w:left w:type="dxa" w:w="120"/>
-              <w:bottom w:type="dxa" w:w="80"/>
-              <w:right w:type="dxa" w:w="120"/>
-            </w:tcMar>
-          </w:tcPr>
-          <w:p>
-            <w:r>
-              <w:rPr>
-                <w:rFonts w:ascii="Calibri" w:cs="Calibri" w:eastAsia="Calibri" w:hAnsi="Calibri"/>
-                <w:b w:val="false"/>
-                <w:bCs w:val="false"/>
-                <w:sz w:val="22"/>
-                <w:szCs w:val="22"/>
-              </w:rPr>
-              <w:t xml:space="preserve">I don't understand the question</w:t>
-            </w:r>
-          </w:p>
-        </w:tc>
-        <w:tc>
-          <w:tcPr>
-            <w:tcW w:type="auto" w:w="0"/>
-            <w:tcBorders>
-              <w:top w:val="none" w:color="FFFFFF" w:sz="0"/>
-              <w:left w:val="none" w:color="FFFFFF" w:sz="0"/>
-              <w:bottom w:val="none" w:color="FFFFFF" w:sz="0"/>
-              <w:right w:val="none" w:color="FFFFFF" w:sz="0"/>
-            </w:tcBorders>
-            <w:tcMar>
-              <w:top w:type="dxa" w:w="80"/>
-              <w:left w:type="dxa" w:w="120"/>
-              <w:bottom w:type="dxa" w:w="80"/>
-              <w:right w:type="dxa" w:w="120"/>
-            </w:tcMar>
-          </w:tcPr>
-          <w:p>
-            <w:r>
-              <w:rPr>
-                <w:rFonts w:ascii="Calibri" w:cs="Calibri" w:eastAsia="Calibri" w:hAnsi="Calibri"/>
-                <w:b w:val="false"/>
-                <w:bCs w:val="false"/>
-                <w:sz w:val="22"/>
-                <w:szCs w:val="22"/>
-              </w:rPr>
-              <w:t xml:space="preserve">6</w:t>
-            </w:r>
-          </w:p>
-        </w:tc>
         <w:tc>
           <w:tcPr>
             <w:tcW w:type="auto" w:w="0"/>
@@ -2170,477 +2052,7 @@
                 <w:sz w:val="22"/>
                 <w:szCs w:val="22"/>
               </w:rPr>
-              <w:t xml:space="preserve">1</w:t>
-            </w:r>
-          </w:p>
-        </w:tc>
-        <w:tc>
-          <w:tcPr>
-            <w:tcW w:type="auto" w:w="0"/>
-            <w:tcBorders>
-              <w:top w:val="none" w:color="FFFFFF" w:sz="0"/>
-              <w:left w:val="none" w:color="FFFFFF" w:sz="0"/>
-              <w:bottom w:val="none" w:color="FFFFFF" w:sz="0"/>
-              <w:right w:val="none" w:color="FFFFFF" w:sz="0"/>
-            </w:tcBorders>
-            <w:tcMar>
-              <w:top w:type="dxa" w:w="80"/>
-              <w:left w:type="dxa" w:w="120"/>
-              <w:bottom w:type="dxa" w:w="80"/>
-              <w:right w:type="dxa" w:w="120"/>
-            </w:tcMar>
-          </w:tcPr>
-          <w:p>
-            <w:r>
-              <w:rPr>
-                <w:rFonts w:ascii="Calibri" w:cs="Calibri" w:eastAsia="Calibri" w:hAnsi="Calibri"/>
-                <w:b w:val="false"/>
-                <w:bCs w:val="false"/>
-                <w:sz w:val="22"/>
-                <w:szCs w:val="22"/>
-              </w:rPr>
-              <w:t xml:space="preserve">9</w:t>
-            </w:r>
-          </w:p>
-        </w:tc>
-      </w:tr>
-      <w:tr>
-        <w:tc>
-          <w:tcPr>
-            <w:tcW w:type="auto" w:w="0"/>
-            <w:tcBorders>
-              <w:top w:val="none" w:color="FFFFFF" w:sz="0"/>
-              <w:left w:val="none" w:color="FFFFFF" w:sz="0"/>
-              <w:bottom w:val="none" w:color="FFFFFF" w:sz="0"/>
-              <w:right w:val="none" w:color="FFFFFF" w:sz="0"/>
-            </w:tcBorders>
-            <w:tcMar>
-              <w:top w:type="dxa" w:w="80"/>
-              <w:left w:type="dxa" w:w="120"/>
-              <w:bottom w:type="dxa" w:w="80"/>
-              <w:right w:type="dxa" w:w="120"/>
-            </w:tcMar>
-          </w:tcPr>
-          <w:p>
-            <w:r>
-              <w:rPr>
-                <w:rFonts w:ascii="Calibri" w:cs="Calibri" w:eastAsia="Calibri" w:hAnsi="Calibri"/>
-                <w:b w:val="false"/>
-                <w:bCs w:val="false"/>
-                <w:sz w:val="22"/>
-                <w:szCs w:val="22"/>
-              </w:rPr>
-              <w:t xml:space="preserve">No answer provided</w:t>
-            </w:r>
-          </w:p>
-        </w:tc>
-        <w:tc>
-          <w:tcPr>
-            <w:tcW w:type="auto" w:w="0"/>
-            <w:tcBorders>
-              <w:top w:val="none" w:color="FFFFFF" w:sz="0"/>
-              <w:left w:val="none" w:color="FFFFFF" w:sz="0"/>
-              <w:bottom w:val="none" w:color="FFFFFF" w:sz="0"/>
-              <w:right w:val="none" w:color="FFFFFF" w:sz="0"/>
-            </w:tcBorders>
-            <w:tcMar>
-              <w:top w:type="dxa" w:w="80"/>
-              <w:left w:type="dxa" w:w="120"/>
-              <w:bottom w:type="dxa" w:w="80"/>
-              <w:right w:type="dxa" w:w="120"/>
-            </w:tcMar>
-          </w:tcPr>
-          <w:p>
-            <w:r>
-              <w:rPr>
-                <w:rFonts w:ascii="Calibri" w:cs="Calibri" w:eastAsia="Calibri" w:hAnsi="Calibri"/>
-                <w:b w:val="false"/>
-                <w:bCs w:val="false"/>
-                <w:sz w:val="22"/>
-                <w:szCs w:val="22"/>
-              </w:rPr>
-              <w:t xml:space="preserve">1</w:t>
-            </w:r>
-          </w:p>
-        </w:tc>
-        <w:tc>
-          <w:tcPr>
-            <w:tcW w:type="auto" w:w="0"/>
-            <w:tcBorders>
-              <w:top w:val="none" w:color="FFFFFF" w:sz="0"/>
-              <w:left w:val="none" w:color="FFFFFF" w:sz="0"/>
-              <w:bottom w:val="none" w:color="FFFFFF" w:sz="0"/>
-              <w:right w:val="none" w:color="FFFFFF" w:sz="0"/>
-            </w:tcBorders>
-            <w:tcMar>
-              <w:top w:type="dxa" w:w="80"/>
-              <w:left w:type="dxa" w:w="120"/>
-              <w:bottom w:type="dxa" w:w="80"/>
-              <w:right w:type="dxa" w:w="120"/>
-            </w:tcMar>
-          </w:tcPr>
-          <w:p>
-            <w:r>
-              <w:rPr>
-                <w:rFonts w:ascii="Calibri" w:cs="Calibri" w:eastAsia="Calibri" w:hAnsi="Calibri"/>
-                <w:b w:val="false"/>
-                <w:bCs w:val="false"/>
-                <w:sz w:val="22"/>
-                <w:szCs w:val="22"/>
-              </w:rPr>
-              <w:t xml:space="preserve">1</w:t>
-            </w:r>
-          </w:p>
-        </w:tc>
-        <w:tc>
-          <w:tcPr>
-            <w:tcW w:type="auto" w:w="0"/>
-            <w:tcBorders>
-              <w:top w:val="none" w:color="FFFFFF" w:sz="0"/>
-              <w:left w:val="none" w:color="FFFFFF" w:sz="0"/>
-              <w:bottom w:val="none" w:color="FFFFFF" w:sz="0"/>
-              <w:right w:val="none" w:color="FFFFFF" w:sz="0"/>
-            </w:tcBorders>
-            <w:tcMar>
-              <w:top w:type="dxa" w:w="80"/>
-              <w:left w:type="dxa" w:w="120"/>
-              <w:bottom w:type="dxa" w:w="80"/>
-              <w:right w:type="dxa" w:w="120"/>
-            </w:tcMar>
-          </w:tcPr>
-          <w:p>
-            <w:r>
-              <w:rPr>
-                <w:rFonts w:ascii="Calibri" w:cs="Calibri" w:eastAsia="Calibri" w:hAnsi="Calibri"/>
-                <w:b w:val="false"/>
-                <w:bCs w:val="false"/>
-                <w:sz w:val="22"/>
-                <w:szCs w:val="22"/>
-              </w:rPr>
-              <w:t xml:space="preserve">1</w:t>
-            </w:r>
-          </w:p>
-        </w:tc>
-        <w:tc>
-          <w:tcPr>
-            <w:tcW w:type="auto" w:w="0"/>
-            <w:tcBorders>
-              <w:top w:val="none" w:color="FFFFFF" w:sz="0"/>
-              <w:left w:val="none" w:color="FFFFFF" w:sz="0"/>
-              <w:bottom w:val="none" w:color="FFFFFF" w:sz="0"/>
-              <w:right w:val="none" w:color="FFFFFF" w:sz="0"/>
-            </w:tcBorders>
-            <w:tcMar>
-              <w:top w:type="dxa" w:w="80"/>
-              <w:left w:type="dxa" w:w="120"/>
-              <w:bottom w:type="dxa" w:w="80"/>
-              <w:right w:type="dxa" w:w="120"/>
-            </w:tcMar>
-          </w:tcPr>
-          <w:p>
-            <w:r>
-              <w:rPr>
-                <w:rFonts w:ascii="Calibri" w:cs="Calibri" w:eastAsia="Calibri" w:hAnsi="Calibri"/>
-                <w:b w:val="false"/>
-                <w:bCs w:val="false"/>
-                <w:sz w:val="22"/>
-                <w:szCs w:val="22"/>
-              </w:rPr>
-              <w:t xml:space="preserve">3</w:t>
-            </w:r>
-          </w:p>
-        </w:tc>
-      </w:tr>
-      <w:tr>
-        <w:tc>
-          <w:tcPr>
-            <w:tcW w:type="auto" w:w="0"/>
-            <w:tcBorders>
-              <w:top w:val="none" w:color="FFFFFF" w:sz="0"/>
-              <w:left w:val="none" w:color="FFFFFF" w:sz="0"/>
-              <w:bottom w:val="none" w:color="FFFFFF" w:sz="0"/>
-              <w:right w:val="none" w:color="FFFFFF" w:sz="0"/>
-            </w:tcBorders>
-            <w:tcMar>
-              <w:top w:type="dxa" w:w="80"/>
-              <w:left w:type="dxa" w:w="120"/>
-              <w:bottom w:type="dxa" w:w="80"/>
-              <w:right w:type="dxa" w:w="120"/>
-            </w:tcMar>
-          </w:tcPr>
-          <w:p>
-            <w:r>
-              <w:rPr>
-                <w:rFonts w:ascii="Calibri" w:cs="Calibri" w:eastAsia="Calibri" w:hAnsi="Calibri"/>
-                <w:b w:val="false"/>
-                <w:bCs w:val="false"/>
-                <w:sz w:val="22"/>
-                <w:szCs w:val="22"/>
-              </w:rPr>
-              <w:t xml:space="preserve">Trans-Non-binary</w:t>
-            </w:r>
-          </w:p>
-        </w:tc>
-        <w:tc>
-          <w:tcPr>
-            <w:tcW w:type="auto" w:w="0"/>
-            <w:tcBorders>
-              <w:top w:val="none" w:color="FFFFFF" w:sz="0"/>
-              <w:left w:val="none" w:color="FFFFFF" w:sz="0"/>
-              <w:bottom w:val="none" w:color="FFFFFF" w:sz="0"/>
-              <w:right w:val="none" w:color="FFFFFF" w:sz="0"/>
-            </w:tcBorders>
-            <w:tcMar>
-              <w:top w:type="dxa" w:w="80"/>
-              <w:left w:type="dxa" w:w="120"/>
-              <w:bottom w:type="dxa" w:w="80"/>
-              <w:right w:type="dxa" w:w="120"/>
-            </w:tcMar>
-          </w:tcPr>
-          <w:p>
-            <w:r>
-              <w:rPr>
-                <w:rFonts w:ascii="Calibri" w:cs="Calibri" w:eastAsia="Calibri" w:hAnsi="Calibri"/>
-                <w:b w:val="false"/>
-                <w:bCs w:val="false"/>
-                <w:sz w:val="22"/>
-                <w:szCs w:val="22"/>
-              </w:rPr>
-              <w:t xml:space="preserve">1</w:t>
-            </w:r>
-          </w:p>
-        </w:tc>
-        <w:tc>
-          <w:tcPr>
-            <w:tcW w:type="auto" w:w="0"/>
-            <w:tcBorders>
-              <w:top w:val="none" w:color="FFFFFF" w:sz="0"/>
-              <w:left w:val="none" w:color="FFFFFF" w:sz="0"/>
-              <w:bottom w:val="none" w:color="FFFFFF" w:sz="0"/>
-              <w:right w:val="none" w:color="FFFFFF" w:sz="0"/>
-            </w:tcBorders>
-            <w:tcMar>
-              <w:top w:type="dxa" w:w="80"/>
-              <w:left w:type="dxa" w:w="120"/>
-              <w:bottom w:type="dxa" w:w="80"/>
-              <w:right w:type="dxa" w:w="120"/>
-            </w:tcMar>
-          </w:tcPr>
-          <w:p>
-            <w:r>
-              <w:rPr>
-                <w:rFonts w:ascii="Calibri" w:cs="Calibri" w:eastAsia="Calibri" w:hAnsi="Calibri"/>
-                <w:b w:val="false"/>
-                <w:bCs w:val="false"/>
-                <w:sz w:val="22"/>
-                <w:szCs w:val="22"/>
-              </w:rPr>
-              <w:t xml:space="preserve">0</w:t>
-            </w:r>
-          </w:p>
-        </w:tc>
-        <w:tc>
-          <w:tcPr>
-            <w:tcW w:type="auto" w:w="0"/>
-            <w:tcBorders>
-              <w:top w:val="none" w:color="FFFFFF" w:sz="0"/>
-              <w:left w:val="none" w:color="FFFFFF" w:sz="0"/>
-              <w:bottom w:val="none" w:color="FFFFFF" w:sz="0"/>
-              <w:right w:val="none" w:color="FFFFFF" w:sz="0"/>
-            </w:tcBorders>
-            <w:tcMar>
-              <w:top w:type="dxa" w:w="80"/>
-              <w:left w:type="dxa" w:w="120"/>
-              <w:bottom w:type="dxa" w:w="80"/>
-              <w:right w:type="dxa" w:w="120"/>
-            </w:tcMar>
-          </w:tcPr>
-          <w:p>
-            <w:r>
-              <w:rPr>
-                <w:rFonts w:ascii="Calibri" w:cs="Calibri" w:eastAsia="Calibri" w:hAnsi="Calibri"/>
-                <w:b w:val="false"/>
-                <w:bCs w:val="false"/>
-                <w:sz w:val="22"/>
-                <w:szCs w:val="22"/>
-              </w:rPr>
-              <w:t xml:space="preserve">0</w:t>
-            </w:r>
-          </w:p>
-        </w:tc>
-        <w:tc>
-          <w:tcPr>
-            <w:tcW w:type="auto" w:w="0"/>
-            <w:tcBorders>
-              <w:top w:val="none" w:color="FFFFFF" w:sz="0"/>
-              <w:left w:val="none" w:color="FFFFFF" w:sz="0"/>
-              <w:bottom w:val="none" w:color="FFFFFF" w:sz="0"/>
-              <w:right w:val="none" w:color="FFFFFF" w:sz="0"/>
-            </w:tcBorders>
-            <w:tcMar>
-              <w:top w:type="dxa" w:w="80"/>
-              <w:left w:type="dxa" w:w="120"/>
-              <w:bottom w:type="dxa" w:w="80"/>
-              <w:right w:type="dxa" w:w="120"/>
-            </w:tcMar>
-          </w:tcPr>
-          <w:p>
-            <w:r>
-              <w:rPr>
-                <w:rFonts w:ascii="Calibri" w:cs="Calibri" w:eastAsia="Calibri" w:hAnsi="Calibri"/>
-                <w:b w:val="false"/>
-                <w:bCs w:val="false"/>
-                <w:sz w:val="22"/>
-                <w:szCs w:val="22"/>
-              </w:rPr>
-              <w:t xml:space="preserve">1</w:t>
-            </w:r>
-          </w:p>
-        </w:tc>
-      </w:tr>
-      <w:tr>
-        <w:tc>
-          <w:tcPr>
-            <w:tcW w:type="auto" w:w="0"/>
-            <w:tcBorders>
-              <w:top w:val="none" w:color="FFFFFF" w:sz="0"/>
-              <w:left w:val="none" w:color="FFFFFF" w:sz="0"/>
-              <w:bottom w:val="none" w:color="FFFFFF" w:sz="0"/>
-              <w:right w:val="none" w:color="FFFFFF" w:sz="0"/>
-            </w:tcBorders>
-            <w:tcMar>
-              <w:top w:type="dxa" w:w="80"/>
-              <w:left w:type="dxa" w:w="120"/>
-              <w:bottom w:type="dxa" w:w="80"/>
-              <w:right w:type="dxa" w:w="120"/>
-            </w:tcMar>
-          </w:tcPr>
-          <w:p>
-            <w:r>
-              <w:rPr>
-                <w:rFonts w:ascii="Calibri" w:cs="Calibri" w:eastAsia="Calibri" w:hAnsi="Calibri"/>
-                <w:b w:val="false"/>
-                <w:bCs w:val="false"/>
-                <w:sz w:val="22"/>
-                <w:szCs w:val="22"/>
-              </w:rPr>
-              <w:t xml:space="preserve">Asexual, Same Gender Loving</w:t>
-            </w:r>
-          </w:p>
-        </w:tc>
-        <w:tc>
-          <w:tcPr>
-            <w:tcW w:type="auto" w:w="0"/>
-            <w:tcBorders>
-              <w:top w:val="none" w:color="FFFFFF" w:sz="0"/>
-              <w:left w:val="none" w:color="FFFFFF" w:sz="0"/>
-              <w:bottom w:val="none" w:color="FFFFFF" w:sz="0"/>
-              <w:right w:val="none" w:color="FFFFFF" w:sz="0"/>
-            </w:tcBorders>
-            <w:tcMar>
-              <w:top w:type="dxa" w:w="80"/>
-              <w:left w:type="dxa" w:w="120"/>
-              <w:bottom w:type="dxa" w:w="80"/>
-              <w:right w:type="dxa" w:w="120"/>
-            </w:tcMar>
-          </w:tcPr>
-          <w:p>
-            <w:r>
-              <w:rPr>
-                <w:rFonts w:ascii="Calibri" w:cs="Calibri" w:eastAsia="Calibri" w:hAnsi="Calibri"/>
-                <w:b w:val="false"/>
-                <w:bCs w:val="false"/>
-                <w:sz w:val="22"/>
-                <w:szCs w:val="22"/>
-              </w:rPr>
-              <w:t xml:space="preserve">0</w:t>
-            </w:r>
-          </w:p>
-        </w:tc>
-        <w:tc>
-          <w:tcPr>
-            <w:tcW w:type="auto" w:w="0"/>
-            <w:tcBorders>
-              <w:top w:val="none" w:color="FFFFFF" w:sz="0"/>
-              <w:left w:val="none" w:color="FFFFFF" w:sz="0"/>
-              <w:bottom w:val="none" w:color="FFFFFF" w:sz="0"/>
-              <w:right w:val="none" w:color="FFFFFF" w:sz="0"/>
-            </w:tcBorders>
-            <w:tcMar>
-              <w:top w:type="dxa" w:w="80"/>
-              <w:left w:type="dxa" w:w="120"/>
-              <w:bottom w:type="dxa" w:w="80"/>
-              <w:right w:type="dxa" w:w="120"/>
-            </w:tcMar>
-          </w:tcPr>
-          <w:p>
-            <w:r>
-              <w:rPr>
-                <w:rFonts w:ascii="Calibri" w:cs="Calibri" w:eastAsia="Calibri" w:hAnsi="Calibri"/>
-                <w:b w:val="false"/>
-                <w:bCs w:val="false"/>
-                <w:sz w:val="22"/>
-                <w:szCs w:val="22"/>
-              </w:rPr>
-              <w:t xml:space="preserve">0</w:t>
-            </w:r>
-          </w:p>
-        </w:tc>
-        <w:tc>
-          <w:tcPr>
-            <w:tcW w:type="auto" w:w="0"/>
-            <w:tcBorders>
-              <w:top w:val="none" w:color="FFFFFF" w:sz="0"/>
-              <w:left w:val="none" w:color="FFFFFF" w:sz="0"/>
-              <w:bottom w:val="none" w:color="FFFFFF" w:sz="0"/>
-              <w:right w:val="none" w:color="FFFFFF" w:sz="0"/>
-            </w:tcBorders>
-            <w:tcMar>
-              <w:top w:type="dxa" w:w="80"/>
-              <w:left w:type="dxa" w:w="120"/>
-              <w:bottom w:type="dxa" w:w="80"/>
-              <w:right w:type="dxa" w:w="120"/>
-            </w:tcMar>
-          </w:tcPr>
-          <w:p>
-            <w:r>
-              <w:rPr>
-                <w:rFonts w:ascii="Calibri" w:cs="Calibri" w:eastAsia="Calibri" w:hAnsi="Calibri"/>
-                <w:b w:val="false"/>
-                <w:bCs w:val="false"/>
-                <w:sz w:val="22"/>
-                <w:szCs w:val="22"/>
-              </w:rPr>
-              <w:t xml:space="preserve">1</w:t>
-            </w:r>
-          </w:p>
-        </w:tc>
-        <w:tc>
-          <w:tcPr>
-            <w:tcW w:type="auto" w:w="0"/>
-            <w:tcBorders>
-              <w:top w:val="none" w:color="FFFFFF" w:sz="0"/>
-              <w:left w:val="none" w:color="FFFFFF" w:sz="0"/>
-              <w:bottom w:val="none" w:color="FFFFFF" w:sz="0"/>
-              <w:right w:val="none" w:color="FFFFFF" w:sz="0"/>
-            </w:tcBorders>
-            <w:tcMar>
-              <w:top w:type="dxa" w:w="80"/>
-              <w:left w:type="dxa" w:w="120"/>
-              <w:bottom w:type="dxa" w:w="80"/>
-              <w:right w:type="dxa" w:w="120"/>
-            </w:tcMar>
-          </w:tcPr>
-          <w:p>
-            <w:r>
-              <w:rPr>
-                <w:rFonts w:ascii="Calibri" w:cs="Calibri" w:eastAsia="Calibri" w:hAnsi="Calibri"/>
-                <w:b w:val="false"/>
-                <w:bCs w:val="false"/>
-                <w:sz w:val="22"/>
-                <w:szCs w:val="22"/>
-              </w:rPr>
-              <w:t xml:space="preserve">1</w:t>
+              <w:t xml:space="preserve">16</w:t>
             </w:r>
           </w:p>
         </w:tc>
@@ -3796,6 +3208,52 @@
         </w:tc>
       </w:tr>
     </w:tbl>
+    <w:p>
+      <w:pPr>
+        <w:spacing w:after="120"/>
+        <w:jc w:val="center"/>
+      </w:pPr>
+      <w:r>
+        <w:drawing>
+          <wp:inline distT="0" distB="0" distL="0" distR="0">
+            <wp:extent cx="43548300000" cy="15949336275"/>
+            <wp:effectExtent t="0" r="0" b="0" l="0"/>
+            <wp:docPr id="1" name="" descr="" title=""/>
+            <wp:cNvGraphicFramePr>
+              <a:graphicFrameLocks xmlns:a="http://schemas.openxmlformats.org/drawingml/2006/main" noChangeAspect="1"/>
+            </wp:cNvGraphicFramePr>
+            <a:graphic xmlns:a="http://schemas.openxmlformats.org/drawingml/2006/main">
+              <a:graphicData uri="http://schemas.openxmlformats.org/drawingml/2006/picture">
+                <pic:pic xmlns:pic="http://schemas.openxmlformats.org/drawingml/2006/picture">
+                  <pic:nvPicPr>
+                    <pic:cNvPr id="0" name="" descr=""/>
+                    <pic:cNvPicPr>
+                      <a:picLocks noChangeAspect="1" noChangeArrowheads="1"/>
+                    </pic:cNvPicPr>
+                  </pic:nvPicPr>
+                  <pic:blipFill>
+                    <a:blip r:embed="rId7" cstate="none"/>
+                    <a:srcRect/>
+                    <a:stretch>
+                      <a:fillRect/>
+                    </a:stretch>
+                  </pic:blipFill>
+                  <pic:spPr bwMode="auto">
+                    <a:xfrm>
+                      <a:off x="0" y="0"/>
+                      <a:ext cx="43548300000" cy="15949336275"/>
+                    </a:xfrm>
+                    <a:prstGeom prst="rect">
+                      <a:avLst/>
+                    </a:prstGeom>
+                  </pic:spPr>
+                </pic:pic>
+              </a:graphicData>
+            </a:graphic>
+          </wp:inline>
+        </w:drawing>
+      </w:r>
+    </w:p>
     <w:p>
       <w:pPr>
         <w:pStyle w:val="Caption"/>
@@ -7204,6 +6662,52 @@
         </w:tc>
       </w:tr>
     </w:tbl>
+    <w:p>
+      <w:pPr>
+        <w:spacing w:after="120"/>
+        <w:jc w:val="center"/>
+      </w:pPr>
+      <w:r>
+        <w:drawing>
+          <wp:inline distT="0" distB="0" distL="0" distR="0">
+            <wp:extent cx="47903130000" cy="20576114550"/>
+            <wp:effectExtent t="0" r="0" b="0" l="0"/>
+            <wp:docPr id="1" name="" descr="" title=""/>
+            <wp:cNvGraphicFramePr>
+              <a:graphicFrameLocks xmlns:a="http://schemas.openxmlformats.org/drawingml/2006/main" noChangeAspect="1"/>
+            </wp:cNvGraphicFramePr>
+            <a:graphic xmlns:a="http://schemas.openxmlformats.org/drawingml/2006/main">
+              <a:graphicData uri="http://schemas.openxmlformats.org/drawingml/2006/picture">
+                <pic:pic xmlns:pic="http://schemas.openxmlformats.org/drawingml/2006/picture">
+                  <pic:nvPicPr>
+                    <pic:cNvPr id="0" name="" descr=""/>
+                    <pic:cNvPicPr>
+                      <a:picLocks noChangeAspect="1" noChangeArrowheads="1"/>
+                    </pic:cNvPicPr>
+                  </pic:nvPicPr>
+                  <pic:blipFill>
+                    <a:blip r:embed="rId8" cstate="none"/>
+                    <a:srcRect/>
+                    <a:stretch>
+                      <a:fillRect/>
+                    </a:stretch>
+                  </pic:blipFill>
+                  <pic:spPr bwMode="auto">
+                    <a:xfrm>
+                      <a:off x="0" y="0"/>
+                      <a:ext cx="47903130000" cy="20576114550"/>
+                    </a:xfrm>
+                    <a:prstGeom prst="rect">
+                      <a:avLst/>
+                    </a:prstGeom>
+                  </pic:spPr>
+                </pic:pic>
+              </a:graphicData>
+            </a:graphic>
+          </wp:inline>
+        </w:drawing>
+      </w:r>
+    </w:p>
     <w:p>
       <w:pPr>
         <w:pStyle w:val="Normal"/>
@@ -9100,6 +8604,52 @@
         </w:tc>
       </w:tr>
     </w:tbl>
+    <w:p>
+      <w:pPr>
+        <w:spacing w:after="120"/>
+        <w:jc w:val="center"/>
+      </w:pPr>
+      <w:r>
+        <w:drawing>
+          <wp:inline distT="0" distB="0" distL="0" distR="0">
+            <wp:extent cx="47903130000" cy="26662303800"/>
+            <wp:effectExtent t="0" r="0" b="0" l="0"/>
+            <wp:docPr id="1" name="" descr="" title=""/>
+            <wp:cNvGraphicFramePr>
+              <a:graphicFrameLocks xmlns:a="http://schemas.openxmlformats.org/drawingml/2006/main" noChangeAspect="1"/>
+            </wp:cNvGraphicFramePr>
+            <a:graphic xmlns:a="http://schemas.openxmlformats.org/drawingml/2006/main">
+              <a:graphicData uri="http://schemas.openxmlformats.org/drawingml/2006/picture">
+                <pic:pic xmlns:pic="http://schemas.openxmlformats.org/drawingml/2006/picture">
+                  <pic:nvPicPr>
+                    <pic:cNvPr id="0" name="" descr=""/>
+                    <pic:cNvPicPr>
+                      <a:picLocks noChangeAspect="1" noChangeArrowheads="1"/>
+                    </pic:cNvPicPr>
+                  </pic:nvPicPr>
+                  <pic:blipFill>
+                    <a:blip r:embed="rId9" cstate="none"/>
+                    <a:srcRect/>
+                    <a:stretch>
+                      <a:fillRect/>
+                    </a:stretch>
+                  </pic:blipFill>
+                  <pic:spPr bwMode="auto">
+                    <a:xfrm>
+                      <a:off x="0" y="0"/>
+                      <a:ext cx="47903130000" cy="26662303800"/>
+                    </a:xfrm>
+                    <a:prstGeom prst="rect">
+                      <a:avLst/>
+                    </a:prstGeom>
+                  </pic:spPr>
+                </pic:pic>
+              </a:graphicData>
+            </a:graphic>
+          </wp:inline>
+        </w:drawing>
+      </w:r>
+    </w:p>
     <w:p>
       <w:pPr>
         <w:pStyle w:val="Normal"/>
@@ -14173,6 +13723,52 @@
     </w:tbl>
     <w:p>
       <w:pPr>
+        <w:spacing w:after="120"/>
+        <w:jc w:val="center"/>
+      </w:pPr>
+      <w:r>
+        <w:drawing>
+          <wp:inline distT="0" distB="0" distL="0" distR="0">
+            <wp:extent cx="47903130000" cy="26639796225"/>
+            <wp:effectExtent t="0" r="0" b="0" l="0"/>
+            <wp:docPr id="1" name="" descr="" title=""/>
+            <wp:cNvGraphicFramePr>
+              <a:graphicFrameLocks xmlns:a="http://schemas.openxmlformats.org/drawingml/2006/main" noChangeAspect="1"/>
+            </wp:cNvGraphicFramePr>
+            <a:graphic xmlns:a="http://schemas.openxmlformats.org/drawingml/2006/main">
+              <a:graphicData uri="http://schemas.openxmlformats.org/drawingml/2006/picture">
+                <pic:pic xmlns:pic="http://schemas.openxmlformats.org/drawingml/2006/picture">
+                  <pic:nvPicPr>
+                    <pic:cNvPr id="0" name="" descr=""/>
+                    <pic:cNvPicPr>
+                      <a:picLocks noChangeAspect="1" noChangeArrowheads="1"/>
+                    </pic:cNvPicPr>
+                  </pic:nvPicPr>
+                  <pic:blipFill>
+                    <a:blip r:embed="rId10" cstate="none"/>
+                    <a:srcRect/>
+                    <a:stretch>
+                      <a:fillRect/>
+                    </a:stretch>
+                  </pic:blipFill>
+                  <pic:spPr bwMode="auto">
+                    <a:xfrm>
+                      <a:off x="0" y="0"/>
+                      <a:ext cx="47903130000" cy="26639796225"/>
+                    </a:xfrm>
+                    <a:prstGeom prst="rect">
+                      <a:avLst/>
+                    </a:prstGeom>
+                  </pic:spPr>
+                </pic:pic>
+              </a:graphicData>
+            </a:graphic>
+          </wp:inline>
+        </w:drawing>
+      </w:r>
+    </w:p>
+    <w:p>
+      <w:pPr>
         <w:pStyle w:val="Normal"/>
       </w:pPr>
       <w:r>
@@ -23203,6 +22799,52 @@
         </w:tc>
       </w:tr>
     </w:tbl>
+    <w:p>
+      <w:pPr>
+        <w:spacing w:after="120"/>
+        <w:jc w:val="center"/>
+      </w:pPr>
+      <w:r>
+        <w:drawing>
+          <wp:inline distT="0" distB="0" distL="0" distR="0">
+            <wp:extent cx="47903130000" cy="26662303800"/>
+            <wp:effectExtent t="0" r="0" b="0" l="0"/>
+            <wp:docPr id="1" name="" descr="" title=""/>
+            <wp:cNvGraphicFramePr>
+              <a:graphicFrameLocks xmlns:a="http://schemas.openxmlformats.org/drawingml/2006/main" noChangeAspect="1"/>
+            </wp:cNvGraphicFramePr>
+            <a:graphic xmlns:a="http://schemas.openxmlformats.org/drawingml/2006/main">
+              <a:graphicData uri="http://schemas.openxmlformats.org/drawingml/2006/picture">
+                <pic:pic xmlns:pic="http://schemas.openxmlformats.org/drawingml/2006/picture">
+                  <pic:nvPicPr>
+                    <pic:cNvPr id="0" name="" descr=""/>
+                    <pic:cNvPicPr>
+                      <a:picLocks noChangeAspect="1" noChangeArrowheads="1"/>
+                    </pic:cNvPicPr>
+                  </pic:nvPicPr>
+                  <pic:blipFill>
+                    <a:blip r:embed="rId11" cstate="none"/>
+                    <a:srcRect/>
+                    <a:stretch>
+                      <a:fillRect/>
+                    </a:stretch>
+                  </pic:blipFill>
+                  <pic:spPr bwMode="auto">
+                    <a:xfrm>
+                      <a:off x="0" y="0"/>
+                      <a:ext cx="47903130000" cy="26662303800"/>
+                    </a:xfrm>
+                    <a:prstGeom prst="rect">
+                      <a:avLst/>
+                    </a:prstGeom>
+                  </pic:spPr>
+                </pic:pic>
+              </a:graphicData>
+            </a:graphic>
+          </wp:inline>
+        </w:drawing>
+      </w:r>
+    </w:p>
     <w:p>
       <w:pPr>
         <w:pStyle w:val="Normal"/>
@@ -35795,6 +35437,52 @@
           <w:szCs w:val="22"/>
         </w:rPr>
         <w:t xml:space="preserve">Youth were asked to rate on a scale of 0–10 how likely they would be to recommend the Youth Zone to a friend or family member. The Net Promoter Score (NPS) is 55. 69% of respondents were Promoters (9–10).</w:t>
+      </w:r>
+    </w:p>
+    <w:p>
+      <w:pPr>
+        <w:spacing w:after="120"/>
+        <w:jc w:val="center"/>
+      </w:pPr>
+      <w:r>
+        <w:drawing>
+          <wp:inline distT="0" distB="0" distL="0" distR="0">
+            <wp:extent cx="43548300000" cy="10473642375"/>
+            <wp:effectExtent t="0" r="0" b="0" l="0"/>
+            <wp:docPr id="1" name="" descr="" title=""/>
+            <wp:cNvGraphicFramePr>
+              <a:graphicFrameLocks xmlns:a="http://schemas.openxmlformats.org/drawingml/2006/main" noChangeAspect="1"/>
+            </wp:cNvGraphicFramePr>
+            <a:graphic xmlns:a="http://schemas.openxmlformats.org/drawingml/2006/main">
+              <a:graphicData uri="http://schemas.openxmlformats.org/drawingml/2006/picture">
+                <pic:pic xmlns:pic="http://schemas.openxmlformats.org/drawingml/2006/picture">
+                  <pic:nvPicPr>
+                    <pic:cNvPr id="0" name="" descr=""/>
+                    <pic:cNvPicPr>
+                      <a:picLocks noChangeAspect="1" noChangeArrowheads="1"/>
+                    </pic:cNvPicPr>
+                  </pic:nvPicPr>
+                  <pic:blipFill>
+                    <a:blip r:embed="rId12" cstate="none"/>
+                    <a:srcRect/>
+                    <a:stretch>
+                      <a:fillRect/>
+                    </a:stretch>
+                  </pic:blipFill>
+                  <pic:spPr bwMode="auto">
+                    <a:xfrm>
+                      <a:off x="0" y="0"/>
+                      <a:ext cx="43548300000" cy="10473642375"/>
+                    </a:xfrm>
+                    <a:prstGeom prst="rect">
+                      <a:avLst/>
+                    </a:prstGeom>
+                  </pic:spPr>
+                </pic:pic>
+              </a:graphicData>
+            </a:graphic>
+          </wp:inline>
+        </w:drawing>
       </w:r>
     </w:p>
     <w:p>

--- a/report/412YZ/report_412YZ_v2.docx
+++ b/report/412YZ/report_412YZ_v2.docx
@@ -3216,7 +3216,7 @@
       <w:r>
         <w:drawing>
           <wp:inline distT="0" distB="0" distL="0" distR="0">
-            <wp:extent cx="43548300000" cy="15949336275"/>
+            <wp:extent cx="4572000" cy="1676400"/>
             <wp:effectExtent t="0" r="0" b="0" l="0"/>
             <wp:docPr id="1" name="" descr="" title=""/>
             <wp:cNvGraphicFramePr>
@@ -3241,7 +3241,7 @@
                   <pic:spPr bwMode="auto">
                     <a:xfrm>
                       <a:off x="0" y="0"/>
-                      <a:ext cx="43548300000" cy="15949336275"/>
+                      <a:ext cx="4572000" cy="1676400"/>
                     </a:xfrm>
                     <a:prstGeom prst="rect">
                       <a:avLst/>
@@ -6670,7 +6670,7 @@
       <w:r>
         <w:drawing>
           <wp:inline distT="0" distB="0" distL="0" distR="0">
-            <wp:extent cx="47903130000" cy="20576114550"/>
+            <wp:extent cx="5029200" cy="2162175"/>
             <wp:effectExtent t="0" r="0" b="0" l="0"/>
             <wp:docPr id="1" name="" descr="" title=""/>
             <wp:cNvGraphicFramePr>
@@ -6695,7 +6695,7 @@
                   <pic:spPr bwMode="auto">
                     <a:xfrm>
                       <a:off x="0" y="0"/>
-                      <a:ext cx="47903130000" cy="20576114550"/>
+                      <a:ext cx="5029200" cy="2162175"/>
                     </a:xfrm>
                     <a:prstGeom prst="rect">
                       <a:avLst/>
@@ -8612,7 +8612,7 @@
       <w:r>
         <w:drawing>
           <wp:inline distT="0" distB="0" distL="0" distR="0">
-            <wp:extent cx="47903130000" cy="26662303800"/>
+            <wp:extent cx="5029200" cy="2800350"/>
             <wp:effectExtent t="0" r="0" b="0" l="0"/>
             <wp:docPr id="1" name="" descr="" title=""/>
             <wp:cNvGraphicFramePr>
@@ -8637,7 +8637,7 @@
                   <pic:spPr bwMode="auto">
                     <a:xfrm>
                       <a:off x="0" y="0"/>
-                      <a:ext cx="47903130000" cy="26662303800"/>
+                      <a:ext cx="5029200" cy="2800350"/>
                     </a:xfrm>
                     <a:prstGeom prst="rect">
                       <a:avLst/>
@@ -13729,7 +13729,7 @@
       <w:r>
         <w:drawing>
           <wp:inline distT="0" distB="0" distL="0" distR="0">
-            <wp:extent cx="47903130000" cy="26639796225"/>
+            <wp:extent cx="5029200" cy="2800350"/>
             <wp:effectExtent t="0" r="0" b="0" l="0"/>
             <wp:docPr id="1" name="" descr="" title=""/>
             <wp:cNvGraphicFramePr>
@@ -13754,7 +13754,7 @@
                   <pic:spPr bwMode="auto">
                     <a:xfrm>
                       <a:off x="0" y="0"/>
-                      <a:ext cx="47903130000" cy="26639796225"/>
+                      <a:ext cx="5029200" cy="2800350"/>
                     </a:xfrm>
                     <a:prstGeom prst="rect">
                       <a:avLst/>
@@ -22807,7 +22807,7 @@
       <w:r>
         <w:drawing>
           <wp:inline distT="0" distB="0" distL="0" distR="0">
-            <wp:extent cx="47903130000" cy="26662303800"/>
+            <wp:extent cx="5029200" cy="2800350"/>
             <wp:effectExtent t="0" r="0" b="0" l="0"/>
             <wp:docPr id="1" name="" descr="" title=""/>
             <wp:cNvGraphicFramePr>
@@ -22832,7 +22832,7 @@
                   <pic:spPr bwMode="auto">
                     <a:xfrm>
                       <a:off x="0" y="0"/>
-                      <a:ext cx="47903130000" cy="26662303800"/>
+                      <a:ext cx="5029200" cy="2800350"/>
                     </a:xfrm>
                     <a:prstGeom prst="rect">
                       <a:avLst/>
@@ -35447,7 +35447,7 @@
       <w:r>
         <w:drawing>
           <wp:inline distT="0" distB="0" distL="0" distR="0">
-            <wp:extent cx="43548300000" cy="10473642375"/>
+            <wp:extent cx="4572000" cy="1095375"/>
             <wp:effectExtent t="0" r="0" b="0" l="0"/>
             <wp:docPr id="1" name="" descr="" title=""/>
             <wp:cNvGraphicFramePr>
@@ -35472,7 +35472,7 @@
                   <pic:spPr bwMode="auto">
                     <a:xfrm>
                       <a:off x="0" y="0"/>
-                      <a:ext cx="43548300000" cy="10473642375"/>
+                      <a:ext cx="4572000" cy="1095375"/>
                     </a:xfrm>
                     <a:prstGeom prst="rect">
                       <a:avLst/>

--- a/report/412YZ/report_412YZ_v2.docx
+++ b/report/412YZ/report_412YZ_v2.docx
@@ -52,7 +52,7 @@
           <w:sz w:val="22"/>
           <w:szCs w:val="22"/>
         </w:rPr>
-        <w:t xml:space="preserve">All individuals active with the 412 Youth Zone had the opportunity to participate in a survey in early 2026. Surveys were administered on paper and results were digitized for this report.</w:t>
+        <w:t xml:space="preserve">All individuals active with the 412 Youth Zone had the opportunity to participate in a survey in early 2026. Surveys were administered on paper and online.</w:t>
       </w:r>
     </w:p>
     <w:p>
@@ -62,7 +62,7 @@
           <w:sz w:val="22"/>
           <w:szCs w:val="22"/>
         </w:rPr>
-        <w:t xml:space="preserve">103 unique youth (of </w:t>
+        <w:t xml:space="preserve">204 unique youth (of </w:t>
       </w:r>
       <w:r>
         <w:rPr>
@@ -1936,36 +1936,94 @@
                 <w:sz w:val="22"/>
                 <w:szCs w:val="22"/>
               </w:rPr>
-              <w:t xml:space="preserve">Unknown</w:t>
-            </w:r>
-          </w:p>
-        </w:tc>
-        <w:tc>
-          <w:tcPr>
-            <w:tcW w:type="auto" w:w="0"/>
-            <w:tcBorders>
-              <w:top w:val="none" w:color="FFFFFF" w:sz="0"/>
-              <w:left w:val="none" w:color="FFFFFF" w:sz="0"/>
-              <w:bottom w:val="none" w:color="FFFFFF" w:sz="0"/>
-              <w:right w:val="none" w:color="FFFFFF" w:sz="0"/>
-            </w:tcBorders>
-            <w:tcMar>
-              <w:top w:type="dxa" w:w="80"/>
-              <w:left w:type="dxa" w:w="120"/>
-              <w:bottom w:type="dxa" w:w="80"/>
-              <w:right w:type="dxa" w:w="120"/>
-            </w:tcMar>
-          </w:tcPr>
-          <w:p>
-            <w:r>
-              <w:rPr>
-                <w:rFonts w:ascii="Calibri" w:cs="Calibri" w:eastAsia="Calibri" w:hAnsi="Calibri"/>
-                <w:b w:val="false"/>
-                <w:bCs w:val="false"/>
-                <w:sz w:val="22"/>
-                <w:szCs w:val="22"/>
-              </w:rPr>
-              <w:t xml:space="preserve">10</w:t>
+              <w:t xml:space="preserve">I am not sure yet</w:t>
+            </w:r>
+          </w:p>
+        </w:tc>
+        <w:tc>
+          <w:tcPr>
+            <w:tcW w:type="auto" w:w="0"/>
+            <w:tcBorders>
+              <w:top w:val="none" w:color="FFFFFF" w:sz="0"/>
+              <w:left w:val="none" w:color="FFFFFF" w:sz="0"/>
+              <w:bottom w:val="none" w:color="FFFFFF" w:sz="0"/>
+              <w:right w:val="none" w:color="FFFFFF" w:sz="0"/>
+            </w:tcBorders>
+            <w:tcMar>
+              <w:top w:type="dxa" w:w="80"/>
+              <w:left w:type="dxa" w:w="120"/>
+              <w:bottom w:type="dxa" w:w="80"/>
+              <w:right w:type="dxa" w:w="120"/>
+            </w:tcMar>
+          </w:tcPr>
+          <w:p>
+            <w:r>
+              <w:rPr>
+                <w:rFonts w:ascii="Calibri" w:cs="Calibri" w:eastAsia="Calibri" w:hAnsi="Calibri"/>
+                <w:b w:val="false"/>
+                <w:bCs w:val="false"/>
+                <w:sz w:val="22"/>
+                <w:szCs w:val="22"/>
+              </w:rPr>
+              <w:t xml:space="preserve">3</w:t>
+            </w:r>
+          </w:p>
+        </w:tc>
+        <w:tc>
+          <w:tcPr>
+            <w:tcW w:type="auto" w:w="0"/>
+            <w:tcBorders>
+              <w:top w:val="none" w:color="FFFFFF" w:sz="0"/>
+              <w:left w:val="none" w:color="FFFFFF" w:sz="0"/>
+              <w:bottom w:val="none" w:color="FFFFFF" w:sz="0"/>
+              <w:right w:val="none" w:color="FFFFFF" w:sz="0"/>
+            </w:tcBorders>
+            <w:tcMar>
+              <w:top w:type="dxa" w:w="80"/>
+              <w:left w:type="dxa" w:w="120"/>
+              <w:bottom w:type="dxa" w:w="80"/>
+              <w:right w:type="dxa" w:w="120"/>
+            </w:tcMar>
+          </w:tcPr>
+          <w:p>
+            <w:r>
+              <w:rPr>
+                <w:rFonts w:ascii="Calibri" w:cs="Calibri" w:eastAsia="Calibri" w:hAnsi="Calibri"/>
+                <w:b w:val="false"/>
+                <w:bCs w:val="false"/>
+                <w:sz w:val="22"/>
+                <w:szCs w:val="22"/>
+              </w:rPr>
+              <w:t xml:space="preserve">1</w:t>
+            </w:r>
+          </w:p>
+        </w:tc>
+        <w:tc>
+          <w:tcPr>
+            <w:tcW w:type="auto" w:w="0"/>
+            <w:tcBorders>
+              <w:top w:val="none" w:color="FFFFFF" w:sz="0"/>
+              <w:left w:val="none" w:color="FFFFFF" w:sz="0"/>
+              <w:bottom w:val="none" w:color="FFFFFF" w:sz="0"/>
+              <w:right w:val="none" w:color="FFFFFF" w:sz="0"/>
+            </w:tcBorders>
+            <w:tcMar>
+              <w:top w:type="dxa" w:w="80"/>
+              <w:left w:type="dxa" w:w="120"/>
+              <w:bottom w:type="dxa" w:w="80"/>
+              <w:right w:type="dxa" w:w="120"/>
+            </w:tcMar>
+          </w:tcPr>
+          <w:p>
+            <w:r>
+              <w:rPr>
+                <w:rFonts w:ascii="Calibri" w:cs="Calibri" w:eastAsia="Calibri" w:hAnsi="Calibri"/>
+                <w:b w:val="false"/>
+                <w:bCs w:val="false"/>
+                <w:sz w:val="22"/>
+                <w:szCs w:val="22"/>
+              </w:rPr>
+              <w:t xml:space="preserve">0</w:t>
             </w:r>
           </w:p>
         </w:tc>
@@ -1998,6 +2056,66 @@
             </w:r>
           </w:p>
         </w:tc>
+      </w:tr>
+      <w:tr>
+        <w:tc>
+          <w:tcPr>
+            <w:tcW w:type="auto" w:w="0"/>
+            <w:tcBorders>
+              <w:top w:val="none" w:color="FFFFFF" w:sz="0"/>
+              <w:left w:val="none" w:color="FFFFFF" w:sz="0"/>
+              <w:bottom w:val="none" w:color="FFFFFF" w:sz="0"/>
+              <w:right w:val="none" w:color="FFFFFF" w:sz="0"/>
+            </w:tcBorders>
+            <w:tcMar>
+              <w:top w:type="dxa" w:w="80"/>
+              <w:left w:type="dxa" w:w="120"/>
+              <w:bottom w:type="dxa" w:w="80"/>
+              <w:right w:type="dxa" w:w="120"/>
+            </w:tcMar>
+          </w:tcPr>
+          <w:p>
+            <w:r>
+              <w:rPr>
+                <w:rFonts w:ascii="Calibri" w:cs="Calibri" w:eastAsia="Calibri" w:hAnsi="Calibri"/>
+                <w:b w:val="false"/>
+                <w:bCs w:val="false"/>
+                <w:sz w:val="22"/>
+                <w:szCs w:val="22"/>
+              </w:rPr>
+              <w:t xml:space="preserve">I don't understand the question</w:t>
+            </w:r>
+          </w:p>
+        </w:tc>
+        <w:tc>
+          <w:tcPr>
+            <w:tcW w:type="auto" w:w="0"/>
+            <w:tcBorders>
+              <w:top w:val="none" w:color="FFFFFF" w:sz="0"/>
+              <w:left w:val="none" w:color="FFFFFF" w:sz="0"/>
+              <w:bottom w:val="none" w:color="FFFFFF" w:sz="0"/>
+              <w:right w:val="none" w:color="FFFFFF" w:sz="0"/>
+            </w:tcBorders>
+            <w:tcMar>
+              <w:top w:type="dxa" w:w="80"/>
+              <w:left w:type="dxa" w:w="120"/>
+              <w:bottom w:type="dxa" w:w="80"/>
+              <w:right w:type="dxa" w:w="120"/>
+            </w:tcMar>
+          </w:tcPr>
+          <w:p>
+            <w:r>
+              <w:rPr>
+                <w:rFonts w:ascii="Calibri" w:cs="Calibri" w:eastAsia="Calibri" w:hAnsi="Calibri"/>
+                <w:b w:val="false"/>
+                <w:bCs w:val="false"/>
+                <w:sz w:val="22"/>
+                <w:szCs w:val="22"/>
+              </w:rPr>
+              <w:t xml:space="preserve">6</w:t>
+            </w:r>
+          </w:p>
+        </w:tc>
         <w:tc>
           <w:tcPr>
             <w:tcW w:type="auto" w:w="0"/>
@@ -2052,7 +2170,183 @@
                 <w:sz w:val="22"/>
                 <w:szCs w:val="22"/>
               </w:rPr>
-              <w:t xml:space="preserve">16</w:t>
+              <w:t xml:space="preserve">1</w:t>
+            </w:r>
+          </w:p>
+        </w:tc>
+        <w:tc>
+          <w:tcPr>
+            <w:tcW w:type="auto" w:w="0"/>
+            <w:tcBorders>
+              <w:top w:val="none" w:color="FFFFFF" w:sz="0"/>
+              <w:left w:val="none" w:color="FFFFFF" w:sz="0"/>
+              <w:bottom w:val="none" w:color="FFFFFF" w:sz="0"/>
+              <w:right w:val="none" w:color="FFFFFF" w:sz="0"/>
+            </w:tcBorders>
+            <w:tcMar>
+              <w:top w:type="dxa" w:w="80"/>
+              <w:left w:type="dxa" w:w="120"/>
+              <w:bottom w:type="dxa" w:w="80"/>
+              <w:right w:type="dxa" w:w="120"/>
+            </w:tcMar>
+          </w:tcPr>
+          <w:p>
+            <w:r>
+              <w:rPr>
+                <w:rFonts w:ascii="Calibri" w:cs="Calibri" w:eastAsia="Calibri" w:hAnsi="Calibri"/>
+                <w:b w:val="false"/>
+                <w:bCs w:val="false"/>
+                <w:sz w:val="22"/>
+                <w:szCs w:val="22"/>
+              </w:rPr>
+              <w:t xml:space="preserve">9</w:t>
+            </w:r>
+          </w:p>
+        </w:tc>
+      </w:tr>
+      <w:tr>
+        <w:tc>
+          <w:tcPr>
+            <w:tcW w:type="auto" w:w="0"/>
+            <w:tcBorders>
+              <w:top w:val="none" w:color="FFFFFF" w:sz="0"/>
+              <w:left w:val="none" w:color="FFFFFF" w:sz="0"/>
+              <w:bottom w:val="none" w:color="FFFFFF" w:sz="0"/>
+              <w:right w:val="none" w:color="FFFFFF" w:sz="0"/>
+            </w:tcBorders>
+            <w:tcMar>
+              <w:top w:type="dxa" w:w="80"/>
+              <w:left w:type="dxa" w:w="120"/>
+              <w:bottom w:type="dxa" w:w="80"/>
+              <w:right w:type="dxa" w:w="120"/>
+            </w:tcMar>
+          </w:tcPr>
+          <w:p>
+            <w:r>
+              <w:rPr>
+                <w:rFonts w:ascii="Calibri" w:cs="Calibri" w:eastAsia="Calibri" w:hAnsi="Calibri"/>
+                <w:b w:val="false"/>
+                <w:bCs w:val="false"/>
+                <w:sz w:val="22"/>
+                <w:szCs w:val="22"/>
+              </w:rPr>
+              <w:t xml:space="preserve">No answer provided</w:t>
+            </w:r>
+          </w:p>
+        </w:tc>
+        <w:tc>
+          <w:tcPr>
+            <w:tcW w:type="auto" w:w="0"/>
+            <w:tcBorders>
+              <w:top w:val="none" w:color="FFFFFF" w:sz="0"/>
+              <w:left w:val="none" w:color="FFFFFF" w:sz="0"/>
+              <w:bottom w:val="none" w:color="FFFFFF" w:sz="0"/>
+              <w:right w:val="none" w:color="FFFFFF" w:sz="0"/>
+            </w:tcBorders>
+            <w:tcMar>
+              <w:top w:type="dxa" w:w="80"/>
+              <w:left w:type="dxa" w:w="120"/>
+              <w:bottom w:type="dxa" w:w="80"/>
+              <w:right w:type="dxa" w:w="120"/>
+            </w:tcMar>
+          </w:tcPr>
+          <w:p>
+            <w:r>
+              <w:rPr>
+                <w:rFonts w:ascii="Calibri" w:cs="Calibri" w:eastAsia="Calibri" w:hAnsi="Calibri"/>
+                <w:b w:val="false"/>
+                <w:bCs w:val="false"/>
+                <w:sz w:val="22"/>
+                <w:szCs w:val="22"/>
+              </w:rPr>
+              <w:t xml:space="preserve">1</w:t>
+            </w:r>
+          </w:p>
+        </w:tc>
+        <w:tc>
+          <w:tcPr>
+            <w:tcW w:type="auto" w:w="0"/>
+            <w:tcBorders>
+              <w:top w:val="none" w:color="FFFFFF" w:sz="0"/>
+              <w:left w:val="none" w:color="FFFFFF" w:sz="0"/>
+              <w:bottom w:val="none" w:color="FFFFFF" w:sz="0"/>
+              <w:right w:val="none" w:color="FFFFFF" w:sz="0"/>
+            </w:tcBorders>
+            <w:tcMar>
+              <w:top w:type="dxa" w:w="80"/>
+              <w:left w:type="dxa" w:w="120"/>
+              <w:bottom w:type="dxa" w:w="80"/>
+              <w:right w:type="dxa" w:w="120"/>
+            </w:tcMar>
+          </w:tcPr>
+          <w:p>
+            <w:r>
+              <w:rPr>
+                <w:rFonts w:ascii="Calibri" w:cs="Calibri" w:eastAsia="Calibri" w:hAnsi="Calibri"/>
+                <w:b w:val="false"/>
+                <w:bCs w:val="false"/>
+                <w:sz w:val="22"/>
+                <w:szCs w:val="22"/>
+              </w:rPr>
+              <w:t xml:space="preserve">1</w:t>
+            </w:r>
+          </w:p>
+        </w:tc>
+        <w:tc>
+          <w:tcPr>
+            <w:tcW w:type="auto" w:w="0"/>
+            <w:tcBorders>
+              <w:top w:val="none" w:color="FFFFFF" w:sz="0"/>
+              <w:left w:val="none" w:color="FFFFFF" w:sz="0"/>
+              <w:bottom w:val="none" w:color="FFFFFF" w:sz="0"/>
+              <w:right w:val="none" w:color="FFFFFF" w:sz="0"/>
+            </w:tcBorders>
+            <w:tcMar>
+              <w:top w:type="dxa" w:w="80"/>
+              <w:left w:type="dxa" w:w="120"/>
+              <w:bottom w:type="dxa" w:w="80"/>
+              <w:right w:type="dxa" w:w="120"/>
+            </w:tcMar>
+          </w:tcPr>
+          <w:p>
+            <w:r>
+              <w:rPr>
+                <w:rFonts w:ascii="Calibri" w:cs="Calibri" w:eastAsia="Calibri" w:hAnsi="Calibri"/>
+                <w:b w:val="false"/>
+                <w:bCs w:val="false"/>
+                <w:sz w:val="22"/>
+                <w:szCs w:val="22"/>
+              </w:rPr>
+              <w:t xml:space="preserve">1</w:t>
+            </w:r>
+          </w:p>
+        </w:tc>
+        <w:tc>
+          <w:tcPr>
+            <w:tcW w:type="auto" w:w="0"/>
+            <w:tcBorders>
+              <w:top w:val="none" w:color="FFFFFF" w:sz="0"/>
+              <w:left w:val="none" w:color="FFFFFF" w:sz="0"/>
+              <w:bottom w:val="none" w:color="FFFFFF" w:sz="0"/>
+              <w:right w:val="none" w:color="FFFFFF" w:sz="0"/>
+            </w:tcBorders>
+            <w:tcMar>
+              <w:top w:type="dxa" w:w="80"/>
+              <w:left w:type="dxa" w:w="120"/>
+              <w:bottom w:type="dxa" w:w="80"/>
+              <w:right w:type="dxa" w:w="120"/>
+            </w:tcMar>
+          </w:tcPr>
+          <w:p>
+            <w:r>
+              <w:rPr>
+                <w:rFonts w:ascii="Calibri" w:cs="Calibri" w:eastAsia="Calibri" w:hAnsi="Calibri"/>
+                <w:b w:val="false"/>
+                <w:bCs w:val="false"/>
+                <w:sz w:val="22"/>
+                <w:szCs w:val="22"/>
+              </w:rPr>
+              <w:t xml:space="preserve">3</w:t>
             </w:r>
           </w:p>
         </w:tc>
@@ -5631,7 +5925,7 @@
                 <w:sz w:val="22"/>
                 <w:szCs w:val="22"/>
               </w:rPr>
-              <w:t xml:space="preserve">n=103</w:t>
+              <w:t xml:space="preserve">n=204</w:t>
             </w:r>
           </w:p>
         </w:tc>
@@ -10191,7 +10485,7 @@
           <w:sz w:val="22"/>
           <w:szCs w:val="22"/>
         </w:rPr>
-        <w:t xml:space="preserve">44% of all respondents reported being employed (44% of these youth are also enrolled in school)</w:t>
+        <w:t xml:space="preserve">46% of all respondents reported being employed (44% of these youth are also enrolled in school)</w:t>
       </w:r>
     </w:p>
     <w:p>
@@ -11613,7 +11907,7 @@
           <w:sz w:val="22"/>
           <w:szCs w:val="22"/>
         </w:rPr>
-        <w:t xml:space="preserve">Of the 86% of survey respondents that reported being employed, 48% have been at their job for six months or longer.</w:t>
+        <w:t xml:space="preserve">Of the 46% of survey respondents that reported being employed, 48% have been at their job for six months or longer.</w:t>
       </w:r>
     </w:p>
     <w:p>
@@ -26516,7 +26810,7 @@
           <w:sz w:val="22"/>
           <w:szCs w:val="22"/>
         </w:rPr>
-        <w:t xml:space="preserve">Across the core outcome areas in which Youth Zone staff are helping young people make progress, youth reported that their coaches and the Zone have helped them in a variety of ways. 159% of respondents indicated progress supported by the Zone in at least one area.</w:t>
+        <w:t xml:space="preserve">Across the core outcome areas in which Youth Zone staff are helping young people make progress, youth reported that their coaches and the Zone have helped them in a variety of ways. 80% of respondents indicated progress supported by the Zone in at least one area.</w:t>
       </w:r>
     </w:p>
     <w:p>
@@ -29121,7 +29415,7 @@
           <w:sz w:val="22"/>
           <w:szCs w:val="22"/>
         </w:rPr>
-        <w:t xml:space="preserve">Participants were asked questions about their use of banks and other ways that they store, receive, and transfer money. Overall, 129% of respondents reported currently having a bank account.</w:t>
+        <w:t xml:space="preserve">Participants were asked questions about their use of banks and other ways that they store, receive, and transfer money. Overall, 66% of respondents reported currently having a bank account.</w:t>
       </w:r>
     </w:p>
     <w:p>

--- a/report/412YZ/report_412YZ_v2.docx
+++ b/report/412YZ/report_412YZ_v2.docx
@@ -13,6 +13,7 @@
     <w:p>
       <w:pPr>
         <w:pStyle w:val="Normal"/>
+        <w:spacing w:after="240" w:before="240" w:line="240"/>
       </w:pPr>
       <w:r>
         <w:rPr>
@@ -28,21 +29,7 @@
     <w:p>
       <w:pPr>
         <w:pStyle w:val="Normal"/>
-      </w:pPr>
-      <w:r>
-        <w:rPr>
-          <w:rFonts w:ascii="Calibri" w:cs="Calibri" w:eastAsia="Calibri" w:hAnsi="Calibri"/>
-          <w:b w:val="false"/>
-          <w:bCs w:val="false"/>
-          <w:sz w:val="22"/>
-          <w:szCs w:val="22"/>
-        </w:rPr>
-        <w:t xml:space="preserve"/>
-      </w:r>
-    </w:p>
-    <w:p>
-      <w:pPr>
-        <w:pStyle w:val="Normal"/>
+        <w:spacing w:after="240" w:before="240" w:line="240"/>
       </w:pPr>
       <w:r>
         <w:rPr>
@@ -56,6 +43,9 @@
       </w:r>
     </w:p>
     <w:p>
+      <w:pPr>
+        <w:spacing w:after="240" w:before="240" w:line="240"/>
+      </w:pPr>
       <w:r>
         <w:rPr>
           <w:rFonts w:ascii="Calibri" w:cs="Calibri" w:eastAsia="Calibri" w:hAnsi="Calibri"/>
@@ -102,22 +92,7 @@
           <w:sz w:val="22"/>
           <w:szCs w:val="22"/>
         </w:rPr>
-        <w:t xml:space="preserve">. Most respondents were age 18–20 years old.</w:t>
-      </w:r>
-    </w:p>
-    <w:p>
-      <w:pPr>
-        <w:pStyle w:val="Normal"/>
-      </w:pPr>
-      <w:r>
-        <w:rPr>
-          <w:rFonts w:ascii="Calibri" w:cs="Calibri" w:eastAsia="Calibri" w:hAnsi="Calibri"/>
-          <w:b w:val="false"/>
-          <w:bCs w:val="false"/>
-          <w:sz w:val="22"/>
-          <w:szCs w:val="22"/>
-        </w:rPr>
-        <w:t xml:space="preserve"/>
+        <w:t xml:space="preserve">. Most respondents were age 18 or older. About half (49%) of the respondents who reported their age were between 18 and 20 years old, and 40% were 21 to 23 years old. Only 10% were 16 or 17 years old, down from 16% in 2025.</w:t>
       </w:r>
     </w:p>
     <w:p>
@@ -520,6 +495,7 @@
     <w:p>
       <w:pPr>
         <w:pStyle w:val="Normal"/>
+        <w:spacing w:after="240" w:before="240" w:line="240"/>
       </w:pPr>
       <w:r>
         <w:rPr>
@@ -529,22 +505,7 @@
           <w:sz w:val="22"/>
           <w:szCs w:val="22"/>
         </w:rPr>
-        <w:t xml:space="preserve"/>
-      </w:r>
-    </w:p>
-    <w:p>
-      <w:pPr>
-        <w:pStyle w:val="Normal"/>
-      </w:pPr>
-      <w:r>
-        <w:rPr>
-          <w:rFonts w:ascii="Calibri" w:cs="Calibri" w:eastAsia="Calibri" w:hAnsi="Calibri"/>
-          <w:b w:val="false"/>
-          <w:bCs w:val="false"/>
-          <w:sz w:val="22"/>
-          <w:szCs w:val="22"/>
-        </w:rPr>
-        <w:t xml:space="preserve">More females (53%) responded to the survey than males (34%). The table below shows how respondents identified by gender and sexual orientation.</w:t>
+        <w:t xml:space="preserve">More females (54%) responded to the survey than males (34%). The table below shows how respondents identified by gender and sexual orientation.</w:t>
       </w:r>
     </w:p>
     <w:p>
@@ -789,7 +750,7 @@
                 <w:sz w:val="22"/>
                 <w:szCs w:val="22"/>
               </w:rPr>
-              <w:t xml:space="preserve">94</w:t>
+              <w:t xml:space="preserve">95</w:t>
             </w:r>
           </w:p>
         </w:tc>
@@ -847,7 +808,7 @@
                 <w:sz w:val="22"/>
                 <w:szCs w:val="22"/>
               </w:rPr>
-              <w:t xml:space="preserve">22</w:t>
+              <w:t xml:space="preserve">21</w:t>
             </w:r>
           </w:p>
         </w:tc>
@@ -965,7 +926,7 @@
                 <w:sz w:val="22"/>
                 <w:szCs w:val="22"/>
               </w:rPr>
-              <w:t xml:space="preserve">45</w:t>
+              <w:t xml:space="preserve">44</w:t>
             </w:r>
           </w:p>
         </w:tc>
@@ -1023,7 +984,7 @@
                 <w:sz w:val="22"/>
                 <w:szCs w:val="22"/>
               </w:rPr>
-              <w:t xml:space="preserve">94</w:t>
+              <w:t xml:space="preserve">93</w:t>
             </w:r>
           </w:p>
         </w:tc>
@@ -1288,36 +1249,36 @@
                 <w:sz w:val="22"/>
                 <w:szCs w:val="22"/>
               </w:rPr>
-              <w:t xml:space="preserve">7</w:t>
-            </w:r>
-          </w:p>
-        </w:tc>
-        <w:tc>
-          <w:tcPr>
-            <w:tcW w:type="auto" w:w="0"/>
-            <w:tcBorders>
-              <w:top w:val="none" w:color="FFFFFF" w:sz="0"/>
-              <w:left w:val="none" w:color="FFFFFF" w:sz="0"/>
-              <w:bottom w:val="none" w:color="FFFFFF" w:sz="0"/>
-              <w:right w:val="none" w:color="FFFFFF" w:sz="0"/>
-            </w:tcBorders>
-            <w:tcMar>
-              <w:top w:type="dxa" w:w="80"/>
-              <w:left w:type="dxa" w:w="120"/>
-              <w:bottom w:type="dxa" w:w="80"/>
-              <w:right w:type="dxa" w:w="120"/>
-            </w:tcMar>
-          </w:tcPr>
-          <w:p>
-            <w:r>
-              <w:rPr>
-                <w:rFonts w:ascii="Calibri" w:cs="Calibri" w:eastAsia="Calibri" w:hAnsi="Calibri"/>
-                <w:b w:val="false"/>
-                <w:bCs w:val="false"/>
-                <w:sz w:val="22"/>
-                <w:szCs w:val="22"/>
-              </w:rPr>
-              <w:t xml:space="preserve">19</w:t>
+              <w:t xml:space="preserve">6</w:t>
+            </w:r>
+          </w:p>
+        </w:tc>
+        <w:tc>
+          <w:tcPr>
+            <w:tcW w:type="auto" w:w="0"/>
+            <w:tcBorders>
+              <w:top w:val="none" w:color="FFFFFF" w:sz="0"/>
+              <w:left w:val="none" w:color="FFFFFF" w:sz="0"/>
+              <w:bottom w:val="none" w:color="FFFFFF" w:sz="0"/>
+              <w:right w:val="none" w:color="FFFFFF" w:sz="0"/>
+            </w:tcBorders>
+            <w:tcMar>
+              <w:top w:type="dxa" w:w="80"/>
+              <w:left w:type="dxa" w:w="120"/>
+              <w:bottom w:type="dxa" w:w="80"/>
+              <w:right w:type="dxa" w:w="120"/>
+            </w:tcMar>
+          </w:tcPr>
+          <w:p>
+            <w:r>
+              <w:rPr>
+                <w:rFonts w:ascii="Calibri" w:cs="Calibri" w:eastAsia="Calibri" w:hAnsi="Calibri"/>
+                <w:b w:val="false"/>
+                <w:bCs w:val="false"/>
+                <w:sz w:val="22"/>
+                <w:szCs w:val="22"/>
+              </w:rPr>
+              <w:t xml:space="preserve">18</w:t>
             </w:r>
           </w:p>
         </w:tc>
@@ -1495,7 +1456,36 @@
                 <w:sz w:val="22"/>
                 <w:szCs w:val="22"/>
               </w:rPr>
-              <w:t xml:space="preserve">Pansexual</w:t>
+              <w:t xml:space="preserve">I don't understand the question</w:t>
+            </w:r>
+          </w:p>
+        </w:tc>
+        <w:tc>
+          <w:tcPr>
+            <w:tcW w:type="auto" w:w="0"/>
+            <w:tcBorders>
+              <w:top w:val="none" w:color="FFFFFF" w:sz="0"/>
+              <w:left w:val="none" w:color="FFFFFF" w:sz="0"/>
+              <w:bottom w:val="none" w:color="FFFFFF" w:sz="0"/>
+              <w:right w:val="none" w:color="FFFFFF" w:sz="0"/>
+            </w:tcBorders>
+            <w:tcMar>
+              <w:top w:type="dxa" w:w="80"/>
+              <w:left w:type="dxa" w:w="120"/>
+              <w:bottom w:type="dxa" w:w="80"/>
+              <w:right w:type="dxa" w:w="120"/>
+            </w:tcMar>
+          </w:tcPr>
+          <w:p>
+            <w:r>
+              <w:rPr>
+                <w:rFonts w:ascii="Calibri" w:cs="Calibri" w:eastAsia="Calibri" w:hAnsi="Calibri"/>
+                <w:b w:val="false"/>
+                <w:bCs w:val="false"/>
+                <w:sz w:val="22"/>
+                <w:szCs w:val="22"/>
+              </w:rPr>
+              <w:t xml:space="preserve">6</w:t>
             </w:r>
           </w:p>
         </w:tc>
@@ -1554,35 +1544,6 @@
                 <w:szCs w:val="22"/>
               </w:rPr>
               <w:t xml:space="preserve">1</w:t>
-            </w:r>
-          </w:p>
-        </w:tc>
-        <w:tc>
-          <w:tcPr>
-            <w:tcW w:type="auto" w:w="0"/>
-            <w:tcBorders>
-              <w:top w:val="none" w:color="FFFFFF" w:sz="0"/>
-              <w:left w:val="none" w:color="FFFFFF" w:sz="0"/>
-              <w:bottom w:val="none" w:color="FFFFFF" w:sz="0"/>
-              <w:right w:val="none" w:color="FFFFFF" w:sz="0"/>
-            </w:tcBorders>
-            <w:tcMar>
-              <w:top w:type="dxa" w:w="80"/>
-              <w:left w:type="dxa" w:w="120"/>
-              <w:bottom w:type="dxa" w:w="80"/>
-              <w:right w:type="dxa" w:w="120"/>
-            </w:tcMar>
-          </w:tcPr>
-          <w:p>
-            <w:r>
-              <w:rPr>
-                <w:rFonts w:ascii="Calibri" w:cs="Calibri" w:eastAsia="Calibri" w:hAnsi="Calibri"/>
-                <w:b w:val="false"/>
-                <w:bCs w:val="false"/>
-                <w:sz w:val="22"/>
-                <w:szCs w:val="22"/>
-              </w:rPr>
-              <w:t xml:space="preserve">6</w:t>
             </w:r>
           </w:p>
         </w:tc>
@@ -1642,7 +1603,36 @@
                 <w:sz w:val="22"/>
                 <w:szCs w:val="22"/>
               </w:rPr>
-              <w:t xml:space="preserve">Queer</w:t>
+              <w:t xml:space="preserve">Pansexual</w:t>
+            </w:r>
+          </w:p>
+        </w:tc>
+        <w:tc>
+          <w:tcPr>
+            <w:tcW w:type="auto" w:w="0"/>
+            <w:tcBorders>
+              <w:top w:val="none" w:color="FFFFFF" w:sz="0"/>
+              <w:left w:val="none" w:color="FFFFFF" w:sz="0"/>
+              <w:bottom w:val="none" w:color="FFFFFF" w:sz="0"/>
+              <w:right w:val="none" w:color="FFFFFF" w:sz="0"/>
+            </w:tcBorders>
+            <w:tcMar>
+              <w:top w:type="dxa" w:w="80"/>
+              <w:left w:type="dxa" w:w="120"/>
+              <w:bottom w:type="dxa" w:w="80"/>
+              <w:right w:type="dxa" w:w="120"/>
+            </w:tcMar>
+          </w:tcPr>
+          <w:p>
+            <w:r>
+              <w:rPr>
+                <w:rFonts w:ascii="Calibri" w:cs="Calibri" w:eastAsia="Calibri" w:hAnsi="Calibri"/>
+                <w:b w:val="false"/>
+                <w:bCs w:val="false"/>
+                <w:sz w:val="22"/>
+                <w:szCs w:val="22"/>
+              </w:rPr>
+              <w:t xml:space="preserve">3</w:t>
             </w:r>
           </w:p>
         </w:tc>
@@ -1700,65 +1690,36 @@
                 <w:sz w:val="22"/>
                 <w:szCs w:val="22"/>
               </w:rPr>
-              <w:t xml:space="preserve">0</w:t>
-            </w:r>
-          </w:p>
-        </w:tc>
-        <w:tc>
-          <w:tcPr>
-            <w:tcW w:type="auto" w:w="0"/>
-            <w:tcBorders>
-              <w:top w:val="none" w:color="FFFFFF" w:sz="0"/>
-              <w:left w:val="none" w:color="FFFFFF" w:sz="0"/>
-              <w:bottom w:val="none" w:color="FFFFFF" w:sz="0"/>
-              <w:right w:val="none" w:color="FFFFFF" w:sz="0"/>
-            </w:tcBorders>
-            <w:tcMar>
-              <w:top w:type="dxa" w:w="80"/>
-              <w:left w:type="dxa" w:w="120"/>
-              <w:bottom w:type="dxa" w:w="80"/>
-              <w:right w:type="dxa" w:w="120"/>
-            </w:tcMar>
-          </w:tcPr>
-          <w:p>
-            <w:r>
-              <w:rPr>
-                <w:rFonts w:ascii="Calibri" w:cs="Calibri" w:eastAsia="Calibri" w:hAnsi="Calibri"/>
-                <w:b w:val="false"/>
-                <w:bCs w:val="false"/>
-                <w:sz w:val="22"/>
-                <w:szCs w:val="22"/>
-              </w:rPr>
-              <w:t xml:space="preserve">0</w:t>
-            </w:r>
-          </w:p>
-        </w:tc>
-        <w:tc>
-          <w:tcPr>
-            <w:tcW w:type="auto" w:w="0"/>
-            <w:tcBorders>
-              <w:top w:val="none" w:color="FFFFFF" w:sz="0"/>
-              <w:left w:val="none" w:color="FFFFFF" w:sz="0"/>
-              <w:bottom w:val="none" w:color="FFFFFF" w:sz="0"/>
-              <w:right w:val="none" w:color="FFFFFF" w:sz="0"/>
-            </w:tcBorders>
-            <w:tcMar>
-              <w:top w:type="dxa" w:w="80"/>
-              <w:left w:type="dxa" w:w="120"/>
-              <w:bottom w:type="dxa" w:w="80"/>
-              <w:right w:type="dxa" w:w="120"/>
-            </w:tcMar>
-          </w:tcPr>
-          <w:p>
-            <w:r>
-              <w:rPr>
-                <w:rFonts w:ascii="Calibri" w:cs="Calibri" w:eastAsia="Calibri" w:hAnsi="Calibri"/>
-                <w:b w:val="false"/>
-                <w:bCs w:val="false"/>
-                <w:sz w:val="22"/>
-                <w:szCs w:val="22"/>
-              </w:rPr>
-              <w:t xml:space="preserve">1</w:t>
+              <w:t xml:space="preserve">5</w:t>
+            </w:r>
+          </w:p>
+        </w:tc>
+        <w:tc>
+          <w:tcPr>
+            <w:tcW w:type="auto" w:w="0"/>
+            <w:tcBorders>
+              <w:top w:val="none" w:color="FFFFFF" w:sz="0"/>
+              <w:left w:val="none" w:color="FFFFFF" w:sz="0"/>
+              <w:bottom w:val="none" w:color="FFFFFF" w:sz="0"/>
+              <w:right w:val="none" w:color="FFFFFF" w:sz="0"/>
+            </w:tcBorders>
+            <w:tcMar>
+              <w:top w:type="dxa" w:w="80"/>
+              <w:left w:type="dxa" w:w="120"/>
+              <w:bottom w:type="dxa" w:w="80"/>
+              <w:right w:type="dxa" w:w="120"/>
+            </w:tcMar>
+          </w:tcPr>
+          <w:p>
+            <w:r>
+              <w:rPr>
+                <w:rFonts w:ascii="Calibri" w:cs="Calibri" w:eastAsia="Calibri" w:hAnsi="Calibri"/>
+                <w:b w:val="false"/>
+                <w:bCs w:val="false"/>
+                <w:sz w:val="22"/>
+                <w:szCs w:val="22"/>
+              </w:rPr>
+              <w:t xml:space="preserve">9</w:t>
             </w:r>
           </w:p>
         </w:tc>
@@ -1789,7 +1750,36 @@
                 <w:sz w:val="22"/>
                 <w:szCs w:val="22"/>
               </w:rPr>
-              <w:t xml:space="preserve">Demisexual</w:t>
+              <w:t xml:space="preserve">I am not sure yet</w:t>
+            </w:r>
+          </w:p>
+        </w:tc>
+        <w:tc>
+          <w:tcPr>
+            <w:tcW w:type="auto" w:w="0"/>
+            <w:tcBorders>
+              <w:top w:val="none" w:color="FFFFFF" w:sz="0"/>
+              <w:left w:val="none" w:color="FFFFFF" w:sz="0"/>
+              <w:bottom w:val="none" w:color="FFFFFF" w:sz="0"/>
+              <w:right w:val="none" w:color="FFFFFF" w:sz="0"/>
+            </w:tcBorders>
+            <w:tcMar>
+              <w:top w:type="dxa" w:w="80"/>
+              <w:left w:type="dxa" w:w="120"/>
+              <w:bottom w:type="dxa" w:w="80"/>
+              <w:right w:type="dxa" w:w="120"/>
+            </w:tcMar>
+          </w:tcPr>
+          <w:p>
+            <w:r>
+              <w:rPr>
+                <w:rFonts w:ascii="Calibri" w:cs="Calibri" w:eastAsia="Calibri" w:hAnsi="Calibri"/>
+                <w:b w:val="false"/>
+                <w:bCs w:val="false"/>
+                <w:sz w:val="22"/>
+                <w:szCs w:val="22"/>
+              </w:rPr>
+              <w:t xml:space="preserve">3</w:t>
             </w:r>
           </w:p>
         </w:tc>
@@ -1876,36 +1866,7 @@
                 <w:sz w:val="22"/>
                 <w:szCs w:val="22"/>
               </w:rPr>
-              <w:t xml:space="preserve">1</w:t>
-            </w:r>
-          </w:p>
-        </w:tc>
-        <w:tc>
-          <w:tcPr>
-            <w:tcW w:type="auto" w:w="0"/>
-            <w:tcBorders>
-              <w:top w:val="none" w:color="FFFFFF" w:sz="0"/>
-              <w:left w:val="none" w:color="FFFFFF" w:sz="0"/>
-              <w:bottom w:val="none" w:color="FFFFFF" w:sz="0"/>
-              <w:right w:val="none" w:color="FFFFFF" w:sz="0"/>
-            </w:tcBorders>
-            <w:tcMar>
-              <w:top w:type="dxa" w:w="80"/>
-              <w:left w:type="dxa" w:w="120"/>
-              <w:bottom w:type="dxa" w:w="80"/>
-              <w:right w:type="dxa" w:w="120"/>
-            </w:tcMar>
-          </w:tcPr>
-          <w:p>
-            <w:r>
-              <w:rPr>
-                <w:rFonts w:ascii="Calibri" w:cs="Calibri" w:eastAsia="Calibri" w:hAnsi="Calibri"/>
-                <w:b w:val="false"/>
-                <w:bCs w:val="false"/>
-                <w:sz w:val="22"/>
-                <w:szCs w:val="22"/>
-              </w:rPr>
-              <w:t xml:space="preserve">2</w:t>
+              <w:t xml:space="preserve">4</w:t>
             </w:r>
           </w:p>
         </w:tc>
@@ -1936,36 +1897,7 @@
                 <w:sz w:val="22"/>
                 <w:szCs w:val="22"/>
               </w:rPr>
-              <w:t xml:space="preserve">I am not sure yet</w:t>
-            </w:r>
-          </w:p>
-        </w:tc>
-        <w:tc>
-          <w:tcPr>
-            <w:tcW w:type="auto" w:w="0"/>
-            <w:tcBorders>
-              <w:top w:val="none" w:color="FFFFFF" w:sz="0"/>
-              <w:left w:val="none" w:color="FFFFFF" w:sz="0"/>
-              <w:bottom w:val="none" w:color="FFFFFF" w:sz="0"/>
-              <w:right w:val="none" w:color="FFFFFF" w:sz="0"/>
-            </w:tcBorders>
-            <w:tcMar>
-              <w:top w:type="dxa" w:w="80"/>
-              <w:left w:type="dxa" w:w="120"/>
-              <w:bottom w:type="dxa" w:w="80"/>
-              <w:right w:type="dxa" w:w="120"/>
-            </w:tcMar>
-          </w:tcPr>
-          <w:p>
-            <w:r>
-              <w:rPr>
-                <w:rFonts w:ascii="Calibri" w:cs="Calibri" w:eastAsia="Calibri" w:hAnsi="Calibri"/>
-                <w:b w:val="false"/>
-                <w:bCs w:val="false"/>
-                <w:sz w:val="22"/>
-                <w:szCs w:val="22"/>
-              </w:rPr>
-              <w:t xml:space="preserve">3</w:t>
+              <w:t xml:space="preserve">Demisexual</w:t>
             </w:r>
           </w:p>
         </w:tc>
@@ -2052,7 +1984,36 @@
                 <w:sz w:val="22"/>
                 <w:szCs w:val="22"/>
               </w:rPr>
-              <w:t xml:space="preserve">4</w:t>
+              <w:t xml:space="preserve">1</w:t>
+            </w:r>
+          </w:p>
+        </w:tc>
+        <w:tc>
+          <w:tcPr>
+            <w:tcW w:type="auto" w:w="0"/>
+            <w:tcBorders>
+              <w:top w:val="none" w:color="FFFFFF" w:sz="0"/>
+              <w:left w:val="none" w:color="FFFFFF" w:sz="0"/>
+              <w:bottom w:val="none" w:color="FFFFFF" w:sz="0"/>
+              <w:right w:val="none" w:color="FFFFFF" w:sz="0"/>
+            </w:tcBorders>
+            <w:tcMar>
+              <w:top w:type="dxa" w:w="80"/>
+              <w:left w:type="dxa" w:w="120"/>
+              <w:bottom w:type="dxa" w:w="80"/>
+              <w:right w:type="dxa" w:w="120"/>
+            </w:tcMar>
+          </w:tcPr>
+          <w:p>
+            <w:r>
+              <w:rPr>
+                <w:rFonts w:ascii="Calibri" w:cs="Calibri" w:eastAsia="Calibri" w:hAnsi="Calibri"/>
+                <w:b w:val="false"/>
+                <w:bCs w:val="false"/>
+                <w:sz w:val="22"/>
+                <w:szCs w:val="22"/>
+              </w:rPr>
+              <w:t xml:space="preserve">2</w:t>
             </w:r>
           </w:p>
         </w:tc>
@@ -2083,36 +2044,94 @@
                 <w:sz w:val="22"/>
                 <w:szCs w:val="22"/>
               </w:rPr>
-              <w:t xml:space="preserve">I don't understand the question</w:t>
-            </w:r>
-          </w:p>
-        </w:tc>
-        <w:tc>
-          <w:tcPr>
-            <w:tcW w:type="auto" w:w="0"/>
-            <w:tcBorders>
-              <w:top w:val="none" w:color="FFFFFF" w:sz="0"/>
-              <w:left w:val="none" w:color="FFFFFF" w:sz="0"/>
-              <w:bottom w:val="none" w:color="FFFFFF" w:sz="0"/>
-              <w:right w:val="none" w:color="FFFFFF" w:sz="0"/>
-            </w:tcBorders>
-            <w:tcMar>
-              <w:top w:type="dxa" w:w="80"/>
-              <w:left w:type="dxa" w:w="120"/>
-              <w:bottom w:type="dxa" w:w="80"/>
-              <w:right w:type="dxa" w:w="120"/>
-            </w:tcMar>
-          </w:tcPr>
-          <w:p>
-            <w:r>
-              <w:rPr>
-                <w:rFonts w:ascii="Calibri" w:cs="Calibri" w:eastAsia="Calibri" w:hAnsi="Calibri"/>
-                <w:b w:val="false"/>
-                <w:bCs w:val="false"/>
-                <w:sz w:val="22"/>
-                <w:szCs w:val="22"/>
-              </w:rPr>
-              <w:t xml:space="preserve">6</w:t>
+              <w:t xml:space="preserve">Queer</w:t>
+            </w:r>
+          </w:p>
+        </w:tc>
+        <w:tc>
+          <w:tcPr>
+            <w:tcW w:type="auto" w:w="0"/>
+            <w:tcBorders>
+              <w:top w:val="none" w:color="FFFFFF" w:sz="0"/>
+              <w:left w:val="none" w:color="FFFFFF" w:sz="0"/>
+              <w:bottom w:val="none" w:color="FFFFFF" w:sz="0"/>
+              <w:right w:val="none" w:color="FFFFFF" w:sz="0"/>
+            </w:tcBorders>
+            <w:tcMar>
+              <w:top w:type="dxa" w:w="80"/>
+              <w:left w:type="dxa" w:w="120"/>
+              <w:bottom w:type="dxa" w:w="80"/>
+              <w:right w:type="dxa" w:w="120"/>
+            </w:tcMar>
+          </w:tcPr>
+          <w:p>
+            <w:r>
+              <w:rPr>
+                <w:rFonts w:ascii="Calibri" w:cs="Calibri" w:eastAsia="Calibri" w:hAnsi="Calibri"/>
+                <w:b w:val="false"/>
+                <w:bCs w:val="false"/>
+                <w:sz w:val="22"/>
+                <w:szCs w:val="22"/>
+              </w:rPr>
+              <w:t xml:space="preserve">1</w:t>
+            </w:r>
+          </w:p>
+        </w:tc>
+        <w:tc>
+          <w:tcPr>
+            <w:tcW w:type="auto" w:w="0"/>
+            <w:tcBorders>
+              <w:top w:val="none" w:color="FFFFFF" w:sz="0"/>
+              <w:left w:val="none" w:color="FFFFFF" w:sz="0"/>
+              <w:bottom w:val="none" w:color="FFFFFF" w:sz="0"/>
+              <w:right w:val="none" w:color="FFFFFF" w:sz="0"/>
+            </w:tcBorders>
+            <w:tcMar>
+              <w:top w:type="dxa" w:w="80"/>
+              <w:left w:type="dxa" w:w="120"/>
+              <w:bottom w:type="dxa" w:w="80"/>
+              <w:right w:type="dxa" w:w="120"/>
+            </w:tcMar>
+          </w:tcPr>
+          <w:p>
+            <w:r>
+              <w:rPr>
+                <w:rFonts w:ascii="Calibri" w:cs="Calibri" w:eastAsia="Calibri" w:hAnsi="Calibri"/>
+                <w:b w:val="false"/>
+                <w:bCs w:val="false"/>
+                <w:sz w:val="22"/>
+                <w:szCs w:val="22"/>
+              </w:rPr>
+              <w:t xml:space="preserve">0</w:t>
+            </w:r>
+          </w:p>
+        </w:tc>
+        <w:tc>
+          <w:tcPr>
+            <w:tcW w:type="auto" w:w="0"/>
+            <w:tcBorders>
+              <w:top w:val="none" w:color="FFFFFF" w:sz="0"/>
+              <w:left w:val="none" w:color="FFFFFF" w:sz="0"/>
+              <w:bottom w:val="none" w:color="FFFFFF" w:sz="0"/>
+              <w:right w:val="none" w:color="FFFFFF" w:sz="0"/>
+            </w:tcBorders>
+            <w:tcMar>
+              <w:top w:type="dxa" w:w="80"/>
+              <w:left w:type="dxa" w:w="120"/>
+              <w:bottom w:type="dxa" w:w="80"/>
+              <w:right w:type="dxa" w:w="120"/>
+            </w:tcMar>
+          </w:tcPr>
+          <w:p>
+            <w:r>
+              <w:rPr>
+                <w:rFonts w:ascii="Calibri" w:cs="Calibri" w:eastAsia="Calibri" w:hAnsi="Calibri"/>
+                <w:b w:val="false"/>
+                <w:bCs w:val="false"/>
+                <w:sz w:val="22"/>
+                <w:szCs w:val="22"/>
+              </w:rPr>
+              <w:t xml:space="preserve">1</w:t>
             </w:r>
           </w:p>
         </w:tc>
@@ -2142,64 +2161,6 @@
                 <w:szCs w:val="22"/>
               </w:rPr>
               <w:t xml:space="preserve">2</w:t>
-            </w:r>
-          </w:p>
-        </w:tc>
-        <w:tc>
-          <w:tcPr>
-            <w:tcW w:type="auto" w:w="0"/>
-            <w:tcBorders>
-              <w:top w:val="none" w:color="FFFFFF" w:sz="0"/>
-              <w:left w:val="none" w:color="FFFFFF" w:sz="0"/>
-              <w:bottom w:val="none" w:color="FFFFFF" w:sz="0"/>
-              <w:right w:val="none" w:color="FFFFFF" w:sz="0"/>
-            </w:tcBorders>
-            <w:tcMar>
-              <w:top w:type="dxa" w:w="80"/>
-              <w:left w:type="dxa" w:w="120"/>
-              <w:bottom w:type="dxa" w:w="80"/>
-              <w:right w:type="dxa" w:w="120"/>
-            </w:tcMar>
-          </w:tcPr>
-          <w:p>
-            <w:r>
-              <w:rPr>
-                <w:rFonts w:ascii="Calibri" w:cs="Calibri" w:eastAsia="Calibri" w:hAnsi="Calibri"/>
-                <w:b w:val="false"/>
-                <w:bCs w:val="false"/>
-                <w:sz w:val="22"/>
-                <w:szCs w:val="22"/>
-              </w:rPr>
-              <w:t xml:space="preserve">1</w:t>
-            </w:r>
-          </w:p>
-        </w:tc>
-        <w:tc>
-          <w:tcPr>
-            <w:tcW w:type="auto" w:w="0"/>
-            <w:tcBorders>
-              <w:top w:val="none" w:color="FFFFFF" w:sz="0"/>
-              <w:left w:val="none" w:color="FFFFFF" w:sz="0"/>
-              <w:bottom w:val="none" w:color="FFFFFF" w:sz="0"/>
-              <w:right w:val="none" w:color="FFFFFF" w:sz="0"/>
-            </w:tcBorders>
-            <w:tcMar>
-              <w:top w:type="dxa" w:w="80"/>
-              <w:left w:type="dxa" w:w="120"/>
-              <w:bottom w:type="dxa" w:w="80"/>
-              <w:right w:type="dxa" w:w="120"/>
-            </w:tcMar>
-          </w:tcPr>
-          <w:p>
-            <w:r>
-              <w:rPr>
-                <w:rFonts w:ascii="Calibri" w:cs="Calibri" w:eastAsia="Calibri" w:hAnsi="Calibri"/>
-                <w:b w:val="false"/>
-                <w:bCs w:val="false"/>
-                <w:sz w:val="22"/>
-                <w:szCs w:val="22"/>
-              </w:rPr>
-              <w:t xml:space="preserve">9</w:t>
             </w:r>
           </w:p>
         </w:tc>
@@ -2230,7 +2191,154 @@
                 <w:sz w:val="22"/>
                 <w:szCs w:val="22"/>
               </w:rPr>
-              <w:t xml:space="preserve">No answer provided</w:t>
+              <w:t xml:space="preserve">Mostly heterosexual</w:t>
+            </w:r>
+          </w:p>
+        </w:tc>
+        <w:tc>
+          <w:tcPr>
+            <w:tcW w:type="auto" w:w="0"/>
+            <w:tcBorders>
+              <w:top w:val="none" w:color="FFFFFF" w:sz="0"/>
+              <w:left w:val="none" w:color="FFFFFF" w:sz="0"/>
+              <w:bottom w:val="none" w:color="FFFFFF" w:sz="0"/>
+              <w:right w:val="none" w:color="FFFFFF" w:sz="0"/>
+            </w:tcBorders>
+            <w:tcMar>
+              <w:top w:type="dxa" w:w="80"/>
+              <w:left w:type="dxa" w:w="120"/>
+              <w:bottom w:type="dxa" w:w="80"/>
+              <w:right w:type="dxa" w:w="120"/>
+            </w:tcMar>
+          </w:tcPr>
+          <w:p>
+            <w:r>
+              <w:rPr>
+                <w:rFonts w:ascii="Calibri" w:cs="Calibri" w:eastAsia="Calibri" w:hAnsi="Calibri"/>
+                <w:b w:val="false"/>
+                <w:bCs w:val="false"/>
+                <w:sz w:val="22"/>
+                <w:szCs w:val="22"/>
+              </w:rPr>
+              <w:t xml:space="preserve">0</w:t>
+            </w:r>
+          </w:p>
+        </w:tc>
+        <w:tc>
+          <w:tcPr>
+            <w:tcW w:type="auto" w:w="0"/>
+            <w:tcBorders>
+              <w:top w:val="none" w:color="FFFFFF" w:sz="0"/>
+              <w:left w:val="none" w:color="FFFFFF" w:sz="0"/>
+              <w:bottom w:val="none" w:color="FFFFFF" w:sz="0"/>
+              <w:right w:val="none" w:color="FFFFFF" w:sz="0"/>
+            </w:tcBorders>
+            <w:tcMar>
+              <w:top w:type="dxa" w:w="80"/>
+              <w:left w:type="dxa" w:w="120"/>
+              <w:bottom w:type="dxa" w:w="80"/>
+              <w:right w:type="dxa" w:w="120"/>
+            </w:tcMar>
+          </w:tcPr>
+          <w:p>
+            <w:r>
+              <w:rPr>
+                <w:rFonts w:ascii="Calibri" w:cs="Calibri" w:eastAsia="Calibri" w:hAnsi="Calibri"/>
+                <w:b w:val="false"/>
+                <w:bCs w:val="false"/>
+                <w:sz w:val="22"/>
+                <w:szCs w:val="22"/>
+              </w:rPr>
+              <w:t xml:space="preserve">1</w:t>
+            </w:r>
+          </w:p>
+        </w:tc>
+        <w:tc>
+          <w:tcPr>
+            <w:tcW w:type="auto" w:w="0"/>
+            <w:tcBorders>
+              <w:top w:val="none" w:color="FFFFFF" w:sz="0"/>
+              <w:left w:val="none" w:color="FFFFFF" w:sz="0"/>
+              <w:bottom w:val="none" w:color="FFFFFF" w:sz="0"/>
+              <w:right w:val="none" w:color="FFFFFF" w:sz="0"/>
+            </w:tcBorders>
+            <w:tcMar>
+              <w:top w:type="dxa" w:w="80"/>
+              <w:left w:type="dxa" w:w="120"/>
+              <w:bottom w:type="dxa" w:w="80"/>
+              <w:right w:type="dxa" w:w="120"/>
+            </w:tcMar>
+          </w:tcPr>
+          <w:p>
+            <w:r>
+              <w:rPr>
+                <w:rFonts w:ascii="Calibri" w:cs="Calibri" w:eastAsia="Calibri" w:hAnsi="Calibri"/>
+                <w:b w:val="false"/>
+                <w:bCs w:val="false"/>
+                <w:sz w:val="22"/>
+                <w:szCs w:val="22"/>
+              </w:rPr>
+              <w:t xml:space="preserve">0</w:t>
+            </w:r>
+          </w:p>
+        </w:tc>
+        <w:tc>
+          <w:tcPr>
+            <w:tcW w:type="auto" w:w="0"/>
+            <w:tcBorders>
+              <w:top w:val="none" w:color="FFFFFF" w:sz="0"/>
+              <w:left w:val="none" w:color="FFFFFF" w:sz="0"/>
+              <w:bottom w:val="none" w:color="FFFFFF" w:sz="0"/>
+              <w:right w:val="none" w:color="FFFFFF" w:sz="0"/>
+            </w:tcBorders>
+            <w:tcMar>
+              <w:top w:type="dxa" w:w="80"/>
+              <w:left w:type="dxa" w:w="120"/>
+              <w:bottom w:type="dxa" w:w="80"/>
+              <w:right w:type="dxa" w:w="120"/>
+            </w:tcMar>
+          </w:tcPr>
+          <w:p>
+            <w:r>
+              <w:rPr>
+                <w:rFonts w:ascii="Calibri" w:cs="Calibri" w:eastAsia="Calibri" w:hAnsi="Calibri"/>
+                <w:b w:val="false"/>
+                <w:bCs w:val="false"/>
+                <w:sz w:val="22"/>
+                <w:szCs w:val="22"/>
+              </w:rPr>
+              <w:t xml:space="preserve">1</w:t>
+            </w:r>
+          </w:p>
+        </w:tc>
+      </w:tr>
+      <w:tr>
+        <w:tc>
+          <w:tcPr>
+            <w:tcW w:type="auto" w:w="0"/>
+            <w:tcBorders>
+              <w:top w:val="none" w:color="FFFFFF" w:sz="0"/>
+              <w:left w:val="none" w:color="FFFFFF" w:sz="0"/>
+              <w:bottom w:val="none" w:color="FFFFFF" w:sz="0"/>
+              <w:right w:val="none" w:color="FFFFFF" w:sz="0"/>
+            </w:tcBorders>
+            <w:tcMar>
+              <w:top w:type="dxa" w:w="80"/>
+              <w:left w:type="dxa" w:w="120"/>
+              <w:bottom w:type="dxa" w:w="80"/>
+              <w:right w:type="dxa" w:w="120"/>
+            </w:tcMar>
+          </w:tcPr>
+          <w:p>
+            <w:r>
+              <w:rPr>
+                <w:rFonts w:ascii="Calibri" w:cs="Calibri" w:eastAsia="Calibri" w:hAnsi="Calibri"/>
+                <w:b w:val="false"/>
+                <w:bCs w:val="false"/>
+                <w:sz w:val="22"/>
+                <w:szCs w:val="22"/>
+              </w:rPr>
+              <w:t xml:space="preserve">Unknown</w:t>
             </w:r>
           </w:p>
         </w:tc>
@@ -2355,21 +2463,7 @@
     <w:p>
       <w:pPr>
         <w:pStyle w:val="Normal"/>
-      </w:pPr>
-      <w:r>
-        <w:rPr>
-          <w:rFonts w:ascii="Calibri" w:cs="Calibri" w:eastAsia="Calibri" w:hAnsi="Calibri"/>
-          <w:b w:val="false"/>
-          <w:bCs w:val="false"/>
-          <w:sz w:val="22"/>
-          <w:szCs w:val="22"/>
-        </w:rPr>
-        <w:t xml:space="preserve"/>
-      </w:r>
-    </w:p>
-    <w:p>
-      <w:pPr>
-        <w:pStyle w:val="Normal"/>
+        <w:spacing w:after="240" w:before="240" w:line="240"/>
       </w:pPr>
       <w:r>
         <w:rPr>
@@ -2385,6 +2479,7 @@
     <w:p>
       <w:pPr>
         <w:pStyle w:val="Normal"/>
+        <w:spacing w:after="240" w:before="240" w:line="240"/>
       </w:pPr>
       <w:r>
         <w:rPr>
@@ -2394,7 +2489,7 @@
           <w:sz w:val="22"/>
           <w:szCs w:val="22"/>
         </w:rPr>
-        <w:t xml:space="preserve">About 52% of survey respondents identified as Black, 27% as White, and 18% as Multiracial.</w:t>
+        <w:t xml:space="preserve">About 52% of survey respondents identified as Black, 28% as White, and 17% as Multiracial.</w:t>
       </w:r>
     </w:p>
     <w:p>
@@ -2699,7 +2794,7 @@
                 <w:sz w:val="22"/>
                 <w:szCs w:val="22"/>
               </w:rPr>
-              <w:t xml:space="preserve">33</w:t>
+              <w:t xml:space="preserve">34</w:t>
             </w:r>
           </w:p>
         </w:tc>
@@ -2757,7 +2852,7 @@
                 <w:sz w:val="22"/>
                 <w:szCs w:val="22"/>
               </w:rPr>
-              <w:t xml:space="preserve">89</w:t>
+              <w:t xml:space="preserve">90</w:t>
             </w:r>
           </w:p>
         </w:tc>
@@ -2846,6 +2941,35 @@
                 <w:sz w:val="22"/>
                 <w:szCs w:val="22"/>
               </w:rPr>
+              <w:t xml:space="preserve">20</w:t>
+            </w:r>
+          </w:p>
+        </w:tc>
+        <w:tc>
+          <w:tcPr>
+            <w:tcW w:type="auto" w:w="0"/>
+            <w:tcBorders>
+              <w:top w:val="none" w:color="FFFFFF" w:sz="0"/>
+              <w:left w:val="none" w:color="FFFFFF" w:sz="0"/>
+              <w:bottom w:val="none" w:color="FFFFFF" w:sz="0"/>
+              <w:right w:val="none" w:color="FFFFFF" w:sz="0"/>
+            </w:tcBorders>
+            <w:tcMar>
+              <w:top w:type="dxa" w:w="80"/>
+              <w:left w:type="dxa" w:w="120"/>
+              <w:bottom w:type="dxa" w:w="80"/>
+              <w:right w:type="dxa" w:w="120"/>
+            </w:tcMar>
+          </w:tcPr>
+          <w:p>
+            <w:r>
+              <w:rPr>
+                <w:rFonts w:ascii="Calibri" w:cs="Calibri" w:eastAsia="Calibri" w:hAnsi="Calibri"/>
+                <w:b w:val="false"/>
+                <w:bCs w:val="false"/>
+                <w:sz w:val="22"/>
+                <w:szCs w:val="22"/>
+              </w:rPr>
               <w:t xml:space="preserve">17</w:t>
             </w:r>
           </w:p>
@@ -2875,94 +2999,65 @@
                 <w:sz w:val="22"/>
                 <w:szCs w:val="22"/>
               </w:rPr>
-              <w:t xml:space="preserve">17</w:t>
-            </w:r>
-          </w:p>
-        </w:tc>
-        <w:tc>
-          <w:tcPr>
-            <w:tcW w:type="auto" w:w="0"/>
-            <w:tcBorders>
-              <w:top w:val="none" w:color="FFFFFF" w:sz="0"/>
-              <w:left w:val="none" w:color="FFFFFF" w:sz="0"/>
-              <w:bottom w:val="none" w:color="FFFFFF" w:sz="0"/>
-              <w:right w:val="none" w:color="FFFFFF" w:sz="0"/>
-            </w:tcBorders>
-            <w:tcMar>
-              <w:top w:type="dxa" w:w="80"/>
-              <w:left w:type="dxa" w:w="120"/>
-              <w:bottom w:type="dxa" w:w="80"/>
-              <w:right w:type="dxa" w:w="120"/>
-            </w:tcMar>
-          </w:tcPr>
-          <w:p>
-            <w:r>
-              <w:rPr>
-                <w:rFonts w:ascii="Calibri" w:cs="Calibri" w:eastAsia="Calibri" w:hAnsi="Calibri"/>
-                <w:b w:val="false"/>
-                <w:bCs w:val="false"/>
-                <w:sz w:val="22"/>
-                <w:szCs w:val="22"/>
-              </w:rPr>
-              <w:t xml:space="preserve">12</w:t>
-            </w:r>
-          </w:p>
-        </w:tc>
-        <w:tc>
-          <w:tcPr>
-            <w:tcW w:type="auto" w:w="0"/>
-            <w:tcBorders>
-              <w:top w:val="none" w:color="FFFFFF" w:sz="0"/>
-              <w:left w:val="none" w:color="FFFFFF" w:sz="0"/>
-              <w:bottom w:val="none" w:color="FFFFFF" w:sz="0"/>
-              <w:right w:val="none" w:color="FFFFFF" w:sz="0"/>
-            </w:tcBorders>
-            <w:tcMar>
-              <w:top w:type="dxa" w:w="80"/>
-              <w:left w:type="dxa" w:w="120"/>
-              <w:bottom w:type="dxa" w:w="80"/>
-              <w:right w:type="dxa" w:w="120"/>
-            </w:tcMar>
-          </w:tcPr>
-          <w:p>
-            <w:r>
-              <w:rPr>
-                <w:rFonts w:ascii="Calibri" w:cs="Calibri" w:eastAsia="Calibri" w:hAnsi="Calibri"/>
-                <w:b w:val="false"/>
-                <w:bCs w:val="false"/>
-                <w:sz w:val="22"/>
-                <w:szCs w:val="22"/>
-              </w:rPr>
-              <w:t xml:space="preserve">46</w:t>
-            </w:r>
-          </w:p>
-        </w:tc>
-        <w:tc>
-          <w:tcPr>
-            <w:tcW w:type="auto" w:w="0"/>
-            <w:tcBorders>
-              <w:top w:val="none" w:color="FFFFFF" w:sz="0"/>
-              <w:left w:val="none" w:color="FFFFFF" w:sz="0"/>
-              <w:bottom w:val="none" w:color="FFFFFF" w:sz="0"/>
-              <w:right w:val="none" w:color="FFFFFF" w:sz="0"/>
-            </w:tcBorders>
-            <w:tcMar>
-              <w:top w:type="dxa" w:w="80"/>
-              <w:left w:type="dxa" w:w="120"/>
-              <w:bottom w:type="dxa" w:w="80"/>
-              <w:right w:type="dxa" w:w="120"/>
-            </w:tcMar>
-          </w:tcPr>
-          <w:p>
-            <w:r>
-              <w:rPr>
-                <w:rFonts w:ascii="Calibri" w:cs="Calibri" w:eastAsia="Calibri" w:hAnsi="Calibri"/>
-                <w:b w:val="false"/>
-                <w:bCs w:val="false"/>
-                <w:sz w:val="22"/>
-                <w:szCs w:val="22"/>
-              </w:rPr>
-              <w:t xml:space="preserve">27%</w:t>
+              <w:t xml:space="preserve">11</w:t>
+            </w:r>
+          </w:p>
+        </w:tc>
+        <w:tc>
+          <w:tcPr>
+            <w:tcW w:type="auto" w:w="0"/>
+            <w:tcBorders>
+              <w:top w:val="none" w:color="FFFFFF" w:sz="0"/>
+              <w:left w:val="none" w:color="FFFFFF" w:sz="0"/>
+              <w:bottom w:val="none" w:color="FFFFFF" w:sz="0"/>
+              <w:right w:val="none" w:color="FFFFFF" w:sz="0"/>
+            </w:tcBorders>
+            <w:tcMar>
+              <w:top w:type="dxa" w:w="80"/>
+              <w:left w:type="dxa" w:w="120"/>
+              <w:bottom w:type="dxa" w:w="80"/>
+              <w:right w:type="dxa" w:w="120"/>
+            </w:tcMar>
+          </w:tcPr>
+          <w:p>
+            <w:r>
+              <w:rPr>
+                <w:rFonts w:ascii="Calibri" w:cs="Calibri" w:eastAsia="Calibri" w:hAnsi="Calibri"/>
+                <w:b w:val="false"/>
+                <w:bCs w:val="false"/>
+                <w:sz w:val="22"/>
+                <w:szCs w:val="22"/>
+              </w:rPr>
+              <w:t xml:space="preserve">48</w:t>
+            </w:r>
+          </w:p>
+        </w:tc>
+        <w:tc>
+          <w:tcPr>
+            <w:tcW w:type="auto" w:w="0"/>
+            <w:tcBorders>
+              <w:top w:val="none" w:color="FFFFFF" w:sz="0"/>
+              <w:left w:val="none" w:color="FFFFFF" w:sz="0"/>
+              <w:bottom w:val="none" w:color="FFFFFF" w:sz="0"/>
+              <w:right w:val="none" w:color="FFFFFF" w:sz="0"/>
+            </w:tcBorders>
+            <w:tcMar>
+              <w:top w:type="dxa" w:w="80"/>
+              <w:left w:type="dxa" w:w="120"/>
+              <w:bottom w:type="dxa" w:w="80"/>
+              <w:right w:type="dxa" w:w="120"/>
+            </w:tcMar>
+          </w:tcPr>
+          <w:p>
+            <w:r>
+              <w:rPr>
+                <w:rFonts w:ascii="Calibri" w:cs="Calibri" w:eastAsia="Calibri" w:hAnsi="Calibri"/>
+                <w:b w:val="false"/>
+                <w:bCs w:val="false"/>
+                <w:sz w:val="22"/>
+                <w:szCs w:val="22"/>
+              </w:rPr>
+              <w:t xml:space="preserve">28%</w:t>
             </w:r>
           </w:p>
         </w:tc>
@@ -3051,7 +3146,7 @@
                 <w:sz w:val="22"/>
                 <w:szCs w:val="22"/>
               </w:rPr>
-              <w:t xml:space="preserve">8</w:t>
+              <w:t xml:space="preserve">7</w:t>
             </w:r>
           </w:p>
         </w:tc>
@@ -3109,36 +3204,36 @@
                 <w:sz w:val="22"/>
                 <w:szCs w:val="22"/>
               </w:rPr>
-              <w:t xml:space="preserve">31</w:t>
-            </w:r>
-          </w:p>
-        </w:tc>
-        <w:tc>
-          <w:tcPr>
-            <w:tcW w:type="auto" w:w="0"/>
-            <w:tcBorders>
-              <w:top w:val="none" w:color="FFFFFF" w:sz="0"/>
-              <w:left w:val="none" w:color="FFFFFF" w:sz="0"/>
-              <w:bottom w:val="none" w:color="FFFFFF" w:sz="0"/>
-              <w:right w:val="none" w:color="FFFFFF" w:sz="0"/>
-            </w:tcBorders>
-            <w:tcMar>
-              <w:top w:type="dxa" w:w="80"/>
-              <w:left w:type="dxa" w:w="120"/>
-              <w:bottom w:type="dxa" w:w="80"/>
-              <w:right w:type="dxa" w:w="120"/>
-            </w:tcMar>
-          </w:tcPr>
-          <w:p>
-            <w:r>
-              <w:rPr>
-                <w:rFonts w:ascii="Calibri" w:cs="Calibri" w:eastAsia="Calibri" w:hAnsi="Calibri"/>
-                <w:b w:val="false"/>
-                <w:bCs w:val="false"/>
-                <w:sz w:val="22"/>
-                <w:szCs w:val="22"/>
-              </w:rPr>
-              <w:t xml:space="preserve">18%</w:t>
+              <w:t xml:space="preserve">30</w:t>
+            </w:r>
+          </w:p>
+        </w:tc>
+        <w:tc>
+          <w:tcPr>
+            <w:tcW w:type="auto" w:w="0"/>
+            <w:tcBorders>
+              <w:top w:val="none" w:color="FFFFFF" w:sz="0"/>
+              <w:left w:val="none" w:color="FFFFFF" w:sz="0"/>
+              <w:bottom w:val="none" w:color="FFFFFF" w:sz="0"/>
+              <w:right w:val="none" w:color="FFFFFF" w:sz="0"/>
+            </w:tcBorders>
+            <w:tcMar>
+              <w:top w:type="dxa" w:w="80"/>
+              <w:left w:type="dxa" w:w="120"/>
+              <w:bottom w:type="dxa" w:w="80"/>
+              <w:right w:type="dxa" w:w="120"/>
+            </w:tcMar>
+          </w:tcPr>
+          <w:p>
+            <w:r>
+              <w:rPr>
+                <w:rFonts w:ascii="Calibri" w:cs="Calibri" w:eastAsia="Calibri" w:hAnsi="Calibri"/>
+                <w:b w:val="false"/>
+                <w:bCs w:val="false"/>
+                <w:sz w:val="22"/>
+                <w:szCs w:val="22"/>
+              </w:rPr>
+              <w:t xml:space="preserve">17%</w:t>
             </w:r>
           </w:p>
         </w:tc>
@@ -3376,7 +3471,7 @@
                 <w:sz w:val="22"/>
                 <w:szCs w:val="22"/>
               </w:rPr>
-              <w:t xml:space="preserve">89</w:t>
+              <w:t xml:space="preserve">92</w:t>
             </w:r>
           </w:p>
         </w:tc>
@@ -3436,7 +3531,7 @@
                 <w:sz w:val="22"/>
                 <w:szCs w:val="22"/>
               </w:rPr>
-              <w:t xml:space="preserve">21</w:t>
+              <w:t xml:space="preserve">20</w:t>
             </w:r>
           </w:p>
         </w:tc>
@@ -3466,7 +3561,7 @@
                 <w:sz w:val="22"/>
                 <w:szCs w:val="22"/>
               </w:rPr>
-              <w:t xml:space="preserve">171</w:t>
+              <w:t xml:space="preserve">173</w:t>
             </w:r>
           </w:p>
         </w:tc>
@@ -3850,7 +3945,7 @@
                 <w:sz w:val="22"/>
                 <w:szCs w:val="22"/>
               </w:rPr>
-              <w:t xml:space="preserve">40</w:t>
+              <w:t xml:space="preserve">39</w:t>
             </w:r>
           </w:p>
         </w:tc>
@@ -3908,36 +4003,36 @@
                 <w:sz w:val="22"/>
                 <w:szCs w:val="22"/>
               </w:rPr>
-              <w:t xml:space="preserve">108</w:t>
-            </w:r>
-          </w:p>
-        </w:tc>
-        <w:tc>
-          <w:tcPr>
-            <w:tcW w:type="auto" w:w="0"/>
-            <w:tcBorders>
-              <w:top w:val="none" w:color="FFFFFF" w:sz="0"/>
-              <w:left w:val="none" w:color="FFFFFF" w:sz="0"/>
-              <w:bottom w:val="none" w:color="FFFFFF" w:sz="0"/>
-              <w:right w:val="none" w:color="FFFFFF" w:sz="0"/>
-            </w:tcBorders>
-            <w:tcMar>
-              <w:top w:type="dxa" w:w="80"/>
-              <w:left w:type="dxa" w:w="120"/>
-              <w:bottom w:type="dxa" w:w="80"/>
-              <w:right w:type="dxa" w:w="120"/>
-            </w:tcMar>
-          </w:tcPr>
-          <w:p>
-            <w:r>
-              <w:rPr>
-                <w:rFonts w:ascii="Calibri" w:cs="Calibri" w:eastAsia="Calibri" w:hAnsi="Calibri"/>
-                <w:b w:val="false"/>
-                <w:bCs w:val="false"/>
-                <w:sz w:val="22"/>
-                <w:szCs w:val="22"/>
-              </w:rPr>
-              <w:t xml:space="preserve">56%</w:t>
+              <w:t xml:space="preserve">107</w:t>
+            </w:r>
+          </w:p>
+        </w:tc>
+        <w:tc>
+          <w:tcPr>
+            <w:tcW w:type="auto" w:w="0"/>
+            <w:tcBorders>
+              <w:top w:val="none" w:color="FFFFFF" w:sz="0"/>
+              <w:left w:val="none" w:color="FFFFFF" w:sz="0"/>
+              <w:bottom w:val="none" w:color="FFFFFF" w:sz="0"/>
+              <w:right w:val="none" w:color="FFFFFF" w:sz="0"/>
+            </w:tcBorders>
+            <w:tcMar>
+              <w:top w:type="dxa" w:w="80"/>
+              <w:left w:type="dxa" w:w="120"/>
+              <w:bottom w:type="dxa" w:w="80"/>
+              <w:right w:type="dxa" w:w="120"/>
+            </w:tcMar>
+          </w:tcPr>
+          <w:p>
+            <w:r>
+              <w:rPr>
+                <w:rFonts w:ascii="Calibri" w:cs="Calibri" w:eastAsia="Calibri" w:hAnsi="Calibri"/>
+                <w:b w:val="false"/>
+                <w:bCs w:val="false"/>
+                <w:sz w:val="22"/>
+                <w:szCs w:val="22"/>
+              </w:rPr>
+              <w:t xml:space="preserve">55%</w:t>
             </w:r>
           </w:p>
         </w:tc>
@@ -3997,7 +4092,7 @@
                 <w:sz w:val="22"/>
                 <w:szCs w:val="22"/>
               </w:rPr>
-              <w:t xml:space="preserve">21</w:t>
+              <w:t xml:space="preserve">24</w:t>
             </w:r>
           </w:p>
         </w:tc>
@@ -4055,65 +4150,65 @@
                 <w:sz w:val="22"/>
                 <w:szCs w:val="22"/>
               </w:rPr>
-              <w:t xml:space="preserve">12</w:t>
-            </w:r>
-          </w:p>
-        </w:tc>
-        <w:tc>
-          <w:tcPr>
-            <w:tcW w:type="auto" w:w="0"/>
-            <w:tcBorders>
-              <w:top w:val="none" w:color="FFFFFF" w:sz="0"/>
-              <w:left w:val="none" w:color="FFFFFF" w:sz="0"/>
-              <w:bottom w:val="none" w:color="FFFFFF" w:sz="0"/>
-              <w:right w:val="none" w:color="FFFFFF" w:sz="0"/>
-            </w:tcBorders>
-            <w:tcMar>
-              <w:top w:type="dxa" w:w="80"/>
-              <w:left w:type="dxa" w:w="120"/>
-              <w:bottom w:type="dxa" w:w="80"/>
-              <w:right w:type="dxa" w:w="120"/>
-            </w:tcMar>
-          </w:tcPr>
-          <w:p>
-            <w:r>
-              <w:rPr>
-                <w:rFonts w:ascii="Calibri" w:cs="Calibri" w:eastAsia="Calibri" w:hAnsi="Calibri"/>
-                <w:b w:val="false"/>
-                <w:bCs w:val="false"/>
-                <w:sz w:val="22"/>
-                <w:szCs w:val="22"/>
-              </w:rPr>
-              <w:t xml:space="preserve">51</w:t>
-            </w:r>
-          </w:p>
-        </w:tc>
-        <w:tc>
-          <w:tcPr>
-            <w:tcW w:type="auto" w:w="0"/>
-            <w:tcBorders>
-              <w:top w:val="none" w:color="FFFFFF" w:sz="0"/>
-              <w:left w:val="none" w:color="FFFFFF" w:sz="0"/>
-              <w:bottom w:val="none" w:color="FFFFFF" w:sz="0"/>
-              <w:right w:val="none" w:color="FFFFFF" w:sz="0"/>
-            </w:tcBorders>
-            <w:tcMar>
-              <w:top w:type="dxa" w:w="80"/>
-              <w:left w:type="dxa" w:w="120"/>
-              <w:bottom w:type="dxa" w:w="80"/>
-              <w:right w:type="dxa" w:w="120"/>
-            </w:tcMar>
-          </w:tcPr>
-          <w:p>
-            <w:r>
-              <w:rPr>
-                <w:rFonts w:ascii="Calibri" w:cs="Calibri" w:eastAsia="Calibri" w:hAnsi="Calibri"/>
-                <w:b w:val="false"/>
-                <w:bCs w:val="false"/>
-                <w:sz w:val="22"/>
-                <w:szCs w:val="22"/>
-              </w:rPr>
-              <w:t xml:space="preserve">26%</w:t>
+              <w:t xml:space="preserve">11</w:t>
+            </w:r>
+          </w:p>
+        </w:tc>
+        <w:tc>
+          <w:tcPr>
+            <w:tcW w:type="auto" w:w="0"/>
+            <w:tcBorders>
+              <w:top w:val="none" w:color="FFFFFF" w:sz="0"/>
+              <w:left w:val="none" w:color="FFFFFF" w:sz="0"/>
+              <w:bottom w:val="none" w:color="FFFFFF" w:sz="0"/>
+              <w:right w:val="none" w:color="FFFFFF" w:sz="0"/>
+            </w:tcBorders>
+            <w:tcMar>
+              <w:top w:type="dxa" w:w="80"/>
+              <w:left w:type="dxa" w:w="120"/>
+              <w:bottom w:type="dxa" w:w="80"/>
+              <w:right w:type="dxa" w:w="120"/>
+            </w:tcMar>
+          </w:tcPr>
+          <w:p>
+            <w:r>
+              <w:rPr>
+                <w:rFonts w:ascii="Calibri" w:cs="Calibri" w:eastAsia="Calibri" w:hAnsi="Calibri"/>
+                <w:b w:val="false"/>
+                <w:bCs w:val="false"/>
+                <w:sz w:val="22"/>
+                <w:szCs w:val="22"/>
+              </w:rPr>
+              <w:t xml:space="preserve">53</w:t>
+            </w:r>
+          </w:p>
+        </w:tc>
+        <w:tc>
+          <w:tcPr>
+            <w:tcW w:type="auto" w:w="0"/>
+            <w:tcBorders>
+              <w:top w:val="none" w:color="FFFFFF" w:sz="0"/>
+              <w:left w:val="none" w:color="FFFFFF" w:sz="0"/>
+              <w:bottom w:val="none" w:color="FFFFFF" w:sz="0"/>
+              <w:right w:val="none" w:color="FFFFFF" w:sz="0"/>
+            </w:tcBorders>
+            <w:tcMar>
+              <w:top w:type="dxa" w:w="80"/>
+              <w:left w:type="dxa" w:w="120"/>
+              <w:bottom w:type="dxa" w:w="80"/>
+              <w:right w:type="dxa" w:w="120"/>
+            </w:tcMar>
+          </w:tcPr>
+          <w:p>
+            <w:r>
+              <w:rPr>
+                <w:rFonts w:ascii="Calibri" w:cs="Calibri" w:eastAsia="Calibri" w:hAnsi="Calibri"/>
+                <w:b w:val="false"/>
+                <w:bCs w:val="false"/>
+                <w:sz w:val="22"/>
+                <w:szCs w:val="22"/>
+              </w:rPr>
+              <w:t xml:space="preserve">27%</w:t>
             </w:r>
           </w:p>
         </w:tc>
@@ -4879,7 +4974,7 @@
                 <w:sz w:val="22"/>
                 <w:szCs w:val="22"/>
               </w:rPr>
-              <w:t xml:space="preserve">102</w:t>
+              <w:t xml:space="preserve">105</w:t>
             </w:r>
           </w:p>
         </w:tc>
@@ -4909,7 +5004,7 @@
                 <w:sz w:val="22"/>
                 <w:szCs w:val="22"/>
               </w:rPr>
-              <w:t xml:space="preserve">67</w:t>
+              <w:t xml:space="preserve">66</w:t>
             </w:r>
           </w:p>
         </w:tc>
@@ -4939,7 +5034,7 @@
                 <w:sz w:val="22"/>
                 <w:szCs w:val="22"/>
               </w:rPr>
-              <w:t xml:space="preserve">25</w:t>
+              <w:t xml:space="preserve">24</w:t>
             </w:r>
           </w:p>
         </w:tc>
@@ -4969,7 +5064,7 @@
                 <w:sz w:val="22"/>
                 <w:szCs w:val="22"/>
               </w:rPr>
-              <w:t xml:space="preserve">194</w:t>
+              <w:t xml:space="preserve">195</w:t>
             </w:r>
           </w:p>
         </w:tc>
@@ -5005,42 +5100,12 @@
         </w:tc>
       </w:tr>
     </w:tbl>
-    <w:p>
-      <w:pPr>
-        <w:pStyle w:val="Normal"/>
-      </w:pPr>
-      <w:r>
-        <w:rPr>
-          <w:rFonts w:ascii="Calibri" w:cs="Calibri" w:eastAsia="Calibri" w:hAnsi="Calibri"/>
-          <w:b w:val="false"/>
-          <w:bCs w:val="false"/>
-          <w:sz w:val="22"/>
-          <w:szCs w:val="22"/>
-        </w:rPr>
-        <w:t xml:space="preserve"/>
-      </w:r>
-    </w:p>
     <w:p>
       <w:pPr>
         <w:pStyle w:val="Heading1"/>
       </w:pPr>
       <w:r>
         <w:t xml:space="preserve">FINDINGS</w:t>
-      </w:r>
-    </w:p>
-    <w:p>
-      <w:pPr>
-        <w:pStyle w:val="Normal"/>
-      </w:pPr>
-      <w:r>
-        <w:rPr>
-          <w:rFonts w:ascii="Calibri" w:cs="Calibri" w:eastAsia="Calibri" w:hAnsi="Calibri"/>
-          <w:b w:val="false"/>
-          <w:bCs w:val="false"/>
-          <w:sz w:val="22"/>
-          <w:szCs w:val="22"/>
-        </w:rPr>
-        <w:t xml:space="preserve"/>
       </w:r>
     </w:p>
     <w:p>
@@ -5054,6 +5119,7 @@
     <w:p>
       <w:pPr>
         <w:pStyle w:val="Normal"/>
+        <w:spacing w:after="240" w:before="240" w:line="240"/>
       </w:pPr>
       <w:r>
         <w:rPr>
@@ -7005,21 +7071,7 @@
     <w:p>
       <w:pPr>
         <w:pStyle w:val="Normal"/>
-      </w:pPr>
-      <w:r>
-        <w:rPr>
-          <w:rFonts w:ascii="Calibri" w:cs="Calibri" w:eastAsia="Calibri" w:hAnsi="Calibri"/>
-          <w:b w:val="false"/>
-          <w:bCs w:val="false"/>
-          <w:sz w:val="22"/>
-          <w:szCs w:val="22"/>
-        </w:rPr>
-        <w:t xml:space="preserve"/>
-      </w:r>
-    </w:p>
-    <w:p>
-      <w:pPr>
-        <w:pStyle w:val="Normal"/>
+        <w:spacing w:after="240" w:before="240" w:line="240"/>
       </w:pPr>
       <w:r>
         <w:rPr>
@@ -7034,21 +7086,6 @@
     </w:p>
     <w:p>
       <w:pPr>
-        <w:pStyle w:val="Normal"/>
-      </w:pPr>
-      <w:r>
-        <w:rPr>
-          <w:rFonts w:ascii="Calibri" w:cs="Calibri" w:eastAsia="Calibri" w:hAnsi="Calibri"/>
-          <w:b w:val="false"/>
-          <w:bCs w:val="false"/>
-          <w:sz w:val="22"/>
-          <w:szCs w:val="22"/>
-        </w:rPr>
-        <w:t xml:space="preserve"/>
-      </w:r>
-    </w:p>
-    <w:p>
-      <w:pPr>
         <w:pStyle w:val="Heading1"/>
       </w:pPr>
       <w:r>
@@ -7058,6 +7095,7 @@
     <w:p>
       <w:pPr>
         <w:pStyle w:val="Normal"/>
+        <w:spacing w:after="240" w:before="240" w:line="240"/>
       </w:pPr>
       <w:r>
         <w:rPr>
@@ -7073,6 +7111,7 @@
     <w:p>
       <w:pPr>
         <w:pStyle w:val="Normal"/>
+        <w:spacing w:after="240" w:before="240" w:line="240"/>
       </w:pPr>
       <w:r>
         <w:rPr>
@@ -7082,7 +7121,7 @@
           <w:sz w:val="22"/>
           <w:szCs w:val="22"/>
         </w:rPr>
-        <w:t xml:space="preserve">About 72% of respondents reported safe and stable housing. For the remainder, current sleeping arrangements are shown in the table below.</w:t>
+        <w:t xml:space="preserve">About 70% of respondents reported safe and stable housing. For the remainder, current sleeping arrangements are shown in the table below.</w:t>
       </w:r>
     </w:p>
     <w:p>
@@ -7511,7 +7550,7 @@
                 <w:sz w:val="22"/>
                 <w:szCs w:val="22"/>
               </w:rPr>
-              <w:t xml:space="preserve">72%</w:t>
+              <w:t xml:space="preserve">70%</w:t>
             </w:r>
           </w:p>
         </w:tc>
@@ -7803,7 +7842,7 @@
                 <w:sz w:val="22"/>
                 <w:szCs w:val="22"/>
               </w:rPr>
-              <w:t xml:space="preserve">12%</w:t>
+              <w:t xml:space="preserve">11%</w:t>
             </w:r>
           </w:p>
         </w:tc>
@@ -8358,65 +8397,65 @@
                 <w:sz w:val="22"/>
                 <w:szCs w:val="22"/>
               </w:rPr>
-              <w:t xml:space="preserve">24</w:t>
-            </w:r>
-          </w:p>
-        </w:tc>
-        <w:tc>
-          <w:tcPr>
-            <w:tcW w:type="auto" w:w="0"/>
-            <w:tcBorders>
-              <w:top w:val="none" w:color="FFFFFF" w:sz="0"/>
-              <w:left w:val="none" w:color="FFFFFF" w:sz="0"/>
-              <w:bottom w:val="none" w:color="FFFFFF" w:sz="0"/>
-              <w:right w:val="none" w:color="FFFFFF" w:sz="0"/>
-            </w:tcBorders>
-            <w:tcMar>
-              <w:top w:type="dxa" w:w="80"/>
-              <w:left w:type="dxa" w:w="120"/>
-              <w:bottom w:type="dxa" w:w="80"/>
-              <w:right w:type="dxa" w:w="120"/>
-            </w:tcMar>
-          </w:tcPr>
-          <w:p>
-            <w:r>
-              <w:rPr>
-                <w:rFonts w:ascii="Calibri" w:cs="Calibri" w:eastAsia="Calibri" w:hAnsi="Calibri"/>
-                <w:b w:val="false"/>
-                <w:bCs w:val="false"/>
-                <w:sz w:val="22"/>
-                <w:szCs w:val="22"/>
-              </w:rPr>
-              <w:t xml:space="preserve">13%</w:t>
-            </w:r>
-          </w:p>
-        </w:tc>
-        <w:tc>
-          <w:tcPr>
-            <w:tcW w:type="auto" w:w="0"/>
-            <w:tcBorders>
-              <w:top w:val="none" w:color="FFFFFF" w:sz="0"/>
-              <w:left w:val="none" w:color="FFFFFF" w:sz="0"/>
-              <w:bottom w:val="none" w:color="FFFFFF" w:sz="0"/>
-              <w:right w:val="none" w:color="FFFFFF" w:sz="0"/>
-            </w:tcBorders>
-            <w:tcMar>
-              <w:top w:type="dxa" w:w="80"/>
-              <w:left w:type="dxa" w:w="120"/>
-              <w:bottom w:type="dxa" w:w="80"/>
-              <w:right w:type="dxa" w:w="120"/>
-            </w:tcMar>
-          </w:tcPr>
-          <w:p>
-            <w:r>
-              <w:rPr>
-                <w:rFonts w:ascii="Calibri" w:cs="Calibri" w:eastAsia="Calibri" w:hAnsi="Calibri"/>
-                <w:b w:val="false"/>
-                <w:bCs w:val="false"/>
-                <w:sz w:val="22"/>
-                <w:szCs w:val="22"/>
-              </w:rPr>
-              <w:t xml:space="preserve">8</w:t>
+              <w:t xml:space="preserve">28</w:t>
+            </w:r>
+          </w:p>
+        </w:tc>
+        <w:tc>
+          <w:tcPr>
+            <w:tcW w:type="auto" w:w="0"/>
+            <w:tcBorders>
+              <w:top w:val="none" w:color="FFFFFF" w:sz="0"/>
+              <w:left w:val="none" w:color="FFFFFF" w:sz="0"/>
+              <w:bottom w:val="none" w:color="FFFFFF" w:sz="0"/>
+              <w:right w:val="none" w:color="FFFFFF" w:sz="0"/>
+            </w:tcBorders>
+            <w:tcMar>
+              <w:top w:type="dxa" w:w="80"/>
+              <w:left w:type="dxa" w:w="120"/>
+              <w:bottom w:type="dxa" w:w="80"/>
+              <w:right w:type="dxa" w:w="120"/>
+            </w:tcMar>
+          </w:tcPr>
+          <w:p>
+            <w:r>
+              <w:rPr>
+                <w:rFonts w:ascii="Calibri" w:cs="Calibri" w:eastAsia="Calibri" w:hAnsi="Calibri"/>
+                <w:b w:val="false"/>
+                <w:bCs w:val="false"/>
+                <w:sz w:val="22"/>
+                <w:szCs w:val="22"/>
+              </w:rPr>
+              <w:t xml:space="preserve">15%</w:t>
+            </w:r>
+          </w:p>
+        </w:tc>
+        <w:tc>
+          <w:tcPr>
+            <w:tcW w:type="auto" w:w="0"/>
+            <w:tcBorders>
+              <w:top w:val="none" w:color="FFFFFF" w:sz="0"/>
+              <w:left w:val="none" w:color="FFFFFF" w:sz="0"/>
+              <w:bottom w:val="none" w:color="FFFFFF" w:sz="0"/>
+              <w:right w:val="none" w:color="FFFFFF" w:sz="0"/>
+            </w:tcBorders>
+            <w:tcMar>
+              <w:top w:type="dxa" w:w="80"/>
+              <w:left w:type="dxa" w:w="120"/>
+              <w:bottom w:type="dxa" w:w="80"/>
+              <w:right w:type="dxa" w:w="120"/>
+            </w:tcMar>
+          </w:tcPr>
+          <w:p>
+            <w:r>
+              <w:rPr>
+                <w:rFonts w:ascii="Calibri" w:cs="Calibri" w:eastAsia="Calibri" w:hAnsi="Calibri"/>
+                <w:b w:val="false"/>
+                <w:bCs w:val="false"/>
+                <w:sz w:val="22"/>
+                <w:szCs w:val="22"/>
+              </w:rPr>
+              <w:t xml:space="preserve">9</w:t>
             </w:r>
           </w:p>
         </w:tc>
@@ -8474,36 +8513,36 @@
                 <w:sz w:val="22"/>
                 <w:szCs w:val="22"/>
               </w:rPr>
-              <w:t xml:space="preserve">8</w:t>
-            </w:r>
-          </w:p>
-        </w:tc>
-        <w:tc>
-          <w:tcPr>
-            <w:tcW w:type="auto" w:w="0"/>
-            <w:tcBorders>
-              <w:top w:val="none" w:color="FFFFFF" w:sz="0"/>
-              <w:left w:val="none" w:color="FFFFFF" w:sz="0"/>
-              <w:bottom w:val="none" w:color="FFFFFF" w:sz="0"/>
-              <w:right w:val="none" w:color="FFFFFF" w:sz="0"/>
-            </w:tcBorders>
-            <w:tcMar>
-              <w:top w:type="dxa" w:w="80"/>
-              <w:left w:type="dxa" w:w="120"/>
-              <w:bottom w:type="dxa" w:w="80"/>
-              <w:right w:type="dxa" w:w="120"/>
-            </w:tcMar>
-          </w:tcPr>
-          <w:p>
-            <w:r>
-              <w:rPr>
-                <w:rFonts w:ascii="Calibri" w:cs="Calibri" w:eastAsia="Calibri" w:hAnsi="Calibri"/>
-                <w:b w:val="false"/>
-                <w:bCs w:val="false"/>
-                <w:sz w:val="22"/>
-                <w:szCs w:val="22"/>
-              </w:rPr>
-              <w:t xml:space="preserve">1</w:t>
+              <w:t xml:space="preserve">9</w:t>
+            </w:r>
+          </w:p>
+        </w:tc>
+        <w:tc>
+          <w:tcPr>
+            <w:tcW w:type="auto" w:w="0"/>
+            <w:tcBorders>
+              <w:top w:val="none" w:color="FFFFFF" w:sz="0"/>
+              <w:left w:val="none" w:color="FFFFFF" w:sz="0"/>
+              <w:bottom w:val="none" w:color="FFFFFF" w:sz="0"/>
+              <w:right w:val="none" w:color="FFFFFF" w:sz="0"/>
+            </w:tcBorders>
+            <w:tcMar>
+              <w:top w:type="dxa" w:w="80"/>
+              <w:left w:type="dxa" w:w="120"/>
+              <w:bottom w:type="dxa" w:w="80"/>
+              <w:right w:type="dxa" w:w="120"/>
+            </w:tcMar>
+          </w:tcPr>
+          <w:p>
+            <w:r>
+              <w:rPr>
+                <w:rFonts w:ascii="Calibri" w:cs="Calibri" w:eastAsia="Calibri" w:hAnsi="Calibri"/>
+                <w:b w:val="false"/>
+                <w:bCs w:val="false"/>
+                <w:sz w:val="22"/>
+                <w:szCs w:val="22"/>
+              </w:rPr>
+              <w:t xml:space="preserve">2</w:t>
             </w:r>
           </w:p>
         </w:tc>
@@ -8590,7 +8629,7 @@
                 <w:sz w:val="22"/>
                 <w:szCs w:val="22"/>
               </w:rPr>
-              <w:t xml:space="preserve">4</w:t>
+              <w:t xml:space="preserve">5</w:t>
             </w:r>
           </w:p>
         </w:tc>
@@ -8652,7 +8691,7 @@
                 <w:sz w:val="22"/>
                 <w:szCs w:val="22"/>
               </w:rPr>
-              <w:t xml:space="preserve">189</w:t>
+              <w:t xml:space="preserve">193</w:t>
             </w:r>
           </w:p>
         </w:tc>
@@ -8712,7 +8751,7 @@
                 <w:sz w:val="22"/>
                 <w:szCs w:val="22"/>
               </w:rPr>
-              <w:t xml:space="preserve">17</w:t>
+              <w:t xml:space="preserve">18</w:t>
             </w:r>
           </w:p>
         </w:tc>
@@ -8772,7 +8811,7 @@
                 <w:sz w:val="22"/>
                 <w:szCs w:val="22"/>
               </w:rPr>
-              <w:t xml:space="preserve">12</w:t>
+              <w:t xml:space="preserve">13</w:t>
             </w:r>
           </w:p>
         </w:tc>
@@ -8802,7 +8841,7 @@
                 <w:sz w:val="22"/>
                 <w:szCs w:val="22"/>
               </w:rPr>
-              <w:t xml:space="preserve">1</w:t>
+              <w:t xml:space="preserve">2</w:t>
             </w:r>
           </w:p>
         </w:tc>
@@ -8892,7 +8931,7 @@
                 <w:sz w:val="22"/>
                 <w:szCs w:val="22"/>
               </w:rPr>
-              <w:t xml:space="preserve">12</w:t>
+              <w:t xml:space="preserve">13</w:t>
             </w:r>
           </w:p>
         </w:tc>
@@ -8947,6 +8986,7 @@
     <w:p>
       <w:pPr>
         <w:pStyle w:val="Normal"/>
+        <w:spacing w:after="240" w:before="240" w:line="240"/>
       </w:pPr>
       <w:r>
         <w:rPr>
@@ -9232,123 +9272,123 @@
                 <w:sz w:val="22"/>
                 <w:szCs w:val="22"/>
               </w:rPr>
-              <w:t xml:space="preserve">17</w:t>
-            </w:r>
-          </w:p>
-        </w:tc>
-        <w:tc>
-          <w:tcPr>
-            <w:tcW w:type="auto" w:w="0"/>
-            <w:tcBorders>
-              <w:top w:val="none" w:color="FFFFFF" w:sz="0"/>
-              <w:left w:val="none" w:color="FFFFFF" w:sz="0"/>
-              <w:bottom w:val="none" w:color="FFFFFF" w:sz="0"/>
-              <w:right w:val="none" w:color="FFFFFF" w:sz="0"/>
-            </w:tcBorders>
-            <w:tcMar>
-              <w:top w:type="dxa" w:w="80"/>
-              <w:left w:type="dxa" w:w="120"/>
-              <w:bottom w:type="dxa" w:w="80"/>
-              <w:right w:type="dxa" w:w="120"/>
-            </w:tcMar>
-          </w:tcPr>
-          <w:p>
-            <w:r>
-              <w:rPr>
-                <w:rFonts w:ascii="Calibri" w:cs="Calibri" w:eastAsia="Calibri" w:hAnsi="Calibri"/>
-                <w:b w:val="false"/>
-                <w:bCs w:val="false"/>
-                <w:sz w:val="22"/>
-                <w:szCs w:val="22"/>
-              </w:rPr>
-              <w:t xml:space="preserve">63</w:t>
-            </w:r>
-          </w:p>
-        </w:tc>
-        <w:tc>
-          <w:tcPr>
-            <w:tcW w:type="auto" w:w="0"/>
-            <w:tcBorders>
-              <w:top w:val="none" w:color="FFFFFF" w:sz="0"/>
-              <w:left w:val="none" w:color="FFFFFF" w:sz="0"/>
-              <w:bottom w:val="none" w:color="FFFFFF" w:sz="0"/>
-              <w:right w:val="none" w:color="FFFFFF" w:sz="0"/>
-            </w:tcBorders>
-            <w:tcMar>
-              <w:top w:type="dxa" w:w="80"/>
-              <w:left w:type="dxa" w:w="120"/>
-              <w:bottom w:type="dxa" w:w="80"/>
-              <w:right w:type="dxa" w:w="120"/>
-            </w:tcMar>
-          </w:tcPr>
-          <w:p>
-            <w:r>
-              <w:rPr>
-                <w:rFonts w:ascii="Calibri" w:cs="Calibri" w:eastAsia="Calibri" w:hAnsi="Calibri"/>
-                <w:b w:val="false"/>
-                <w:bCs w:val="false"/>
-                <w:sz w:val="22"/>
-                <w:szCs w:val="22"/>
-              </w:rPr>
-              <w:t xml:space="preserve">49</w:t>
-            </w:r>
-          </w:p>
-        </w:tc>
-        <w:tc>
-          <w:tcPr>
-            <w:tcW w:type="auto" w:w="0"/>
-            <w:tcBorders>
-              <w:top w:val="none" w:color="FFFFFF" w:sz="0"/>
-              <w:left w:val="none" w:color="FFFFFF" w:sz="0"/>
-              <w:bottom w:val="none" w:color="FFFFFF" w:sz="0"/>
-              <w:right w:val="none" w:color="FFFFFF" w:sz="0"/>
-            </w:tcBorders>
-            <w:tcMar>
-              <w:top w:type="dxa" w:w="80"/>
-              <w:left w:type="dxa" w:w="120"/>
-              <w:bottom w:type="dxa" w:w="80"/>
-              <w:right w:type="dxa" w:w="120"/>
-            </w:tcMar>
-          </w:tcPr>
-          <w:p>
-            <w:r>
-              <w:rPr>
-                <w:rFonts w:ascii="Calibri" w:cs="Calibri" w:eastAsia="Calibri" w:hAnsi="Calibri"/>
-                <w:b w:val="false"/>
-                <w:bCs w:val="false"/>
-                <w:sz w:val="22"/>
-                <w:szCs w:val="22"/>
-              </w:rPr>
-              <w:t xml:space="preserve">22</w:t>
-            </w:r>
-          </w:p>
-        </w:tc>
-        <w:tc>
-          <w:tcPr>
-            <w:tcW w:type="auto" w:w="0"/>
-            <w:tcBorders>
-              <w:top w:val="none" w:color="FFFFFF" w:sz="0"/>
-              <w:left w:val="none" w:color="FFFFFF" w:sz="0"/>
-              <w:bottom w:val="none" w:color="FFFFFF" w:sz="0"/>
-              <w:right w:val="none" w:color="FFFFFF" w:sz="0"/>
-            </w:tcBorders>
-            <w:tcMar>
-              <w:top w:type="dxa" w:w="80"/>
-              <w:left w:type="dxa" w:w="120"/>
-              <w:bottom w:type="dxa" w:w="80"/>
-              <w:right w:type="dxa" w:w="120"/>
-            </w:tcMar>
-          </w:tcPr>
-          <w:p>
-            <w:r>
-              <w:rPr>
-                <w:rFonts w:ascii="Calibri" w:cs="Calibri" w:eastAsia="Calibri" w:hAnsi="Calibri"/>
-                <w:b w:val="false"/>
-                <w:bCs w:val="false"/>
-                <w:sz w:val="22"/>
-                <w:szCs w:val="22"/>
-              </w:rPr>
-              <w:t xml:space="preserve">151</w:t>
+              <w:t xml:space="preserve">16</w:t>
+            </w:r>
+          </w:p>
+        </w:tc>
+        <w:tc>
+          <w:tcPr>
+            <w:tcW w:type="auto" w:w="0"/>
+            <w:tcBorders>
+              <w:top w:val="none" w:color="FFFFFF" w:sz="0"/>
+              <w:left w:val="none" w:color="FFFFFF" w:sz="0"/>
+              <w:bottom w:val="none" w:color="FFFFFF" w:sz="0"/>
+              <w:right w:val="none" w:color="FFFFFF" w:sz="0"/>
+            </w:tcBorders>
+            <w:tcMar>
+              <w:top w:type="dxa" w:w="80"/>
+              <w:left w:type="dxa" w:w="120"/>
+              <w:bottom w:type="dxa" w:w="80"/>
+              <w:right w:type="dxa" w:w="120"/>
+            </w:tcMar>
+          </w:tcPr>
+          <w:p>
+            <w:r>
+              <w:rPr>
+                <w:rFonts w:ascii="Calibri" w:cs="Calibri" w:eastAsia="Calibri" w:hAnsi="Calibri"/>
+                <w:b w:val="false"/>
+                <w:bCs w:val="false"/>
+                <w:sz w:val="22"/>
+                <w:szCs w:val="22"/>
+              </w:rPr>
+              <w:t xml:space="preserve">62</w:t>
+            </w:r>
+          </w:p>
+        </w:tc>
+        <w:tc>
+          <w:tcPr>
+            <w:tcW w:type="auto" w:w="0"/>
+            <w:tcBorders>
+              <w:top w:val="none" w:color="FFFFFF" w:sz="0"/>
+              <w:left w:val="none" w:color="FFFFFF" w:sz="0"/>
+              <w:bottom w:val="none" w:color="FFFFFF" w:sz="0"/>
+              <w:right w:val="none" w:color="FFFFFF" w:sz="0"/>
+            </w:tcBorders>
+            <w:tcMar>
+              <w:top w:type="dxa" w:w="80"/>
+              <w:left w:type="dxa" w:w="120"/>
+              <w:bottom w:type="dxa" w:w="80"/>
+              <w:right w:type="dxa" w:w="120"/>
+            </w:tcMar>
+          </w:tcPr>
+          <w:p>
+            <w:r>
+              <w:rPr>
+                <w:rFonts w:ascii="Calibri" w:cs="Calibri" w:eastAsia="Calibri" w:hAnsi="Calibri"/>
+                <w:b w:val="false"/>
+                <w:bCs w:val="false"/>
+                <w:sz w:val="22"/>
+                <w:szCs w:val="22"/>
+              </w:rPr>
+              <w:t xml:space="preserve">48</w:t>
+            </w:r>
+          </w:p>
+        </w:tc>
+        <w:tc>
+          <w:tcPr>
+            <w:tcW w:type="auto" w:w="0"/>
+            <w:tcBorders>
+              <w:top w:val="none" w:color="FFFFFF" w:sz="0"/>
+              <w:left w:val="none" w:color="FFFFFF" w:sz="0"/>
+              <w:bottom w:val="none" w:color="FFFFFF" w:sz="0"/>
+              <w:right w:val="none" w:color="FFFFFF" w:sz="0"/>
+            </w:tcBorders>
+            <w:tcMar>
+              <w:top w:type="dxa" w:w="80"/>
+              <w:left w:type="dxa" w:w="120"/>
+              <w:bottom w:type="dxa" w:w="80"/>
+              <w:right w:type="dxa" w:w="120"/>
+            </w:tcMar>
+          </w:tcPr>
+          <w:p>
+            <w:r>
+              <w:rPr>
+                <w:rFonts w:ascii="Calibri" w:cs="Calibri" w:eastAsia="Calibri" w:hAnsi="Calibri"/>
+                <w:b w:val="false"/>
+                <w:bCs w:val="false"/>
+                <w:sz w:val="22"/>
+                <w:szCs w:val="22"/>
+              </w:rPr>
+              <w:t xml:space="preserve">21</w:t>
+            </w:r>
+          </w:p>
+        </w:tc>
+        <w:tc>
+          <w:tcPr>
+            <w:tcW w:type="auto" w:w="0"/>
+            <w:tcBorders>
+              <w:top w:val="none" w:color="FFFFFF" w:sz="0"/>
+              <w:left w:val="none" w:color="FFFFFF" w:sz="0"/>
+              <w:bottom w:val="none" w:color="FFFFFF" w:sz="0"/>
+              <w:right w:val="none" w:color="FFFFFF" w:sz="0"/>
+            </w:tcBorders>
+            <w:tcMar>
+              <w:top w:type="dxa" w:w="80"/>
+              <w:left w:type="dxa" w:w="120"/>
+              <w:bottom w:type="dxa" w:w="80"/>
+              <w:right w:type="dxa" w:w="120"/>
+            </w:tcMar>
+          </w:tcPr>
+          <w:p>
+            <w:r>
+              <w:rPr>
+                <w:rFonts w:ascii="Calibri" w:cs="Calibri" w:eastAsia="Calibri" w:hAnsi="Calibri"/>
+                <w:b w:val="false"/>
+                <w:bCs w:val="false"/>
+                <w:sz w:val="22"/>
+                <w:szCs w:val="22"/>
+              </w:rPr>
+              <w:t xml:space="preserve">147</w:t>
             </w:r>
           </w:p>
         </w:tc>
@@ -9410,7 +9450,7 @@
                 <w:sz w:val="22"/>
                 <w:szCs w:val="22"/>
               </w:rPr>
-              <w:t xml:space="preserve">1</w:t>
+              <w:t xml:space="preserve">2</w:t>
             </w:r>
           </w:p>
         </w:tc>
@@ -9440,7 +9480,7 @@
                 <w:sz w:val="22"/>
                 <w:szCs w:val="22"/>
               </w:rPr>
-              <w:t xml:space="preserve">25</w:t>
+              <w:t xml:space="preserve">26</w:t>
             </w:r>
           </w:p>
         </w:tc>
@@ -9470,7 +9510,7 @@
                 <w:sz w:val="22"/>
                 <w:szCs w:val="22"/>
               </w:rPr>
-              <w:t xml:space="preserve">23</w:t>
+              <w:t xml:space="preserve">24</w:t>
             </w:r>
           </w:p>
         </w:tc>
@@ -9500,7 +9540,7 @@
                 <w:sz w:val="22"/>
                 <w:szCs w:val="22"/>
               </w:rPr>
-              <w:t xml:space="preserve">4</w:t>
+              <w:t xml:space="preserve">5</w:t>
             </w:r>
           </w:p>
         </w:tc>
@@ -9530,7 +9570,7 @@
                 <w:sz w:val="22"/>
                 <w:szCs w:val="22"/>
               </w:rPr>
-              <w:t xml:space="preserve">53</w:t>
+              <w:t xml:space="preserve">57</w:t>
             </w:r>
           </w:p>
         </w:tc>
@@ -10419,6 +10459,7 @@
     <w:p>
       <w:pPr>
         <w:pStyle w:val="Normal"/>
+        <w:spacing w:after="240" w:before="240" w:line="240"/>
       </w:pPr>
       <w:r>
         <w:rPr>
@@ -10429,21 +10470,6 @@
           <w:szCs w:val="22"/>
         </w:rPr>
         <w:t xml:space="preserve">¹ Youth could report more than one reason for experiencing unstable housing.</w:t>
-      </w:r>
-    </w:p>
-    <w:p>
-      <w:pPr>
-        <w:pStyle w:val="Normal"/>
-      </w:pPr>
-      <w:r>
-        <w:rPr>
-          <w:rFonts w:ascii="Calibri" w:cs="Calibri" w:eastAsia="Calibri" w:hAnsi="Calibri"/>
-          <w:b w:val="false"/>
-          <w:bCs w:val="false"/>
-          <w:sz w:val="22"/>
-          <w:szCs w:val="22"/>
-        </w:rPr>
-        <w:t xml:space="preserve"/>
       </w:r>
     </w:p>
     <w:p>
@@ -10461,6 +10487,7 @@
           <w:ilvl w:val="0"/>
           <w:numId w:val="2"/>
         </w:numPr>
+        <w:spacing w:after="240" w:before="240" w:line="240"/>
       </w:pPr>
       <w:r>
         <w:rPr>
@@ -10478,6 +10505,7 @@
           <w:ilvl w:val="0"/>
           <w:numId w:val="2"/>
         </w:numPr>
+        <w:spacing w:after="240" w:before="240" w:line="240"/>
       </w:pPr>
       <w:r>
         <w:rPr>
@@ -10495,6 +10523,7 @@
           <w:ilvl w:val="0"/>
           <w:numId w:val="2"/>
         </w:numPr>
+        <w:spacing w:after="240" w:before="240" w:line="240"/>
       </w:pPr>
       <w:r>
         <w:rPr>
@@ -10512,6 +10541,7 @@
           <w:ilvl w:val="0"/>
           <w:numId w:val="2"/>
         </w:numPr>
+        <w:spacing w:after="240" w:before="240" w:line="240"/>
       </w:pPr>
       <w:r>
         <w:rPr>
@@ -10529,6 +10559,7 @@
           <w:ilvl w:val="0"/>
           <w:numId w:val="2"/>
         </w:numPr>
+        <w:spacing w:after="240" w:before="240" w:line="240"/>
       </w:pPr>
       <w:r>
         <w:rPr>
@@ -11883,21 +11914,7 @@
     <w:p>
       <w:pPr>
         <w:pStyle w:val="Normal"/>
-      </w:pPr>
-      <w:r>
-        <w:rPr>
-          <w:rFonts w:ascii="Calibri" w:cs="Calibri" w:eastAsia="Calibri" w:hAnsi="Calibri"/>
-          <w:b w:val="false"/>
-          <w:bCs w:val="false"/>
-          <w:sz w:val="22"/>
-          <w:szCs w:val="22"/>
-        </w:rPr>
-        <w:t xml:space="preserve"/>
-      </w:r>
-    </w:p>
-    <w:p>
-      <w:pPr>
-        <w:pStyle w:val="Normal"/>
+        <w:spacing w:after="240" w:before="240" w:line="240"/>
       </w:pPr>
       <w:r>
         <w:rPr>
@@ -12543,21 +12560,6 @@
         </w:tc>
       </w:tr>
     </w:tbl>
-    <w:p>
-      <w:pPr>
-        <w:pStyle w:val="Normal"/>
-      </w:pPr>
-      <w:r>
-        <w:rPr>
-          <w:rFonts w:ascii="Calibri" w:cs="Calibri" w:eastAsia="Calibri" w:hAnsi="Calibri"/>
-          <w:b w:val="false"/>
-          <w:bCs w:val="false"/>
-          <w:sz w:val="22"/>
-          <w:szCs w:val="22"/>
-        </w:rPr>
-        <w:t xml:space="preserve"/>
-      </w:r>
-    </w:p>
     <w:p>
       <w:pPr>
         <w:pStyle w:val="Caption"/>
@@ -14064,21 +14066,7 @@
     <w:p>
       <w:pPr>
         <w:pStyle w:val="Normal"/>
-      </w:pPr>
-      <w:r>
-        <w:rPr>
-          <w:rFonts w:ascii="Calibri" w:cs="Calibri" w:eastAsia="Calibri" w:hAnsi="Calibri"/>
-          <w:b w:val="false"/>
-          <w:bCs w:val="false"/>
-          <w:sz w:val="22"/>
-          <w:szCs w:val="22"/>
-        </w:rPr>
-        <w:t xml:space="preserve"/>
-      </w:r>
-    </w:p>
-    <w:p>
-      <w:pPr>
-        <w:pStyle w:val="Normal"/>
+        <w:spacing w:after="240" w:before="240" w:line="240"/>
       </w:pPr>
       <w:r>
         <w:rPr>
@@ -15199,6 +15187,7 @@
     <w:p>
       <w:pPr>
         <w:pStyle w:val="Normal"/>
+        <w:spacing w:after="240" w:before="240" w:line="240"/>
       </w:pPr>
       <w:r>
         <w:rPr>
@@ -15214,21 +15203,7 @@
     <w:p>
       <w:pPr>
         <w:pStyle w:val="Normal"/>
-      </w:pPr>
-      <w:r>
-        <w:rPr>
-          <w:rFonts w:ascii="Calibri" w:cs="Calibri" w:eastAsia="Calibri" w:hAnsi="Calibri"/>
-          <w:b w:val="false"/>
-          <w:bCs w:val="false"/>
-          <w:sz w:val="22"/>
-          <w:szCs w:val="22"/>
-        </w:rPr>
-        <w:t xml:space="preserve"/>
-      </w:r>
-    </w:p>
-    <w:p>
-      <w:pPr>
-        <w:pStyle w:val="Normal"/>
+        <w:spacing w:after="240" w:before="240" w:line="240"/>
       </w:pPr>
       <w:r>
         <w:rPr>
@@ -15570,36 +15545,36 @@
                 <w:sz w:val="22"/>
                 <w:szCs w:val="22"/>
               </w:rPr>
-              <w:t xml:space="preserve">9</w:t>
-            </w:r>
-          </w:p>
-        </w:tc>
-        <w:tc>
-          <w:tcPr>
-            <w:tcW w:type="auto" w:w="0"/>
-            <w:tcBorders>
-              <w:top w:val="none" w:color="FFFFFF" w:sz="0"/>
-              <w:left w:val="none" w:color="FFFFFF" w:sz="0"/>
-              <w:bottom w:val="none" w:color="FFFFFF" w:sz="0"/>
-              <w:right w:val="none" w:color="FFFFFF" w:sz="0"/>
-            </w:tcBorders>
-            <w:tcMar>
-              <w:top w:type="dxa" w:w="80"/>
-              <w:left w:type="dxa" w:w="120"/>
-              <w:bottom w:type="dxa" w:w="80"/>
-              <w:right w:type="dxa" w:w="120"/>
-            </w:tcMar>
-          </w:tcPr>
-          <w:p>
-            <w:r>
-              <w:rPr>
-                <w:rFonts w:ascii="Calibri" w:cs="Calibri" w:eastAsia="Calibri" w:hAnsi="Calibri"/>
-                <w:b w:val="false"/>
-                <w:bCs w:val="false"/>
-                <w:sz w:val="22"/>
-                <w:szCs w:val="22"/>
-              </w:rPr>
-              <w:t xml:space="preserve">10%</w:t>
+              <w:t xml:space="preserve">7</w:t>
+            </w:r>
+          </w:p>
+        </w:tc>
+        <w:tc>
+          <w:tcPr>
+            <w:tcW w:type="auto" w:w="0"/>
+            <w:tcBorders>
+              <w:top w:val="none" w:color="FFFFFF" w:sz="0"/>
+              <w:left w:val="none" w:color="FFFFFF" w:sz="0"/>
+              <w:bottom w:val="none" w:color="FFFFFF" w:sz="0"/>
+              <w:right w:val="none" w:color="FFFFFF" w:sz="0"/>
+            </w:tcBorders>
+            <w:tcMar>
+              <w:top w:type="dxa" w:w="80"/>
+              <w:left w:type="dxa" w:w="120"/>
+              <w:bottom w:type="dxa" w:w="80"/>
+              <w:right w:type="dxa" w:w="120"/>
+            </w:tcMar>
+          </w:tcPr>
+          <w:p>
+            <w:r>
+              <w:rPr>
+                <w:rFonts w:ascii="Calibri" w:cs="Calibri" w:eastAsia="Calibri" w:hAnsi="Calibri"/>
+                <w:b w:val="false"/>
+                <w:bCs w:val="false"/>
+                <w:sz w:val="22"/>
+                <w:szCs w:val="22"/>
+              </w:rPr>
+              <w:t xml:space="preserve">8%</w:t>
             </w:r>
           </w:p>
         </w:tc>
@@ -17168,21 +17143,6 @@
         </w:tc>
       </w:tr>
     </w:tbl>
-    <w:p>
-      <w:pPr>
-        <w:pStyle w:val="Normal"/>
-      </w:pPr>
-      <w:r>
-        <w:rPr>
-          <w:rFonts w:ascii="Calibri" w:cs="Calibri" w:eastAsia="Calibri" w:hAnsi="Calibri"/>
-          <w:b w:val="false"/>
-          <w:bCs w:val="false"/>
-          <w:sz w:val="22"/>
-          <w:szCs w:val="22"/>
-        </w:rPr>
-        <w:t xml:space="preserve"/>
-      </w:r>
-    </w:p>
     <w:p>
       <w:pPr>
         <w:pStyle w:val="Heading1"/>
@@ -17194,6 +17154,7 @@
     <w:p>
       <w:pPr>
         <w:pStyle w:val="Normal"/>
+        <w:spacing w:after="240" w:before="240" w:line="240"/>
       </w:pPr>
       <w:r>
         <w:rPr>
@@ -18314,6 +18275,7 @@
     <w:p>
       <w:pPr>
         <w:pStyle w:val="Normal"/>
+        <w:spacing w:after="240" w:before="240" w:line="240"/>
       </w:pPr>
       <w:r>
         <w:rPr>
@@ -19786,6 +19748,7 @@
     <w:p>
       <w:pPr>
         <w:pStyle w:val="Normal"/>
+        <w:spacing w:after="240" w:before="240" w:line="240"/>
       </w:pPr>
       <w:r>
         <w:rPr>
@@ -20641,21 +20604,6 @@
     </w:tbl>
     <w:p>
       <w:pPr>
-        <w:pStyle w:val="Normal"/>
-      </w:pPr>
-      <w:r>
-        <w:rPr>
-          <w:rFonts w:ascii="Calibri" w:cs="Calibri" w:eastAsia="Calibri" w:hAnsi="Calibri"/>
-          <w:b w:val="false"/>
-          <w:bCs w:val="false"/>
-          <w:sz w:val="22"/>
-          <w:szCs w:val="22"/>
-        </w:rPr>
-        <w:t xml:space="preserve"/>
-      </w:r>
-    </w:p>
-    <w:p>
-      <w:pPr>
         <w:pStyle w:val="Heading1"/>
       </w:pPr>
       <w:r>
@@ -20665,6 +20613,7 @@
     <w:p>
       <w:pPr>
         <w:pStyle w:val="Normal"/>
+        <w:spacing w:after="240" w:before="240" w:line="240"/>
       </w:pPr>
       <w:r>
         <w:rPr>
@@ -21191,6 +21140,7 @@
     <w:p>
       <w:pPr>
         <w:pStyle w:val="Normal"/>
+        <w:spacing w:after="240" w:before="240" w:line="240"/>
       </w:pPr>
       <w:r>
         <w:rPr>
@@ -21952,21 +21902,6 @@
     </w:tbl>
     <w:p>
       <w:pPr>
-        <w:pStyle w:val="Normal"/>
-      </w:pPr>
-      <w:r>
-        <w:rPr>
-          <w:rFonts w:ascii="Calibri" w:cs="Calibri" w:eastAsia="Calibri" w:hAnsi="Calibri"/>
-          <w:b w:val="false"/>
-          <w:bCs w:val="false"/>
-          <w:sz w:val="22"/>
-          <w:szCs w:val="22"/>
-        </w:rPr>
-        <w:t xml:space="preserve"/>
-      </w:r>
-    </w:p>
-    <w:p>
-      <w:pPr>
         <w:pStyle w:val="Heading1"/>
       </w:pPr>
       <w:r>
@@ -21976,6 +21911,7 @@
     <w:p>
       <w:pPr>
         <w:pStyle w:val="Normal"/>
+        <w:spacing w:after="240" w:before="240" w:line="240"/>
       </w:pPr>
       <w:r>
         <w:rPr>
@@ -23142,6 +23078,7 @@
     <w:p>
       <w:pPr>
         <w:pStyle w:val="Normal"/>
+        <w:spacing w:after="240" w:before="240" w:line="240"/>
       </w:pPr>
       <w:r>
         <w:rPr>
@@ -25664,6 +25601,7 @@
     <w:p>
       <w:pPr>
         <w:pStyle w:val="Normal"/>
+        <w:spacing w:after="240" w:before="240" w:line="240"/>
       </w:pPr>
       <w:r>
         <w:rPr>
@@ -26777,21 +26715,6 @@
     </w:tbl>
     <w:p>
       <w:pPr>
-        <w:pStyle w:val="Normal"/>
-      </w:pPr>
-      <w:r>
-        <w:rPr>
-          <w:rFonts w:ascii="Calibri" w:cs="Calibri" w:eastAsia="Calibri" w:hAnsi="Calibri"/>
-          <w:b w:val="false"/>
-          <w:bCs w:val="false"/>
-          <w:sz w:val="22"/>
-          <w:szCs w:val="22"/>
-        </w:rPr>
-        <w:t xml:space="preserve"/>
-      </w:r>
-    </w:p>
-    <w:p>
-      <w:pPr>
         <w:pStyle w:val="Heading1"/>
       </w:pPr>
       <w:r>
@@ -26801,6 +26724,7 @@
     <w:p>
       <w:pPr>
         <w:pStyle w:val="Normal"/>
+        <w:spacing w:after="240" w:before="240" w:line="240"/>
       </w:pPr>
       <w:r>
         <w:rPr>
@@ -26816,6 +26740,7 @@
     <w:p>
       <w:pPr>
         <w:pStyle w:val="Normal"/>
+        <w:spacing w:after="240" w:before="240" w:line="240"/>
       </w:pPr>
       <w:r>
         <w:rPr>
@@ -29338,21 +29263,7 @@
     <w:p>
       <w:pPr>
         <w:pStyle w:val="Normal"/>
-      </w:pPr>
-      <w:r>
-        <w:rPr>
-          <w:rFonts w:ascii="Calibri" w:cs="Calibri" w:eastAsia="Calibri" w:hAnsi="Calibri"/>
-          <w:b w:val="false"/>
-          <w:bCs w:val="false"/>
-          <w:sz w:val="22"/>
-          <w:szCs w:val="22"/>
-        </w:rPr>
-        <w:t xml:space="preserve"/>
-      </w:r>
-    </w:p>
-    <w:p>
-      <w:pPr>
-        <w:pStyle w:val="Normal"/>
+        <w:spacing w:after="240" w:before="240" w:line="240"/>
       </w:pPr>
       <w:r>
         <w:rPr>
@@ -29368,6 +29279,7 @@
     <w:p>
       <w:pPr>
         <w:pStyle w:val="Normal"/>
+        <w:spacing w:after="240" w:before="240" w:line="240"/>
       </w:pPr>
       <w:r>
         <w:rPr>
@@ -29382,21 +29294,6 @@
     </w:p>
     <w:p>
       <w:pPr>
-        <w:pStyle w:val="Normal"/>
-      </w:pPr>
-      <w:r>
-        <w:rPr>
-          <w:rFonts w:ascii="Calibri" w:cs="Calibri" w:eastAsia="Calibri" w:hAnsi="Calibri"/>
-          <w:b w:val="false"/>
-          <w:bCs w:val="false"/>
-          <w:sz w:val="22"/>
-          <w:szCs w:val="22"/>
-        </w:rPr>
-        <w:t xml:space="preserve"/>
-      </w:r>
-    </w:p>
-    <w:p>
-      <w:pPr>
         <w:pStyle w:val="Heading1"/>
       </w:pPr>
       <w:r>
@@ -29406,6 +29303,7 @@
     <w:p>
       <w:pPr>
         <w:pStyle w:val="Normal"/>
+        <w:spacing w:after="240" w:before="240" w:line="240"/>
       </w:pPr>
       <w:r>
         <w:rPr>
@@ -35706,21 +35604,7 @@
     <w:p>
       <w:pPr>
         <w:pStyle w:val="Normal"/>
-      </w:pPr>
-      <w:r>
-        <w:rPr>
-          <w:rFonts w:ascii="Calibri" w:cs="Calibri" w:eastAsia="Calibri" w:hAnsi="Calibri"/>
-          <w:b w:val="false"/>
-          <w:bCs w:val="false"/>
-          <w:sz w:val="22"/>
-          <w:szCs w:val="22"/>
-        </w:rPr>
-        <w:t xml:space="preserve"/>
-      </w:r>
-    </w:p>
-    <w:p>
-      <w:pPr>
-        <w:pStyle w:val="Normal"/>
+        <w:spacing w:after="240" w:before="240" w:line="240"/>
       </w:pPr>
       <w:r>
         <w:rPr>
@@ -35781,21 +35665,6 @@
     </w:p>
     <w:p>
       <w:pPr>
-        <w:pStyle w:val="Normal"/>
-      </w:pPr>
-      <w:r>
-        <w:rPr>
-          <w:rFonts w:ascii="Calibri" w:cs="Calibri" w:eastAsia="Calibri" w:hAnsi="Calibri"/>
-          <w:b w:val="false"/>
-          <w:bCs w:val="false"/>
-          <w:sz w:val="22"/>
-          <w:szCs w:val="22"/>
-        </w:rPr>
-        <w:t xml:space="preserve"/>
-      </w:r>
-    </w:p>
-    <w:p>
-      <w:pPr>
         <w:pStyle w:val="Heading1"/>
       </w:pPr>
       <w:r>
@@ -35805,6 +35674,7 @@
     <w:p>
       <w:pPr>
         <w:pStyle w:val="Normal"/>
+        <w:spacing w:after="240" w:before="240" w:line="240"/>
       </w:pPr>
       <w:r>
         <w:rPr>
@@ -35832,6 +35702,439 @@
           <w:ilvl w:val="0"/>
           <w:numId w:val="2"/>
         </w:numPr>
+        <w:spacing w:after="240" w:before="240" w:line="240"/>
+      </w:pPr>
+      <w:r>
+        <w:rPr>
+          <w:rFonts w:ascii="Calibri" w:cs="Calibri" w:eastAsia="Calibri" w:hAnsi="Calibri"/>
+          <w:sz w:val="22"/>
+          <w:szCs w:val="22"/>
+        </w:rPr>
+        <w:t xml:space="preserve">I like the YZ. I mainly attend planned activities, but have recently made more of an effort to come down just for socializing + fun more often. I prefer planned activities, or more knowledge of what will be happening ahead of time. Sometimes the website does not have all activities happening listed, and I only know by seeing them on the white board. I would like if the website listed all the activities. It would make it slightly easier to plan days to come down.</w:t>
+      </w:r>
+    </w:p>
+    <w:p>
+      <w:pPr>
+        <w:pStyle w:val="ListParagraph"/>
+        <w:numPr>
+          <w:ilvl w:val="0"/>
+          <w:numId w:val="2"/>
+        </w:numPr>
+        <w:spacing w:after="240" w:before="240" w:line="240"/>
+      </w:pPr>
+      <w:r>
+        <w:rPr>
+          <w:rFonts w:ascii="Calibri" w:cs="Calibri" w:eastAsia="Calibri" w:hAnsi="Calibri"/>
+          <w:sz w:val="22"/>
+          <w:szCs w:val="22"/>
+        </w:rPr>
+        <w:t xml:space="preserve">I should utilize more the resources available.</w:t>
+      </w:r>
+    </w:p>
+    <w:p>
+      <w:pPr>
+        <w:pStyle w:val="ListParagraph"/>
+        <w:numPr>
+          <w:ilvl w:val="0"/>
+          <w:numId w:val="2"/>
+        </w:numPr>
+        <w:spacing w:after="240" w:before="240" w:line="240"/>
+      </w:pPr>
+      <w:r>
+        <w:rPr>
+          <w:rFonts w:ascii="Calibri" w:cs="Calibri" w:eastAsia="Calibri" w:hAnsi="Calibri"/>
+          <w:sz w:val="22"/>
+          <w:szCs w:val="22"/>
+        </w:rPr>
+        <w:t xml:space="preserve">Sorry if my paper is confusing, it's my first time and I felt the need to clarify a lot of things</w:t>
+      </w:r>
+    </w:p>
+    <w:p>
+      <w:pPr>
+        <w:pStyle w:val="ListParagraph"/>
+        <w:numPr>
+          <w:ilvl w:val="0"/>
+          <w:numId w:val="2"/>
+        </w:numPr>
+        <w:spacing w:after="240" w:before="240" w:line="240"/>
+      </w:pPr>
+      <w:r>
+        <w:rPr>
+          <w:rFonts w:ascii="Calibri" w:cs="Calibri" w:eastAsia="Calibri" w:hAnsi="Calibri"/>
+          <w:sz w:val="22"/>
+          <w:szCs w:val="22"/>
+        </w:rPr>
+        <w:t xml:space="preserve">No</w:t>
+      </w:r>
+    </w:p>
+    <w:p>
+      <w:pPr>
+        <w:pStyle w:val="ListParagraph"/>
+        <w:numPr>
+          <w:ilvl w:val="0"/>
+          <w:numId w:val="2"/>
+        </w:numPr>
+        <w:spacing w:after="240" w:before="240" w:line="240"/>
+      </w:pPr>
+      <w:r>
+        <w:rPr>
+          <w:rFonts w:ascii="Calibri" w:cs="Calibri" w:eastAsia="Calibri" w:hAnsi="Calibri"/>
+          <w:sz w:val="22"/>
+          <w:szCs w:val="22"/>
+        </w:rPr>
+        <w:t xml:space="preserve">It's Cool.</w:t>
+      </w:r>
+    </w:p>
+    <w:p>
+      <w:pPr>
+        <w:pStyle w:val="ListParagraph"/>
+        <w:numPr>
+          <w:ilvl w:val="0"/>
+          <w:numId w:val="2"/>
+        </w:numPr>
+        <w:spacing w:after="240" w:before="240" w:line="240"/>
+      </w:pPr>
+      <w:r>
+        <w:rPr>
+          <w:rFonts w:ascii="Calibri" w:cs="Calibri" w:eastAsia="Calibri" w:hAnsi="Calibri"/>
+          <w:sz w:val="22"/>
+          <w:szCs w:val="22"/>
+        </w:rPr>
+        <w:t xml:space="preserve">No comment All good</w:t>
+      </w:r>
+    </w:p>
+    <w:p>
+      <w:pPr>
+        <w:pStyle w:val="ListParagraph"/>
+        <w:numPr>
+          <w:ilvl w:val="0"/>
+          <w:numId w:val="2"/>
+        </w:numPr>
+        <w:spacing w:after="240" w:before="240" w:line="240"/>
+      </w:pPr>
+      <w:r>
+        <w:rPr>
+          <w:rFonts w:ascii="Calibri" w:cs="Calibri" w:eastAsia="Calibri" w:hAnsi="Calibri"/>
+          <w:sz w:val="22"/>
+          <w:szCs w:val="22"/>
+        </w:rPr>
+        <w:t xml:space="preserve">Ms. Stephanie was very kind, knowledgeable, and welcoming. She showed she cared right away and she knows what she is doing. Helps me feel confident, safe, and willing to return.</w:t>
+      </w:r>
+    </w:p>
+    <w:p>
+      <w:pPr>
+        <w:pStyle w:val="ListParagraph"/>
+        <w:numPr>
+          <w:ilvl w:val="0"/>
+          <w:numId w:val="2"/>
+        </w:numPr>
+        <w:spacing w:after="240" w:before="240" w:line="240"/>
+      </w:pPr>
+      <w:r>
+        <w:rPr>
+          <w:rFonts w:ascii="Calibri" w:cs="Calibri" w:eastAsia="Calibri" w:hAnsi="Calibri"/>
+          <w:sz w:val="22"/>
+          <w:szCs w:val="22"/>
+        </w:rPr>
+        <w:t xml:space="preserve">Not at the moment</w:t>
+      </w:r>
+    </w:p>
+    <w:p>
+      <w:pPr>
+        <w:pStyle w:val="ListParagraph"/>
+        <w:numPr>
+          <w:ilvl w:val="0"/>
+          <w:numId w:val="2"/>
+        </w:numPr>
+        <w:spacing w:after="240" w:before="240" w:line="240"/>
+      </w:pPr>
+      <w:r>
+        <w:rPr>
+          <w:rFonts w:ascii="Calibri" w:cs="Calibri" w:eastAsia="Calibri" w:hAnsi="Calibri"/>
+          <w:sz w:val="22"/>
+          <w:szCs w:val="22"/>
+        </w:rPr>
+        <w:t xml:space="preserve">Not at this time.</w:t>
+      </w:r>
+    </w:p>
+    <w:p>
+      <w:pPr>
+        <w:pStyle w:val="ListParagraph"/>
+        <w:numPr>
+          <w:ilvl w:val="0"/>
+          <w:numId w:val="2"/>
+        </w:numPr>
+        <w:spacing w:after="240" w:before="240" w:line="240"/>
+      </w:pPr>
+      <w:r>
+        <w:rPr>
+          <w:rFonts w:ascii="Calibri" w:cs="Calibri" w:eastAsia="Calibri" w:hAnsi="Calibri"/>
+          <w:sz w:val="22"/>
+          <w:szCs w:val="22"/>
+        </w:rPr>
+        <w:t xml:space="preserve">Very welcome &amp; nice staff.</w:t>
+      </w:r>
+    </w:p>
+    <w:p>
+      <w:pPr>
+        <w:pStyle w:val="ListParagraph"/>
+        <w:numPr>
+          <w:ilvl w:val="0"/>
+          <w:numId w:val="2"/>
+        </w:numPr>
+        <w:spacing w:after="240" w:before="240" w:line="240"/>
+      </w:pPr>
+      <w:r>
+        <w:rPr>
+          <w:rFonts w:ascii="Calibri" w:cs="Calibri" w:eastAsia="Calibri" w:hAnsi="Calibri"/>
+          <w:sz w:val="22"/>
+          <w:szCs w:val="22"/>
+        </w:rPr>
+        <w:t xml:space="preserve">NO</w:t>
+      </w:r>
+    </w:p>
+    <w:p>
+      <w:pPr>
+        <w:pStyle w:val="ListParagraph"/>
+        <w:numPr>
+          <w:ilvl w:val="0"/>
+          <w:numId w:val="2"/>
+        </w:numPr>
+        <w:spacing w:after="240" w:before="240" w:line="240"/>
+      </w:pPr>
+      <w:r>
+        <w:rPr>
+          <w:rFonts w:ascii="Calibri" w:cs="Calibri" w:eastAsia="Calibri" w:hAnsi="Calibri"/>
+          <w:sz w:val="22"/>
+          <w:szCs w:val="22"/>
+        </w:rPr>
+        <w:t xml:space="preserve">Very nice, dedicated people who truly have a passion for people. Thank you.</w:t>
+      </w:r>
+    </w:p>
+    <w:p>
+      <w:pPr>
+        <w:pStyle w:val="ListParagraph"/>
+        <w:numPr>
+          <w:ilvl w:val="0"/>
+          <w:numId w:val="2"/>
+        </w:numPr>
+        <w:spacing w:after="240" w:before="240" w:line="240"/>
+      </w:pPr>
+      <w:r>
+        <w:rPr>
+          <w:rFonts w:ascii="Calibri" w:cs="Calibri" w:eastAsia="Calibri" w:hAnsi="Calibri"/>
+          <w:sz w:val="22"/>
+          <w:szCs w:val="22"/>
+        </w:rPr>
+        <w:t xml:space="preserve">they help youth to developp in their Education</w:t>
+      </w:r>
+    </w:p>
+    <w:p>
+      <w:pPr>
+        <w:pStyle w:val="ListParagraph"/>
+        <w:numPr>
+          <w:ilvl w:val="0"/>
+          <w:numId w:val="2"/>
+        </w:numPr>
+        <w:spacing w:after="240" w:before="240" w:line="240"/>
+      </w:pPr>
+      <w:r>
+        <w:rPr>
+          <w:rFonts w:ascii="Calibri" w:cs="Calibri" w:eastAsia="Calibri" w:hAnsi="Calibri"/>
+          <w:sz w:val="22"/>
+          <w:szCs w:val="22"/>
+        </w:rPr>
+        <w:t xml:space="preserve">All staff go out of their way to take interest in the youth participants clearly interest, life, problems, etc. They make us feel very heard especially Mrs. Darneisher Martin.</w:t>
+      </w:r>
+    </w:p>
+    <w:p>
+      <w:pPr>
+        <w:pStyle w:val="ListParagraph"/>
+        <w:numPr>
+          <w:ilvl w:val="0"/>
+          <w:numId w:val="2"/>
+        </w:numPr>
+        <w:spacing w:after="240" w:before="240" w:line="240"/>
+      </w:pPr>
+      <w:r>
+        <w:rPr>
+          <w:rFonts w:ascii="Calibri" w:cs="Calibri" w:eastAsia="Calibri" w:hAnsi="Calibri"/>
+          <w:sz w:val="22"/>
+          <w:szCs w:val="22"/>
+        </w:rPr>
+        <w:t xml:space="preserve">No</w:t>
+      </w:r>
+    </w:p>
+    <w:p>
+      <w:pPr>
+        <w:pStyle w:val="ListParagraph"/>
+        <w:numPr>
+          <w:ilvl w:val="0"/>
+          <w:numId w:val="2"/>
+        </w:numPr>
+        <w:spacing w:after="240" w:before="240" w:line="240"/>
+      </w:pPr>
+      <w:r>
+        <w:rPr>
+          <w:rFonts w:ascii="Calibri" w:cs="Calibri" w:eastAsia="Calibri" w:hAnsi="Calibri"/>
+          <w:sz w:val="22"/>
+          <w:szCs w:val="22"/>
+        </w:rPr>
+        <w:t xml:space="preserve">Fire morgan.</w:t>
+      </w:r>
+    </w:p>
+    <w:p>
+      <w:pPr>
+        <w:pStyle w:val="ListParagraph"/>
+        <w:numPr>
+          <w:ilvl w:val="0"/>
+          <w:numId w:val="2"/>
+        </w:numPr>
+        <w:spacing w:after="240" w:before="240" w:line="240"/>
+      </w:pPr>
+      <w:r>
+        <w:rPr>
+          <w:rFonts w:ascii="Calibri" w:cs="Calibri" w:eastAsia="Calibri" w:hAnsi="Calibri"/>
+          <w:sz w:val="22"/>
+          <w:szCs w:val="22"/>
+        </w:rPr>
+        <w:t xml:space="preserve">A/k</w:t>
+      </w:r>
+    </w:p>
+    <w:p>
+      <w:pPr>
+        <w:pStyle w:val="ListParagraph"/>
+        <w:numPr>
+          <w:ilvl w:val="0"/>
+          <w:numId w:val="2"/>
+        </w:numPr>
+        <w:spacing w:after="240" w:before="240" w:line="240"/>
+      </w:pPr>
+      <w:r>
+        <w:rPr>
+          <w:rFonts w:ascii="Calibri" w:cs="Calibri" w:eastAsia="Calibri" w:hAnsi="Calibri"/>
+          <w:sz w:val="22"/>
+          <w:szCs w:val="22"/>
+        </w:rPr>
+        <w:t xml:space="preserve">Why don't they help people really need</w:t>
+      </w:r>
+    </w:p>
+    <w:p>
+      <w:pPr>
+        <w:pStyle w:val="ListParagraph"/>
+        <w:numPr>
+          <w:ilvl w:val="0"/>
+          <w:numId w:val="2"/>
+        </w:numPr>
+        <w:spacing w:after="240" w:before="240" w:line="240"/>
+      </w:pPr>
+      <w:r>
+        <w:rPr>
+          <w:rFonts w:ascii="Calibri" w:cs="Calibri" w:eastAsia="Calibri" w:hAnsi="Calibri"/>
+          <w:sz w:val="22"/>
+          <w:szCs w:val="22"/>
+        </w:rPr>
+        <w:t xml:space="preserve">I love the Youth Zone its and escape from home and its very helpful</w:t>
+      </w:r>
+    </w:p>
+    <w:p>
+      <w:pPr>
+        <w:pStyle w:val="ListParagraph"/>
+        <w:numPr>
+          <w:ilvl w:val="0"/>
+          <w:numId w:val="2"/>
+        </w:numPr>
+        <w:spacing w:after="240" w:before="240" w:line="240"/>
+      </w:pPr>
+      <w:r>
+        <w:rPr>
+          <w:rFonts w:ascii="Calibri" w:cs="Calibri" w:eastAsia="Calibri" w:hAnsi="Calibri"/>
+          <w:sz w:val="22"/>
+          <w:szCs w:val="22"/>
+        </w:rPr>
+        <w:t xml:space="preserve">I want mister Javon to know im doing well</w:t>
+      </w:r>
+    </w:p>
+    <w:p>
+      <w:pPr>
+        <w:pStyle w:val="ListParagraph"/>
+        <w:numPr>
+          <w:ilvl w:val="0"/>
+          <w:numId w:val="2"/>
+        </w:numPr>
+        <w:spacing w:after="240" w:before="240" w:line="240"/>
+      </w:pPr>
+      <w:r>
+        <w:rPr>
+          <w:rFonts w:ascii="Calibri" w:cs="Calibri" w:eastAsia="Calibri" w:hAnsi="Calibri"/>
+          <w:sz w:val="22"/>
+          <w:szCs w:val="22"/>
+        </w:rPr>
+        <w:t xml:space="preserve">I want that Gift CARD</w:t>
+      </w:r>
+    </w:p>
+    <w:p>
+      <w:pPr>
+        <w:pStyle w:val="ListParagraph"/>
+        <w:numPr>
+          <w:ilvl w:val="0"/>
+          <w:numId w:val="2"/>
+        </w:numPr>
+        <w:spacing w:after="240" w:before="240" w:line="240"/>
+      </w:pPr>
+      <w:r>
+        <w:rPr>
+          <w:rFonts w:ascii="Calibri" w:cs="Calibri" w:eastAsia="Calibri" w:hAnsi="Calibri"/>
+          <w:sz w:val="22"/>
+          <w:szCs w:val="22"/>
+        </w:rPr>
+        <w:t xml:space="preserve">they help youth develop their education level and they have a good staff who takes care with respect</w:t>
+      </w:r>
+    </w:p>
+    <w:p>
+      <w:pPr>
+        <w:pStyle w:val="ListParagraph"/>
+        <w:numPr>
+          <w:ilvl w:val="0"/>
+          <w:numId w:val="2"/>
+        </w:numPr>
+        <w:spacing w:after="240" w:before="240" w:line="240"/>
+      </w:pPr>
+      <w:r>
+        <w:rPr>
+          <w:rFonts w:ascii="Calibri" w:cs="Calibri" w:eastAsia="Calibri" w:hAnsi="Calibri"/>
+          <w:sz w:val="22"/>
+          <w:szCs w:val="22"/>
+        </w:rPr>
+        <w:t xml:space="preserve">thank you</w:t>
+      </w:r>
+    </w:p>
+    <w:p>
+      <w:pPr>
+        <w:pStyle w:val="ListParagraph"/>
+        <w:numPr>
+          <w:ilvl w:val="0"/>
+          <w:numId w:val="2"/>
+        </w:numPr>
+        <w:spacing w:after="240" w:before="240" w:line="240"/>
+      </w:pPr>
+      <w:r>
+        <w:rPr>
+          <w:rFonts w:ascii="Calibri" w:cs="Calibri" w:eastAsia="Calibri" w:hAnsi="Calibri"/>
+          <w:sz w:val="22"/>
+          <w:szCs w:val="22"/>
+        </w:rPr>
+        <w:t xml:space="preserve">Mr. Will C is my favorite youth coach + Staff member along with Ms. Tamika C the one that calls Evce her neice + holds her)</w:t>
+      </w:r>
+    </w:p>
+    <w:p>
+      <w:pPr>
+        <w:pStyle w:val="ListParagraph"/>
+        <w:numPr>
+          <w:ilvl w:val="0"/>
+          <w:numId w:val="2"/>
+        </w:numPr>
+        <w:spacing w:after="240" w:before="240" w:line="240"/>
       </w:pPr>
       <w:r>
         <w:rPr>
@@ -35849,6 +36152,7 @@
           <w:ilvl w:val="0"/>
           <w:numId w:val="2"/>
         </w:numPr>
+        <w:spacing w:after="240" w:before="240" w:line="240"/>
       </w:pPr>
       <w:r>
         <w:rPr>
@@ -35856,7 +36160,7 @@
           <w:sz w:val="22"/>
           <w:szCs w:val="22"/>
         </w:rPr>
-        <w:t xml:space="preserve">I love the Youth Zone its and escape from home and its very helpful</w:t>
+        <w:t xml:space="preserve">nope</w:t>
       </w:r>
     </w:p>
     <w:p>
@@ -35866,6 +36170,7 @@
           <w:ilvl w:val="0"/>
           <w:numId w:val="2"/>
         </w:numPr>
+        <w:spacing w:after="240" w:before="240" w:line="240"/>
       </w:pPr>
       <w:r>
         <w:rPr>
@@ -35873,7 +36178,7 @@
           <w:sz w:val="22"/>
           <w:szCs w:val="22"/>
         </w:rPr>
-        <w:t xml:space="preserve">they help youth develop their education level and they have a good staff who takes care with respect</w:t>
+        <w:t xml:space="preserve">Thank You</w:t>
       </w:r>
     </w:p>
     <w:p>
@@ -35883,57 +36188,7 @@
           <w:ilvl w:val="0"/>
           <w:numId w:val="2"/>
         </w:numPr>
-      </w:pPr>
-      <w:r>
-        <w:rPr>
-          <w:rFonts w:ascii="Calibri" w:cs="Calibri" w:eastAsia="Calibri" w:hAnsi="Calibri"/>
-          <w:sz w:val="22"/>
-          <w:szCs w:val="22"/>
-        </w:rPr>
-        <w:t xml:space="preserve">I should utilize more the resources available.</w:t>
-      </w:r>
-    </w:p>
-    <w:p>
-      <w:pPr>
-        <w:pStyle w:val="ListParagraph"/>
-        <w:numPr>
-          <w:ilvl w:val="0"/>
-          <w:numId w:val="2"/>
-        </w:numPr>
-      </w:pPr>
-      <w:r>
-        <w:rPr>
-          <w:rFonts w:ascii="Calibri" w:cs="Calibri" w:eastAsia="Calibri" w:hAnsi="Calibri"/>
-          <w:sz w:val="22"/>
-          <w:szCs w:val="22"/>
-        </w:rPr>
-        <w:t xml:space="preserve">I like the YZ. I mainly attend planned activities, but have recently made more of an effort to come down just for socializing + fun more often. I prefer planned activities, or more knowledge of what will be happening ahead of time. Sometimes the website does not have all activities happening listed, and I only know by seeing them on the white board. I would like if the website listed all the activities. It would make it slightly easier to plan days to come down.</w:t>
-      </w:r>
-    </w:p>
-    <w:p>
-      <w:pPr>
-        <w:pStyle w:val="ListParagraph"/>
-        <w:numPr>
-          <w:ilvl w:val="0"/>
-          <w:numId w:val="2"/>
-        </w:numPr>
-      </w:pPr>
-      <w:r>
-        <w:rPr>
-          <w:rFonts w:ascii="Calibri" w:cs="Calibri" w:eastAsia="Calibri" w:hAnsi="Calibri"/>
-          <w:sz w:val="22"/>
-          <w:szCs w:val="22"/>
-        </w:rPr>
-        <w:t xml:space="preserve">Not at the moment</w:t>
-      </w:r>
-    </w:p>
-    <w:p>
-      <w:pPr>
-        <w:pStyle w:val="ListParagraph"/>
-        <w:numPr>
-          <w:ilvl w:val="0"/>
-          <w:numId w:val="2"/>
-        </w:numPr>
+        <w:spacing w:after="240" w:before="240" w:line="240"/>
       </w:pPr>
       <w:r>
         <w:rPr>
@@ -35951,6 +36206,7 @@
           <w:ilvl w:val="0"/>
           <w:numId w:val="2"/>
         </w:numPr>
+        <w:spacing w:after="240" w:before="240" w:line="240"/>
       </w:pPr>
       <w:r>
         <w:rPr>
@@ -35958,7 +36214,7 @@
           <w:sz w:val="22"/>
           <w:szCs w:val="22"/>
         </w:rPr>
-        <w:t xml:space="preserve">No comment All good</w:t>
+        <w:t xml:space="preserve">YOUTH ZONE Saved My LiFe</w:t>
       </w:r>
     </w:p>
     <w:p>
@@ -35968,6 +36224,7 @@
           <w:ilvl w:val="0"/>
           <w:numId w:val="2"/>
         </w:numPr>
+        <w:spacing w:after="240" w:before="240" w:line="240"/>
       </w:pPr>
       <w:r>
         <w:rPr>
@@ -35975,7 +36232,7 @@
           <w:sz w:val="22"/>
           <w:szCs w:val="22"/>
         </w:rPr>
-        <w:t xml:space="preserve">Why don't they help people really need</w:t>
+        <w:t xml:space="preserve">I Just Joined today, So I wasn't sure how to answer some of the questions.</w:t>
       </w:r>
     </w:p>
     <w:p>
@@ -35985,6 +36242,7 @@
           <w:ilvl w:val="0"/>
           <w:numId w:val="2"/>
         </w:numPr>
+        <w:spacing w:after="240" w:before="240" w:line="240"/>
       </w:pPr>
       <w:r>
         <w:rPr>
@@ -36002,125 +36260,7 @@
           <w:ilvl w:val="0"/>
           <w:numId w:val="2"/>
         </w:numPr>
-      </w:pPr>
-      <w:r>
-        <w:rPr>
-          <w:rFonts w:ascii="Calibri" w:cs="Calibri" w:eastAsia="Calibri" w:hAnsi="Calibri"/>
-          <w:sz w:val="22"/>
-          <w:szCs w:val="22"/>
-        </w:rPr>
-        <w:t xml:space="preserve">they help youth to developp in their Education</w:t>
-      </w:r>
-    </w:p>
-    <w:p>
-      <w:pPr>
-        <w:pStyle w:val="ListParagraph"/>
-        <w:numPr>
-          <w:ilvl w:val="0"/>
-          <w:numId w:val="2"/>
-        </w:numPr>
-      </w:pPr>
-      <w:r>
-        <w:rPr>
-          <w:rFonts w:ascii="Calibri" w:cs="Calibri" w:eastAsia="Calibri" w:hAnsi="Calibri"/>
-          <w:sz w:val="22"/>
-          <w:szCs w:val="22"/>
-        </w:rPr>
-        <w:t xml:space="preserve">Very nice, dedicated people who truly have a passion for people. Thank you.</w:t>
-      </w:r>
-    </w:p>
-    <w:p>
-      <w:pPr>
-        <w:pStyle w:val="ListParagraph"/>
-        <w:numPr>
-          <w:ilvl w:val="0"/>
-          <w:numId w:val="2"/>
-        </w:numPr>
-      </w:pPr>
-      <w:r>
-        <w:rPr>
-          <w:rFonts w:ascii="Calibri" w:cs="Calibri" w:eastAsia="Calibri" w:hAnsi="Calibri"/>
-          <w:sz w:val="22"/>
-          <w:szCs w:val="22"/>
-        </w:rPr>
-        <w:t xml:space="preserve">Not at this time.</w:t>
-      </w:r>
-    </w:p>
-    <w:p>
-      <w:pPr>
-        <w:pStyle w:val="ListParagraph"/>
-        <w:numPr>
-          <w:ilvl w:val="0"/>
-          <w:numId w:val="2"/>
-        </w:numPr>
-      </w:pPr>
-      <w:r>
-        <w:rPr>
-          <w:rFonts w:ascii="Calibri" w:cs="Calibri" w:eastAsia="Calibri" w:hAnsi="Calibri"/>
-          <w:sz w:val="22"/>
-          <w:szCs w:val="22"/>
-        </w:rPr>
-        <w:t xml:space="preserve">It's Cool.</w:t>
-      </w:r>
-    </w:p>
-    <w:p>
-      <w:pPr>
-        <w:pStyle w:val="ListParagraph"/>
-        <w:numPr>
-          <w:ilvl w:val="0"/>
-          <w:numId w:val="2"/>
-        </w:numPr>
-      </w:pPr>
-      <w:r>
-        <w:rPr>
-          <w:rFonts w:ascii="Calibri" w:cs="Calibri" w:eastAsia="Calibri" w:hAnsi="Calibri"/>
-          <w:sz w:val="22"/>
-          <w:szCs w:val="22"/>
-        </w:rPr>
-        <w:t xml:space="preserve">Fire morgan.</w:t>
-      </w:r>
-    </w:p>
-    <w:p>
-      <w:pPr>
-        <w:pStyle w:val="ListParagraph"/>
-        <w:numPr>
-          <w:ilvl w:val="0"/>
-          <w:numId w:val="2"/>
-        </w:numPr>
-      </w:pPr>
-      <w:r>
-        <w:rPr>
-          <w:rFonts w:ascii="Calibri" w:cs="Calibri" w:eastAsia="Calibri" w:hAnsi="Calibri"/>
-          <w:sz w:val="22"/>
-          <w:szCs w:val="22"/>
-        </w:rPr>
-        <w:t xml:space="preserve">Very welcome &amp; nice staff.</w:t>
-      </w:r>
-    </w:p>
-    <w:p>
-      <w:pPr>
-        <w:pStyle w:val="ListParagraph"/>
-        <w:numPr>
-          <w:ilvl w:val="0"/>
-          <w:numId w:val="2"/>
-        </w:numPr>
-      </w:pPr>
-      <w:r>
-        <w:rPr>
-          <w:rFonts w:ascii="Calibri" w:cs="Calibri" w:eastAsia="Calibri" w:hAnsi="Calibri"/>
-          <w:sz w:val="22"/>
-          <w:szCs w:val="22"/>
-        </w:rPr>
-        <w:t xml:space="preserve">I want mister Javon to know im doing well</w:t>
-      </w:r>
-    </w:p>
-    <w:p>
-      <w:pPr>
-        <w:pStyle w:val="ListParagraph"/>
-        <w:numPr>
-          <w:ilvl w:val="0"/>
-          <w:numId w:val="2"/>
-        </w:numPr>
+        <w:spacing w:after="240" w:before="240" w:line="240"/>
       </w:pPr>
       <w:r>
         <w:rPr>
@@ -36138,108 +36278,7 @@
           <w:ilvl w:val="0"/>
           <w:numId w:val="2"/>
         </w:numPr>
-      </w:pPr>
-      <w:r>
-        <w:rPr>
-          <w:rFonts w:ascii="Calibri" w:cs="Calibri" w:eastAsia="Calibri" w:hAnsi="Calibri"/>
-          <w:sz w:val="22"/>
-          <w:szCs w:val="22"/>
-        </w:rPr>
-        <w:t xml:space="preserve">All staff go out of their way to take interest in the youth participants clearly interest, life, problems, etc. They make us feel very heard especially Mrs. Darneisher Martin.</w:t>
-      </w:r>
-    </w:p>
-    <w:p>
-      <w:pPr>
-        <w:pStyle w:val="ListParagraph"/>
-        <w:numPr>
-          <w:ilvl w:val="0"/>
-          <w:numId w:val="2"/>
-        </w:numPr>
-      </w:pPr>
-      <w:r>
-        <w:rPr>
-          <w:rFonts w:ascii="Calibri" w:cs="Calibri" w:eastAsia="Calibri" w:hAnsi="Calibri"/>
-          <w:sz w:val="22"/>
-          <w:szCs w:val="22"/>
-        </w:rPr>
-        <w:t xml:space="preserve">Sorry if my paper is confusing, it's my first time and I felt the need to clarify a lot of things</w:t>
-      </w:r>
-    </w:p>
-    <w:p>
-      <w:pPr>
-        <w:pStyle w:val="ListParagraph"/>
-        <w:numPr>
-          <w:ilvl w:val="0"/>
-          <w:numId w:val="2"/>
-        </w:numPr>
-      </w:pPr>
-      <w:r>
-        <w:rPr>
-          <w:rFonts w:ascii="Calibri" w:cs="Calibri" w:eastAsia="Calibri" w:hAnsi="Calibri"/>
-          <w:sz w:val="22"/>
-          <w:szCs w:val="22"/>
-        </w:rPr>
-        <w:t xml:space="preserve">NO</w:t>
-      </w:r>
-    </w:p>
-    <w:p>
-      <w:pPr>
-        <w:pStyle w:val="ListParagraph"/>
-        <w:numPr>
-          <w:ilvl w:val="0"/>
-          <w:numId w:val="2"/>
-        </w:numPr>
-      </w:pPr>
-      <w:r>
-        <w:rPr>
-          <w:rFonts w:ascii="Calibri" w:cs="Calibri" w:eastAsia="Calibri" w:hAnsi="Calibri"/>
-          <w:sz w:val="22"/>
-          <w:szCs w:val="22"/>
-        </w:rPr>
-        <w:t xml:space="preserve">Mr. Will C is my favorite youth coach + Staff member along with Ms. Tamika C the one that calls Evce her neice + holds her)</w:t>
-      </w:r>
-    </w:p>
-    <w:p>
-      <w:pPr>
-        <w:pStyle w:val="ListParagraph"/>
-        <w:numPr>
-          <w:ilvl w:val="0"/>
-          <w:numId w:val="2"/>
-        </w:numPr>
-      </w:pPr>
-      <w:r>
-        <w:rPr>
-          <w:rFonts w:ascii="Calibri" w:cs="Calibri" w:eastAsia="Calibri" w:hAnsi="Calibri"/>
-          <w:sz w:val="22"/>
-          <w:szCs w:val="22"/>
-        </w:rPr>
-        <w:t xml:space="preserve">thank you</w:t>
-      </w:r>
-    </w:p>
-    <w:p>
-      <w:pPr>
-        <w:pStyle w:val="ListParagraph"/>
-        <w:numPr>
-          <w:ilvl w:val="0"/>
-          <w:numId w:val="2"/>
-        </w:numPr>
-      </w:pPr>
-      <w:r>
-        <w:rPr>
-          <w:rFonts w:ascii="Calibri" w:cs="Calibri" w:eastAsia="Calibri" w:hAnsi="Calibri"/>
-          <w:sz w:val="22"/>
-          <w:szCs w:val="22"/>
-        </w:rPr>
-        <w:t xml:space="preserve">Thank You</w:t>
-      </w:r>
-    </w:p>
-    <w:p>
-      <w:pPr>
-        <w:pStyle w:val="ListParagraph"/>
-        <w:numPr>
-          <w:ilvl w:val="0"/>
-          <w:numId w:val="2"/>
-        </w:numPr>
+        <w:spacing w:after="240" w:before="240" w:line="240"/>
       </w:pPr>
       <w:r>
         <w:rPr>
@@ -36257,6 +36296,7 @@
           <w:ilvl w:val="0"/>
           <w:numId w:val="2"/>
         </w:numPr>
+        <w:spacing w:after="240" w:before="240" w:line="240"/>
       </w:pPr>
       <w:r>
         <w:rPr>
@@ -36264,7 +36304,7 @@
           <w:sz w:val="22"/>
           <w:szCs w:val="22"/>
         </w:rPr>
-        <w:t xml:space="preserve">A/k</w:t>
+        <w:t xml:space="preserve">None.</w:t>
       </w:r>
     </w:p>
     <w:p>
@@ -36274,6 +36314,7 @@
           <w:ilvl w:val="0"/>
           <w:numId w:val="2"/>
         </w:numPr>
+        <w:spacing w:after="240" w:before="240" w:line="240"/>
       </w:pPr>
       <w:r>
         <w:rPr>
@@ -36281,7 +36322,7 @@
           <w:sz w:val="22"/>
           <w:szCs w:val="22"/>
         </w:rPr>
-        <w:t xml:space="preserve">I want that Gift CARD</w:t>
+        <w:t xml:space="preserve">My journey with you guys has helped be with my adult life. Also has helped me change areas of my life, I was having difficulty with.</w:t>
       </w:r>
     </w:p>
     <w:p>
@@ -36291,6 +36332,7 @@
           <w:ilvl w:val="0"/>
           <w:numId w:val="2"/>
         </w:numPr>
+        <w:spacing w:after="240" w:before="240" w:line="240"/>
       </w:pPr>
       <w:r>
         <w:rPr>
@@ -36298,7 +36340,7 @@
           <w:sz w:val="22"/>
           <w:szCs w:val="22"/>
         </w:rPr>
-        <w:t xml:space="preserve">Ms. Stephanie was very kind, knowledgeable, and welcoming. She showed she cared right away and she knows what she is doing. Helps me feel confident, safe, and willing to return.</w:t>
+        <w:t xml:space="preserve">Good program</w:t>
       </w:r>
     </w:p>
     <w:p>
@@ -36308,6 +36350,61 @@
           <w:ilvl w:val="0"/>
           <w:numId w:val="2"/>
         </w:numPr>
+        <w:spacing w:after="240" w:before="240" w:line="240"/>
+      </w:pPr>
+      <w:r>
+        <w:rPr>
+          <w:rFonts w:ascii="Calibri" w:cs="Calibri" w:eastAsia="Calibri" w:hAnsi="Calibri"/>
+          <w:sz w:val="22"/>
+          <w:szCs w:val="22"/>
+        </w:rPr>
+        <w:t xml:space="preserve">I need my drivers license</w:t>
+      </w:r>
+    </w:p>
+    <w:p>
+      <w:pPr>
+        <w:pStyle w:val="ListParagraph"/>
+        <w:numPr>
+          <w:ilvl w:val="0"/>
+          <w:numId w:val="2"/>
+        </w:numPr>
+        <w:spacing w:after="240" w:before="240" w:line="240"/>
+      </w:pPr>
+      <w:r>
+        <w:rPr>
+          <w:rFonts w:ascii="Calibri" w:cs="Calibri" w:eastAsia="Calibri" w:hAnsi="Calibri"/>
+          <w:sz w:val="22"/>
+          <w:szCs w:val="22"/>
+        </w:rPr>
+        <w:t xml:space="preserve">I value them so much</w:t>
+      </w:r>
+    </w:p>
+    <w:p>
+      <w:pPr>
+        <w:pStyle w:val="ListParagraph"/>
+        <w:numPr>
+          <w:ilvl w:val="0"/>
+          <w:numId w:val="2"/>
+        </w:numPr>
+        <w:spacing w:after="240" w:before="240" w:line="240"/>
+      </w:pPr>
+      <w:r>
+        <w:rPr>
+          <w:rFonts w:ascii="Calibri" w:cs="Calibri" w:eastAsia="Calibri" w:hAnsi="Calibri"/>
+          <w:sz w:val="22"/>
+          <w:szCs w:val="22"/>
+        </w:rPr>
+        <w:t xml:space="preserve">Nah I'm good thxs</w:t>
+      </w:r>
+    </w:p>
+    <w:p>
+      <w:pPr>
+        <w:pStyle w:val="ListParagraph"/>
+        <w:numPr>
+          <w:ilvl w:val="0"/>
+          <w:numId w:val="2"/>
+        </w:numPr>
+        <w:spacing w:after="240" w:before="240" w:line="240"/>
       </w:pPr>
       <w:r>
         <w:rPr>
@@ -36325,6 +36422,7 @@
           <w:ilvl w:val="0"/>
           <w:numId w:val="2"/>
         </w:numPr>
+        <w:spacing w:after="240" w:before="240" w:line="240"/>
       </w:pPr>
       <w:r>
         <w:rPr>
@@ -36332,7 +36430,7 @@
           <w:sz w:val="22"/>
           <w:szCs w:val="22"/>
         </w:rPr>
-        <w:t xml:space="preserve">nope</w:t>
+        <w:t xml:space="preserve">Thank you :)</w:t>
       </w:r>
     </w:p>
     <w:p>
@@ -36342,6 +36440,7 @@
           <w:ilvl w:val="0"/>
           <w:numId w:val="2"/>
         </w:numPr>
+        <w:spacing w:after="240" w:before="240" w:line="240"/>
       </w:pPr>
       <w:r>
         <w:rPr>
@@ -36349,7 +36448,7 @@
           <w:sz w:val="22"/>
           <w:szCs w:val="22"/>
         </w:rPr>
-        <w:t xml:space="preserve">YOUTH ZONE Saved My LiFe</w:t>
+        <w:t xml:space="preserve">My coach is better in terms of goat status than Tom Brady that's how clutch she is</w:t>
       </w:r>
     </w:p>
     <w:p>
@@ -36359,6 +36458,7 @@
           <w:ilvl w:val="0"/>
           <w:numId w:val="2"/>
         </w:numPr>
+        <w:spacing w:after="240" w:before="240" w:line="240"/>
       </w:pPr>
       <w:r>
         <w:rPr>
@@ -36366,7 +36466,7 @@
           <w:sz w:val="22"/>
           <w:szCs w:val="22"/>
         </w:rPr>
-        <w:t xml:space="preserve">I Just Joined today, So I wasn't sure how to answer some of the questions.</w:t>
+        <w:t xml:space="preserve">Thank you</w:t>
       </w:r>
     </w:p>
     <w:p>
@@ -36376,6 +36476,133 @@
           <w:ilvl w:val="0"/>
           <w:numId w:val="2"/>
         </w:numPr>
+        <w:spacing w:after="240" w:before="240" w:line="240"/>
+      </w:pPr>
+      <w:r>
+        <w:rPr>
+          <w:rFonts w:ascii="Calibri" w:cs="Calibri" w:eastAsia="Calibri" w:hAnsi="Calibri"/>
+          <w:sz w:val="22"/>
+          <w:szCs w:val="22"/>
+        </w:rPr>
+        <w:t xml:space="preserve">I wish it was available to kids who aren't just in cyf my friends that aren't in cyf want to join</w:t>
+      </w:r>
+    </w:p>
+    <w:p>
+      <w:pPr>
+        <w:pStyle w:val="ListParagraph"/>
+        <w:numPr>
+          <w:ilvl w:val="0"/>
+          <w:numId w:val="2"/>
+        </w:numPr>
+        <w:spacing w:after="240" w:before="240" w:line="240"/>
+      </w:pPr>
+      <w:r>
+        <w:rPr>
+          <w:rFonts w:ascii="Calibri" w:cs="Calibri" w:eastAsia="Calibri" w:hAnsi="Calibri"/>
+          <w:sz w:val="22"/>
+          <w:szCs w:val="22"/>
+        </w:rPr>
+        <w:t xml:space="preserve">Communication should be a bit better. I feel like when I contact you soon through messenger they respond quicker and more attentively than my own Youth Coach.</w:t>
+      </w:r>
+    </w:p>
+    <w:p>
+      <w:pPr>
+        <w:pStyle w:val="ListParagraph"/>
+        <w:numPr>
+          <w:ilvl w:val="0"/>
+          <w:numId w:val="2"/>
+        </w:numPr>
+        <w:spacing w:after="240" w:before="240" w:line="240"/>
+      </w:pPr>
+      <w:r>
+        <w:rPr>
+          <w:rFonts w:ascii="Calibri" w:cs="Calibri" w:eastAsia="Calibri" w:hAnsi="Calibri"/>
+          <w:sz w:val="22"/>
+          <w:szCs w:val="22"/>
+        </w:rPr>
+        <w:t xml:space="preserve">They are all amazing</w:t>
+      </w:r>
+    </w:p>
+    <w:p>
+      <w:pPr>
+        <w:pStyle w:val="ListParagraph"/>
+        <w:numPr>
+          <w:ilvl w:val="0"/>
+          <w:numId w:val="2"/>
+        </w:numPr>
+        <w:spacing w:after="240" w:before="240" w:line="240"/>
+      </w:pPr>
+      <w:r>
+        <w:rPr>
+          <w:rFonts w:ascii="Calibri" w:cs="Calibri" w:eastAsia="Calibri" w:hAnsi="Calibri"/>
+          <w:sz w:val="22"/>
+          <w:szCs w:val="22"/>
+        </w:rPr>
+        <w:t xml:space="preserve">I had two coaches. I have nicollette first and I loved her. She's amazing and now I have meg and nicollette said she personally picked Meg because she knew that Meg and I would get along because our our combined interests! I love both of them very much and they both have helped me a lot!</w:t>
+      </w:r>
+    </w:p>
+    <w:p>
+      <w:pPr>
+        <w:pStyle w:val="ListParagraph"/>
+        <w:numPr>
+          <w:ilvl w:val="0"/>
+          <w:numId w:val="2"/>
+        </w:numPr>
+        <w:spacing w:after="240" w:before="240" w:line="240"/>
+      </w:pPr>
+      <w:r>
+        <w:rPr>
+          <w:rFonts w:ascii="Calibri" w:cs="Calibri" w:eastAsia="Calibri" w:hAnsi="Calibri"/>
+          <w:sz w:val="22"/>
+          <w:szCs w:val="22"/>
+        </w:rPr>
+        <w:t xml:space="preserve">My youth coach is always too busy and doesn't make enough time for me</w:t>
+      </w:r>
+    </w:p>
+    <w:p>
+      <w:pPr>
+        <w:pStyle w:val="ListParagraph"/>
+        <w:numPr>
+          <w:ilvl w:val="0"/>
+          <w:numId w:val="2"/>
+        </w:numPr>
+        <w:spacing w:after="240" w:before="240" w:line="240"/>
+      </w:pPr>
+      <w:r>
+        <w:rPr>
+          <w:rFonts w:ascii="Calibri" w:cs="Calibri" w:eastAsia="Calibri" w:hAnsi="Calibri"/>
+          <w:sz w:val="22"/>
+          <w:szCs w:val="22"/>
+        </w:rPr>
+        <w:t xml:space="preserve">Give my youth coach a raise! He's amazing!</w:t>
+      </w:r>
+    </w:p>
+    <w:p>
+      <w:pPr>
+        <w:pStyle w:val="ListParagraph"/>
+        <w:numPr>
+          <w:ilvl w:val="0"/>
+          <w:numId w:val="2"/>
+        </w:numPr>
+        <w:spacing w:after="240" w:before="240" w:line="240"/>
+      </w:pPr>
+      <w:r>
+        <w:rPr>
+          <w:rFonts w:ascii="Calibri" w:cs="Calibri" w:eastAsia="Calibri" w:hAnsi="Calibri"/>
+          <w:sz w:val="22"/>
+          <w:szCs w:val="22"/>
+        </w:rPr>
+        <w:t xml:space="preserve">Appreciated a lot of things I wish I can stay in longer than 24</w:t>
+      </w:r>
+    </w:p>
+    <w:p>
+      <w:pPr>
+        <w:pStyle w:val="ListParagraph"/>
+        <w:numPr>
+          <w:ilvl w:val="0"/>
+          <w:numId w:val="2"/>
+        </w:numPr>
+        <w:spacing w:after="240" w:before="240" w:line="240"/>
       </w:pPr>
       <w:r>
         <w:rPr>
@@ -36393,108 +36620,7 @@
           <w:ilvl w:val="0"/>
           <w:numId w:val="2"/>
         </w:numPr>
-      </w:pPr>
-      <w:r>
-        <w:rPr>
-          <w:rFonts w:ascii="Calibri" w:cs="Calibri" w:eastAsia="Calibri" w:hAnsi="Calibri"/>
-          <w:sz w:val="22"/>
-          <w:szCs w:val="22"/>
-        </w:rPr>
-        <w:t xml:space="preserve">None.</w:t>
-      </w:r>
-    </w:p>
-    <w:p>
-      <w:pPr>
-        <w:pStyle w:val="ListParagraph"/>
-        <w:numPr>
-          <w:ilvl w:val="0"/>
-          <w:numId w:val="2"/>
-        </w:numPr>
-      </w:pPr>
-      <w:r>
-        <w:rPr>
-          <w:rFonts w:ascii="Calibri" w:cs="Calibri" w:eastAsia="Calibri" w:hAnsi="Calibri"/>
-          <w:sz w:val="22"/>
-          <w:szCs w:val="22"/>
-        </w:rPr>
-        <w:t xml:space="preserve">My journey with you guys has helped be with my adult life. Also has helped me change areas of my life, I was having difficulty with.</w:t>
-      </w:r>
-    </w:p>
-    <w:p>
-      <w:pPr>
-        <w:pStyle w:val="ListParagraph"/>
-        <w:numPr>
-          <w:ilvl w:val="0"/>
-          <w:numId w:val="2"/>
-        </w:numPr>
-      </w:pPr>
-      <w:r>
-        <w:rPr>
-          <w:rFonts w:ascii="Calibri" w:cs="Calibri" w:eastAsia="Calibri" w:hAnsi="Calibri"/>
-          <w:sz w:val="22"/>
-          <w:szCs w:val="22"/>
-        </w:rPr>
-        <w:t xml:space="preserve">Good program</w:t>
-      </w:r>
-    </w:p>
-    <w:p>
-      <w:pPr>
-        <w:pStyle w:val="ListParagraph"/>
-        <w:numPr>
-          <w:ilvl w:val="0"/>
-          <w:numId w:val="2"/>
-        </w:numPr>
-      </w:pPr>
-      <w:r>
-        <w:rPr>
-          <w:rFonts w:ascii="Calibri" w:cs="Calibri" w:eastAsia="Calibri" w:hAnsi="Calibri"/>
-          <w:sz w:val="22"/>
-          <w:szCs w:val="22"/>
-        </w:rPr>
-        <w:t xml:space="preserve">I need my drivers license</w:t>
-      </w:r>
-    </w:p>
-    <w:p>
-      <w:pPr>
-        <w:pStyle w:val="ListParagraph"/>
-        <w:numPr>
-          <w:ilvl w:val="0"/>
-          <w:numId w:val="2"/>
-        </w:numPr>
-      </w:pPr>
-      <w:r>
-        <w:rPr>
-          <w:rFonts w:ascii="Calibri" w:cs="Calibri" w:eastAsia="Calibri" w:hAnsi="Calibri"/>
-          <w:sz w:val="22"/>
-          <w:szCs w:val="22"/>
-        </w:rPr>
-        <w:t xml:space="preserve">I value them so much</w:t>
-      </w:r>
-    </w:p>
-    <w:p>
-      <w:pPr>
-        <w:pStyle w:val="ListParagraph"/>
-        <w:numPr>
-          <w:ilvl w:val="0"/>
-          <w:numId w:val="2"/>
-        </w:numPr>
-      </w:pPr>
-      <w:r>
-        <w:rPr>
-          <w:rFonts w:ascii="Calibri" w:cs="Calibri" w:eastAsia="Calibri" w:hAnsi="Calibri"/>
-          <w:sz w:val="22"/>
-          <w:szCs w:val="22"/>
-        </w:rPr>
-        <w:t xml:space="preserve">Nah I'm good thxs</w:t>
-      </w:r>
-    </w:p>
-    <w:p>
-      <w:pPr>
-        <w:pStyle w:val="ListParagraph"/>
-        <w:numPr>
-          <w:ilvl w:val="0"/>
-          <w:numId w:val="2"/>
-        </w:numPr>
+        <w:spacing w:after="240" w:before="240" w:line="240"/>
       </w:pPr>
       <w:r>
         <w:rPr>
@@ -36512,210 +36638,7 @@
           <w:ilvl w:val="0"/>
           <w:numId w:val="2"/>
         </w:numPr>
-      </w:pPr>
-      <w:r>
-        <w:rPr>
-          <w:rFonts w:ascii="Calibri" w:cs="Calibri" w:eastAsia="Calibri" w:hAnsi="Calibri"/>
-          <w:sz w:val="22"/>
-          <w:szCs w:val="22"/>
-        </w:rPr>
-        <w:t xml:space="preserve">Thank you :)</w:t>
-      </w:r>
-    </w:p>
-    <w:p>
-      <w:pPr>
-        <w:pStyle w:val="ListParagraph"/>
-        <w:numPr>
-          <w:ilvl w:val="0"/>
-          <w:numId w:val="2"/>
-        </w:numPr>
-      </w:pPr>
-      <w:r>
-        <w:rPr>
-          <w:rFonts w:ascii="Calibri" w:cs="Calibri" w:eastAsia="Calibri" w:hAnsi="Calibri"/>
-          <w:sz w:val="22"/>
-          <w:szCs w:val="22"/>
-        </w:rPr>
-        <w:t xml:space="preserve">My coach is better in terms of goat status than Tom Brady that's how clutch she is</w:t>
-      </w:r>
-    </w:p>
-    <w:p>
-      <w:pPr>
-        <w:pStyle w:val="ListParagraph"/>
-        <w:numPr>
-          <w:ilvl w:val="0"/>
-          <w:numId w:val="2"/>
-        </w:numPr>
-      </w:pPr>
-      <w:r>
-        <w:rPr>
-          <w:rFonts w:ascii="Calibri" w:cs="Calibri" w:eastAsia="Calibri" w:hAnsi="Calibri"/>
-          <w:sz w:val="22"/>
-          <w:szCs w:val="22"/>
-        </w:rPr>
-        <w:t xml:space="preserve">Thank you</w:t>
-      </w:r>
-    </w:p>
-    <w:p>
-      <w:pPr>
-        <w:pStyle w:val="ListParagraph"/>
-        <w:numPr>
-          <w:ilvl w:val="0"/>
-          <w:numId w:val="2"/>
-        </w:numPr>
-      </w:pPr>
-      <w:r>
-        <w:rPr>
-          <w:rFonts w:ascii="Calibri" w:cs="Calibri" w:eastAsia="Calibri" w:hAnsi="Calibri"/>
-          <w:sz w:val="22"/>
-          <w:szCs w:val="22"/>
-        </w:rPr>
-        <w:t xml:space="preserve">I wish it was available to kids who aren't just in cyf my friends that aren't in cyf want to join</w:t>
-      </w:r>
-    </w:p>
-    <w:p>
-      <w:pPr>
-        <w:pStyle w:val="ListParagraph"/>
-        <w:numPr>
-          <w:ilvl w:val="0"/>
-          <w:numId w:val="2"/>
-        </w:numPr>
-      </w:pPr>
-      <w:r>
-        <w:rPr>
-          <w:rFonts w:ascii="Calibri" w:cs="Calibri" w:eastAsia="Calibri" w:hAnsi="Calibri"/>
-          <w:sz w:val="22"/>
-          <w:szCs w:val="22"/>
-        </w:rPr>
-        <w:t xml:space="preserve">Communication should be a bit better. I feel like when I contact you soon through messenger they respond quicker and more attentively than my own Youth Coach.</w:t>
-      </w:r>
-    </w:p>
-    <w:p>
-      <w:pPr>
-        <w:pStyle w:val="ListParagraph"/>
-        <w:numPr>
-          <w:ilvl w:val="0"/>
-          <w:numId w:val="2"/>
-        </w:numPr>
-      </w:pPr>
-      <w:r>
-        <w:rPr>
-          <w:rFonts w:ascii="Calibri" w:cs="Calibri" w:eastAsia="Calibri" w:hAnsi="Calibri"/>
-          <w:sz w:val="22"/>
-          <w:szCs w:val="22"/>
-        </w:rPr>
-        <w:t xml:space="preserve">They are all amazing</w:t>
-      </w:r>
-    </w:p>
-    <w:p>
-      <w:pPr>
-        <w:pStyle w:val="ListParagraph"/>
-        <w:numPr>
-          <w:ilvl w:val="0"/>
-          <w:numId w:val="2"/>
-        </w:numPr>
-      </w:pPr>
-      <w:r>
-        <w:rPr>
-          <w:rFonts w:ascii="Calibri" w:cs="Calibri" w:eastAsia="Calibri" w:hAnsi="Calibri"/>
-          <w:sz w:val="22"/>
-          <w:szCs w:val="22"/>
-        </w:rPr>
-        <w:t xml:space="preserve">I had two coaches. I have nicollette first and I loved her. She's amazing and now I have meg and nicollette said she personally picked Meg because she knew that Meg and I would get along because our our combined interests! I love both of them very much and they both have helped me a lot!</w:t>
-      </w:r>
-    </w:p>
-    <w:p>
-      <w:pPr>
-        <w:pStyle w:val="ListParagraph"/>
-        <w:numPr>
-          <w:ilvl w:val="0"/>
-          <w:numId w:val="2"/>
-        </w:numPr>
-      </w:pPr>
-      <w:r>
-        <w:rPr>
-          <w:rFonts w:ascii="Calibri" w:cs="Calibri" w:eastAsia="Calibri" w:hAnsi="Calibri"/>
-          <w:sz w:val="22"/>
-          <w:szCs w:val="22"/>
-        </w:rPr>
-        <w:t xml:space="preserve">My youth coach is always too busy and doesn't make enough time for me</w:t>
-      </w:r>
-    </w:p>
-    <w:p>
-      <w:pPr>
-        <w:pStyle w:val="ListParagraph"/>
-        <w:numPr>
-          <w:ilvl w:val="0"/>
-          <w:numId w:val="2"/>
-        </w:numPr>
-      </w:pPr>
-      <w:r>
-        <w:rPr>
-          <w:rFonts w:ascii="Calibri" w:cs="Calibri" w:eastAsia="Calibri" w:hAnsi="Calibri"/>
-          <w:sz w:val="22"/>
-          <w:szCs w:val="22"/>
-        </w:rPr>
-        <w:t xml:space="preserve">Give my youth coach a raise! He's amazing!</w:t>
-      </w:r>
-    </w:p>
-    <w:p>
-      <w:pPr>
-        <w:pStyle w:val="ListParagraph"/>
-        <w:numPr>
-          <w:ilvl w:val="0"/>
-          <w:numId w:val="2"/>
-        </w:numPr>
-      </w:pPr>
-      <w:r>
-        <w:rPr>
-          <w:rFonts w:ascii="Calibri" w:cs="Calibri" w:eastAsia="Calibri" w:hAnsi="Calibri"/>
-          <w:sz w:val="22"/>
-          <w:szCs w:val="22"/>
-        </w:rPr>
-        <w:t xml:space="preserve">Appreciated a lot of things I wish I can stay in longer than 24</w:t>
-      </w:r>
-    </w:p>
-    <w:p>
-      <w:pPr>
-        <w:pStyle w:val="ListParagraph"/>
-        <w:numPr>
-          <w:ilvl w:val="0"/>
-          <w:numId w:val="2"/>
-        </w:numPr>
-      </w:pPr>
-      <w:r>
-        <w:rPr>
-          <w:rFonts w:ascii="Calibri" w:cs="Calibri" w:eastAsia="Calibri" w:hAnsi="Calibri"/>
-          <w:sz w:val="22"/>
-          <w:szCs w:val="22"/>
-        </w:rPr>
-        <w:t xml:space="preserve">No</w:t>
-      </w:r>
-    </w:p>
-    <w:p>
-      <w:pPr>
-        <w:pStyle w:val="ListParagraph"/>
-        <w:numPr>
-          <w:ilvl w:val="0"/>
-          <w:numId w:val="2"/>
-        </w:numPr>
-      </w:pPr>
-      <w:r>
-        <w:rPr>
-          <w:rFonts w:ascii="Calibri" w:cs="Calibri" w:eastAsia="Calibri" w:hAnsi="Calibri"/>
-          <w:sz w:val="22"/>
-          <w:szCs w:val="22"/>
-        </w:rPr>
-        <w:t xml:space="preserve">No</w:t>
-      </w:r>
-    </w:p>
-    <w:p>
-      <w:pPr>
-        <w:pStyle w:val="ListParagraph"/>
-        <w:numPr>
-          <w:ilvl w:val="0"/>
-          <w:numId w:val="2"/>
-        </w:numPr>
+        <w:spacing w:after="240" w:before="240" w:line="240"/>
       </w:pPr>
       <w:r>
         <w:rPr>
@@ -37116,7 +37039,7 @@
     <w:next w:val="Normal"/>
     <w:qFormat/>
     <w:pPr>
-      <w:spacing w:after="120" w:before="240"/>
+      <w:spacing w:after="240" w:before="240"/>
       <w:outlineLvl w:val="0"/>
     </w:pPr>
     <w:rPr>
@@ -37134,7 +37057,7 @@
     <w:next w:val="Normal"/>
     <w:qFormat/>
     <w:pPr>
-      <w:spacing w:after="60" w:before="180"/>
+      <w:spacing w:after="240" w:before="180"/>
       <w:outlineLvl w:val="1"/>
     </w:pPr>
     <w:rPr>
@@ -37151,7 +37074,7 @@
     <w:basedOn w:val="Normal"/>
     <w:next w:val="Normal"/>
     <w:pPr>
-      <w:spacing w:after="60" w:before="120"/>
+      <w:spacing w:after="240" w:before="120"/>
     </w:pPr>
     <w:rPr>
       <w:rFonts w:ascii="Calibri" w:cs="Calibri" w:eastAsia="Calibri" w:hAnsi="Calibri"/>

--- a/report/412YZ/report_412YZ_v2.docx
+++ b/report/412YZ/report_412YZ_v2.docx
@@ -505,7 +505,7 @@
           <w:sz w:val="22"/>
           <w:szCs w:val="22"/>
         </w:rPr>
-        <w:t xml:space="preserve">More females (54%) responded to the survey than males (34%). The table below shows how respondents identified by gender and sexual orientation.</w:t>
+        <w:t xml:space="preserve">More females (54%) responded to the survey than males (34%). Twenty-one transgender and non-binary youth also responded to the survey (12%), up from 12 youth (7%) in 2025. As represented in the table below, youth of all genders selected a variety of terms to describe their sexual orientation. Young women were more likely than their male peers to identify as LGBTQ (38% v. 21%), and 38% of respondents identified as LGBTQ in some way.</w:t>
       </w:r>
     </w:p>
     <w:p>
@@ -2489,7 +2489,7 @@
           <w:sz w:val="22"/>
           <w:szCs w:val="22"/>
         </w:rPr>
-        <w:t xml:space="preserve">About 52% of survey respondents identified as Black, 28% as White, and 17% as Multiracial.</w:t>
+        <w:t xml:space="preserve">Just over half of survey respondents identified as Black when each youth was counted once, while 28% identified as White, 17% as Multiracial, and 3% reported another single racial identity. When full or partial identities are counted using the unique respondent total, 62% of youth identified as Black, 31% as White, 11% as Multiracial, and 6% as Hispanic or Latinx. This marks a change from the prior year, when 66% of respondents identified as Black either fully or partially. White identification increased from 27% to 31%, while Multiracial identification remained steady at 11% and Hispanic or Latinx identification rose from 4% to 6%.</w:t>
       </w:r>
     </w:p>
     <w:p>
@@ -3591,7 +3591,7 @@
                 <w:sz w:val="22"/>
                 <w:szCs w:val="22"/>
               </w:rPr>
-              <w:t xml:space="preserve">100%</w:t>
+              <w:t xml:space="preserve"/>
             </w:r>
           </w:p>
         </w:tc>
@@ -4032,7 +4032,7 @@
                 <w:sz w:val="22"/>
                 <w:szCs w:val="22"/>
               </w:rPr>
-              <w:t xml:space="preserve">55%</w:t>
+              <w:t xml:space="preserve">62%</w:t>
             </w:r>
           </w:p>
         </w:tc>
@@ -4208,7 +4208,7 @@
                 <w:sz w:val="22"/>
                 <w:szCs w:val="22"/>
               </w:rPr>
-              <w:t xml:space="preserve">27%</w:t>
+              <w:t xml:space="preserve">31%</w:t>
             </w:r>
           </w:p>
         </w:tc>
@@ -4384,7 +4384,7 @@
                 <w:sz w:val="22"/>
                 <w:szCs w:val="22"/>
               </w:rPr>
-              <w:t xml:space="preserve">10%</w:t>
+              <w:t xml:space="preserve">11%</w:t>
             </w:r>
           </w:p>
         </w:tc>
@@ -5094,7 +5094,7 @@
                 <w:sz w:val="22"/>
                 <w:szCs w:val="22"/>
               </w:rPr>
-              <w:t xml:space="preserve">100%</w:t>
+              <w:t xml:space="preserve"/>
             </w:r>
           </w:p>
         </w:tc>

--- a/report/412YZ/report_412YZ_v2.docx
+++ b/report/412YZ/report_412YZ_v2.docx
@@ -13,6 +13,7 @@
     <w:p>
       <w:pPr>
         <w:pStyle w:val="Normal"/>
+        <w:spacing w:after="240" w:before="240" w:line="240"/>
       </w:pPr>
       <w:r>
         <w:rPr>
@@ -28,21 +29,7 @@
     <w:p>
       <w:pPr>
         <w:pStyle w:val="Normal"/>
-      </w:pPr>
-      <w:r>
-        <w:rPr>
-          <w:rFonts w:ascii="Calibri" w:cs="Calibri" w:eastAsia="Calibri" w:hAnsi="Calibri"/>
-          <w:b w:val="false"/>
-          <w:bCs w:val="false"/>
-          <w:sz w:val="22"/>
-          <w:szCs w:val="22"/>
-        </w:rPr>
-        <w:t xml:space="preserve"/>
-      </w:r>
-    </w:p>
-    <w:p>
-      <w:pPr>
-        <w:pStyle w:val="Normal"/>
+        <w:spacing w:after="240" w:before="240" w:line="240"/>
       </w:pPr>
       <w:r>
         <w:rPr>
@@ -56,6 +43,9 @@
       </w:r>
     </w:p>
     <w:p>
+      <w:pPr>
+        <w:spacing w:after="240" w:before="240" w:line="240"/>
+      </w:pPr>
       <w:r>
         <w:rPr>
           <w:rFonts w:ascii="Calibri" w:cs="Calibri" w:eastAsia="Calibri" w:hAnsi="Calibri"/>
@@ -102,22 +92,7 @@
           <w:sz w:val="22"/>
           <w:szCs w:val="22"/>
         </w:rPr>
-        <w:t xml:space="preserve">. Most respondents were age 18–20 years old.</w:t>
-      </w:r>
-    </w:p>
-    <w:p>
-      <w:pPr>
-        <w:pStyle w:val="Normal"/>
-      </w:pPr>
-      <w:r>
-        <w:rPr>
-          <w:rFonts w:ascii="Calibri" w:cs="Calibri" w:eastAsia="Calibri" w:hAnsi="Calibri"/>
-          <w:b w:val="false"/>
-          <w:bCs w:val="false"/>
-          <w:sz w:val="22"/>
-          <w:szCs w:val="22"/>
-        </w:rPr>
-        <w:t xml:space="preserve"/>
+        <w:t xml:space="preserve">. Most respondents were age 18 or older. About half (49%) of the respondents who reported their age were between 18 and 20 years old, and 40% were 21 to 23 years old. Only 10% were 16 or 17 years old, down from 16% in 2025.</w:t>
       </w:r>
     </w:p>
     <w:p>
@@ -520,6 +495,7 @@
     <w:p>
       <w:pPr>
         <w:pStyle w:val="Normal"/>
+        <w:spacing w:after="240" w:before="240" w:line="240"/>
       </w:pPr>
       <w:r>
         <w:rPr>
@@ -529,22 +505,7 @@
           <w:sz w:val="22"/>
           <w:szCs w:val="22"/>
         </w:rPr>
-        <w:t xml:space="preserve"/>
-      </w:r>
-    </w:p>
-    <w:p>
-      <w:pPr>
-        <w:pStyle w:val="Normal"/>
-      </w:pPr>
-      <w:r>
-        <w:rPr>
-          <w:rFonts w:ascii="Calibri" w:cs="Calibri" w:eastAsia="Calibri" w:hAnsi="Calibri"/>
-          <w:b w:val="false"/>
-          <w:bCs w:val="false"/>
-          <w:sz w:val="22"/>
-          <w:szCs w:val="22"/>
-        </w:rPr>
-        <w:t xml:space="preserve">More females (53%) responded to the survey than males (34%). The table below shows how respondents identified by gender and sexual orientation.</w:t>
+        <w:t xml:space="preserve">More females (54%) responded to the survey than males (34%). Twenty-one transgender and non-binary youth also responded to the survey (12%), up from 12 youth (7%) in 2025. As represented in the table below, youth of all genders selected a variety of terms to describe their sexual orientation. Young women were more likely than their male peers to identify as LGBTQ (38% v. 21%), and 38% of respondents identified as LGBTQ in some way.</w:t>
       </w:r>
     </w:p>
     <w:p>
@@ -789,7 +750,7 @@
                 <w:sz w:val="22"/>
                 <w:szCs w:val="22"/>
               </w:rPr>
-              <w:t xml:space="preserve">94</w:t>
+              <w:t xml:space="preserve">95</w:t>
             </w:r>
           </w:p>
         </w:tc>
@@ -847,7 +808,7 @@
                 <w:sz w:val="22"/>
                 <w:szCs w:val="22"/>
               </w:rPr>
-              <w:t xml:space="preserve">22</w:t>
+              <w:t xml:space="preserve">21</w:t>
             </w:r>
           </w:p>
         </w:tc>
@@ -965,7 +926,7 @@
                 <w:sz w:val="22"/>
                 <w:szCs w:val="22"/>
               </w:rPr>
-              <w:t xml:space="preserve">45</w:t>
+              <w:t xml:space="preserve">44</w:t>
             </w:r>
           </w:p>
         </w:tc>
@@ -1023,7 +984,7 @@
                 <w:sz w:val="22"/>
                 <w:szCs w:val="22"/>
               </w:rPr>
-              <w:t xml:space="preserve">94</w:t>
+              <w:t xml:space="preserve">93</w:t>
             </w:r>
           </w:p>
         </w:tc>
@@ -1288,36 +1249,36 @@
                 <w:sz w:val="22"/>
                 <w:szCs w:val="22"/>
               </w:rPr>
-              <w:t xml:space="preserve">7</w:t>
-            </w:r>
-          </w:p>
-        </w:tc>
-        <w:tc>
-          <w:tcPr>
-            <w:tcW w:type="auto" w:w="0"/>
-            <w:tcBorders>
-              <w:top w:val="none" w:color="FFFFFF" w:sz="0"/>
-              <w:left w:val="none" w:color="FFFFFF" w:sz="0"/>
-              <w:bottom w:val="none" w:color="FFFFFF" w:sz="0"/>
-              <w:right w:val="none" w:color="FFFFFF" w:sz="0"/>
-            </w:tcBorders>
-            <w:tcMar>
-              <w:top w:type="dxa" w:w="80"/>
-              <w:left w:type="dxa" w:w="120"/>
-              <w:bottom w:type="dxa" w:w="80"/>
-              <w:right w:type="dxa" w:w="120"/>
-            </w:tcMar>
-          </w:tcPr>
-          <w:p>
-            <w:r>
-              <w:rPr>
-                <w:rFonts w:ascii="Calibri" w:cs="Calibri" w:eastAsia="Calibri" w:hAnsi="Calibri"/>
-                <w:b w:val="false"/>
-                <w:bCs w:val="false"/>
-                <w:sz w:val="22"/>
-                <w:szCs w:val="22"/>
-              </w:rPr>
-              <w:t xml:space="preserve">19</w:t>
+              <w:t xml:space="preserve">6</w:t>
+            </w:r>
+          </w:p>
+        </w:tc>
+        <w:tc>
+          <w:tcPr>
+            <w:tcW w:type="auto" w:w="0"/>
+            <w:tcBorders>
+              <w:top w:val="none" w:color="FFFFFF" w:sz="0"/>
+              <w:left w:val="none" w:color="FFFFFF" w:sz="0"/>
+              <w:bottom w:val="none" w:color="FFFFFF" w:sz="0"/>
+              <w:right w:val="none" w:color="FFFFFF" w:sz="0"/>
+            </w:tcBorders>
+            <w:tcMar>
+              <w:top w:type="dxa" w:w="80"/>
+              <w:left w:type="dxa" w:w="120"/>
+              <w:bottom w:type="dxa" w:w="80"/>
+              <w:right w:type="dxa" w:w="120"/>
+            </w:tcMar>
+          </w:tcPr>
+          <w:p>
+            <w:r>
+              <w:rPr>
+                <w:rFonts w:ascii="Calibri" w:cs="Calibri" w:eastAsia="Calibri" w:hAnsi="Calibri"/>
+                <w:b w:val="false"/>
+                <w:bCs w:val="false"/>
+                <w:sz w:val="22"/>
+                <w:szCs w:val="22"/>
+              </w:rPr>
+              <w:t xml:space="preserve">18</w:t>
             </w:r>
           </w:p>
         </w:tc>
@@ -1495,7 +1456,36 @@
                 <w:sz w:val="22"/>
                 <w:szCs w:val="22"/>
               </w:rPr>
-              <w:t xml:space="preserve">Pansexual</w:t>
+              <w:t xml:space="preserve">I don't understand the question</w:t>
+            </w:r>
+          </w:p>
+        </w:tc>
+        <w:tc>
+          <w:tcPr>
+            <w:tcW w:type="auto" w:w="0"/>
+            <w:tcBorders>
+              <w:top w:val="none" w:color="FFFFFF" w:sz="0"/>
+              <w:left w:val="none" w:color="FFFFFF" w:sz="0"/>
+              <w:bottom w:val="none" w:color="FFFFFF" w:sz="0"/>
+              <w:right w:val="none" w:color="FFFFFF" w:sz="0"/>
+            </w:tcBorders>
+            <w:tcMar>
+              <w:top w:type="dxa" w:w="80"/>
+              <w:left w:type="dxa" w:w="120"/>
+              <w:bottom w:type="dxa" w:w="80"/>
+              <w:right w:type="dxa" w:w="120"/>
+            </w:tcMar>
+          </w:tcPr>
+          <w:p>
+            <w:r>
+              <w:rPr>
+                <w:rFonts w:ascii="Calibri" w:cs="Calibri" w:eastAsia="Calibri" w:hAnsi="Calibri"/>
+                <w:b w:val="false"/>
+                <w:bCs w:val="false"/>
+                <w:sz w:val="22"/>
+                <w:szCs w:val="22"/>
+              </w:rPr>
+              <w:t xml:space="preserve">6</w:t>
             </w:r>
           </w:p>
         </w:tc>
@@ -1554,35 +1544,6 @@
                 <w:szCs w:val="22"/>
               </w:rPr>
               <w:t xml:space="preserve">1</w:t>
-            </w:r>
-          </w:p>
-        </w:tc>
-        <w:tc>
-          <w:tcPr>
-            <w:tcW w:type="auto" w:w="0"/>
-            <w:tcBorders>
-              <w:top w:val="none" w:color="FFFFFF" w:sz="0"/>
-              <w:left w:val="none" w:color="FFFFFF" w:sz="0"/>
-              <w:bottom w:val="none" w:color="FFFFFF" w:sz="0"/>
-              <w:right w:val="none" w:color="FFFFFF" w:sz="0"/>
-            </w:tcBorders>
-            <w:tcMar>
-              <w:top w:type="dxa" w:w="80"/>
-              <w:left w:type="dxa" w:w="120"/>
-              <w:bottom w:type="dxa" w:w="80"/>
-              <w:right w:type="dxa" w:w="120"/>
-            </w:tcMar>
-          </w:tcPr>
-          <w:p>
-            <w:r>
-              <w:rPr>
-                <w:rFonts w:ascii="Calibri" w:cs="Calibri" w:eastAsia="Calibri" w:hAnsi="Calibri"/>
-                <w:b w:val="false"/>
-                <w:bCs w:val="false"/>
-                <w:sz w:val="22"/>
-                <w:szCs w:val="22"/>
-              </w:rPr>
-              <w:t xml:space="preserve">6</w:t>
             </w:r>
           </w:p>
         </w:tc>
@@ -1642,7 +1603,36 @@
                 <w:sz w:val="22"/>
                 <w:szCs w:val="22"/>
               </w:rPr>
-              <w:t xml:space="preserve">Queer</w:t>
+              <w:t xml:space="preserve">Pansexual</w:t>
+            </w:r>
+          </w:p>
+        </w:tc>
+        <w:tc>
+          <w:tcPr>
+            <w:tcW w:type="auto" w:w="0"/>
+            <w:tcBorders>
+              <w:top w:val="none" w:color="FFFFFF" w:sz="0"/>
+              <w:left w:val="none" w:color="FFFFFF" w:sz="0"/>
+              <w:bottom w:val="none" w:color="FFFFFF" w:sz="0"/>
+              <w:right w:val="none" w:color="FFFFFF" w:sz="0"/>
+            </w:tcBorders>
+            <w:tcMar>
+              <w:top w:type="dxa" w:w="80"/>
+              <w:left w:type="dxa" w:w="120"/>
+              <w:bottom w:type="dxa" w:w="80"/>
+              <w:right w:type="dxa" w:w="120"/>
+            </w:tcMar>
+          </w:tcPr>
+          <w:p>
+            <w:r>
+              <w:rPr>
+                <w:rFonts w:ascii="Calibri" w:cs="Calibri" w:eastAsia="Calibri" w:hAnsi="Calibri"/>
+                <w:b w:val="false"/>
+                <w:bCs w:val="false"/>
+                <w:sz w:val="22"/>
+                <w:szCs w:val="22"/>
+              </w:rPr>
+              <w:t xml:space="preserve">3</w:t>
             </w:r>
           </w:p>
         </w:tc>
@@ -1700,65 +1690,36 @@
                 <w:sz w:val="22"/>
                 <w:szCs w:val="22"/>
               </w:rPr>
-              <w:t xml:space="preserve">0</w:t>
-            </w:r>
-          </w:p>
-        </w:tc>
-        <w:tc>
-          <w:tcPr>
-            <w:tcW w:type="auto" w:w="0"/>
-            <w:tcBorders>
-              <w:top w:val="none" w:color="FFFFFF" w:sz="0"/>
-              <w:left w:val="none" w:color="FFFFFF" w:sz="0"/>
-              <w:bottom w:val="none" w:color="FFFFFF" w:sz="0"/>
-              <w:right w:val="none" w:color="FFFFFF" w:sz="0"/>
-            </w:tcBorders>
-            <w:tcMar>
-              <w:top w:type="dxa" w:w="80"/>
-              <w:left w:type="dxa" w:w="120"/>
-              <w:bottom w:type="dxa" w:w="80"/>
-              <w:right w:type="dxa" w:w="120"/>
-            </w:tcMar>
-          </w:tcPr>
-          <w:p>
-            <w:r>
-              <w:rPr>
-                <w:rFonts w:ascii="Calibri" w:cs="Calibri" w:eastAsia="Calibri" w:hAnsi="Calibri"/>
-                <w:b w:val="false"/>
-                <w:bCs w:val="false"/>
-                <w:sz w:val="22"/>
-                <w:szCs w:val="22"/>
-              </w:rPr>
-              <w:t xml:space="preserve">0</w:t>
-            </w:r>
-          </w:p>
-        </w:tc>
-        <w:tc>
-          <w:tcPr>
-            <w:tcW w:type="auto" w:w="0"/>
-            <w:tcBorders>
-              <w:top w:val="none" w:color="FFFFFF" w:sz="0"/>
-              <w:left w:val="none" w:color="FFFFFF" w:sz="0"/>
-              <w:bottom w:val="none" w:color="FFFFFF" w:sz="0"/>
-              <w:right w:val="none" w:color="FFFFFF" w:sz="0"/>
-            </w:tcBorders>
-            <w:tcMar>
-              <w:top w:type="dxa" w:w="80"/>
-              <w:left w:type="dxa" w:w="120"/>
-              <w:bottom w:type="dxa" w:w="80"/>
-              <w:right w:type="dxa" w:w="120"/>
-            </w:tcMar>
-          </w:tcPr>
-          <w:p>
-            <w:r>
-              <w:rPr>
-                <w:rFonts w:ascii="Calibri" w:cs="Calibri" w:eastAsia="Calibri" w:hAnsi="Calibri"/>
-                <w:b w:val="false"/>
-                <w:bCs w:val="false"/>
-                <w:sz w:val="22"/>
-                <w:szCs w:val="22"/>
-              </w:rPr>
-              <w:t xml:space="preserve">1</w:t>
+              <w:t xml:space="preserve">5</w:t>
+            </w:r>
+          </w:p>
+        </w:tc>
+        <w:tc>
+          <w:tcPr>
+            <w:tcW w:type="auto" w:w="0"/>
+            <w:tcBorders>
+              <w:top w:val="none" w:color="FFFFFF" w:sz="0"/>
+              <w:left w:val="none" w:color="FFFFFF" w:sz="0"/>
+              <w:bottom w:val="none" w:color="FFFFFF" w:sz="0"/>
+              <w:right w:val="none" w:color="FFFFFF" w:sz="0"/>
+            </w:tcBorders>
+            <w:tcMar>
+              <w:top w:type="dxa" w:w="80"/>
+              <w:left w:type="dxa" w:w="120"/>
+              <w:bottom w:type="dxa" w:w="80"/>
+              <w:right w:type="dxa" w:w="120"/>
+            </w:tcMar>
+          </w:tcPr>
+          <w:p>
+            <w:r>
+              <w:rPr>
+                <w:rFonts w:ascii="Calibri" w:cs="Calibri" w:eastAsia="Calibri" w:hAnsi="Calibri"/>
+                <w:b w:val="false"/>
+                <w:bCs w:val="false"/>
+                <w:sz w:val="22"/>
+                <w:szCs w:val="22"/>
+              </w:rPr>
+              <w:t xml:space="preserve">9</w:t>
             </w:r>
           </w:p>
         </w:tc>
@@ -1789,7 +1750,36 @@
                 <w:sz w:val="22"/>
                 <w:szCs w:val="22"/>
               </w:rPr>
-              <w:t xml:space="preserve">Demisexual</w:t>
+              <w:t xml:space="preserve">I am not sure yet</w:t>
+            </w:r>
+          </w:p>
+        </w:tc>
+        <w:tc>
+          <w:tcPr>
+            <w:tcW w:type="auto" w:w="0"/>
+            <w:tcBorders>
+              <w:top w:val="none" w:color="FFFFFF" w:sz="0"/>
+              <w:left w:val="none" w:color="FFFFFF" w:sz="0"/>
+              <w:bottom w:val="none" w:color="FFFFFF" w:sz="0"/>
+              <w:right w:val="none" w:color="FFFFFF" w:sz="0"/>
+            </w:tcBorders>
+            <w:tcMar>
+              <w:top w:type="dxa" w:w="80"/>
+              <w:left w:type="dxa" w:w="120"/>
+              <w:bottom w:type="dxa" w:w="80"/>
+              <w:right w:type="dxa" w:w="120"/>
+            </w:tcMar>
+          </w:tcPr>
+          <w:p>
+            <w:r>
+              <w:rPr>
+                <w:rFonts w:ascii="Calibri" w:cs="Calibri" w:eastAsia="Calibri" w:hAnsi="Calibri"/>
+                <w:b w:val="false"/>
+                <w:bCs w:val="false"/>
+                <w:sz w:val="22"/>
+                <w:szCs w:val="22"/>
+              </w:rPr>
+              <w:t xml:space="preserve">3</w:t>
             </w:r>
           </w:p>
         </w:tc>
@@ -1876,36 +1866,7 @@
                 <w:sz w:val="22"/>
                 <w:szCs w:val="22"/>
               </w:rPr>
-              <w:t xml:space="preserve">1</w:t>
-            </w:r>
-          </w:p>
-        </w:tc>
-        <w:tc>
-          <w:tcPr>
-            <w:tcW w:type="auto" w:w="0"/>
-            <w:tcBorders>
-              <w:top w:val="none" w:color="FFFFFF" w:sz="0"/>
-              <w:left w:val="none" w:color="FFFFFF" w:sz="0"/>
-              <w:bottom w:val="none" w:color="FFFFFF" w:sz="0"/>
-              <w:right w:val="none" w:color="FFFFFF" w:sz="0"/>
-            </w:tcBorders>
-            <w:tcMar>
-              <w:top w:type="dxa" w:w="80"/>
-              <w:left w:type="dxa" w:w="120"/>
-              <w:bottom w:type="dxa" w:w="80"/>
-              <w:right w:type="dxa" w:w="120"/>
-            </w:tcMar>
-          </w:tcPr>
-          <w:p>
-            <w:r>
-              <w:rPr>
-                <w:rFonts w:ascii="Calibri" w:cs="Calibri" w:eastAsia="Calibri" w:hAnsi="Calibri"/>
-                <w:b w:val="false"/>
-                <w:bCs w:val="false"/>
-                <w:sz w:val="22"/>
-                <w:szCs w:val="22"/>
-              </w:rPr>
-              <w:t xml:space="preserve">2</w:t>
+              <w:t xml:space="preserve">4</w:t>
             </w:r>
           </w:p>
         </w:tc>
@@ -1936,36 +1897,7 @@
                 <w:sz w:val="22"/>
                 <w:szCs w:val="22"/>
               </w:rPr>
-              <w:t xml:space="preserve">I am not sure yet</w:t>
-            </w:r>
-          </w:p>
-        </w:tc>
-        <w:tc>
-          <w:tcPr>
-            <w:tcW w:type="auto" w:w="0"/>
-            <w:tcBorders>
-              <w:top w:val="none" w:color="FFFFFF" w:sz="0"/>
-              <w:left w:val="none" w:color="FFFFFF" w:sz="0"/>
-              <w:bottom w:val="none" w:color="FFFFFF" w:sz="0"/>
-              <w:right w:val="none" w:color="FFFFFF" w:sz="0"/>
-            </w:tcBorders>
-            <w:tcMar>
-              <w:top w:type="dxa" w:w="80"/>
-              <w:left w:type="dxa" w:w="120"/>
-              <w:bottom w:type="dxa" w:w="80"/>
-              <w:right w:type="dxa" w:w="120"/>
-            </w:tcMar>
-          </w:tcPr>
-          <w:p>
-            <w:r>
-              <w:rPr>
-                <w:rFonts w:ascii="Calibri" w:cs="Calibri" w:eastAsia="Calibri" w:hAnsi="Calibri"/>
-                <w:b w:val="false"/>
-                <w:bCs w:val="false"/>
-                <w:sz w:val="22"/>
-                <w:szCs w:val="22"/>
-              </w:rPr>
-              <w:t xml:space="preserve">3</w:t>
+              <w:t xml:space="preserve">Demisexual</w:t>
             </w:r>
           </w:p>
         </w:tc>
@@ -2052,7 +1984,36 @@
                 <w:sz w:val="22"/>
                 <w:szCs w:val="22"/>
               </w:rPr>
-              <w:t xml:space="preserve">4</w:t>
+              <w:t xml:space="preserve">1</w:t>
+            </w:r>
+          </w:p>
+        </w:tc>
+        <w:tc>
+          <w:tcPr>
+            <w:tcW w:type="auto" w:w="0"/>
+            <w:tcBorders>
+              <w:top w:val="none" w:color="FFFFFF" w:sz="0"/>
+              <w:left w:val="none" w:color="FFFFFF" w:sz="0"/>
+              <w:bottom w:val="none" w:color="FFFFFF" w:sz="0"/>
+              <w:right w:val="none" w:color="FFFFFF" w:sz="0"/>
+            </w:tcBorders>
+            <w:tcMar>
+              <w:top w:type="dxa" w:w="80"/>
+              <w:left w:type="dxa" w:w="120"/>
+              <w:bottom w:type="dxa" w:w="80"/>
+              <w:right w:type="dxa" w:w="120"/>
+            </w:tcMar>
+          </w:tcPr>
+          <w:p>
+            <w:r>
+              <w:rPr>
+                <w:rFonts w:ascii="Calibri" w:cs="Calibri" w:eastAsia="Calibri" w:hAnsi="Calibri"/>
+                <w:b w:val="false"/>
+                <w:bCs w:val="false"/>
+                <w:sz w:val="22"/>
+                <w:szCs w:val="22"/>
+              </w:rPr>
+              <w:t xml:space="preserve">2</w:t>
             </w:r>
           </w:p>
         </w:tc>
@@ -2083,36 +2044,94 @@
                 <w:sz w:val="22"/>
                 <w:szCs w:val="22"/>
               </w:rPr>
-              <w:t xml:space="preserve">I don't understand the question</w:t>
-            </w:r>
-          </w:p>
-        </w:tc>
-        <w:tc>
-          <w:tcPr>
-            <w:tcW w:type="auto" w:w="0"/>
-            <w:tcBorders>
-              <w:top w:val="none" w:color="FFFFFF" w:sz="0"/>
-              <w:left w:val="none" w:color="FFFFFF" w:sz="0"/>
-              <w:bottom w:val="none" w:color="FFFFFF" w:sz="0"/>
-              <w:right w:val="none" w:color="FFFFFF" w:sz="0"/>
-            </w:tcBorders>
-            <w:tcMar>
-              <w:top w:type="dxa" w:w="80"/>
-              <w:left w:type="dxa" w:w="120"/>
-              <w:bottom w:type="dxa" w:w="80"/>
-              <w:right w:type="dxa" w:w="120"/>
-            </w:tcMar>
-          </w:tcPr>
-          <w:p>
-            <w:r>
-              <w:rPr>
-                <w:rFonts w:ascii="Calibri" w:cs="Calibri" w:eastAsia="Calibri" w:hAnsi="Calibri"/>
-                <w:b w:val="false"/>
-                <w:bCs w:val="false"/>
-                <w:sz w:val="22"/>
-                <w:szCs w:val="22"/>
-              </w:rPr>
-              <w:t xml:space="preserve">6</w:t>
+              <w:t xml:space="preserve">Queer</w:t>
+            </w:r>
+          </w:p>
+        </w:tc>
+        <w:tc>
+          <w:tcPr>
+            <w:tcW w:type="auto" w:w="0"/>
+            <w:tcBorders>
+              <w:top w:val="none" w:color="FFFFFF" w:sz="0"/>
+              <w:left w:val="none" w:color="FFFFFF" w:sz="0"/>
+              <w:bottom w:val="none" w:color="FFFFFF" w:sz="0"/>
+              <w:right w:val="none" w:color="FFFFFF" w:sz="0"/>
+            </w:tcBorders>
+            <w:tcMar>
+              <w:top w:type="dxa" w:w="80"/>
+              <w:left w:type="dxa" w:w="120"/>
+              <w:bottom w:type="dxa" w:w="80"/>
+              <w:right w:type="dxa" w:w="120"/>
+            </w:tcMar>
+          </w:tcPr>
+          <w:p>
+            <w:r>
+              <w:rPr>
+                <w:rFonts w:ascii="Calibri" w:cs="Calibri" w:eastAsia="Calibri" w:hAnsi="Calibri"/>
+                <w:b w:val="false"/>
+                <w:bCs w:val="false"/>
+                <w:sz w:val="22"/>
+                <w:szCs w:val="22"/>
+              </w:rPr>
+              <w:t xml:space="preserve">1</w:t>
+            </w:r>
+          </w:p>
+        </w:tc>
+        <w:tc>
+          <w:tcPr>
+            <w:tcW w:type="auto" w:w="0"/>
+            <w:tcBorders>
+              <w:top w:val="none" w:color="FFFFFF" w:sz="0"/>
+              <w:left w:val="none" w:color="FFFFFF" w:sz="0"/>
+              <w:bottom w:val="none" w:color="FFFFFF" w:sz="0"/>
+              <w:right w:val="none" w:color="FFFFFF" w:sz="0"/>
+            </w:tcBorders>
+            <w:tcMar>
+              <w:top w:type="dxa" w:w="80"/>
+              <w:left w:type="dxa" w:w="120"/>
+              <w:bottom w:type="dxa" w:w="80"/>
+              <w:right w:type="dxa" w:w="120"/>
+            </w:tcMar>
+          </w:tcPr>
+          <w:p>
+            <w:r>
+              <w:rPr>
+                <w:rFonts w:ascii="Calibri" w:cs="Calibri" w:eastAsia="Calibri" w:hAnsi="Calibri"/>
+                <w:b w:val="false"/>
+                <w:bCs w:val="false"/>
+                <w:sz w:val="22"/>
+                <w:szCs w:val="22"/>
+              </w:rPr>
+              <w:t xml:space="preserve">0</w:t>
+            </w:r>
+          </w:p>
+        </w:tc>
+        <w:tc>
+          <w:tcPr>
+            <w:tcW w:type="auto" w:w="0"/>
+            <w:tcBorders>
+              <w:top w:val="none" w:color="FFFFFF" w:sz="0"/>
+              <w:left w:val="none" w:color="FFFFFF" w:sz="0"/>
+              <w:bottom w:val="none" w:color="FFFFFF" w:sz="0"/>
+              <w:right w:val="none" w:color="FFFFFF" w:sz="0"/>
+            </w:tcBorders>
+            <w:tcMar>
+              <w:top w:type="dxa" w:w="80"/>
+              <w:left w:type="dxa" w:w="120"/>
+              <w:bottom w:type="dxa" w:w="80"/>
+              <w:right w:type="dxa" w:w="120"/>
+            </w:tcMar>
+          </w:tcPr>
+          <w:p>
+            <w:r>
+              <w:rPr>
+                <w:rFonts w:ascii="Calibri" w:cs="Calibri" w:eastAsia="Calibri" w:hAnsi="Calibri"/>
+                <w:b w:val="false"/>
+                <w:bCs w:val="false"/>
+                <w:sz w:val="22"/>
+                <w:szCs w:val="22"/>
+              </w:rPr>
+              <w:t xml:space="preserve">1</w:t>
             </w:r>
           </w:p>
         </w:tc>
@@ -2142,64 +2161,6 @@
                 <w:szCs w:val="22"/>
               </w:rPr>
               <w:t xml:space="preserve">2</w:t>
-            </w:r>
-          </w:p>
-        </w:tc>
-        <w:tc>
-          <w:tcPr>
-            <w:tcW w:type="auto" w:w="0"/>
-            <w:tcBorders>
-              <w:top w:val="none" w:color="FFFFFF" w:sz="0"/>
-              <w:left w:val="none" w:color="FFFFFF" w:sz="0"/>
-              <w:bottom w:val="none" w:color="FFFFFF" w:sz="0"/>
-              <w:right w:val="none" w:color="FFFFFF" w:sz="0"/>
-            </w:tcBorders>
-            <w:tcMar>
-              <w:top w:type="dxa" w:w="80"/>
-              <w:left w:type="dxa" w:w="120"/>
-              <w:bottom w:type="dxa" w:w="80"/>
-              <w:right w:type="dxa" w:w="120"/>
-            </w:tcMar>
-          </w:tcPr>
-          <w:p>
-            <w:r>
-              <w:rPr>
-                <w:rFonts w:ascii="Calibri" w:cs="Calibri" w:eastAsia="Calibri" w:hAnsi="Calibri"/>
-                <w:b w:val="false"/>
-                <w:bCs w:val="false"/>
-                <w:sz w:val="22"/>
-                <w:szCs w:val="22"/>
-              </w:rPr>
-              <w:t xml:space="preserve">1</w:t>
-            </w:r>
-          </w:p>
-        </w:tc>
-        <w:tc>
-          <w:tcPr>
-            <w:tcW w:type="auto" w:w="0"/>
-            <w:tcBorders>
-              <w:top w:val="none" w:color="FFFFFF" w:sz="0"/>
-              <w:left w:val="none" w:color="FFFFFF" w:sz="0"/>
-              <w:bottom w:val="none" w:color="FFFFFF" w:sz="0"/>
-              <w:right w:val="none" w:color="FFFFFF" w:sz="0"/>
-            </w:tcBorders>
-            <w:tcMar>
-              <w:top w:type="dxa" w:w="80"/>
-              <w:left w:type="dxa" w:w="120"/>
-              <w:bottom w:type="dxa" w:w="80"/>
-              <w:right w:type="dxa" w:w="120"/>
-            </w:tcMar>
-          </w:tcPr>
-          <w:p>
-            <w:r>
-              <w:rPr>
-                <w:rFonts w:ascii="Calibri" w:cs="Calibri" w:eastAsia="Calibri" w:hAnsi="Calibri"/>
-                <w:b w:val="false"/>
-                <w:bCs w:val="false"/>
-                <w:sz w:val="22"/>
-                <w:szCs w:val="22"/>
-              </w:rPr>
-              <w:t xml:space="preserve">9</w:t>
             </w:r>
           </w:p>
         </w:tc>
@@ -2230,7 +2191,154 @@
                 <w:sz w:val="22"/>
                 <w:szCs w:val="22"/>
               </w:rPr>
-              <w:t xml:space="preserve">No answer provided</w:t>
+              <w:t xml:space="preserve">Mostly heterosexual</w:t>
+            </w:r>
+          </w:p>
+        </w:tc>
+        <w:tc>
+          <w:tcPr>
+            <w:tcW w:type="auto" w:w="0"/>
+            <w:tcBorders>
+              <w:top w:val="none" w:color="FFFFFF" w:sz="0"/>
+              <w:left w:val="none" w:color="FFFFFF" w:sz="0"/>
+              <w:bottom w:val="none" w:color="FFFFFF" w:sz="0"/>
+              <w:right w:val="none" w:color="FFFFFF" w:sz="0"/>
+            </w:tcBorders>
+            <w:tcMar>
+              <w:top w:type="dxa" w:w="80"/>
+              <w:left w:type="dxa" w:w="120"/>
+              <w:bottom w:type="dxa" w:w="80"/>
+              <w:right w:type="dxa" w:w="120"/>
+            </w:tcMar>
+          </w:tcPr>
+          <w:p>
+            <w:r>
+              <w:rPr>
+                <w:rFonts w:ascii="Calibri" w:cs="Calibri" w:eastAsia="Calibri" w:hAnsi="Calibri"/>
+                <w:b w:val="false"/>
+                <w:bCs w:val="false"/>
+                <w:sz w:val="22"/>
+                <w:szCs w:val="22"/>
+              </w:rPr>
+              <w:t xml:space="preserve">0</w:t>
+            </w:r>
+          </w:p>
+        </w:tc>
+        <w:tc>
+          <w:tcPr>
+            <w:tcW w:type="auto" w:w="0"/>
+            <w:tcBorders>
+              <w:top w:val="none" w:color="FFFFFF" w:sz="0"/>
+              <w:left w:val="none" w:color="FFFFFF" w:sz="0"/>
+              <w:bottom w:val="none" w:color="FFFFFF" w:sz="0"/>
+              <w:right w:val="none" w:color="FFFFFF" w:sz="0"/>
+            </w:tcBorders>
+            <w:tcMar>
+              <w:top w:type="dxa" w:w="80"/>
+              <w:left w:type="dxa" w:w="120"/>
+              <w:bottom w:type="dxa" w:w="80"/>
+              <w:right w:type="dxa" w:w="120"/>
+            </w:tcMar>
+          </w:tcPr>
+          <w:p>
+            <w:r>
+              <w:rPr>
+                <w:rFonts w:ascii="Calibri" w:cs="Calibri" w:eastAsia="Calibri" w:hAnsi="Calibri"/>
+                <w:b w:val="false"/>
+                <w:bCs w:val="false"/>
+                <w:sz w:val="22"/>
+                <w:szCs w:val="22"/>
+              </w:rPr>
+              <w:t xml:space="preserve">1</w:t>
+            </w:r>
+          </w:p>
+        </w:tc>
+        <w:tc>
+          <w:tcPr>
+            <w:tcW w:type="auto" w:w="0"/>
+            <w:tcBorders>
+              <w:top w:val="none" w:color="FFFFFF" w:sz="0"/>
+              <w:left w:val="none" w:color="FFFFFF" w:sz="0"/>
+              <w:bottom w:val="none" w:color="FFFFFF" w:sz="0"/>
+              <w:right w:val="none" w:color="FFFFFF" w:sz="0"/>
+            </w:tcBorders>
+            <w:tcMar>
+              <w:top w:type="dxa" w:w="80"/>
+              <w:left w:type="dxa" w:w="120"/>
+              <w:bottom w:type="dxa" w:w="80"/>
+              <w:right w:type="dxa" w:w="120"/>
+            </w:tcMar>
+          </w:tcPr>
+          <w:p>
+            <w:r>
+              <w:rPr>
+                <w:rFonts w:ascii="Calibri" w:cs="Calibri" w:eastAsia="Calibri" w:hAnsi="Calibri"/>
+                <w:b w:val="false"/>
+                <w:bCs w:val="false"/>
+                <w:sz w:val="22"/>
+                <w:szCs w:val="22"/>
+              </w:rPr>
+              <w:t xml:space="preserve">0</w:t>
+            </w:r>
+          </w:p>
+        </w:tc>
+        <w:tc>
+          <w:tcPr>
+            <w:tcW w:type="auto" w:w="0"/>
+            <w:tcBorders>
+              <w:top w:val="none" w:color="FFFFFF" w:sz="0"/>
+              <w:left w:val="none" w:color="FFFFFF" w:sz="0"/>
+              <w:bottom w:val="none" w:color="FFFFFF" w:sz="0"/>
+              <w:right w:val="none" w:color="FFFFFF" w:sz="0"/>
+            </w:tcBorders>
+            <w:tcMar>
+              <w:top w:type="dxa" w:w="80"/>
+              <w:left w:type="dxa" w:w="120"/>
+              <w:bottom w:type="dxa" w:w="80"/>
+              <w:right w:type="dxa" w:w="120"/>
+            </w:tcMar>
+          </w:tcPr>
+          <w:p>
+            <w:r>
+              <w:rPr>
+                <w:rFonts w:ascii="Calibri" w:cs="Calibri" w:eastAsia="Calibri" w:hAnsi="Calibri"/>
+                <w:b w:val="false"/>
+                <w:bCs w:val="false"/>
+                <w:sz w:val="22"/>
+                <w:szCs w:val="22"/>
+              </w:rPr>
+              <w:t xml:space="preserve">1</w:t>
+            </w:r>
+          </w:p>
+        </w:tc>
+      </w:tr>
+      <w:tr>
+        <w:tc>
+          <w:tcPr>
+            <w:tcW w:type="auto" w:w="0"/>
+            <w:tcBorders>
+              <w:top w:val="none" w:color="FFFFFF" w:sz="0"/>
+              <w:left w:val="none" w:color="FFFFFF" w:sz="0"/>
+              <w:bottom w:val="none" w:color="FFFFFF" w:sz="0"/>
+              <w:right w:val="none" w:color="FFFFFF" w:sz="0"/>
+            </w:tcBorders>
+            <w:tcMar>
+              <w:top w:type="dxa" w:w="80"/>
+              <w:left w:type="dxa" w:w="120"/>
+              <w:bottom w:type="dxa" w:w="80"/>
+              <w:right w:type="dxa" w:w="120"/>
+            </w:tcMar>
+          </w:tcPr>
+          <w:p>
+            <w:r>
+              <w:rPr>
+                <w:rFonts w:ascii="Calibri" w:cs="Calibri" w:eastAsia="Calibri" w:hAnsi="Calibri"/>
+                <w:b w:val="false"/>
+                <w:bCs w:val="false"/>
+                <w:sz w:val="22"/>
+                <w:szCs w:val="22"/>
+              </w:rPr>
+              <w:t xml:space="preserve">Unknown</w:t>
             </w:r>
           </w:p>
         </w:tc>
@@ -2355,21 +2463,7 @@
     <w:p>
       <w:pPr>
         <w:pStyle w:val="Normal"/>
-      </w:pPr>
-      <w:r>
-        <w:rPr>
-          <w:rFonts w:ascii="Calibri" w:cs="Calibri" w:eastAsia="Calibri" w:hAnsi="Calibri"/>
-          <w:b w:val="false"/>
-          <w:bCs w:val="false"/>
-          <w:sz w:val="22"/>
-          <w:szCs w:val="22"/>
-        </w:rPr>
-        <w:t xml:space="preserve"/>
-      </w:r>
-    </w:p>
-    <w:p>
-      <w:pPr>
-        <w:pStyle w:val="Normal"/>
+        <w:spacing w:after="240" w:before="240" w:line="240"/>
       </w:pPr>
       <w:r>
         <w:rPr>
@@ -2385,6 +2479,7 @@
     <w:p>
       <w:pPr>
         <w:pStyle w:val="Normal"/>
+        <w:spacing w:after="240" w:before="240" w:line="240"/>
       </w:pPr>
       <w:r>
         <w:rPr>
@@ -2394,7 +2489,7 @@
           <w:sz w:val="22"/>
           <w:szCs w:val="22"/>
         </w:rPr>
-        <w:t xml:space="preserve">About 52% of survey respondents identified as Black, 27% as White, and 18% as Multiracial.</w:t>
+        <w:t xml:space="preserve">Just over half of survey respondents identified as Black when each youth was counted once, while 28% identified as White, 17% as Multiracial, and 3% reported another single racial identity. When full or partial identities are counted using the unique respondent total, 62% of youth identified as Black, 31% as White, 11% as Multiracial, and 6% as Hispanic or Latinx. This marks a change from the prior year, when 66% of respondents identified as Black either fully or partially. White identification increased from 27% to 31%, while Multiracial identification remained steady at 11% and Hispanic or Latinx identification rose from 4% to 6%.</w:t>
       </w:r>
     </w:p>
     <w:p>
@@ -2699,7 +2794,7 @@
                 <w:sz w:val="22"/>
                 <w:szCs w:val="22"/>
               </w:rPr>
-              <w:t xml:space="preserve">33</w:t>
+              <w:t xml:space="preserve">34</w:t>
             </w:r>
           </w:p>
         </w:tc>
@@ -2757,7 +2852,7 @@
                 <w:sz w:val="22"/>
                 <w:szCs w:val="22"/>
               </w:rPr>
-              <w:t xml:space="preserve">89</w:t>
+              <w:t xml:space="preserve">90</w:t>
             </w:r>
           </w:p>
         </w:tc>
@@ -2846,6 +2941,35 @@
                 <w:sz w:val="22"/>
                 <w:szCs w:val="22"/>
               </w:rPr>
+              <w:t xml:space="preserve">20</w:t>
+            </w:r>
+          </w:p>
+        </w:tc>
+        <w:tc>
+          <w:tcPr>
+            <w:tcW w:type="auto" w:w="0"/>
+            <w:tcBorders>
+              <w:top w:val="none" w:color="FFFFFF" w:sz="0"/>
+              <w:left w:val="none" w:color="FFFFFF" w:sz="0"/>
+              <w:bottom w:val="none" w:color="FFFFFF" w:sz="0"/>
+              <w:right w:val="none" w:color="FFFFFF" w:sz="0"/>
+            </w:tcBorders>
+            <w:tcMar>
+              <w:top w:type="dxa" w:w="80"/>
+              <w:left w:type="dxa" w:w="120"/>
+              <w:bottom w:type="dxa" w:w="80"/>
+              <w:right w:type="dxa" w:w="120"/>
+            </w:tcMar>
+          </w:tcPr>
+          <w:p>
+            <w:r>
+              <w:rPr>
+                <w:rFonts w:ascii="Calibri" w:cs="Calibri" w:eastAsia="Calibri" w:hAnsi="Calibri"/>
+                <w:b w:val="false"/>
+                <w:bCs w:val="false"/>
+                <w:sz w:val="22"/>
+                <w:szCs w:val="22"/>
+              </w:rPr>
               <w:t xml:space="preserve">17</w:t>
             </w:r>
           </w:p>
@@ -2875,94 +2999,65 @@
                 <w:sz w:val="22"/>
                 <w:szCs w:val="22"/>
               </w:rPr>
-              <w:t xml:space="preserve">17</w:t>
-            </w:r>
-          </w:p>
-        </w:tc>
-        <w:tc>
-          <w:tcPr>
-            <w:tcW w:type="auto" w:w="0"/>
-            <w:tcBorders>
-              <w:top w:val="none" w:color="FFFFFF" w:sz="0"/>
-              <w:left w:val="none" w:color="FFFFFF" w:sz="0"/>
-              <w:bottom w:val="none" w:color="FFFFFF" w:sz="0"/>
-              <w:right w:val="none" w:color="FFFFFF" w:sz="0"/>
-            </w:tcBorders>
-            <w:tcMar>
-              <w:top w:type="dxa" w:w="80"/>
-              <w:left w:type="dxa" w:w="120"/>
-              <w:bottom w:type="dxa" w:w="80"/>
-              <w:right w:type="dxa" w:w="120"/>
-            </w:tcMar>
-          </w:tcPr>
-          <w:p>
-            <w:r>
-              <w:rPr>
-                <w:rFonts w:ascii="Calibri" w:cs="Calibri" w:eastAsia="Calibri" w:hAnsi="Calibri"/>
-                <w:b w:val="false"/>
-                <w:bCs w:val="false"/>
-                <w:sz w:val="22"/>
-                <w:szCs w:val="22"/>
-              </w:rPr>
-              <w:t xml:space="preserve">12</w:t>
-            </w:r>
-          </w:p>
-        </w:tc>
-        <w:tc>
-          <w:tcPr>
-            <w:tcW w:type="auto" w:w="0"/>
-            <w:tcBorders>
-              <w:top w:val="none" w:color="FFFFFF" w:sz="0"/>
-              <w:left w:val="none" w:color="FFFFFF" w:sz="0"/>
-              <w:bottom w:val="none" w:color="FFFFFF" w:sz="0"/>
-              <w:right w:val="none" w:color="FFFFFF" w:sz="0"/>
-            </w:tcBorders>
-            <w:tcMar>
-              <w:top w:type="dxa" w:w="80"/>
-              <w:left w:type="dxa" w:w="120"/>
-              <w:bottom w:type="dxa" w:w="80"/>
-              <w:right w:type="dxa" w:w="120"/>
-            </w:tcMar>
-          </w:tcPr>
-          <w:p>
-            <w:r>
-              <w:rPr>
-                <w:rFonts w:ascii="Calibri" w:cs="Calibri" w:eastAsia="Calibri" w:hAnsi="Calibri"/>
-                <w:b w:val="false"/>
-                <w:bCs w:val="false"/>
-                <w:sz w:val="22"/>
-                <w:szCs w:val="22"/>
-              </w:rPr>
-              <w:t xml:space="preserve">46</w:t>
-            </w:r>
-          </w:p>
-        </w:tc>
-        <w:tc>
-          <w:tcPr>
-            <w:tcW w:type="auto" w:w="0"/>
-            <w:tcBorders>
-              <w:top w:val="none" w:color="FFFFFF" w:sz="0"/>
-              <w:left w:val="none" w:color="FFFFFF" w:sz="0"/>
-              <w:bottom w:val="none" w:color="FFFFFF" w:sz="0"/>
-              <w:right w:val="none" w:color="FFFFFF" w:sz="0"/>
-            </w:tcBorders>
-            <w:tcMar>
-              <w:top w:type="dxa" w:w="80"/>
-              <w:left w:type="dxa" w:w="120"/>
-              <w:bottom w:type="dxa" w:w="80"/>
-              <w:right w:type="dxa" w:w="120"/>
-            </w:tcMar>
-          </w:tcPr>
-          <w:p>
-            <w:r>
-              <w:rPr>
-                <w:rFonts w:ascii="Calibri" w:cs="Calibri" w:eastAsia="Calibri" w:hAnsi="Calibri"/>
-                <w:b w:val="false"/>
-                <w:bCs w:val="false"/>
-                <w:sz w:val="22"/>
-                <w:szCs w:val="22"/>
-              </w:rPr>
-              <w:t xml:space="preserve">27%</w:t>
+              <w:t xml:space="preserve">11</w:t>
+            </w:r>
+          </w:p>
+        </w:tc>
+        <w:tc>
+          <w:tcPr>
+            <w:tcW w:type="auto" w:w="0"/>
+            <w:tcBorders>
+              <w:top w:val="none" w:color="FFFFFF" w:sz="0"/>
+              <w:left w:val="none" w:color="FFFFFF" w:sz="0"/>
+              <w:bottom w:val="none" w:color="FFFFFF" w:sz="0"/>
+              <w:right w:val="none" w:color="FFFFFF" w:sz="0"/>
+            </w:tcBorders>
+            <w:tcMar>
+              <w:top w:type="dxa" w:w="80"/>
+              <w:left w:type="dxa" w:w="120"/>
+              <w:bottom w:type="dxa" w:w="80"/>
+              <w:right w:type="dxa" w:w="120"/>
+            </w:tcMar>
+          </w:tcPr>
+          <w:p>
+            <w:r>
+              <w:rPr>
+                <w:rFonts w:ascii="Calibri" w:cs="Calibri" w:eastAsia="Calibri" w:hAnsi="Calibri"/>
+                <w:b w:val="false"/>
+                <w:bCs w:val="false"/>
+                <w:sz w:val="22"/>
+                <w:szCs w:val="22"/>
+              </w:rPr>
+              <w:t xml:space="preserve">48</w:t>
+            </w:r>
+          </w:p>
+        </w:tc>
+        <w:tc>
+          <w:tcPr>
+            <w:tcW w:type="auto" w:w="0"/>
+            <w:tcBorders>
+              <w:top w:val="none" w:color="FFFFFF" w:sz="0"/>
+              <w:left w:val="none" w:color="FFFFFF" w:sz="0"/>
+              <w:bottom w:val="none" w:color="FFFFFF" w:sz="0"/>
+              <w:right w:val="none" w:color="FFFFFF" w:sz="0"/>
+            </w:tcBorders>
+            <w:tcMar>
+              <w:top w:type="dxa" w:w="80"/>
+              <w:left w:type="dxa" w:w="120"/>
+              <w:bottom w:type="dxa" w:w="80"/>
+              <w:right w:type="dxa" w:w="120"/>
+            </w:tcMar>
+          </w:tcPr>
+          <w:p>
+            <w:r>
+              <w:rPr>
+                <w:rFonts w:ascii="Calibri" w:cs="Calibri" w:eastAsia="Calibri" w:hAnsi="Calibri"/>
+                <w:b w:val="false"/>
+                <w:bCs w:val="false"/>
+                <w:sz w:val="22"/>
+                <w:szCs w:val="22"/>
+              </w:rPr>
+              <w:t xml:space="preserve">28%</w:t>
             </w:r>
           </w:p>
         </w:tc>
@@ -3051,7 +3146,7 @@
                 <w:sz w:val="22"/>
                 <w:szCs w:val="22"/>
               </w:rPr>
-              <w:t xml:space="preserve">8</w:t>
+              <w:t xml:space="preserve">7</w:t>
             </w:r>
           </w:p>
         </w:tc>
@@ -3109,36 +3204,36 @@
                 <w:sz w:val="22"/>
                 <w:szCs w:val="22"/>
               </w:rPr>
-              <w:t xml:space="preserve">31</w:t>
-            </w:r>
-          </w:p>
-        </w:tc>
-        <w:tc>
-          <w:tcPr>
-            <w:tcW w:type="auto" w:w="0"/>
-            <w:tcBorders>
-              <w:top w:val="none" w:color="FFFFFF" w:sz="0"/>
-              <w:left w:val="none" w:color="FFFFFF" w:sz="0"/>
-              <w:bottom w:val="none" w:color="FFFFFF" w:sz="0"/>
-              <w:right w:val="none" w:color="FFFFFF" w:sz="0"/>
-            </w:tcBorders>
-            <w:tcMar>
-              <w:top w:type="dxa" w:w="80"/>
-              <w:left w:type="dxa" w:w="120"/>
-              <w:bottom w:type="dxa" w:w="80"/>
-              <w:right w:type="dxa" w:w="120"/>
-            </w:tcMar>
-          </w:tcPr>
-          <w:p>
-            <w:r>
-              <w:rPr>
-                <w:rFonts w:ascii="Calibri" w:cs="Calibri" w:eastAsia="Calibri" w:hAnsi="Calibri"/>
-                <w:b w:val="false"/>
-                <w:bCs w:val="false"/>
-                <w:sz w:val="22"/>
-                <w:szCs w:val="22"/>
-              </w:rPr>
-              <w:t xml:space="preserve">18%</w:t>
+              <w:t xml:space="preserve">30</w:t>
+            </w:r>
+          </w:p>
+        </w:tc>
+        <w:tc>
+          <w:tcPr>
+            <w:tcW w:type="auto" w:w="0"/>
+            <w:tcBorders>
+              <w:top w:val="none" w:color="FFFFFF" w:sz="0"/>
+              <w:left w:val="none" w:color="FFFFFF" w:sz="0"/>
+              <w:bottom w:val="none" w:color="FFFFFF" w:sz="0"/>
+              <w:right w:val="none" w:color="FFFFFF" w:sz="0"/>
+            </w:tcBorders>
+            <w:tcMar>
+              <w:top w:type="dxa" w:w="80"/>
+              <w:left w:type="dxa" w:w="120"/>
+              <w:bottom w:type="dxa" w:w="80"/>
+              <w:right w:type="dxa" w:w="120"/>
+            </w:tcMar>
+          </w:tcPr>
+          <w:p>
+            <w:r>
+              <w:rPr>
+                <w:rFonts w:ascii="Calibri" w:cs="Calibri" w:eastAsia="Calibri" w:hAnsi="Calibri"/>
+                <w:b w:val="false"/>
+                <w:bCs w:val="false"/>
+                <w:sz w:val="22"/>
+                <w:szCs w:val="22"/>
+              </w:rPr>
+              <w:t xml:space="preserve">17%</w:t>
             </w:r>
           </w:p>
         </w:tc>
@@ -3376,7 +3471,7 @@
                 <w:sz w:val="22"/>
                 <w:szCs w:val="22"/>
               </w:rPr>
-              <w:t xml:space="preserve">89</w:t>
+              <w:t xml:space="preserve">92</w:t>
             </w:r>
           </w:p>
         </w:tc>
@@ -3436,7 +3531,7 @@
                 <w:sz w:val="22"/>
                 <w:szCs w:val="22"/>
               </w:rPr>
-              <w:t xml:space="preserve">21</w:t>
+              <w:t xml:space="preserve">20</w:t>
             </w:r>
           </w:p>
         </w:tc>
@@ -3466,7 +3561,7 @@
                 <w:sz w:val="22"/>
                 <w:szCs w:val="22"/>
               </w:rPr>
-              <w:t xml:space="preserve">171</w:t>
+              <w:t xml:space="preserve">173</w:t>
             </w:r>
           </w:p>
         </w:tc>
@@ -3496,7 +3591,7 @@
                 <w:sz w:val="22"/>
                 <w:szCs w:val="22"/>
               </w:rPr>
-              <w:t xml:space="preserve">100%</w:t>
+              <w:t xml:space="preserve"/>
             </w:r>
           </w:p>
         </w:tc>
@@ -3850,7 +3945,7 @@
                 <w:sz w:val="22"/>
                 <w:szCs w:val="22"/>
               </w:rPr>
-              <w:t xml:space="preserve">40</w:t>
+              <w:t xml:space="preserve">39</w:t>
             </w:r>
           </w:p>
         </w:tc>
@@ -3908,36 +4003,36 @@
                 <w:sz w:val="22"/>
                 <w:szCs w:val="22"/>
               </w:rPr>
-              <w:t xml:space="preserve">108</w:t>
-            </w:r>
-          </w:p>
-        </w:tc>
-        <w:tc>
-          <w:tcPr>
-            <w:tcW w:type="auto" w:w="0"/>
-            <w:tcBorders>
-              <w:top w:val="none" w:color="FFFFFF" w:sz="0"/>
-              <w:left w:val="none" w:color="FFFFFF" w:sz="0"/>
-              <w:bottom w:val="none" w:color="FFFFFF" w:sz="0"/>
-              <w:right w:val="none" w:color="FFFFFF" w:sz="0"/>
-            </w:tcBorders>
-            <w:tcMar>
-              <w:top w:type="dxa" w:w="80"/>
-              <w:left w:type="dxa" w:w="120"/>
-              <w:bottom w:type="dxa" w:w="80"/>
-              <w:right w:type="dxa" w:w="120"/>
-            </w:tcMar>
-          </w:tcPr>
-          <w:p>
-            <w:r>
-              <w:rPr>
-                <w:rFonts w:ascii="Calibri" w:cs="Calibri" w:eastAsia="Calibri" w:hAnsi="Calibri"/>
-                <w:b w:val="false"/>
-                <w:bCs w:val="false"/>
-                <w:sz w:val="22"/>
-                <w:szCs w:val="22"/>
-              </w:rPr>
-              <w:t xml:space="preserve">56%</w:t>
+              <w:t xml:space="preserve">107</w:t>
+            </w:r>
+          </w:p>
+        </w:tc>
+        <w:tc>
+          <w:tcPr>
+            <w:tcW w:type="auto" w:w="0"/>
+            <w:tcBorders>
+              <w:top w:val="none" w:color="FFFFFF" w:sz="0"/>
+              <w:left w:val="none" w:color="FFFFFF" w:sz="0"/>
+              <w:bottom w:val="none" w:color="FFFFFF" w:sz="0"/>
+              <w:right w:val="none" w:color="FFFFFF" w:sz="0"/>
+            </w:tcBorders>
+            <w:tcMar>
+              <w:top w:type="dxa" w:w="80"/>
+              <w:left w:type="dxa" w:w="120"/>
+              <w:bottom w:type="dxa" w:w="80"/>
+              <w:right w:type="dxa" w:w="120"/>
+            </w:tcMar>
+          </w:tcPr>
+          <w:p>
+            <w:r>
+              <w:rPr>
+                <w:rFonts w:ascii="Calibri" w:cs="Calibri" w:eastAsia="Calibri" w:hAnsi="Calibri"/>
+                <w:b w:val="false"/>
+                <w:bCs w:val="false"/>
+                <w:sz w:val="22"/>
+                <w:szCs w:val="22"/>
+              </w:rPr>
+              <w:t xml:space="preserve">62%</w:t>
             </w:r>
           </w:p>
         </w:tc>
@@ -3997,7 +4092,7 @@
                 <w:sz w:val="22"/>
                 <w:szCs w:val="22"/>
               </w:rPr>
-              <w:t xml:space="preserve">21</w:t>
+              <w:t xml:space="preserve">24</w:t>
             </w:r>
           </w:p>
         </w:tc>
@@ -4055,65 +4150,65 @@
                 <w:sz w:val="22"/>
                 <w:szCs w:val="22"/>
               </w:rPr>
-              <w:t xml:space="preserve">12</w:t>
-            </w:r>
-          </w:p>
-        </w:tc>
-        <w:tc>
-          <w:tcPr>
-            <w:tcW w:type="auto" w:w="0"/>
-            <w:tcBorders>
-              <w:top w:val="none" w:color="FFFFFF" w:sz="0"/>
-              <w:left w:val="none" w:color="FFFFFF" w:sz="0"/>
-              <w:bottom w:val="none" w:color="FFFFFF" w:sz="0"/>
-              <w:right w:val="none" w:color="FFFFFF" w:sz="0"/>
-            </w:tcBorders>
-            <w:tcMar>
-              <w:top w:type="dxa" w:w="80"/>
-              <w:left w:type="dxa" w:w="120"/>
-              <w:bottom w:type="dxa" w:w="80"/>
-              <w:right w:type="dxa" w:w="120"/>
-            </w:tcMar>
-          </w:tcPr>
-          <w:p>
-            <w:r>
-              <w:rPr>
-                <w:rFonts w:ascii="Calibri" w:cs="Calibri" w:eastAsia="Calibri" w:hAnsi="Calibri"/>
-                <w:b w:val="false"/>
-                <w:bCs w:val="false"/>
-                <w:sz w:val="22"/>
-                <w:szCs w:val="22"/>
-              </w:rPr>
-              <w:t xml:space="preserve">51</w:t>
-            </w:r>
-          </w:p>
-        </w:tc>
-        <w:tc>
-          <w:tcPr>
-            <w:tcW w:type="auto" w:w="0"/>
-            <w:tcBorders>
-              <w:top w:val="none" w:color="FFFFFF" w:sz="0"/>
-              <w:left w:val="none" w:color="FFFFFF" w:sz="0"/>
-              <w:bottom w:val="none" w:color="FFFFFF" w:sz="0"/>
-              <w:right w:val="none" w:color="FFFFFF" w:sz="0"/>
-            </w:tcBorders>
-            <w:tcMar>
-              <w:top w:type="dxa" w:w="80"/>
-              <w:left w:type="dxa" w:w="120"/>
-              <w:bottom w:type="dxa" w:w="80"/>
-              <w:right w:type="dxa" w:w="120"/>
-            </w:tcMar>
-          </w:tcPr>
-          <w:p>
-            <w:r>
-              <w:rPr>
-                <w:rFonts w:ascii="Calibri" w:cs="Calibri" w:eastAsia="Calibri" w:hAnsi="Calibri"/>
-                <w:b w:val="false"/>
-                <w:bCs w:val="false"/>
-                <w:sz w:val="22"/>
-                <w:szCs w:val="22"/>
-              </w:rPr>
-              <w:t xml:space="preserve">26%</w:t>
+              <w:t xml:space="preserve">11</w:t>
+            </w:r>
+          </w:p>
+        </w:tc>
+        <w:tc>
+          <w:tcPr>
+            <w:tcW w:type="auto" w:w="0"/>
+            <w:tcBorders>
+              <w:top w:val="none" w:color="FFFFFF" w:sz="0"/>
+              <w:left w:val="none" w:color="FFFFFF" w:sz="0"/>
+              <w:bottom w:val="none" w:color="FFFFFF" w:sz="0"/>
+              <w:right w:val="none" w:color="FFFFFF" w:sz="0"/>
+            </w:tcBorders>
+            <w:tcMar>
+              <w:top w:type="dxa" w:w="80"/>
+              <w:left w:type="dxa" w:w="120"/>
+              <w:bottom w:type="dxa" w:w="80"/>
+              <w:right w:type="dxa" w:w="120"/>
+            </w:tcMar>
+          </w:tcPr>
+          <w:p>
+            <w:r>
+              <w:rPr>
+                <w:rFonts w:ascii="Calibri" w:cs="Calibri" w:eastAsia="Calibri" w:hAnsi="Calibri"/>
+                <w:b w:val="false"/>
+                <w:bCs w:val="false"/>
+                <w:sz w:val="22"/>
+                <w:szCs w:val="22"/>
+              </w:rPr>
+              <w:t xml:space="preserve">53</w:t>
+            </w:r>
+          </w:p>
+        </w:tc>
+        <w:tc>
+          <w:tcPr>
+            <w:tcW w:type="auto" w:w="0"/>
+            <w:tcBorders>
+              <w:top w:val="none" w:color="FFFFFF" w:sz="0"/>
+              <w:left w:val="none" w:color="FFFFFF" w:sz="0"/>
+              <w:bottom w:val="none" w:color="FFFFFF" w:sz="0"/>
+              <w:right w:val="none" w:color="FFFFFF" w:sz="0"/>
+            </w:tcBorders>
+            <w:tcMar>
+              <w:top w:type="dxa" w:w="80"/>
+              <w:left w:type="dxa" w:w="120"/>
+              <w:bottom w:type="dxa" w:w="80"/>
+              <w:right w:type="dxa" w:w="120"/>
+            </w:tcMar>
+          </w:tcPr>
+          <w:p>
+            <w:r>
+              <w:rPr>
+                <w:rFonts w:ascii="Calibri" w:cs="Calibri" w:eastAsia="Calibri" w:hAnsi="Calibri"/>
+                <w:b w:val="false"/>
+                <w:bCs w:val="false"/>
+                <w:sz w:val="22"/>
+                <w:szCs w:val="22"/>
+              </w:rPr>
+              <w:t xml:space="preserve">31%</w:t>
             </w:r>
           </w:p>
         </w:tc>
@@ -4289,7 +4384,7 @@
                 <w:sz w:val="22"/>
                 <w:szCs w:val="22"/>
               </w:rPr>
-              <w:t xml:space="preserve">10%</w:t>
+              <w:t xml:space="preserve">11%</w:t>
             </w:r>
           </w:p>
         </w:tc>
@@ -4879,7 +4974,7 @@
                 <w:sz w:val="22"/>
                 <w:szCs w:val="22"/>
               </w:rPr>
-              <w:t xml:space="preserve">102</w:t>
+              <w:t xml:space="preserve">105</w:t>
             </w:r>
           </w:p>
         </w:tc>
@@ -4909,7 +5004,7 @@
                 <w:sz w:val="22"/>
                 <w:szCs w:val="22"/>
               </w:rPr>
-              <w:t xml:space="preserve">67</w:t>
+              <w:t xml:space="preserve">66</w:t>
             </w:r>
           </w:p>
         </w:tc>
@@ -4939,7 +5034,7 @@
                 <w:sz w:val="22"/>
                 <w:szCs w:val="22"/>
               </w:rPr>
-              <w:t xml:space="preserve">25</w:t>
+              <w:t xml:space="preserve">24</w:t>
             </w:r>
           </w:p>
         </w:tc>
@@ -4969,7 +5064,7 @@
                 <w:sz w:val="22"/>
                 <w:szCs w:val="22"/>
               </w:rPr>
-              <w:t xml:space="preserve">194</w:t>
+              <w:t xml:space="preserve">195</w:t>
             </w:r>
           </w:p>
         </w:tc>
@@ -4999,48 +5094,18 @@
                 <w:sz w:val="22"/>
                 <w:szCs w:val="22"/>
               </w:rPr>
-              <w:t xml:space="preserve">100%</w:t>
+              <w:t xml:space="preserve"/>
             </w:r>
           </w:p>
         </w:tc>
       </w:tr>
     </w:tbl>
-    <w:p>
-      <w:pPr>
-        <w:pStyle w:val="Normal"/>
-      </w:pPr>
-      <w:r>
-        <w:rPr>
-          <w:rFonts w:ascii="Calibri" w:cs="Calibri" w:eastAsia="Calibri" w:hAnsi="Calibri"/>
-          <w:b w:val="false"/>
-          <w:bCs w:val="false"/>
-          <w:sz w:val="22"/>
-          <w:szCs w:val="22"/>
-        </w:rPr>
-        <w:t xml:space="preserve"/>
-      </w:r>
-    </w:p>
     <w:p>
       <w:pPr>
         <w:pStyle w:val="Heading1"/>
       </w:pPr>
       <w:r>
         <w:t xml:space="preserve">FINDINGS</w:t>
-      </w:r>
-    </w:p>
-    <w:p>
-      <w:pPr>
-        <w:pStyle w:val="Normal"/>
-      </w:pPr>
-      <w:r>
-        <w:rPr>
-          <w:rFonts w:ascii="Calibri" w:cs="Calibri" w:eastAsia="Calibri" w:hAnsi="Calibri"/>
-          <w:b w:val="false"/>
-          <w:bCs w:val="false"/>
-          <w:sz w:val="22"/>
-          <w:szCs w:val="22"/>
-        </w:rPr>
-        <w:t xml:space="preserve"/>
       </w:r>
     </w:p>
     <w:p>
@@ -5054,6 +5119,7 @@
     <w:p>
       <w:pPr>
         <w:pStyle w:val="Normal"/>
+        <w:spacing w:after="240" w:before="240" w:line="240"/>
       </w:pPr>
       <w:r>
         <w:rPr>
@@ -7005,21 +7071,7 @@
     <w:p>
       <w:pPr>
         <w:pStyle w:val="Normal"/>
-      </w:pPr>
-      <w:r>
-        <w:rPr>
-          <w:rFonts w:ascii="Calibri" w:cs="Calibri" w:eastAsia="Calibri" w:hAnsi="Calibri"/>
-          <w:b w:val="false"/>
-          <w:bCs w:val="false"/>
-          <w:sz w:val="22"/>
-          <w:szCs w:val="22"/>
-        </w:rPr>
-        <w:t xml:space="preserve"/>
-      </w:r>
-    </w:p>
-    <w:p>
-      <w:pPr>
-        <w:pStyle w:val="Normal"/>
+        <w:spacing w:after="240" w:before="240" w:line="240"/>
       </w:pPr>
       <w:r>
         <w:rPr>
@@ -7034,21 +7086,6 @@
     </w:p>
     <w:p>
       <w:pPr>
-        <w:pStyle w:val="Normal"/>
-      </w:pPr>
-      <w:r>
-        <w:rPr>
-          <w:rFonts w:ascii="Calibri" w:cs="Calibri" w:eastAsia="Calibri" w:hAnsi="Calibri"/>
-          <w:b w:val="false"/>
-          <w:bCs w:val="false"/>
-          <w:sz w:val="22"/>
-          <w:szCs w:val="22"/>
-        </w:rPr>
-        <w:t xml:space="preserve"/>
-      </w:r>
-    </w:p>
-    <w:p>
-      <w:pPr>
         <w:pStyle w:val="Heading1"/>
       </w:pPr>
       <w:r>
@@ -7058,6 +7095,7 @@
     <w:p>
       <w:pPr>
         <w:pStyle w:val="Normal"/>
+        <w:spacing w:after="240" w:before="240" w:line="240"/>
       </w:pPr>
       <w:r>
         <w:rPr>
@@ -7073,6 +7111,7 @@
     <w:p>
       <w:pPr>
         <w:pStyle w:val="Normal"/>
+        <w:spacing w:after="240" w:before="240" w:line="240"/>
       </w:pPr>
       <w:r>
         <w:rPr>
@@ -7082,7 +7121,7 @@
           <w:sz w:val="22"/>
           <w:szCs w:val="22"/>
         </w:rPr>
-        <w:t xml:space="preserve">About 72% of respondents reported safe and stable housing. For the remainder, current sleeping arrangements are shown in the table below.</w:t>
+        <w:t xml:space="preserve">About 70% of respondents reported safe and stable housing. For the remainder, current sleeping arrangements are shown in the table below.</w:t>
       </w:r>
     </w:p>
     <w:p>
@@ -7511,7 +7550,7 @@
                 <w:sz w:val="22"/>
                 <w:szCs w:val="22"/>
               </w:rPr>
-              <w:t xml:space="preserve">72%</w:t>
+              <w:t xml:space="preserve">70%</w:t>
             </w:r>
           </w:p>
         </w:tc>
@@ -7803,7 +7842,7 @@
                 <w:sz w:val="22"/>
                 <w:szCs w:val="22"/>
               </w:rPr>
-              <w:t xml:space="preserve">12%</w:t>
+              <w:t xml:space="preserve">11%</w:t>
             </w:r>
           </w:p>
         </w:tc>
@@ -8358,65 +8397,65 @@
                 <w:sz w:val="22"/>
                 <w:szCs w:val="22"/>
               </w:rPr>
-              <w:t xml:space="preserve">24</w:t>
-            </w:r>
-          </w:p>
-        </w:tc>
-        <w:tc>
-          <w:tcPr>
-            <w:tcW w:type="auto" w:w="0"/>
-            <w:tcBorders>
-              <w:top w:val="none" w:color="FFFFFF" w:sz="0"/>
-              <w:left w:val="none" w:color="FFFFFF" w:sz="0"/>
-              <w:bottom w:val="none" w:color="FFFFFF" w:sz="0"/>
-              <w:right w:val="none" w:color="FFFFFF" w:sz="0"/>
-            </w:tcBorders>
-            <w:tcMar>
-              <w:top w:type="dxa" w:w="80"/>
-              <w:left w:type="dxa" w:w="120"/>
-              <w:bottom w:type="dxa" w:w="80"/>
-              <w:right w:type="dxa" w:w="120"/>
-            </w:tcMar>
-          </w:tcPr>
-          <w:p>
-            <w:r>
-              <w:rPr>
-                <w:rFonts w:ascii="Calibri" w:cs="Calibri" w:eastAsia="Calibri" w:hAnsi="Calibri"/>
-                <w:b w:val="false"/>
-                <w:bCs w:val="false"/>
-                <w:sz w:val="22"/>
-                <w:szCs w:val="22"/>
-              </w:rPr>
-              <w:t xml:space="preserve">13%</w:t>
-            </w:r>
-          </w:p>
-        </w:tc>
-        <w:tc>
-          <w:tcPr>
-            <w:tcW w:type="auto" w:w="0"/>
-            <w:tcBorders>
-              <w:top w:val="none" w:color="FFFFFF" w:sz="0"/>
-              <w:left w:val="none" w:color="FFFFFF" w:sz="0"/>
-              <w:bottom w:val="none" w:color="FFFFFF" w:sz="0"/>
-              <w:right w:val="none" w:color="FFFFFF" w:sz="0"/>
-            </w:tcBorders>
-            <w:tcMar>
-              <w:top w:type="dxa" w:w="80"/>
-              <w:left w:type="dxa" w:w="120"/>
-              <w:bottom w:type="dxa" w:w="80"/>
-              <w:right w:type="dxa" w:w="120"/>
-            </w:tcMar>
-          </w:tcPr>
-          <w:p>
-            <w:r>
-              <w:rPr>
-                <w:rFonts w:ascii="Calibri" w:cs="Calibri" w:eastAsia="Calibri" w:hAnsi="Calibri"/>
-                <w:b w:val="false"/>
-                <w:bCs w:val="false"/>
-                <w:sz w:val="22"/>
-                <w:szCs w:val="22"/>
-              </w:rPr>
-              <w:t xml:space="preserve">8</w:t>
+              <w:t xml:space="preserve">28</w:t>
+            </w:r>
+          </w:p>
+        </w:tc>
+        <w:tc>
+          <w:tcPr>
+            <w:tcW w:type="auto" w:w="0"/>
+            <w:tcBorders>
+              <w:top w:val="none" w:color="FFFFFF" w:sz="0"/>
+              <w:left w:val="none" w:color="FFFFFF" w:sz="0"/>
+              <w:bottom w:val="none" w:color="FFFFFF" w:sz="0"/>
+              <w:right w:val="none" w:color="FFFFFF" w:sz="0"/>
+            </w:tcBorders>
+            <w:tcMar>
+              <w:top w:type="dxa" w:w="80"/>
+              <w:left w:type="dxa" w:w="120"/>
+              <w:bottom w:type="dxa" w:w="80"/>
+              <w:right w:type="dxa" w:w="120"/>
+            </w:tcMar>
+          </w:tcPr>
+          <w:p>
+            <w:r>
+              <w:rPr>
+                <w:rFonts w:ascii="Calibri" w:cs="Calibri" w:eastAsia="Calibri" w:hAnsi="Calibri"/>
+                <w:b w:val="false"/>
+                <w:bCs w:val="false"/>
+                <w:sz w:val="22"/>
+                <w:szCs w:val="22"/>
+              </w:rPr>
+              <w:t xml:space="preserve">15%</w:t>
+            </w:r>
+          </w:p>
+        </w:tc>
+        <w:tc>
+          <w:tcPr>
+            <w:tcW w:type="auto" w:w="0"/>
+            <w:tcBorders>
+              <w:top w:val="none" w:color="FFFFFF" w:sz="0"/>
+              <w:left w:val="none" w:color="FFFFFF" w:sz="0"/>
+              <w:bottom w:val="none" w:color="FFFFFF" w:sz="0"/>
+              <w:right w:val="none" w:color="FFFFFF" w:sz="0"/>
+            </w:tcBorders>
+            <w:tcMar>
+              <w:top w:type="dxa" w:w="80"/>
+              <w:left w:type="dxa" w:w="120"/>
+              <w:bottom w:type="dxa" w:w="80"/>
+              <w:right w:type="dxa" w:w="120"/>
+            </w:tcMar>
+          </w:tcPr>
+          <w:p>
+            <w:r>
+              <w:rPr>
+                <w:rFonts w:ascii="Calibri" w:cs="Calibri" w:eastAsia="Calibri" w:hAnsi="Calibri"/>
+                <w:b w:val="false"/>
+                <w:bCs w:val="false"/>
+                <w:sz w:val="22"/>
+                <w:szCs w:val="22"/>
+              </w:rPr>
+              <w:t xml:space="preserve">9</w:t>
             </w:r>
           </w:p>
         </w:tc>
@@ -8474,36 +8513,36 @@
                 <w:sz w:val="22"/>
                 <w:szCs w:val="22"/>
               </w:rPr>
-              <w:t xml:space="preserve">8</w:t>
-            </w:r>
-          </w:p>
-        </w:tc>
-        <w:tc>
-          <w:tcPr>
-            <w:tcW w:type="auto" w:w="0"/>
-            <w:tcBorders>
-              <w:top w:val="none" w:color="FFFFFF" w:sz="0"/>
-              <w:left w:val="none" w:color="FFFFFF" w:sz="0"/>
-              <w:bottom w:val="none" w:color="FFFFFF" w:sz="0"/>
-              <w:right w:val="none" w:color="FFFFFF" w:sz="0"/>
-            </w:tcBorders>
-            <w:tcMar>
-              <w:top w:type="dxa" w:w="80"/>
-              <w:left w:type="dxa" w:w="120"/>
-              <w:bottom w:type="dxa" w:w="80"/>
-              <w:right w:type="dxa" w:w="120"/>
-            </w:tcMar>
-          </w:tcPr>
-          <w:p>
-            <w:r>
-              <w:rPr>
-                <w:rFonts w:ascii="Calibri" w:cs="Calibri" w:eastAsia="Calibri" w:hAnsi="Calibri"/>
-                <w:b w:val="false"/>
-                <w:bCs w:val="false"/>
-                <w:sz w:val="22"/>
-                <w:szCs w:val="22"/>
-              </w:rPr>
-              <w:t xml:space="preserve">1</w:t>
+              <w:t xml:space="preserve">9</w:t>
+            </w:r>
+          </w:p>
+        </w:tc>
+        <w:tc>
+          <w:tcPr>
+            <w:tcW w:type="auto" w:w="0"/>
+            <w:tcBorders>
+              <w:top w:val="none" w:color="FFFFFF" w:sz="0"/>
+              <w:left w:val="none" w:color="FFFFFF" w:sz="0"/>
+              <w:bottom w:val="none" w:color="FFFFFF" w:sz="0"/>
+              <w:right w:val="none" w:color="FFFFFF" w:sz="0"/>
+            </w:tcBorders>
+            <w:tcMar>
+              <w:top w:type="dxa" w:w="80"/>
+              <w:left w:type="dxa" w:w="120"/>
+              <w:bottom w:type="dxa" w:w="80"/>
+              <w:right w:type="dxa" w:w="120"/>
+            </w:tcMar>
+          </w:tcPr>
+          <w:p>
+            <w:r>
+              <w:rPr>
+                <w:rFonts w:ascii="Calibri" w:cs="Calibri" w:eastAsia="Calibri" w:hAnsi="Calibri"/>
+                <w:b w:val="false"/>
+                <w:bCs w:val="false"/>
+                <w:sz w:val="22"/>
+                <w:szCs w:val="22"/>
+              </w:rPr>
+              <w:t xml:space="preserve">2</w:t>
             </w:r>
           </w:p>
         </w:tc>
@@ -8590,7 +8629,7 @@
                 <w:sz w:val="22"/>
                 <w:szCs w:val="22"/>
               </w:rPr>
-              <w:t xml:space="preserve">4</w:t>
+              <w:t xml:space="preserve">5</w:t>
             </w:r>
           </w:p>
         </w:tc>
@@ -8652,7 +8691,7 @@
                 <w:sz w:val="22"/>
                 <w:szCs w:val="22"/>
               </w:rPr>
-              <w:t xml:space="preserve">189</w:t>
+              <w:t xml:space="preserve">193</w:t>
             </w:r>
           </w:p>
         </w:tc>
@@ -8712,7 +8751,7 @@
                 <w:sz w:val="22"/>
                 <w:szCs w:val="22"/>
               </w:rPr>
-              <w:t xml:space="preserve">17</w:t>
+              <w:t xml:space="preserve">18</w:t>
             </w:r>
           </w:p>
         </w:tc>
@@ -8772,7 +8811,7 @@
                 <w:sz w:val="22"/>
                 <w:szCs w:val="22"/>
               </w:rPr>
-              <w:t xml:space="preserve">12</w:t>
+              <w:t xml:space="preserve">13</w:t>
             </w:r>
           </w:p>
         </w:tc>
@@ -8802,7 +8841,7 @@
                 <w:sz w:val="22"/>
                 <w:szCs w:val="22"/>
               </w:rPr>
-              <w:t xml:space="preserve">1</w:t>
+              <w:t xml:space="preserve">2</w:t>
             </w:r>
           </w:p>
         </w:tc>
@@ -8892,7 +8931,7 @@
                 <w:sz w:val="22"/>
                 <w:szCs w:val="22"/>
               </w:rPr>
-              <w:t xml:space="preserve">12</w:t>
+              <w:t xml:space="preserve">13</w:t>
             </w:r>
           </w:p>
         </w:tc>
@@ -8947,6 +8986,7 @@
     <w:p>
       <w:pPr>
         <w:pStyle w:val="Normal"/>
+        <w:spacing w:after="240" w:before="240" w:line="240"/>
       </w:pPr>
       <w:r>
         <w:rPr>
@@ -9232,123 +9272,123 @@
                 <w:sz w:val="22"/>
                 <w:szCs w:val="22"/>
               </w:rPr>
-              <w:t xml:space="preserve">17</w:t>
-            </w:r>
-          </w:p>
-        </w:tc>
-        <w:tc>
-          <w:tcPr>
-            <w:tcW w:type="auto" w:w="0"/>
-            <w:tcBorders>
-              <w:top w:val="none" w:color="FFFFFF" w:sz="0"/>
-              <w:left w:val="none" w:color="FFFFFF" w:sz="0"/>
-              <w:bottom w:val="none" w:color="FFFFFF" w:sz="0"/>
-              <w:right w:val="none" w:color="FFFFFF" w:sz="0"/>
-            </w:tcBorders>
-            <w:tcMar>
-              <w:top w:type="dxa" w:w="80"/>
-              <w:left w:type="dxa" w:w="120"/>
-              <w:bottom w:type="dxa" w:w="80"/>
-              <w:right w:type="dxa" w:w="120"/>
-            </w:tcMar>
-          </w:tcPr>
-          <w:p>
-            <w:r>
-              <w:rPr>
-                <w:rFonts w:ascii="Calibri" w:cs="Calibri" w:eastAsia="Calibri" w:hAnsi="Calibri"/>
-                <w:b w:val="false"/>
-                <w:bCs w:val="false"/>
-                <w:sz w:val="22"/>
-                <w:szCs w:val="22"/>
-              </w:rPr>
-              <w:t xml:space="preserve">63</w:t>
-            </w:r>
-          </w:p>
-        </w:tc>
-        <w:tc>
-          <w:tcPr>
-            <w:tcW w:type="auto" w:w="0"/>
-            <w:tcBorders>
-              <w:top w:val="none" w:color="FFFFFF" w:sz="0"/>
-              <w:left w:val="none" w:color="FFFFFF" w:sz="0"/>
-              <w:bottom w:val="none" w:color="FFFFFF" w:sz="0"/>
-              <w:right w:val="none" w:color="FFFFFF" w:sz="0"/>
-            </w:tcBorders>
-            <w:tcMar>
-              <w:top w:type="dxa" w:w="80"/>
-              <w:left w:type="dxa" w:w="120"/>
-              <w:bottom w:type="dxa" w:w="80"/>
-              <w:right w:type="dxa" w:w="120"/>
-            </w:tcMar>
-          </w:tcPr>
-          <w:p>
-            <w:r>
-              <w:rPr>
-                <w:rFonts w:ascii="Calibri" w:cs="Calibri" w:eastAsia="Calibri" w:hAnsi="Calibri"/>
-                <w:b w:val="false"/>
-                <w:bCs w:val="false"/>
-                <w:sz w:val="22"/>
-                <w:szCs w:val="22"/>
-              </w:rPr>
-              <w:t xml:space="preserve">49</w:t>
-            </w:r>
-          </w:p>
-        </w:tc>
-        <w:tc>
-          <w:tcPr>
-            <w:tcW w:type="auto" w:w="0"/>
-            <w:tcBorders>
-              <w:top w:val="none" w:color="FFFFFF" w:sz="0"/>
-              <w:left w:val="none" w:color="FFFFFF" w:sz="0"/>
-              <w:bottom w:val="none" w:color="FFFFFF" w:sz="0"/>
-              <w:right w:val="none" w:color="FFFFFF" w:sz="0"/>
-            </w:tcBorders>
-            <w:tcMar>
-              <w:top w:type="dxa" w:w="80"/>
-              <w:left w:type="dxa" w:w="120"/>
-              <w:bottom w:type="dxa" w:w="80"/>
-              <w:right w:type="dxa" w:w="120"/>
-            </w:tcMar>
-          </w:tcPr>
-          <w:p>
-            <w:r>
-              <w:rPr>
-                <w:rFonts w:ascii="Calibri" w:cs="Calibri" w:eastAsia="Calibri" w:hAnsi="Calibri"/>
-                <w:b w:val="false"/>
-                <w:bCs w:val="false"/>
-                <w:sz w:val="22"/>
-                <w:szCs w:val="22"/>
-              </w:rPr>
-              <w:t xml:space="preserve">22</w:t>
-            </w:r>
-          </w:p>
-        </w:tc>
-        <w:tc>
-          <w:tcPr>
-            <w:tcW w:type="auto" w:w="0"/>
-            <w:tcBorders>
-              <w:top w:val="none" w:color="FFFFFF" w:sz="0"/>
-              <w:left w:val="none" w:color="FFFFFF" w:sz="0"/>
-              <w:bottom w:val="none" w:color="FFFFFF" w:sz="0"/>
-              <w:right w:val="none" w:color="FFFFFF" w:sz="0"/>
-            </w:tcBorders>
-            <w:tcMar>
-              <w:top w:type="dxa" w:w="80"/>
-              <w:left w:type="dxa" w:w="120"/>
-              <w:bottom w:type="dxa" w:w="80"/>
-              <w:right w:type="dxa" w:w="120"/>
-            </w:tcMar>
-          </w:tcPr>
-          <w:p>
-            <w:r>
-              <w:rPr>
-                <w:rFonts w:ascii="Calibri" w:cs="Calibri" w:eastAsia="Calibri" w:hAnsi="Calibri"/>
-                <w:b w:val="false"/>
-                <w:bCs w:val="false"/>
-                <w:sz w:val="22"/>
-                <w:szCs w:val="22"/>
-              </w:rPr>
-              <w:t xml:space="preserve">151</w:t>
+              <w:t xml:space="preserve">16</w:t>
+            </w:r>
+          </w:p>
+        </w:tc>
+        <w:tc>
+          <w:tcPr>
+            <w:tcW w:type="auto" w:w="0"/>
+            <w:tcBorders>
+              <w:top w:val="none" w:color="FFFFFF" w:sz="0"/>
+              <w:left w:val="none" w:color="FFFFFF" w:sz="0"/>
+              <w:bottom w:val="none" w:color="FFFFFF" w:sz="0"/>
+              <w:right w:val="none" w:color="FFFFFF" w:sz="0"/>
+            </w:tcBorders>
+            <w:tcMar>
+              <w:top w:type="dxa" w:w="80"/>
+              <w:left w:type="dxa" w:w="120"/>
+              <w:bottom w:type="dxa" w:w="80"/>
+              <w:right w:type="dxa" w:w="120"/>
+            </w:tcMar>
+          </w:tcPr>
+          <w:p>
+            <w:r>
+              <w:rPr>
+                <w:rFonts w:ascii="Calibri" w:cs="Calibri" w:eastAsia="Calibri" w:hAnsi="Calibri"/>
+                <w:b w:val="false"/>
+                <w:bCs w:val="false"/>
+                <w:sz w:val="22"/>
+                <w:szCs w:val="22"/>
+              </w:rPr>
+              <w:t xml:space="preserve">62</w:t>
+            </w:r>
+          </w:p>
+        </w:tc>
+        <w:tc>
+          <w:tcPr>
+            <w:tcW w:type="auto" w:w="0"/>
+            <w:tcBorders>
+              <w:top w:val="none" w:color="FFFFFF" w:sz="0"/>
+              <w:left w:val="none" w:color="FFFFFF" w:sz="0"/>
+              <w:bottom w:val="none" w:color="FFFFFF" w:sz="0"/>
+              <w:right w:val="none" w:color="FFFFFF" w:sz="0"/>
+            </w:tcBorders>
+            <w:tcMar>
+              <w:top w:type="dxa" w:w="80"/>
+              <w:left w:type="dxa" w:w="120"/>
+              <w:bottom w:type="dxa" w:w="80"/>
+              <w:right w:type="dxa" w:w="120"/>
+            </w:tcMar>
+          </w:tcPr>
+          <w:p>
+            <w:r>
+              <w:rPr>
+                <w:rFonts w:ascii="Calibri" w:cs="Calibri" w:eastAsia="Calibri" w:hAnsi="Calibri"/>
+                <w:b w:val="false"/>
+                <w:bCs w:val="false"/>
+                <w:sz w:val="22"/>
+                <w:szCs w:val="22"/>
+              </w:rPr>
+              <w:t xml:space="preserve">48</w:t>
+            </w:r>
+          </w:p>
+        </w:tc>
+        <w:tc>
+          <w:tcPr>
+            <w:tcW w:type="auto" w:w="0"/>
+            <w:tcBorders>
+              <w:top w:val="none" w:color="FFFFFF" w:sz="0"/>
+              <w:left w:val="none" w:color="FFFFFF" w:sz="0"/>
+              <w:bottom w:val="none" w:color="FFFFFF" w:sz="0"/>
+              <w:right w:val="none" w:color="FFFFFF" w:sz="0"/>
+            </w:tcBorders>
+            <w:tcMar>
+              <w:top w:type="dxa" w:w="80"/>
+              <w:left w:type="dxa" w:w="120"/>
+              <w:bottom w:type="dxa" w:w="80"/>
+              <w:right w:type="dxa" w:w="120"/>
+            </w:tcMar>
+          </w:tcPr>
+          <w:p>
+            <w:r>
+              <w:rPr>
+                <w:rFonts w:ascii="Calibri" w:cs="Calibri" w:eastAsia="Calibri" w:hAnsi="Calibri"/>
+                <w:b w:val="false"/>
+                <w:bCs w:val="false"/>
+                <w:sz w:val="22"/>
+                <w:szCs w:val="22"/>
+              </w:rPr>
+              <w:t xml:space="preserve">21</w:t>
+            </w:r>
+          </w:p>
+        </w:tc>
+        <w:tc>
+          <w:tcPr>
+            <w:tcW w:type="auto" w:w="0"/>
+            <w:tcBorders>
+              <w:top w:val="none" w:color="FFFFFF" w:sz="0"/>
+              <w:left w:val="none" w:color="FFFFFF" w:sz="0"/>
+              <w:bottom w:val="none" w:color="FFFFFF" w:sz="0"/>
+              <w:right w:val="none" w:color="FFFFFF" w:sz="0"/>
+            </w:tcBorders>
+            <w:tcMar>
+              <w:top w:type="dxa" w:w="80"/>
+              <w:left w:type="dxa" w:w="120"/>
+              <w:bottom w:type="dxa" w:w="80"/>
+              <w:right w:type="dxa" w:w="120"/>
+            </w:tcMar>
+          </w:tcPr>
+          <w:p>
+            <w:r>
+              <w:rPr>
+                <w:rFonts w:ascii="Calibri" w:cs="Calibri" w:eastAsia="Calibri" w:hAnsi="Calibri"/>
+                <w:b w:val="false"/>
+                <w:bCs w:val="false"/>
+                <w:sz w:val="22"/>
+                <w:szCs w:val="22"/>
+              </w:rPr>
+              <w:t xml:space="preserve">147</w:t>
             </w:r>
           </w:p>
         </w:tc>
@@ -9410,7 +9450,7 @@
                 <w:sz w:val="22"/>
                 <w:szCs w:val="22"/>
               </w:rPr>
-              <w:t xml:space="preserve">1</w:t>
+              <w:t xml:space="preserve">2</w:t>
             </w:r>
           </w:p>
         </w:tc>
@@ -9440,7 +9480,7 @@
                 <w:sz w:val="22"/>
                 <w:szCs w:val="22"/>
               </w:rPr>
-              <w:t xml:space="preserve">25</w:t>
+              <w:t xml:space="preserve">26</w:t>
             </w:r>
           </w:p>
         </w:tc>
@@ -9470,7 +9510,7 @@
                 <w:sz w:val="22"/>
                 <w:szCs w:val="22"/>
               </w:rPr>
-              <w:t xml:space="preserve">23</w:t>
+              <w:t xml:space="preserve">24</w:t>
             </w:r>
           </w:p>
         </w:tc>
@@ -9500,7 +9540,7 @@
                 <w:sz w:val="22"/>
                 <w:szCs w:val="22"/>
               </w:rPr>
-              <w:t xml:space="preserve">4</w:t>
+              <w:t xml:space="preserve">5</w:t>
             </w:r>
           </w:p>
         </w:tc>
@@ -9530,7 +9570,7 @@
                 <w:sz w:val="22"/>
                 <w:szCs w:val="22"/>
               </w:rPr>
-              <w:t xml:space="preserve">53</w:t>
+              <w:t xml:space="preserve">57</w:t>
             </w:r>
           </w:p>
         </w:tc>
@@ -10419,6 +10459,7 @@
     <w:p>
       <w:pPr>
         <w:pStyle w:val="Normal"/>
+        <w:spacing w:after="240" w:before="240" w:line="240"/>
       </w:pPr>
       <w:r>
         <w:rPr>
@@ -10429,21 +10470,6 @@
           <w:szCs w:val="22"/>
         </w:rPr>
         <w:t xml:space="preserve">¹ Youth could report more than one reason for experiencing unstable housing.</w:t>
-      </w:r>
-    </w:p>
-    <w:p>
-      <w:pPr>
-        <w:pStyle w:val="Normal"/>
-      </w:pPr>
-      <w:r>
-        <w:rPr>
-          <w:rFonts w:ascii="Calibri" w:cs="Calibri" w:eastAsia="Calibri" w:hAnsi="Calibri"/>
-          <w:b w:val="false"/>
-          <w:bCs w:val="false"/>
-          <w:sz w:val="22"/>
-          <w:szCs w:val="22"/>
-        </w:rPr>
-        <w:t xml:space="preserve"/>
       </w:r>
     </w:p>
     <w:p>
@@ -10461,6 +10487,7 @@
           <w:ilvl w:val="0"/>
           <w:numId w:val="2"/>
         </w:numPr>
+        <w:spacing w:after="240" w:before="240" w:line="240"/>
       </w:pPr>
       <w:r>
         <w:rPr>
@@ -10478,6 +10505,7 @@
           <w:ilvl w:val="0"/>
           <w:numId w:val="2"/>
         </w:numPr>
+        <w:spacing w:after="240" w:before="240" w:line="240"/>
       </w:pPr>
       <w:r>
         <w:rPr>
@@ -10495,6 +10523,7 @@
           <w:ilvl w:val="0"/>
           <w:numId w:val="2"/>
         </w:numPr>
+        <w:spacing w:after="240" w:before="240" w:line="240"/>
       </w:pPr>
       <w:r>
         <w:rPr>
@@ -10512,6 +10541,7 @@
           <w:ilvl w:val="0"/>
           <w:numId w:val="2"/>
         </w:numPr>
+        <w:spacing w:after="240" w:before="240" w:line="240"/>
       </w:pPr>
       <w:r>
         <w:rPr>
@@ -10529,6 +10559,7 @@
           <w:ilvl w:val="0"/>
           <w:numId w:val="2"/>
         </w:numPr>
+        <w:spacing w:after="240" w:before="240" w:line="240"/>
       </w:pPr>
       <w:r>
         <w:rPr>
@@ -11883,21 +11914,7 @@
     <w:p>
       <w:pPr>
         <w:pStyle w:val="Normal"/>
-      </w:pPr>
-      <w:r>
-        <w:rPr>
-          <w:rFonts w:ascii="Calibri" w:cs="Calibri" w:eastAsia="Calibri" w:hAnsi="Calibri"/>
-          <w:b w:val="false"/>
-          <w:bCs w:val="false"/>
-          <w:sz w:val="22"/>
-          <w:szCs w:val="22"/>
-        </w:rPr>
-        <w:t xml:space="preserve"/>
-      </w:r>
-    </w:p>
-    <w:p>
-      <w:pPr>
-        <w:pStyle w:val="Normal"/>
+        <w:spacing w:after="240" w:before="240" w:line="240"/>
       </w:pPr>
       <w:r>
         <w:rPr>
@@ -12543,21 +12560,6 @@
         </w:tc>
       </w:tr>
     </w:tbl>
-    <w:p>
-      <w:pPr>
-        <w:pStyle w:val="Normal"/>
-      </w:pPr>
-      <w:r>
-        <w:rPr>
-          <w:rFonts w:ascii="Calibri" w:cs="Calibri" w:eastAsia="Calibri" w:hAnsi="Calibri"/>
-          <w:b w:val="false"/>
-          <w:bCs w:val="false"/>
-          <w:sz w:val="22"/>
-          <w:szCs w:val="22"/>
-        </w:rPr>
-        <w:t xml:space="preserve"/>
-      </w:r>
-    </w:p>
     <w:p>
       <w:pPr>
         <w:pStyle w:val="Caption"/>
@@ -14064,21 +14066,7 @@
     <w:p>
       <w:pPr>
         <w:pStyle w:val="Normal"/>
-      </w:pPr>
-      <w:r>
-        <w:rPr>
-          <w:rFonts w:ascii="Calibri" w:cs="Calibri" w:eastAsia="Calibri" w:hAnsi="Calibri"/>
-          <w:b w:val="false"/>
-          <w:bCs w:val="false"/>
-          <w:sz w:val="22"/>
-          <w:szCs w:val="22"/>
-        </w:rPr>
-        <w:t xml:space="preserve"/>
-      </w:r>
-    </w:p>
-    <w:p>
-      <w:pPr>
-        <w:pStyle w:val="Normal"/>
+        <w:spacing w:after="240" w:before="240" w:line="240"/>
       </w:pPr>
       <w:r>
         <w:rPr>
@@ -15199,6 +15187,7 @@
     <w:p>
       <w:pPr>
         <w:pStyle w:val="Normal"/>
+        <w:spacing w:after="240" w:before="240" w:line="240"/>
       </w:pPr>
       <w:r>
         <w:rPr>
@@ -15214,21 +15203,7 @@
     <w:p>
       <w:pPr>
         <w:pStyle w:val="Normal"/>
-      </w:pPr>
-      <w:r>
-        <w:rPr>
-          <w:rFonts w:ascii="Calibri" w:cs="Calibri" w:eastAsia="Calibri" w:hAnsi="Calibri"/>
-          <w:b w:val="false"/>
-          <w:bCs w:val="false"/>
-          <w:sz w:val="22"/>
-          <w:szCs w:val="22"/>
-        </w:rPr>
-        <w:t xml:space="preserve"/>
-      </w:r>
-    </w:p>
-    <w:p>
-      <w:pPr>
-        <w:pStyle w:val="Normal"/>
+        <w:spacing w:after="240" w:before="240" w:line="240"/>
       </w:pPr>
       <w:r>
         <w:rPr>
@@ -15570,36 +15545,36 @@
                 <w:sz w:val="22"/>
                 <w:szCs w:val="22"/>
               </w:rPr>
-              <w:t xml:space="preserve">9</w:t>
-            </w:r>
-          </w:p>
-        </w:tc>
-        <w:tc>
-          <w:tcPr>
-            <w:tcW w:type="auto" w:w="0"/>
-            <w:tcBorders>
-              <w:top w:val="none" w:color="FFFFFF" w:sz="0"/>
-              <w:left w:val="none" w:color="FFFFFF" w:sz="0"/>
-              <w:bottom w:val="none" w:color="FFFFFF" w:sz="0"/>
-              <w:right w:val="none" w:color="FFFFFF" w:sz="0"/>
-            </w:tcBorders>
-            <w:tcMar>
-              <w:top w:type="dxa" w:w="80"/>
-              <w:left w:type="dxa" w:w="120"/>
-              <w:bottom w:type="dxa" w:w="80"/>
-              <w:right w:type="dxa" w:w="120"/>
-            </w:tcMar>
-          </w:tcPr>
-          <w:p>
-            <w:r>
-              <w:rPr>
-                <w:rFonts w:ascii="Calibri" w:cs="Calibri" w:eastAsia="Calibri" w:hAnsi="Calibri"/>
-                <w:b w:val="false"/>
-                <w:bCs w:val="false"/>
-                <w:sz w:val="22"/>
-                <w:szCs w:val="22"/>
-              </w:rPr>
-              <w:t xml:space="preserve">10%</w:t>
+              <w:t xml:space="preserve">7</w:t>
+            </w:r>
+          </w:p>
+        </w:tc>
+        <w:tc>
+          <w:tcPr>
+            <w:tcW w:type="auto" w:w="0"/>
+            <w:tcBorders>
+              <w:top w:val="none" w:color="FFFFFF" w:sz="0"/>
+              <w:left w:val="none" w:color="FFFFFF" w:sz="0"/>
+              <w:bottom w:val="none" w:color="FFFFFF" w:sz="0"/>
+              <w:right w:val="none" w:color="FFFFFF" w:sz="0"/>
+            </w:tcBorders>
+            <w:tcMar>
+              <w:top w:type="dxa" w:w="80"/>
+              <w:left w:type="dxa" w:w="120"/>
+              <w:bottom w:type="dxa" w:w="80"/>
+              <w:right w:type="dxa" w:w="120"/>
+            </w:tcMar>
+          </w:tcPr>
+          <w:p>
+            <w:r>
+              <w:rPr>
+                <w:rFonts w:ascii="Calibri" w:cs="Calibri" w:eastAsia="Calibri" w:hAnsi="Calibri"/>
+                <w:b w:val="false"/>
+                <w:bCs w:val="false"/>
+                <w:sz w:val="22"/>
+                <w:szCs w:val="22"/>
+              </w:rPr>
+              <w:t xml:space="preserve">8%</w:t>
             </w:r>
           </w:p>
         </w:tc>
@@ -17168,21 +17143,6 @@
         </w:tc>
       </w:tr>
     </w:tbl>
-    <w:p>
-      <w:pPr>
-        <w:pStyle w:val="Normal"/>
-      </w:pPr>
-      <w:r>
-        <w:rPr>
-          <w:rFonts w:ascii="Calibri" w:cs="Calibri" w:eastAsia="Calibri" w:hAnsi="Calibri"/>
-          <w:b w:val="false"/>
-          <w:bCs w:val="false"/>
-          <w:sz w:val="22"/>
-          <w:szCs w:val="22"/>
-        </w:rPr>
-        <w:t xml:space="preserve"/>
-      </w:r>
-    </w:p>
     <w:p>
       <w:pPr>
         <w:pStyle w:val="Heading1"/>
@@ -17194,6 +17154,7 @@
     <w:p>
       <w:pPr>
         <w:pStyle w:val="Normal"/>
+        <w:spacing w:after="240" w:before="240" w:line="240"/>
       </w:pPr>
       <w:r>
         <w:rPr>
@@ -18314,6 +18275,7 @@
     <w:p>
       <w:pPr>
         <w:pStyle w:val="Normal"/>
+        <w:spacing w:after="240" w:before="240" w:line="240"/>
       </w:pPr>
       <w:r>
         <w:rPr>
@@ -19786,6 +19748,7 @@
     <w:p>
       <w:pPr>
         <w:pStyle w:val="Normal"/>
+        <w:spacing w:after="240" w:before="240" w:line="240"/>
       </w:pPr>
       <w:r>
         <w:rPr>
@@ -20641,21 +20604,6 @@
     </w:tbl>
     <w:p>
       <w:pPr>
-        <w:pStyle w:val="Normal"/>
-      </w:pPr>
-      <w:r>
-        <w:rPr>
-          <w:rFonts w:ascii="Calibri" w:cs="Calibri" w:eastAsia="Calibri" w:hAnsi="Calibri"/>
-          <w:b w:val="false"/>
-          <w:bCs w:val="false"/>
-          <w:sz w:val="22"/>
-          <w:szCs w:val="22"/>
-        </w:rPr>
-        <w:t xml:space="preserve"/>
-      </w:r>
-    </w:p>
-    <w:p>
-      <w:pPr>
         <w:pStyle w:val="Heading1"/>
       </w:pPr>
       <w:r>
@@ -20665,6 +20613,7 @@
     <w:p>
       <w:pPr>
         <w:pStyle w:val="Normal"/>
+        <w:spacing w:after="240" w:before="240" w:line="240"/>
       </w:pPr>
       <w:r>
         <w:rPr>
@@ -21191,6 +21140,7 @@
     <w:p>
       <w:pPr>
         <w:pStyle w:val="Normal"/>
+        <w:spacing w:after="240" w:before="240" w:line="240"/>
       </w:pPr>
       <w:r>
         <w:rPr>
@@ -21952,21 +21902,6 @@
     </w:tbl>
     <w:p>
       <w:pPr>
-        <w:pStyle w:val="Normal"/>
-      </w:pPr>
-      <w:r>
-        <w:rPr>
-          <w:rFonts w:ascii="Calibri" w:cs="Calibri" w:eastAsia="Calibri" w:hAnsi="Calibri"/>
-          <w:b w:val="false"/>
-          <w:bCs w:val="false"/>
-          <w:sz w:val="22"/>
-          <w:szCs w:val="22"/>
-        </w:rPr>
-        <w:t xml:space="preserve"/>
-      </w:r>
-    </w:p>
-    <w:p>
-      <w:pPr>
         <w:pStyle w:val="Heading1"/>
       </w:pPr>
       <w:r>
@@ -21976,6 +21911,7 @@
     <w:p>
       <w:pPr>
         <w:pStyle w:val="Normal"/>
+        <w:spacing w:after="240" w:before="240" w:line="240"/>
       </w:pPr>
       <w:r>
         <w:rPr>
@@ -23142,6 +23078,7 @@
     <w:p>
       <w:pPr>
         <w:pStyle w:val="Normal"/>
+        <w:spacing w:after="240" w:before="240" w:line="240"/>
       </w:pPr>
       <w:r>
         <w:rPr>
@@ -25664,6 +25601,7 @@
     <w:p>
       <w:pPr>
         <w:pStyle w:val="Normal"/>
+        <w:spacing w:after="240" w:before="240" w:line="240"/>
       </w:pPr>
       <w:r>
         <w:rPr>
@@ -26777,21 +26715,6 @@
     </w:tbl>
     <w:p>
       <w:pPr>
-        <w:pStyle w:val="Normal"/>
-      </w:pPr>
-      <w:r>
-        <w:rPr>
-          <w:rFonts w:ascii="Calibri" w:cs="Calibri" w:eastAsia="Calibri" w:hAnsi="Calibri"/>
-          <w:b w:val="false"/>
-          <w:bCs w:val="false"/>
-          <w:sz w:val="22"/>
-          <w:szCs w:val="22"/>
-        </w:rPr>
-        <w:t xml:space="preserve"/>
-      </w:r>
-    </w:p>
-    <w:p>
-      <w:pPr>
         <w:pStyle w:val="Heading1"/>
       </w:pPr>
       <w:r>
@@ -26801,6 +26724,7 @@
     <w:p>
       <w:pPr>
         <w:pStyle w:val="Normal"/>
+        <w:spacing w:after="240" w:before="240" w:line="240"/>
       </w:pPr>
       <w:r>
         <w:rPr>
@@ -26816,6 +26740,7 @@
     <w:p>
       <w:pPr>
         <w:pStyle w:val="Normal"/>
+        <w:spacing w:after="240" w:before="240" w:line="240"/>
       </w:pPr>
       <w:r>
         <w:rPr>
@@ -29338,21 +29263,7 @@
     <w:p>
       <w:pPr>
         <w:pStyle w:val="Normal"/>
-      </w:pPr>
-      <w:r>
-        <w:rPr>
-          <w:rFonts w:ascii="Calibri" w:cs="Calibri" w:eastAsia="Calibri" w:hAnsi="Calibri"/>
-          <w:b w:val="false"/>
-          <w:bCs w:val="false"/>
-          <w:sz w:val="22"/>
-          <w:szCs w:val="22"/>
-        </w:rPr>
-        <w:t xml:space="preserve"/>
-      </w:r>
-    </w:p>
-    <w:p>
-      <w:pPr>
-        <w:pStyle w:val="Normal"/>
+        <w:spacing w:after="240" w:before="240" w:line="240"/>
       </w:pPr>
       <w:r>
         <w:rPr>
@@ -29368,6 +29279,7 @@
     <w:p>
       <w:pPr>
         <w:pStyle w:val="Normal"/>
+        <w:spacing w:after="240" w:before="240" w:line="240"/>
       </w:pPr>
       <w:r>
         <w:rPr>
@@ -29382,21 +29294,6 @@
     </w:p>
     <w:p>
       <w:pPr>
-        <w:pStyle w:val="Normal"/>
-      </w:pPr>
-      <w:r>
-        <w:rPr>
-          <w:rFonts w:ascii="Calibri" w:cs="Calibri" w:eastAsia="Calibri" w:hAnsi="Calibri"/>
-          <w:b w:val="false"/>
-          <w:bCs w:val="false"/>
-          <w:sz w:val="22"/>
-          <w:szCs w:val="22"/>
-        </w:rPr>
-        <w:t xml:space="preserve"/>
-      </w:r>
-    </w:p>
-    <w:p>
-      <w:pPr>
         <w:pStyle w:val="Heading1"/>
       </w:pPr>
       <w:r>
@@ -29406,6 +29303,7 @@
     <w:p>
       <w:pPr>
         <w:pStyle w:val="Normal"/>
+        <w:spacing w:after="240" w:before="240" w:line="240"/>
       </w:pPr>
       <w:r>
         <w:rPr>
@@ -35706,21 +35604,7 @@
     <w:p>
       <w:pPr>
         <w:pStyle w:val="Normal"/>
-      </w:pPr>
-      <w:r>
-        <w:rPr>
-          <w:rFonts w:ascii="Calibri" w:cs="Calibri" w:eastAsia="Calibri" w:hAnsi="Calibri"/>
-          <w:b w:val="false"/>
-          <w:bCs w:val="false"/>
-          <w:sz w:val="22"/>
-          <w:szCs w:val="22"/>
-        </w:rPr>
-        <w:t xml:space="preserve"/>
-      </w:r>
-    </w:p>
-    <w:p>
-      <w:pPr>
-        <w:pStyle w:val="Normal"/>
+        <w:spacing w:after="240" w:before="240" w:line="240"/>
       </w:pPr>
       <w:r>
         <w:rPr>
@@ -35781,21 +35665,6 @@
     </w:p>
     <w:p>
       <w:pPr>
-        <w:pStyle w:val="Normal"/>
-      </w:pPr>
-      <w:r>
-        <w:rPr>
-          <w:rFonts w:ascii="Calibri" w:cs="Calibri" w:eastAsia="Calibri" w:hAnsi="Calibri"/>
-          <w:b w:val="false"/>
-          <w:bCs w:val="false"/>
-          <w:sz w:val="22"/>
-          <w:szCs w:val="22"/>
-        </w:rPr>
-        <w:t xml:space="preserve"/>
-      </w:r>
-    </w:p>
-    <w:p>
-      <w:pPr>
         <w:pStyle w:val="Heading1"/>
       </w:pPr>
       <w:r>
@@ -35805,6 +35674,7 @@
     <w:p>
       <w:pPr>
         <w:pStyle w:val="Normal"/>
+        <w:spacing w:after="240" w:before="240" w:line="240"/>
       </w:pPr>
       <w:r>
         <w:rPr>
@@ -35832,6 +35702,439 @@
           <w:ilvl w:val="0"/>
           <w:numId w:val="2"/>
         </w:numPr>
+        <w:spacing w:after="240" w:before="240" w:line="240"/>
+      </w:pPr>
+      <w:r>
+        <w:rPr>
+          <w:rFonts w:ascii="Calibri" w:cs="Calibri" w:eastAsia="Calibri" w:hAnsi="Calibri"/>
+          <w:sz w:val="22"/>
+          <w:szCs w:val="22"/>
+        </w:rPr>
+        <w:t xml:space="preserve">I like the YZ. I mainly attend planned activities, but have recently made more of an effort to come down just for socializing + fun more often. I prefer planned activities, or more knowledge of what will be happening ahead of time. Sometimes the website does not have all activities happening listed, and I only know by seeing them on the white board. I would like if the website listed all the activities. It would make it slightly easier to plan days to come down.</w:t>
+      </w:r>
+    </w:p>
+    <w:p>
+      <w:pPr>
+        <w:pStyle w:val="ListParagraph"/>
+        <w:numPr>
+          <w:ilvl w:val="0"/>
+          <w:numId w:val="2"/>
+        </w:numPr>
+        <w:spacing w:after="240" w:before="240" w:line="240"/>
+      </w:pPr>
+      <w:r>
+        <w:rPr>
+          <w:rFonts w:ascii="Calibri" w:cs="Calibri" w:eastAsia="Calibri" w:hAnsi="Calibri"/>
+          <w:sz w:val="22"/>
+          <w:szCs w:val="22"/>
+        </w:rPr>
+        <w:t xml:space="preserve">I should utilize more the resources available.</w:t>
+      </w:r>
+    </w:p>
+    <w:p>
+      <w:pPr>
+        <w:pStyle w:val="ListParagraph"/>
+        <w:numPr>
+          <w:ilvl w:val="0"/>
+          <w:numId w:val="2"/>
+        </w:numPr>
+        <w:spacing w:after="240" w:before="240" w:line="240"/>
+      </w:pPr>
+      <w:r>
+        <w:rPr>
+          <w:rFonts w:ascii="Calibri" w:cs="Calibri" w:eastAsia="Calibri" w:hAnsi="Calibri"/>
+          <w:sz w:val="22"/>
+          <w:szCs w:val="22"/>
+        </w:rPr>
+        <w:t xml:space="preserve">Sorry if my paper is confusing, it's my first time and I felt the need to clarify a lot of things</w:t>
+      </w:r>
+    </w:p>
+    <w:p>
+      <w:pPr>
+        <w:pStyle w:val="ListParagraph"/>
+        <w:numPr>
+          <w:ilvl w:val="0"/>
+          <w:numId w:val="2"/>
+        </w:numPr>
+        <w:spacing w:after="240" w:before="240" w:line="240"/>
+      </w:pPr>
+      <w:r>
+        <w:rPr>
+          <w:rFonts w:ascii="Calibri" w:cs="Calibri" w:eastAsia="Calibri" w:hAnsi="Calibri"/>
+          <w:sz w:val="22"/>
+          <w:szCs w:val="22"/>
+        </w:rPr>
+        <w:t xml:space="preserve">No</w:t>
+      </w:r>
+    </w:p>
+    <w:p>
+      <w:pPr>
+        <w:pStyle w:val="ListParagraph"/>
+        <w:numPr>
+          <w:ilvl w:val="0"/>
+          <w:numId w:val="2"/>
+        </w:numPr>
+        <w:spacing w:after="240" w:before="240" w:line="240"/>
+      </w:pPr>
+      <w:r>
+        <w:rPr>
+          <w:rFonts w:ascii="Calibri" w:cs="Calibri" w:eastAsia="Calibri" w:hAnsi="Calibri"/>
+          <w:sz w:val="22"/>
+          <w:szCs w:val="22"/>
+        </w:rPr>
+        <w:t xml:space="preserve">It's Cool.</w:t>
+      </w:r>
+    </w:p>
+    <w:p>
+      <w:pPr>
+        <w:pStyle w:val="ListParagraph"/>
+        <w:numPr>
+          <w:ilvl w:val="0"/>
+          <w:numId w:val="2"/>
+        </w:numPr>
+        <w:spacing w:after="240" w:before="240" w:line="240"/>
+      </w:pPr>
+      <w:r>
+        <w:rPr>
+          <w:rFonts w:ascii="Calibri" w:cs="Calibri" w:eastAsia="Calibri" w:hAnsi="Calibri"/>
+          <w:sz w:val="22"/>
+          <w:szCs w:val="22"/>
+        </w:rPr>
+        <w:t xml:space="preserve">No comment All good</w:t>
+      </w:r>
+    </w:p>
+    <w:p>
+      <w:pPr>
+        <w:pStyle w:val="ListParagraph"/>
+        <w:numPr>
+          <w:ilvl w:val="0"/>
+          <w:numId w:val="2"/>
+        </w:numPr>
+        <w:spacing w:after="240" w:before="240" w:line="240"/>
+      </w:pPr>
+      <w:r>
+        <w:rPr>
+          <w:rFonts w:ascii="Calibri" w:cs="Calibri" w:eastAsia="Calibri" w:hAnsi="Calibri"/>
+          <w:sz w:val="22"/>
+          <w:szCs w:val="22"/>
+        </w:rPr>
+        <w:t xml:space="preserve">Ms. Stephanie was very kind, knowledgeable, and welcoming. She showed she cared right away and she knows what she is doing. Helps me feel confident, safe, and willing to return.</w:t>
+      </w:r>
+    </w:p>
+    <w:p>
+      <w:pPr>
+        <w:pStyle w:val="ListParagraph"/>
+        <w:numPr>
+          <w:ilvl w:val="0"/>
+          <w:numId w:val="2"/>
+        </w:numPr>
+        <w:spacing w:after="240" w:before="240" w:line="240"/>
+      </w:pPr>
+      <w:r>
+        <w:rPr>
+          <w:rFonts w:ascii="Calibri" w:cs="Calibri" w:eastAsia="Calibri" w:hAnsi="Calibri"/>
+          <w:sz w:val="22"/>
+          <w:szCs w:val="22"/>
+        </w:rPr>
+        <w:t xml:space="preserve">Not at the moment</w:t>
+      </w:r>
+    </w:p>
+    <w:p>
+      <w:pPr>
+        <w:pStyle w:val="ListParagraph"/>
+        <w:numPr>
+          <w:ilvl w:val="0"/>
+          <w:numId w:val="2"/>
+        </w:numPr>
+        <w:spacing w:after="240" w:before="240" w:line="240"/>
+      </w:pPr>
+      <w:r>
+        <w:rPr>
+          <w:rFonts w:ascii="Calibri" w:cs="Calibri" w:eastAsia="Calibri" w:hAnsi="Calibri"/>
+          <w:sz w:val="22"/>
+          <w:szCs w:val="22"/>
+        </w:rPr>
+        <w:t xml:space="preserve">Not at this time.</w:t>
+      </w:r>
+    </w:p>
+    <w:p>
+      <w:pPr>
+        <w:pStyle w:val="ListParagraph"/>
+        <w:numPr>
+          <w:ilvl w:val="0"/>
+          <w:numId w:val="2"/>
+        </w:numPr>
+        <w:spacing w:after="240" w:before="240" w:line="240"/>
+      </w:pPr>
+      <w:r>
+        <w:rPr>
+          <w:rFonts w:ascii="Calibri" w:cs="Calibri" w:eastAsia="Calibri" w:hAnsi="Calibri"/>
+          <w:sz w:val="22"/>
+          <w:szCs w:val="22"/>
+        </w:rPr>
+        <w:t xml:space="preserve">Very welcome &amp; nice staff.</w:t>
+      </w:r>
+    </w:p>
+    <w:p>
+      <w:pPr>
+        <w:pStyle w:val="ListParagraph"/>
+        <w:numPr>
+          <w:ilvl w:val="0"/>
+          <w:numId w:val="2"/>
+        </w:numPr>
+        <w:spacing w:after="240" w:before="240" w:line="240"/>
+      </w:pPr>
+      <w:r>
+        <w:rPr>
+          <w:rFonts w:ascii="Calibri" w:cs="Calibri" w:eastAsia="Calibri" w:hAnsi="Calibri"/>
+          <w:sz w:val="22"/>
+          <w:szCs w:val="22"/>
+        </w:rPr>
+        <w:t xml:space="preserve">NO</w:t>
+      </w:r>
+    </w:p>
+    <w:p>
+      <w:pPr>
+        <w:pStyle w:val="ListParagraph"/>
+        <w:numPr>
+          <w:ilvl w:val="0"/>
+          <w:numId w:val="2"/>
+        </w:numPr>
+        <w:spacing w:after="240" w:before="240" w:line="240"/>
+      </w:pPr>
+      <w:r>
+        <w:rPr>
+          <w:rFonts w:ascii="Calibri" w:cs="Calibri" w:eastAsia="Calibri" w:hAnsi="Calibri"/>
+          <w:sz w:val="22"/>
+          <w:szCs w:val="22"/>
+        </w:rPr>
+        <w:t xml:space="preserve">Very nice, dedicated people who truly have a passion for people. Thank you.</w:t>
+      </w:r>
+    </w:p>
+    <w:p>
+      <w:pPr>
+        <w:pStyle w:val="ListParagraph"/>
+        <w:numPr>
+          <w:ilvl w:val="0"/>
+          <w:numId w:val="2"/>
+        </w:numPr>
+        <w:spacing w:after="240" w:before="240" w:line="240"/>
+      </w:pPr>
+      <w:r>
+        <w:rPr>
+          <w:rFonts w:ascii="Calibri" w:cs="Calibri" w:eastAsia="Calibri" w:hAnsi="Calibri"/>
+          <w:sz w:val="22"/>
+          <w:szCs w:val="22"/>
+        </w:rPr>
+        <w:t xml:space="preserve">they help youth to developp in their Education</w:t>
+      </w:r>
+    </w:p>
+    <w:p>
+      <w:pPr>
+        <w:pStyle w:val="ListParagraph"/>
+        <w:numPr>
+          <w:ilvl w:val="0"/>
+          <w:numId w:val="2"/>
+        </w:numPr>
+        <w:spacing w:after="240" w:before="240" w:line="240"/>
+      </w:pPr>
+      <w:r>
+        <w:rPr>
+          <w:rFonts w:ascii="Calibri" w:cs="Calibri" w:eastAsia="Calibri" w:hAnsi="Calibri"/>
+          <w:sz w:val="22"/>
+          <w:szCs w:val="22"/>
+        </w:rPr>
+        <w:t xml:space="preserve">All staff go out of their way to take interest in the youth participants clearly interest, life, problems, etc. They make us feel very heard especially Mrs. Darneisher Martin.</w:t>
+      </w:r>
+    </w:p>
+    <w:p>
+      <w:pPr>
+        <w:pStyle w:val="ListParagraph"/>
+        <w:numPr>
+          <w:ilvl w:val="0"/>
+          <w:numId w:val="2"/>
+        </w:numPr>
+        <w:spacing w:after="240" w:before="240" w:line="240"/>
+      </w:pPr>
+      <w:r>
+        <w:rPr>
+          <w:rFonts w:ascii="Calibri" w:cs="Calibri" w:eastAsia="Calibri" w:hAnsi="Calibri"/>
+          <w:sz w:val="22"/>
+          <w:szCs w:val="22"/>
+        </w:rPr>
+        <w:t xml:space="preserve">No</w:t>
+      </w:r>
+    </w:p>
+    <w:p>
+      <w:pPr>
+        <w:pStyle w:val="ListParagraph"/>
+        <w:numPr>
+          <w:ilvl w:val="0"/>
+          <w:numId w:val="2"/>
+        </w:numPr>
+        <w:spacing w:after="240" w:before="240" w:line="240"/>
+      </w:pPr>
+      <w:r>
+        <w:rPr>
+          <w:rFonts w:ascii="Calibri" w:cs="Calibri" w:eastAsia="Calibri" w:hAnsi="Calibri"/>
+          <w:sz w:val="22"/>
+          <w:szCs w:val="22"/>
+        </w:rPr>
+        <w:t xml:space="preserve">Fire morgan.</w:t>
+      </w:r>
+    </w:p>
+    <w:p>
+      <w:pPr>
+        <w:pStyle w:val="ListParagraph"/>
+        <w:numPr>
+          <w:ilvl w:val="0"/>
+          <w:numId w:val="2"/>
+        </w:numPr>
+        <w:spacing w:after="240" w:before="240" w:line="240"/>
+      </w:pPr>
+      <w:r>
+        <w:rPr>
+          <w:rFonts w:ascii="Calibri" w:cs="Calibri" w:eastAsia="Calibri" w:hAnsi="Calibri"/>
+          <w:sz w:val="22"/>
+          <w:szCs w:val="22"/>
+        </w:rPr>
+        <w:t xml:space="preserve">A/k</w:t>
+      </w:r>
+    </w:p>
+    <w:p>
+      <w:pPr>
+        <w:pStyle w:val="ListParagraph"/>
+        <w:numPr>
+          <w:ilvl w:val="0"/>
+          <w:numId w:val="2"/>
+        </w:numPr>
+        <w:spacing w:after="240" w:before="240" w:line="240"/>
+      </w:pPr>
+      <w:r>
+        <w:rPr>
+          <w:rFonts w:ascii="Calibri" w:cs="Calibri" w:eastAsia="Calibri" w:hAnsi="Calibri"/>
+          <w:sz w:val="22"/>
+          <w:szCs w:val="22"/>
+        </w:rPr>
+        <w:t xml:space="preserve">Why don't they help people really need</w:t>
+      </w:r>
+    </w:p>
+    <w:p>
+      <w:pPr>
+        <w:pStyle w:val="ListParagraph"/>
+        <w:numPr>
+          <w:ilvl w:val="0"/>
+          <w:numId w:val="2"/>
+        </w:numPr>
+        <w:spacing w:after="240" w:before="240" w:line="240"/>
+      </w:pPr>
+      <w:r>
+        <w:rPr>
+          <w:rFonts w:ascii="Calibri" w:cs="Calibri" w:eastAsia="Calibri" w:hAnsi="Calibri"/>
+          <w:sz w:val="22"/>
+          <w:szCs w:val="22"/>
+        </w:rPr>
+        <w:t xml:space="preserve">I love the Youth Zone its and escape from home and its very helpful</w:t>
+      </w:r>
+    </w:p>
+    <w:p>
+      <w:pPr>
+        <w:pStyle w:val="ListParagraph"/>
+        <w:numPr>
+          <w:ilvl w:val="0"/>
+          <w:numId w:val="2"/>
+        </w:numPr>
+        <w:spacing w:after="240" w:before="240" w:line="240"/>
+      </w:pPr>
+      <w:r>
+        <w:rPr>
+          <w:rFonts w:ascii="Calibri" w:cs="Calibri" w:eastAsia="Calibri" w:hAnsi="Calibri"/>
+          <w:sz w:val="22"/>
+          <w:szCs w:val="22"/>
+        </w:rPr>
+        <w:t xml:space="preserve">I want mister Javon to know im doing well</w:t>
+      </w:r>
+    </w:p>
+    <w:p>
+      <w:pPr>
+        <w:pStyle w:val="ListParagraph"/>
+        <w:numPr>
+          <w:ilvl w:val="0"/>
+          <w:numId w:val="2"/>
+        </w:numPr>
+        <w:spacing w:after="240" w:before="240" w:line="240"/>
+      </w:pPr>
+      <w:r>
+        <w:rPr>
+          <w:rFonts w:ascii="Calibri" w:cs="Calibri" w:eastAsia="Calibri" w:hAnsi="Calibri"/>
+          <w:sz w:val="22"/>
+          <w:szCs w:val="22"/>
+        </w:rPr>
+        <w:t xml:space="preserve">I want that Gift CARD</w:t>
+      </w:r>
+    </w:p>
+    <w:p>
+      <w:pPr>
+        <w:pStyle w:val="ListParagraph"/>
+        <w:numPr>
+          <w:ilvl w:val="0"/>
+          <w:numId w:val="2"/>
+        </w:numPr>
+        <w:spacing w:after="240" w:before="240" w:line="240"/>
+      </w:pPr>
+      <w:r>
+        <w:rPr>
+          <w:rFonts w:ascii="Calibri" w:cs="Calibri" w:eastAsia="Calibri" w:hAnsi="Calibri"/>
+          <w:sz w:val="22"/>
+          <w:szCs w:val="22"/>
+        </w:rPr>
+        <w:t xml:space="preserve">they help youth develop their education level and they have a good staff who takes care with respect</w:t>
+      </w:r>
+    </w:p>
+    <w:p>
+      <w:pPr>
+        <w:pStyle w:val="ListParagraph"/>
+        <w:numPr>
+          <w:ilvl w:val="0"/>
+          <w:numId w:val="2"/>
+        </w:numPr>
+        <w:spacing w:after="240" w:before="240" w:line="240"/>
+      </w:pPr>
+      <w:r>
+        <w:rPr>
+          <w:rFonts w:ascii="Calibri" w:cs="Calibri" w:eastAsia="Calibri" w:hAnsi="Calibri"/>
+          <w:sz w:val="22"/>
+          <w:szCs w:val="22"/>
+        </w:rPr>
+        <w:t xml:space="preserve">thank you</w:t>
+      </w:r>
+    </w:p>
+    <w:p>
+      <w:pPr>
+        <w:pStyle w:val="ListParagraph"/>
+        <w:numPr>
+          <w:ilvl w:val="0"/>
+          <w:numId w:val="2"/>
+        </w:numPr>
+        <w:spacing w:after="240" w:before="240" w:line="240"/>
+      </w:pPr>
+      <w:r>
+        <w:rPr>
+          <w:rFonts w:ascii="Calibri" w:cs="Calibri" w:eastAsia="Calibri" w:hAnsi="Calibri"/>
+          <w:sz w:val="22"/>
+          <w:szCs w:val="22"/>
+        </w:rPr>
+        <w:t xml:space="preserve">Mr. Will C is my favorite youth coach + Staff member along with Ms. Tamika C the one that calls Evce her neice + holds her)</w:t>
+      </w:r>
+    </w:p>
+    <w:p>
+      <w:pPr>
+        <w:pStyle w:val="ListParagraph"/>
+        <w:numPr>
+          <w:ilvl w:val="0"/>
+          <w:numId w:val="2"/>
+        </w:numPr>
+        <w:spacing w:after="240" w:before="240" w:line="240"/>
       </w:pPr>
       <w:r>
         <w:rPr>
@@ -35849,6 +36152,7 @@
           <w:ilvl w:val="0"/>
           <w:numId w:val="2"/>
         </w:numPr>
+        <w:spacing w:after="240" w:before="240" w:line="240"/>
       </w:pPr>
       <w:r>
         <w:rPr>
@@ -35856,7 +36160,7 @@
           <w:sz w:val="22"/>
           <w:szCs w:val="22"/>
         </w:rPr>
-        <w:t xml:space="preserve">I love the Youth Zone its and escape from home and its very helpful</w:t>
+        <w:t xml:space="preserve">nope</w:t>
       </w:r>
     </w:p>
     <w:p>
@@ -35866,6 +36170,7 @@
           <w:ilvl w:val="0"/>
           <w:numId w:val="2"/>
         </w:numPr>
+        <w:spacing w:after="240" w:before="240" w:line="240"/>
       </w:pPr>
       <w:r>
         <w:rPr>
@@ -35873,7 +36178,7 @@
           <w:sz w:val="22"/>
           <w:szCs w:val="22"/>
         </w:rPr>
-        <w:t xml:space="preserve">they help youth develop their education level and they have a good staff who takes care with respect</w:t>
+        <w:t xml:space="preserve">Thank You</w:t>
       </w:r>
     </w:p>
     <w:p>
@@ -35883,57 +36188,7 @@
           <w:ilvl w:val="0"/>
           <w:numId w:val="2"/>
         </w:numPr>
-      </w:pPr>
-      <w:r>
-        <w:rPr>
-          <w:rFonts w:ascii="Calibri" w:cs="Calibri" w:eastAsia="Calibri" w:hAnsi="Calibri"/>
-          <w:sz w:val="22"/>
-          <w:szCs w:val="22"/>
-        </w:rPr>
-        <w:t xml:space="preserve">I should utilize more the resources available.</w:t>
-      </w:r>
-    </w:p>
-    <w:p>
-      <w:pPr>
-        <w:pStyle w:val="ListParagraph"/>
-        <w:numPr>
-          <w:ilvl w:val="0"/>
-          <w:numId w:val="2"/>
-        </w:numPr>
-      </w:pPr>
-      <w:r>
-        <w:rPr>
-          <w:rFonts w:ascii="Calibri" w:cs="Calibri" w:eastAsia="Calibri" w:hAnsi="Calibri"/>
-          <w:sz w:val="22"/>
-          <w:szCs w:val="22"/>
-        </w:rPr>
-        <w:t xml:space="preserve">I like the YZ. I mainly attend planned activities, but have recently made more of an effort to come down just for socializing + fun more often. I prefer planned activities, or more knowledge of what will be happening ahead of time. Sometimes the website does not have all activities happening listed, and I only know by seeing them on the white board. I would like if the website listed all the activities. It would make it slightly easier to plan days to come down.</w:t>
-      </w:r>
-    </w:p>
-    <w:p>
-      <w:pPr>
-        <w:pStyle w:val="ListParagraph"/>
-        <w:numPr>
-          <w:ilvl w:val="0"/>
-          <w:numId w:val="2"/>
-        </w:numPr>
-      </w:pPr>
-      <w:r>
-        <w:rPr>
-          <w:rFonts w:ascii="Calibri" w:cs="Calibri" w:eastAsia="Calibri" w:hAnsi="Calibri"/>
-          <w:sz w:val="22"/>
-          <w:szCs w:val="22"/>
-        </w:rPr>
-        <w:t xml:space="preserve">Not at the moment</w:t>
-      </w:r>
-    </w:p>
-    <w:p>
-      <w:pPr>
-        <w:pStyle w:val="ListParagraph"/>
-        <w:numPr>
-          <w:ilvl w:val="0"/>
-          <w:numId w:val="2"/>
-        </w:numPr>
+        <w:spacing w:after="240" w:before="240" w:line="240"/>
       </w:pPr>
       <w:r>
         <w:rPr>
@@ -35951,6 +36206,7 @@
           <w:ilvl w:val="0"/>
           <w:numId w:val="2"/>
         </w:numPr>
+        <w:spacing w:after="240" w:before="240" w:line="240"/>
       </w:pPr>
       <w:r>
         <w:rPr>
@@ -35958,7 +36214,7 @@
           <w:sz w:val="22"/>
           <w:szCs w:val="22"/>
         </w:rPr>
-        <w:t xml:space="preserve">No comment All good</w:t>
+        <w:t xml:space="preserve">YOUTH ZONE Saved My LiFe</w:t>
       </w:r>
     </w:p>
     <w:p>
@@ -35968,6 +36224,7 @@
           <w:ilvl w:val="0"/>
           <w:numId w:val="2"/>
         </w:numPr>
+        <w:spacing w:after="240" w:before="240" w:line="240"/>
       </w:pPr>
       <w:r>
         <w:rPr>
@@ -35975,7 +36232,7 @@
           <w:sz w:val="22"/>
           <w:szCs w:val="22"/>
         </w:rPr>
-        <w:t xml:space="preserve">Why don't they help people really need</w:t>
+        <w:t xml:space="preserve">I Just Joined today, So I wasn't sure how to answer some of the questions.</w:t>
       </w:r>
     </w:p>
     <w:p>
@@ -35985,6 +36242,7 @@
           <w:ilvl w:val="0"/>
           <w:numId w:val="2"/>
         </w:numPr>
+        <w:spacing w:after="240" w:before="240" w:line="240"/>
       </w:pPr>
       <w:r>
         <w:rPr>
@@ -36002,125 +36260,7 @@
           <w:ilvl w:val="0"/>
           <w:numId w:val="2"/>
         </w:numPr>
-      </w:pPr>
-      <w:r>
-        <w:rPr>
-          <w:rFonts w:ascii="Calibri" w:cs="Calibri" w:eastAsia="Calibri" w:hAnsi="Calibri"/>
-          <w:sz w:val="22"/>
-          <w:szCs w:val="22"/>
-        </w:rPr>
-        <w:t xml:space="preserve">they help youth to developp in their Education</w:t>
-      </w:r>
-    </w:p>
-    <w:p>
-      <w:pPr>
-        <w:pStyle w:val="ListParagraph"/>
-        <w:numPr>
-          <w:ilvl w:val="0"/>
-          <w:numId w:val="2"/>
-        </w:numPr>
-      </w:pPr>
-      <w:r>
-        <w:rPr>
-          <w:rFonts w:ascii="Calibri" w:cs="Calibri" w:eastAsia="Calibri" w:hAnsi="Calibri"/>
-          <w:sz w:val="22"/>
-          <w:szCs w:val="22"/>
-        </w:rPr>
-        <w:t xml:space="preserve">Very nice, dedicated people who truly have a passion for people. Thank you.</w:t>
-      </w:r>
-    </w:p>
-    <w:p>
-      <w:pPr>
-        <w:pStyle w:val="ListParagraph"/>
-        <w:numPr>
-          <w:ilvl w:val="0"/>
-          <w:numId w:val="2"/>
-        </w:numPr>
-      </w:pPr>
-      <w:r>
-        <w:rPr>
-          <w:rFonts w:ascii="Calibri" w:cs="Calibri" w:eastAsia="Calibri" w:hAnsi="Calibri"/>
-          <w:sz w:val="22"/>
-          <w:szCs w:val="22"/>
-        </w:rPr>
-        <w:t xml:space="preserve">Not at this time.</w:t>
-      </w:r>
-    </w:p>
-    <w:p>
-      <w:pPr>
-        <w:pStyle w:val="ListParagraph"/>
-        <w:numPr>
-          <w:ilvl w:val="0"/>
-          <w:numId w:val="2"/>
-        </w:numPr>
-      </w:pPr>
-      <w:r>
-        <w:rPr>
-          <w:rFonts w:ascii="Calibri" w:cs="Calibri" w:eastAsia="Calibri" w:hAnsi="Calibri"/>
-          <w:sz w:val="22"/>
-          <w:szCs w:val="22"/>
-        </w:rPr>
-        <w:t xml:space="preserve">It's Cool.</w:t>
-      </w:r>
-    </w:p>
-    <w:p>
-      <w:pPr>
-        <w:pStyle w:val="ListParagraph"/>
-        <w:numPr>
-          <w:ilvl w:val="0"/>
-          <w:numId w:val="2"/>
-        </w:numPr>
-      </w:pPr>
-      <w:r>
-        <w:rPr>
-          <w:rFonts w:ascii="Calibri" w:cs="Calibri" w:eastAsia="Calibri" w:hAnsi="Calibri"/>
-          <w:sz w:val="22"/>
-          <w:szCs w:val="22"/>
-        </w:rPr>
-        <w:t xml:space="preserve">Fire morgan.</w:t>
-      </w:r>
-    </w:p>
-    <w:p>
-      <w:pPr>
-        <w:pStyle w:val="ListParagraph"/>
-        <w:numPr>
-          <w:ilvl w:val="0"/>
-          <w:numId w:val="2"/>
-        </w:numPr>
-      </w:pPr>
-      <w:r>
-        <w:rPr>
-          <w:rFonts w:ascii="Calibri" w:cs="Calibri" w:eastAsia="Calibri" w:hAnsi="Calibri"/>
-          <w:sz w:val="22"/>
-          <w:szCs w:val="22"/>
-        </w:rPr>
-        <w:t xml:space="preserve">Very welcome &amp; nice staff.</w:t>
-      </w:r>
-    </w:p>
-    <w:p>
-      <w:pPr>
-        <w:pStyle w:val="ListParagraph"/>
-        <w:numPr>
-          <w:ilvl w:val="0"/>
-          <w:numId w:val="2"/>
-        </w:numPr>
-      </w:pPr>
-      <w:r>
-        <w:rPr>
-          <w:rFonts w:ascii="Calibri" w:cs="Calibri" w:eastAsia="Calibri" w:hAnsi="Calibri"/>
-          <w:sz w:val="22"/>
-          <w:szCs w:val="22"/>
-        </w:rPr>
-        <w:t xml:space="preserve">I want mister Javon to know im doing well</w:t>
-      </w:r>
-    </w:p>
-    <w:p>
-      <w:pPr>
-        <w:pStyle w:val="ListParagraph"/>
-        <w:numPr>
-          <w:ilvl w:val="0"/>
-          <w:numId w:val="2"/>
-        </w:numPr>
+        <w:spacing w:after="240" w:before="240" w:line="240"/>
       </w:pPr>
       <w:r>
         <w:rPr>
@@ -36138,108 +36278,7 @@
           <w:ilvl w:val="0"/>
           <w:numId w:val="2"/>
         </w:numPr>
-      </w:pPr>
-      <w:r>
-        <w:rPr>
-          <w:rFonts w:ascii="Calibri" w:cs="Calibri" w:eastAsia="Calibri" w:hAnsi="Calibri"/>
-          <w:sz w:val="22"/>
-          <w:szCs w:val="22"/>
-        </w:rPr>
-        <w:t xml:space="preserve">All staff go out of their way to take interest in the youth participants clearly interest, life, problems, etc. They make us feel very heard especially Mrs. Darneisher Martin.</w:t>
-      </w:r>
-    </w:p>
-    <w:p>
-      <w:pPr>
-        <w:pStyle w:val="ListParagraph"/>
-        <w:numPr>
-          <w:ilvl w:val="0"/>
-          <w:numId w:val="2"/>
-        </w:numPr>
-      </w:pPr>
-      <w:r>
-        <w:rPr>
-          <w:rFonts w:ascii="Calibri" w:cs="Calibri" w:eastAsia="Calibri" w:hAnsi="Calibri"/>
-          <w:sz w:val="22"/>
-          <w:szCs w:val="22"/>
-        </w:rPr>
-        <w:t xml:space="preserve">Sorry if my paper is confusing, it's my first time and I felt the need to clarify a lot of things</w:t>
-      </w:r>
-    </w:p>
-    <w:p>
-      <w:pPr>
-        <w:pStyle w:val="ListParagraph"/>
-        <w:numPr>
-          <w:ilvl w:val="0"/>
-          <w:numId w:val="2"/>
-        </w:numPr>
-      </w:pPr>
-      <w:r>
-        <w:rPr>
-          <w:rFonts w:ascii="Calibri" w:cs="Calibri" w:eastAsia="Calibri" w:hAnsi="Calibri"/>
-          <w:sz w:val="22"/>
-          <w:szCs w:val="22"/>
-        </w:rPr>
-        <w:t xml:space="preserve">NO</w:t>
-      </w:r>
-    </w:p>
-    <w:p>
-      <w:pPr>
-        <w:pStyle w:val="ListParagraph"/>
-        <w:numPr>
-          <w:ilvl w:val="0"/>
-          <w:numId w:val="2"/>
-        </w:numPr>
-      </w:pPr>
-      <w:r>
-        <w:rPr>
-          <w:rFonts w:ascii="Calibri" w:cs="Calibri" w:eastAsia="Calibri" w:hAnsi="Calibri"/>
-          <w:sz w:val="22"/>
-          <w:szCs w:val="22"/>
-        </w:rPr>
-        <w:t xml:space="preserve">Mr. Will C is my favorite youth coach + Staff member along with Ms. Tamika C the one that calls Evce her neice + holds her)</w:t>
-      </w:r>
-    </w:p>
-    <w:p>
-      <w:pPr>
-        <w:pStyle w:val="ListParagraph"/>
-        <w:numPr>
-          <w:ilvl w:val="0"/>
-          <w:numId w:val="2"/>
-        </w:numPr>
-      </w:pPr>
-      <w:r>
-        <w:rPr>
-          <w:rFonts w:ascii="Calibri" w:cs="Calibri" w:eastAsia="Calibri" w:hAnsi="Calibri"/>
-          <w:sz w:val="22"/>
-          <w:szCs w:val="22"/>
-        </w:rPr>
-        <w:t xml:space="preserve">thank you</w:t>
-      </w:r>
-    </w:p>
-    <w:p>
-      <w:pPr>
-        <w:pStyle w:val="ListParagraph"/>
-        <w:numPr>
-          <w:ilvl w:val="0"/>
-          <w:numId w:val="2"/>
-        </w:numPr>
-      </w:pPr>
-      <w:r>
-        <w:rPr>
-          <w:rFonts w:ascii="Calibri" w:cs="Calibri" w:eastAsia="Calibri" w:hAnsi="Calibri"/>
-          <w:sz w:val="22"/>
-          <w:szCs w:val="22"/>
-        </w:rPr>
-        <w:t xml:space="preserve">Thank You</w:t>
-      </w:r>
-    </w:p>
-    <w:p>
-      <w:pPr>
-        <w:pStyle w:val="ListParagraph"/>
-        <w:numPr>
-          <w:ilvl w:val="0"/>
-          <w:numId w:val="2"/>
-        </w:numPr>
+        <w:spacing w:after="240" w:before="240" w:line="240"/>
       </w:pPr>
       <w:r>
         <w:rPr>
@@ -36257,6 +36296,7 @@
           <w:ilvl w:val="0"/>
           <w:numId w:val="2"/>
         </w:numPr>
+        <w:spacing w:after="240" w:before="240" w:line="240"/>
       </w:pPr>
       <w:r>
         <w:rPr>
@@ -36264,7 +36304,7 @@
           <w:sz w:val="22"/>
           <w:szCs w:val="22"/>
         </w:rPr>
-        <w:t xml:space="preserve">A/k</w:t>
+        <w:t xml:space="preserve">None.</w:t>
       </w:r>
     </w:p>
     <w:p>
@@ -36274,6 +36314,7 @@
           <w:ilvl w:val="0"/>
           <w:numId w:val="2"/>
         </w:numPr>
+        <w:spacing w:after="240" w:before="240" w:line="240"/>
       </w:pPr>
       <w:r>
         <w:rPr>
@@ -36281,7 +36322,7 @@
           <w:sz w:val="22"/>
           <w:szCs w:val="22"/>
         </w:rPr>
-        <w:t xml:space="preserve">I want that Gift CARD</w:t>
+        <w:t xml:space="preserve">My journey with you guys has helped be with my adult life. Also has helped me change areas of my life, I was having difficulty with.</w:t>
       </w:r>
     </w:p>
     <w:p>
@@ -36291,6 +36332,7 @@
           <w:ilvl w:val="0"/>
           <w:numId w:val="2"/>
         </w:numPr>
+        <w:spacing w:after="240" w:before="240" w:line="240"/>
       </w:pPr>
       <w:r>
         <w:rPr>
@@ -36298,7 +36340,7 @@
           <w:sz w:val="22"/>
           <w:szCs w:val="22"/>
         </w:rPr>
-        <w:t xml:space="preserve">Ms. Stephanie was very kind, knowledgeable, and welcoming. She showed she cared right away and she knows what she is doing. Helps me feel confident, safe, and willing to return.</w:t>
+        <w:t xml:space="preserve">Good program</w:t>
       </w:r>
     </w:p>
     <w:p>
@@ -36308,6 +36350,61 @@
           <w:ilvl w:val="0"/>
           <w:numId w:val="2"/>
         </w:numPr>
+        <w:spacing w:after="240" w:before="240" w:line="240"/>
+      </w:pPr>
+      <w:r>
+        <w:rPr>
+          <w:rFonts w:ascii="Calibri" w:cs="Calibri" w:eastAsia="Calibri" w:hAnsi="Calibri"/>
+          <w:sz w:val="22"/>
+          <w:szCs w:val="22"/>
+        </w:rPr>
+        <w:t xml:space="preserve">I need my drivers license</w:t>
+      </w:r>
+    </w:p>
+    <w:p>
+      <w:pPr>
+        <w:pStyle w:val="ListParagraph"/>
+        <w:numPr>
+          <w:ilvl w:val="0"/>
+          <w:numId w:val="2"/>
+        </w:numPr>
+        <w:spacing w:after="240" w:before="240" w:line="240"/>
+      </w:pPr>
+      <w:r>
+        <w:rPr>
+          <w:rFonts w:ascii="Calibri" w:cs="Calibri" w:eastAsia="Calibri" w:hAnsi="Calibri"/>
+          <w:sz w:val="22"/>
+          <w:szCs w:val="22"/>
+        </w:rPr>
+        <w:t xml:space="preserve">I value them so much</w:t>
+      </w:r>
+    </w:p>
+    <w:p>
+      <w:pPr>
+        <w:pStyle w:val="ListParagraph"/>
+        <w:numPr>
+          <w:ilvl w:val="0"/>
+          <w:numId w:val="2"/>
+        </w:numPr>
+        <w:spacing w:after="240" w:before="240" w:line="240"/>
+      </w:pPr>
+      <w:r>
+        <w:rPr>
+          <w:rFonts w:ascii="Calibri" w:cs="Calibri" w:eastAsia="Calibri" w:hAnsi="Calibri"/>
+          <w:sz w:val="22"/>
+          <w:szCs w:val="22"/>
+        </w:rPr>
+        <w:t xml:space="preserve">Nah I'm good thxs</w:t>
+      </w:r>
+    </w:p>
+    <w:p>
+      <w:pPr>
+        <w:pStyle w:val="ListParagraph"/>
+        <w:numPr>
+          <w:ilvl w:val="0"/>
+          <w:numId w:val="2"/>
+        </w:numPr>
+        <w:spacing w:after="240" w:before="240" w:line="240"/>
       </w:pPr>
       <w:r>
         <w:rPr>
@@ -36325,6 +36422,7 @@
           <w:ilvl w:val="0"/>
           <w:numId w:val="2"/>
         </w:numPr>
+        <w:spacing w:after="240" w:before="240" w:line="240"/>
       </w:pPr>
       <w:r>
         <w:rPr>
@@ -36332,7 +36430,7 @@
           <w:sz w:val="22"/>
           <w:szCs w:val="22"/>
         </w:rPr>
-        <w:t xml:space="preserve">nope</w:t>
+        <w:t xml:space="preserve">Thank you :)</w:t>
       </w:r>
     </w:p>
     <w:p>
@@ -36342,6 +36440,7 @@
           <w:ilvl w:val="0"/>
           <w:numId w:val="2"/>
         </w:numPr>
+        <w:spacing w:after="240" w:before="240" w:line="240"/>
       </w:pPr>
       <w:r>
         <w:rPr>
@@ -36349,7 +36448,7 @@
           <w:sz w:val="22"/>
           <w:szCs w:val="22"/>
         </w:rPr>
-        <w:t xml:space="preserve">YOUTH ZONE Saved My LiFe</w:t>
+        <w:t xml:space="preserve">My coach is better in terms of goat status than Tom Brady that's how clutch she is</w:t>
       </w:r>
     </w:p>
     <w:p>
@@ -36359,6 +36458,7 @@
           <w:ilvl w:val="0"/>
           <w:numId w:val="2"/>
         </w:numPr>
+        <w:spacing w:after="240" w:before="240" w:line="240"/>
       </w:pPr>
       <w:r>
         <w:rPr>
@@ -36366,7 +36466,7 @@
           <w:sz w:val="22"/>
           <w:szCs w:val="22"/>
         </w:rPr>
-        <w:t xml:space="preserve">I Just Joined today, So I wasn't sure how to answer some of the questions.</w:t>
+        <w:t xml:space="preserve">Thank you</w:t>
       </w:r>
     </w:p>
     <w:p>
@@ -36376,6 +36476,133 @@
           <w:ilvl w:val="0"/>
           <w:numId w:val="2"/>
         </w:numPr>
+        <w:spacing w:after="240" w:before="240" w:line="240"/>
+      </w:pPr>
+      <w:r>
+        <w:rPr>
+          <w:rFonts w:ascii="Calibri" w:cs="Calibri" w:eastAsia="Calibri" w:hAnsi="Calibri"/>
+          <w:sz w:val="22"/>
+          <w:szCs w:val="22"/>
+        </w:rPr>
+        <w:t xml:space="preserve">I wish it was available to kids who aren't just in cyf my friends that aren't in cyf want to join</w:t>
+      </w:r>
+    </w:p>
+    <w:p>
+      <w:pPr>
+        <w:pStyle w:val="ListParagraph"/>
+        <w:numPr>
+          <w:ilvl w:val="0"/>
+          <w:numId w:val="2"/>
+        </w:numPr>
+        <w:spacing w:after="240" w:before="240" w:line="240"/>
+      </w:pPr>
+      <w:r>
+        <w:rPr>
+          <w:rFonts w:ascii="Calibri" w:cs="Calibri" w:eastAsia="Calibri" w:hAnsi="Calibri"/>
+          <w:sz w:val="22"/>
+          <w:szCs w:val="22"/>
+        </w:rPr>
+        <w:t xml:space="preserve">Communication should be a bit better. I feel like when I contact you soon through messenger they respond quicker and more attentively than my own Youth Coach.</w:t>
+      </w:r>
+    </w:p>
+    <w:p>
+      <w:pPr>
+        <w:pStyle w:val="ListParagraph"/>
+        <w:numPr>
+          <w:ilvl w:val="0"/>
+          <w:numId w:val="2"/>
+        </w:numPr>
+        <w:spacing w:after="240" w:before="240" w:line="240"/>
+      </w:pPr>
+      <w:r>
+        <w:rPr>
+          <w:rFonts w:ascii="Calibri" w:cs="Calibri" w:eastAsia="Calibri" w:hAnsi="Calibri"/>
+          <w:sz w:val="22"/>
+          <w:szCs w:val="22"/>
+        </w:rPr>
+        <w:t xml:space="preserve">They are all amazing</w:t>
+      </w:r>
+    </w:p>
+    <w:p>
+      <w:pPr>
+        <w:pStyle w:val="ListParagraph"/>
+        <w:numPr>
+          <w:ilvl w:val="0"/>
+          <w:numId w:val="2"/>
+        </w:numPr>
+        <w:spacing w:after="240" w:before="240" w:line="240"/>
+      </w:pPr>
+      <w:r>
+        <w:rPr>
+          <w:rFonts w:ascii="Calibri" w:cs="Calibri" w:eastAsia="Calibri" w:hAnsi="Calibri"/>
+          <w:sz w:val="22"/>
+          <w:szCs w:val="22"/>
+        </w:rPr>
+        <w:t xml:space="preserve">I had two coaches. I have nicollette first and I loved her. She's amazing and now I have meg and nicollette said she personally picked Meg because she knew that Meg and I would get along because our our combined interests! I love both of them very much and they both have helped me a lot!</w:t>
+      </w:r>
+    </w:p>
+    <w:p>
+      <w:pPr>
+        <w:pStyle w:val="ListParagraph"/>
+        <w:numPr>
+          <w:ilvl w:val="0"/>
+          <w:numId w:val="2"/>
+        </w:numPr>
+        <w:spacing w:after="240" w:before="240" w:line="240"/>
+      </w:pPr>
+      <w:r>
+        <w:rPr>
+          <w:rFonts w:ascii="Calibri" w:cs="Calibri" w:eastAsia="Calibri" w:hAnsi="Calibri"/>
+          <w:sz w:val="22"/>
+          <w:szCs w:val="22"/>
+        </w:rPr>
+        <w:t xml:space="preserve">My youth coach is always too busy and doesn't make enough time for me</w:t>
+      </w:r>
+    </w:p>
+    <w:p>
+      <w:pPr>
+        <w:pStyle w:val="ListParagraph"/>
+        <w:numPr>
+          <w:ilvl w:val="0"/>
+          <w:numId w:val="2"/>
+        </w:numPr>
+        <w:spacing w:after="240" w:before="240" w:line="240"/>
+      </w:pPr>
+      <w:r>
+        <w:rPr>
+          <w:rFonts w:ascii="Calibri" w:cs="Calibri" w:eastAsia="Calibri" w:hAnsi="Calibri"/>
+          <w:sz w:val="22"/>
+          <w:szCs w:val="22"/>
+        </w:rPr>
+        <w:t xml:space="preserve">Give my youth coach a raise! He's amazing!</w:t>
+      </w:r>
+    </w:p>
+    <w:p>
+      <w:pPr>
+        <w:pStyle w:val="ListParagraph"/>
+        <w:numPr>
+          <w:ilvl w:val="0"/>
+          <w:numId w:val="2"/>
+        </w:numPr>
+        <w:spacing w:after="240" w:before="240" w:line="240"/>
+      </w:pPr>
+      <w:r>
+        <w:rPr>
+          <w:rFonts w:ascii="Calibri" w:cs="Calibri" w:eastAsia="Calibri" w:hAnsi="Calibri"/>
+          <w:sz w:val="22"/>
+          <w:szCs w:val="22"/>
+        </w:rPr>
+        <w:t xml:space="preserve">Appreciated a lot of things I wish I can stay in longer than 24</w:t>
+      </w:r>
+    </w:p>
+    <w:p>
+      <w:pPr>
+        <w:pStyle w:val="ListParagraph"/>
+        <w:numPr>
+          <w:ilvl w:val="0"/>
+          <w:numId w:val="2"/>
+        </w:numPr>
+        <w:spacing w:after="240" w:before="240" w:line="240"/>
       </w:pPr>
       <w:r>
         <w:rPr>
@@ -36393,108 +36620,7 @@
           <w:ilvl w:val="0"/>
           <w:numId w:val="2"/>
         </w:numPr>
-      </w:pPr>
-      <w:r>
-        <w:rPr>
-          <w:rFonts w:ascii="Calibri" w:cs="Calibri" w:eastAsia="Calibri" w:hAnsi="Calibri"/>
-          <w:sz w:val="22"/>
-          <w:szCs w:val="22"/>
-        </w:rPr>
-        <w:t xml:space="preserve">None.</w:t>
-      </w:r>
-    </w:p>
-    <w:p>
-      <w:pPr>
-        <w:pStyle w:val="ListParagraph"/>
-        <w:numPr>
-          <w:ilvl w:val="0"/>
-          <w:numId w:val="2"/>
-        </w:numPr>
-      </w:pPr>
-      <w:r>
-        <w:rPr>
-          <w:rFonts w:ascii="Calibri" w:cs="Calibri" w:eastAsia="Calibri" w:hAnsi="Calibri"/>
-          <w:sz w:val="22"/>
-          <w:szCs w:val="22"/>
-        </w:rPr>
-        <w:t xml:space="preserve">My journey with you guys has helped be with my adult life. Also has helped me change areas of my life, I was having difficulty with.</w:t>
-      </w:r>
-    </w:p>
-    <w:p>
-      <w:pPr>
-        <w:pStyle w:val="ListParagraph"/>
-        <w:numPr>
-          <w:ilvl w:val="0"/>
-          <w:numId w:val="2"/>
-        </w:numPr>
-      </w:pPr>
-      <w:r>
-        <w:rPr>
-          <w:rFonts w:ascii="Calibri" w:cs="Calibri" w:eastAsia="Calibri" w:hAnsi="Calibri"/>
-          <w:sz w:val="22"/>
-          <w:szCs w:val="22"/>
-        </w:rPr>
-        <w:t xml:space="preserve">Good program</w:t>
-      </w:r>
-    </w:p>
-    <w:p>
-      <w:pPr>
-        <w:pStyle w:val="ListParagraph"/>
-        <w:numPr>
-          <w:ilvl w:val="0"/>
-          <w:numId w:val="2"/>
-        </w:numPr>
-      </w:pPr>
-      <w:r>
-        <w:rPr>
-          <w:rFonts w:ascii="Calibri" w:cs="Calibri" w:eastAsia="Calibri" w:hAnsi="Calibri"/>
-          <w:sz w:val="22"/>
-          <w:szCs w:val="22"/>
-        </w:rPr>
-        <w:t xml:space="preserve">I need my drivers license</w:t>
-      </w:r>
-    </w:p>
-    <w:p>
-      <w:pPr>
-        <w:pStyle w:val="ListParagraph"/>
-        <w:numPr>
-          <w:ilvl w:val="0"/>
-          <w:numId w:val="2"/>
-        </w:numPr>
-      </w:pPr>
-      <w:r>
-        <w:rPr>
-          <w:rFonts w:ascii="Calibri" w:cs="Calibri" w:eastAsia="Calibri" w:hAnsi="Calibri"/>
-          <w:sz w:val="22"/>
-          <w:szCs w:val="22"/>
-        </w:rPr>
-        <w:t xml:space="preserve">I value them so much</w:t>
-      </w:r>
-    </w:p>
-    <w:p>
-      <w:pPr>
-        <w:pStyle w:val="ListParagraph"/>
-        <w:numPr>
-          <w:ilvl w:val="0"/>
-          <w:numId w:val="2"/>
-        </w:numPr>
-      </w:pPr>
-      <w:r>
-        <w:rPr>
-          <w:rFonts w:ascii="Calibri" w:cs="Calibri" w:eastAsia="Calibri" w:hAnsi="Calibri"/>
-          <w:sz w:val="22"/>
-          <w:szCs w:val="22"/>
-        </w:rPr>
-        <w:t xml:space="preserve">Nah I'm good thxs</w:t>
-      </w:r>
-    </w:p>
-    <w:p>
-      <w:pPr>
-        <w:pStyle w:val="ListParagraph"/>
-        <w:numPr>
-          <w:ilvl w:val="0"/>
-          <w:numId w:val="2"/>
-        </w:numPr>
+        <w:spacing w:after="240" w:before="240" w:line="240"/>
       </w:pPr>
       <w:r>
         <w:rPr>
@@ -36512,210 +36638,7 @@
           <w:ilvl w:val="0"/>
           <w:numId w:val="2"/>
         </w:numPr>
-      </w:pPr>
-      <w:r>
-        <w:rPr>
-          <w:rFonts w:ascii="Calibri" w:cs="Calibri" w:eastAsia="Calibri" w:hAnsi="Calibri"/>
-          <w:sz w:val="22"/>
-          <w:szCs w:val="22"/>
-        </w:rPr>
-        <w:t xml:space="preserve">Thank you :)</w:t>
-      </w:r>
-    </w:p>
-    <w:p>
-      <w:pPr>
-        <w:pStyle w:val="ListParagraph"/>
-        <w:numPr>
-          <w:ilvl w:val="0"/>
-          <w:numId w:val="2"/>
-        </w:numPr>
-      </w:pPr>
-      <w:r>
-        <w:rPr>
-          <w:rFonts w:ascii="Calibri" w:cs="Calibri" w:eastAsia="Calibri" w:hAnsi="Calibri"/>
-          <w:sz w:val="22"/>
-          <w:szCs w:val="22"/>
-        </w:rPr>
-        <w:t xml:space="preserve">My coach is better in terms of goat status than Tom Brady that's how clutch she is</w:t>
-      </w:r>
-    </w:p>
-    <w:p>
-      <w:pPr>
-        <w:pStyle w:val="ListParagraph"/>
-        <w:numPr>
-          <w:ilvl w:val="0"/>
-          <w:numId w:val="2"/>
-        </w:numPr>
-      </w:pPr>
-      <w:r>
-        <w:rPr>
-          <w:rFonts w:ascii="Calibri" w:cs="Calibri" w:eastAsia="Calibri" w:hAnsi="Calibri"/>
-          <w:sz w:val="22"/>
-          <w:szCs w:val="22"/>
-        </w:rPr>
-        <w:t xml:space="preserve">Thank you</w:t>
-      </w:r>
-    </w:p>
-    <w:p>
-      <w:pPr>
-        <w:pStyle w:val="ListParagraph"/>
-        <w:numPr>
-          <w:ilvl w:val="0"/>
-          <w:numId w:val="2"/>
-        </w:numPr>
-      </w:pPr>
-      <w:r>
-        <w:rPr>
-          <w:rFonts w:ascii="Calibri" w:cs="Calibri" w:eastAsia="Calibri" w:hAnsi="Calibri"/>
-          <w:sz w:val="22"/>
-          <w:szCs w:val="22"/>
-        </w:rPr>
-        <w:t xml:space="preserve">I wish it was available to kids who aren't just in cyf my friends that aren't in cyf want to join</w:t>
-      </w:r>
-    </w:p>
-    <w:p>
-      <w:pPr>
-        <w:pStyle w:val="ListParagraph"/>
-        <w:numPr>
-          <w:ilvl w:val="0"/>
-          <w:numId w:val="2"/>
-        </w:numPr>
-      </w:pPr>
-      <w:r>
-        <w:rPr>
-          <w:rFonts w:ascii="Calibri" w:cs="Calibri" w:eastAsia="Calibri" w:hAnsi="Calibri"/>
-          <w:sz w:val="22"/>
-          <w:szCs w:val="22"/>
-        </w:rPr>
-        <w:t xml:space="preserve">Communication should be a bit better. I feel like when I contact you soon through messenger they respond quicker and more attentively than my own Youth Coach.</w:t>
-      </w:r>
-    </w:p>
-    <w:p>
-      <w:pPr>
-        <w:pStyle w:val="ListParagraph"/>
-        <w:numPr>
-          <w:ilvl w:val="0"/>
-          <w:numId w:val="2"/>
-        </w:numPr>
-      </w:pPr>
-      <w:r>
-        <w:rPr>
-          <w:rFonts w:ascii="Calibri" w:cs="Calibri" w:eastAsia="Calibri" w:hAnsi="Calibri"/>
-          <w:sz w:val="22"/>
-          <w:szCs w:val="22"/>
-        </w:rPr>
-        <w:t xml:space="preserve">They are all amazing</w:t>
-      </w:r>
-    </w:p>
-    <w:p>
-      <w:pPr>
-        <w:pStyle w:val="ListParagraph"/>
-        <w:numPr>
-          <w:ilvl w:val="0"/>
-          <w:numId w:val="2"/>
-        </w:numPr>
-      </w:pPr>
-      <w:r>
-        <w:rPr>
-          <w:rFonts w:ascii="Calibri" w:cs="Calibri" w:eastAsia="Calibri" w:hAnsi="Calibri"/>
-          <w:sz w:val="22"/>
-          <w:szCs w:val="22"/>
-        </w:rPr>
-        <w:t xml:space="preserve">I had two coaches. I have nicollette first and I loved her. She's amazing and now I have meg and nicollette said she personally picked Meg because she knew that Meg and I would get along because our our combined interests! I love both of them very much and they both have helped me a lot!</w:t>
-      </w:r>
-    </w:p>
-    <w:p>
-      <w:pPr>
-        <w:pStyle w:val="ListParagraph"/>
-        <w:numPr>
-          <w:ilvl w:val="0"/>
-          <w:numId w:val="2"/>
-        </w:numPr>
-      </w:pPr>
-      <w:r>
-        <w:rPr>
-          <w:rFonts w:ascii="Calibri" w:cs="Calibri" w:eastAsia="Calibri" w:hAnsi="Calibri"/>
-          <w:sz w:val="22"/>
-          <w:szCs w:val="22"/>
-        </w:rPr>
-        <w:t xml:space="preserve">My youth coach is always too busy and doesn't make enough time for me</w:t>
-      </w:r>
-    </w:p>
-    <w:p>
-      <w:pPr>
-        <w:pStyle w:val="ListParagraph"/>
-        <w:numPr>
-          <w:ilvl w:val="0"/>
-          <w:numId w:val="2"/>
-        </w:numPr>
-      </w:pPr>
-      <w:r>
-        <w:rPr>
-          <w:rFonts w:ascii="Calibri" w:cs="Calibri" w:eastAsia="Calibri" w:hAnsi="Calibri"/>
-          <w:sz w:val="22"/>
-          <w:szCs w:val="22"/>
-        </w:rPr>
-        <w:t xml:space="preserve">Give my youth coach a raise! He's amazing!</w:t>
-      </w:r>
-    </w:p>
-    <w:p>
-      <w:pPr>
-        <w:pStyle w:val="ListParagraph"/>
-        <w:numPr>
-          <w:ilvl w:val="0"/>
-          <w:numId w:val="2"/>
-        </w:numPr>
-      </w:pPr>
-      <w:r>
-        <w:rPr>
-          <w:rFonts w:ascii="Calibri" w:cs="Calibri" w:eastAsia="Calibri" w:hAnsi="Calibri"/>
-          <w:sz w:val="22"/>
-          <w:szCs w:val="22"/>
-        </w:rPr>
-        <w:t xml:space="preserve">Appreciated a lot of things I wish I can stay in longer than 24</w:t>
-      </w:r>
-    </w:p>
-    <w:p>
-      <w:pPr>
-        <w:pStyle w:val="ListParagraph"/>
-        <w:numPr>
-          <w:ilvl w:val="0"/>
-          <w:numId w:val="2"/>
-        </w:numPr>
-      </w:pPr>
-      <w:r>
-        <w:rPr>
-          <w:rFonts w:ascii="Calibri" w:cs="Calibri" w:eastAsia="Calibri" w:hAnsi="Calibri"/>
-          <w:sz w:val="22"/>
-          <w:szCs w:val="22"/>
-        </w:rPr>
-        <w:t xml:space="preserve">No</w:t>
-      </w:r>
-    </w:p>
-    <w:p>
-      <w:pPr>
-        <w:pStyle w:val="ListParagraph"/>
-        <w:numPr>
-          <w:ilvl w:val="0"/>
-          <w:numId w:val="2"/>
-        </w:numPr>
-      </w:pPr>
-      <w:r>
-        <w:rPr>
-          <w:rFonts w:ascii="Calibri" w:cs="Calibri" w:eastAsia="Calibri" w:hAnsi="Calibri"/>
-          <w:sz w:val="22"/>
-          <w:szCs w:val="22"/>
-        </w:rPr>
-        <w:t xml:space="preserve">No</w:t>
-      </w:r>
-    </w:p>
-    <w:p>
-      <w:pPr>
-        <w:pStyle w:val="ListParagraph"/>
-        <w:numPr>
-          <w:ilvl w:val="0"/>
-          <w:numId w:val="2"/>
-        </w:numPr>
+        <w:spacing w:after="240" w:before="240" w:line="240"/>
       </w:pPr>
       <w:r>
         <w:rPr>
@@ -37116,7 +37039,7 @@
     <w:next w:val="Normal"/>
     <w:qFormat/>
     <w:pPr>
-      <w:spacing w:after="120" w:before="240"/>
+      <w:spacing w:after="240" w:before="240"/>
       <w:outlineLvl w:val="0"/>
     </w:pPr>
     <w:rPr>
@@ -37134,7 +37057,7 @@
     <w:next w:val="Normal"/>
     <w:qFormat/>
     <w:pPr>
-      <w:spacing w:after="60" w:before="180"/>
+      <w:spacing w:after="240" w:before="180"/>
       <w:outlineLvl w:val="1"/>
     </w:pPr>
     <w:rPr>
@@ -37151,7 +37074,7 @@
     <w:basedOn w:val="Normal"/>
     <w:next w:val="Normal"/>
     <w:pPr>
-      <w:spacing w:after="60" w:before="120"/>
+      <w:spacing w:after="240" w:before="120"/>
     </w:pPr>
     <w:rPr>
       <w:rFonts w:ascii="Calibri" w:cs="Calibri" w:eastAsia="Calibri" w:hAnsi="Calibri"/>

--- a/report/412YZ/report_412YZ_v2.docx
+++ b/report/412YZ/report_412YZ_v2.docx
@@ -3599,6 +3599,22 @@
     </w:tbl>
     <w:p>
       <w:pPr>
+        <w:pStyle w:val="Normal"/>
+        <w:spacing w:after="240" w:before="240" w:line="240"/>
+      </w:pPr>
+      <w:r>
+        <w:rPr>
+          <w:rFonts w:ascii="Calibri" w:cs="Calibri" w:eastAsia="Calibri" w:hAnsi="Calibri"/>
+          <w:b w:val="false"/>
+          <w:bCs w:val="false"/>
+          <w:sz w:val="22"/>
+          <w:szCs w:val="22"/>
+        </w:rPr>
+        <w:t xml:space="preserve">Note: If a youth selected 2 or more race tokens, they are attributed to "Multiracial" only.</w:t>
+      </w:r>
+    </w:p>
+    <w:p>
+      <w:pPr>
         <w:pStyle w:val="Caption"/>
       </w:pPr>
       <w:r>
@@ -5119,7 +5135,7 @@
     </w:p>
     <w:tbl>
       <w:tblPr>
-        <w:tblW w:type="auto" w:w="0"/>
+        <w:tblW w:type="dxa" w:w="9360"/>
         <w:tblBorders>
           <w:top w:val="none" w:color="FFFFFF" w:sz="0"/>
           <w:left w:val="none" w:color="FFFFFF" w:sz="0"/>
@@ -5128,7 +5144,7 @@
           <w:insideH w:val="single" w:color="auto" w:sz="4"/>
           <w:insideV w:val="single" w:color="auto" w:sz="4"/>
         </w:tblBorders>
-        <w:tblLayout w:type="autofit"/>
+        <w:tblLayout w:type="fixed"/>
       </w:tblPr>
       <w:tblGrid>
         <w:gridCol w:w="100"/>
@@ -5142,7 +5158,7 @@
       <w:tr>
         <w:tc>
           <w:tcPr>
-            <w:tcW w:type="auto" w:w="0"/>
+            <w:tcW w:type="dxa" w:w="3900"/>
             <w:tcBorders>
               <w:top w:val="none" w:color="FFFFFF" w:sz="0"/>
               <w:left w:val="none" w:color="FFFFFF" w:sz="0"/>
@@ -5156,6 +5172,7 @@
               <w:bottom w:type="dxa" w:w="80"/>
               <w:right w:type="dxa" w:w="120"/>
             </w:tcMar>
+            <w:vAlign w:val="center"/>
           </w:tcPr>
           <w:p>
             <w:r>
@@ -5166,13 +5183,14 @@
                 <w:sz w:val="22"/>
                 <w:szCs w:val="22"/>
               </w:rPr>
-              <w:t xml:space="preserve">My Youth Coach…</w:t>
-            </w:r>
-          </w:p>
-        </w:tc>
-        <w:tc>
-          <w:tcPr>
-            <w:tcW w:type="auto" w:w="0"/>
+              <w:t xml:space="preserve">My Youth Coach...</w:t>
+            </w:r>
+          </w:p>
+        </w:tc>
+        <w:tc>
+          <w:tcPr>
+            <w:tcW w:type="dxa" w:w="5460"/>
+            <w:gridSpan w:val="6"/>
             <w:tcBorders>
               <w:top w:val="none" w:color="FFFFFF" w:sz="0"/>
               <w:left w:val="none" w:color="FFFFFF" w:sz="0"/>
@@ -5186,8 +5204,12 @@
               <w:bottom w:type="dxa" w:w="80"/>
               <w:right w:type="dxa" w:w="120"/>
             </w:tcMar>
-          </w:tcPr>
-          <w:p>
+            <w:vAlign w:val="center"/>
+          </w:tcPr>
+          <w:p>
+            <w:pPr>
+              <w:jc w:val="center"/>
+            </w:pPr>
             <w:r>
               <w:rPr>
                 <w:rFonts w:ascii="Calibri" w:cs="Calibri" w:eastAsia="Calibri" w:hAnsi="Calibri"/>
@@ -5196,13 +5218,15 @@
                 <w:sz w:val="22"/>
                 <w:szCs w:val="22"/>
               </w:rPr>
-              <w:t xml:space="preserve">Sep-19</w:t>
-            </w:r>
-          </w:p>
-        </w:tc>
-        <w:tc>
-          <w:tcPr>
-            <w:tcW w:type="auto" w:w="0"/>
+              <w:t xml:space="preserve">% Often or All the Time</w:t>
+            </w:r>
+          </w:p>
+        </w:tc>
+      </w:tr>
+      <w:tr>
+        <w:tc>
+          <w:tcPr>
+            <w:tcW w:type="dxa" w:w="3900"/>
             <w:tcBorders>
               <w:top w:val="none" w:color="FFFFFF" w:sz="0"/>
               <w:left w:val="none" w:color="FFFFFF" w:sz="0"/>
@@ -5216,8 +5240,43 @@
               <w:bottom w:type="dxa" w:w="80"/>
               <w:right w:type="dxa" w:w="120"/>
             </w:tcMar>
-          </w:tcPr>
-          <w:p>
+            <w:vAlign w:val="center"/>
+          </w:tcPr>
+          <w:p>
+            <w:r>
+              <w:rPr>
+                <w:rFonts w:ascii="Calibri" w:cs="Calibri" w:eastAsia="Calibri" w:hAnsi="Calibri"/>
+                <w:b w:val="false"/>
+                <w:bCs w:val="false"/>
+                <w:sz w:val="22"/>
+                <w:szCs w:val="22"/>
+              </w:rPr>
+              <w:t xml:space="preserve"/>
+            </w:r>
+          </w:p>
+        </w:tc>
+        <w:tc>
+          <w:tcPr>
+            <w:tcW w:type="dxa" w:w="910"/>
+            <w:tcBorders>
+              <w:top w:val="none" w:color="FFFFFF" w:sz="0"/>
+              <w:left w:val="none" w:color="FFFFFF" w:sz="0"/>
+              <w:bottom w:val="none" w:color="FFFFFF" w:sz="0"/>
+              <w:right w:val="none" w:color="FFFFFF" w:sz="0"/>
+            </w:tcBorders>
+            <w:shd w:fill="DCE6F1" w:color="auto" w:val="clear"/>
+            <w:tcMar>
+              <w:top w:type="dxa" w:w="80"/>
+              <w:left w:type="dxa" w:w="120"/>
+              <w:bottom w:type="dxa" w:w="80"/>
+              <w:right w:type="dxa" w:w="120"/>
+            </w:tcMar>
+            <w:vAlign w:val="center"/>
+          </w:tcPr>
+          <w:p>
+            <w:pPr>
+              <w:jc w:val="center"/>
+            </w:pPr>
             <w:r>
               <w:rPr>
                 <w:rFonts w:ascii="Calibri" w:cs="Calibri" w:eastAsia="Calibri" w:hAnsi="Calibri"/>
@@ -5226,13 +5285,13 @@
                 <w:sz w:val="22"/>
                 <w:szCs w:val="22"/>
               </w:rPr>
-              <w:t xml:space="preserve">Mar-22</w:t>
-            </w:r>
-          </w:p>
-        </w:tc>
-        <w:tc>
-          <w:tcPr>
-            <w:tcW w:type="auto" w:w="0"/>
+              <w:t xml:space="preserve">Sep-19</w:t>
+            </w:r>
+          </w:p>
+        </w:tc>
+        <w:tc>
+          <w:tcPr>
+            <w:tcW w:type="dxa" w:w="910"/>
             <w:tcBorders>
               <w:top w:val="none" w:color="FFFFFF" w:sz="0"/>
               <w:left w:val="none" w:color="FFFFFF" w:sz="0"/>
@@ -5246,8 +5305,12 @@
               <w:bottom w:type="dxa" w:w="80"/>
               <w:right w:type="dxa" w:w="120"/>
             </w:tcMar>
-          </w:tcPr>
-          <w:p>
+            <w:vAlign w:val="center"/>
+          </w:tcPr>
+          <w:p>
+            <w:pPr>
+              <w:jc w:val="center"/>
+            </w:pPr>
             <w:r>
               <w:rPr>
                 <w:rFonts w:ascii="Calibri" w:cs="Calibri" w:eastAsia="Calibri" w:hAnsi="Calibri"/>
@@ -5256,13 +5319,13 @@
                 <w:sz w:val="22"/>
                 <w:szCs w:val="22"/>
               </w:rPr>
-              <w:t xml:space="preserve">Feb-23</w:t>
-            </w:r>
-          </w:p>
-        </w:tc>
-        <w:tc>
-          <w:tcPr>
-            <w:tcW w:type="auto" w:w="0"/>
+              <w:t xml:space="preserve">Mar-22</w:t>
+            </w:r>
+          </w:p>
+        </w:tc>
+        <w:tc>
+          <w:tcPr>
+            <w:tcW w:type="dxa" w:w="910"/>
             <w:tcBorders>
               <w:top w:val="none" w:color="FFFFFF" w:sz="0"/>
               <w:left w:val="none" w:color="FFFFFF" w:sz="0"/>
@@ -5276,8 +5339,12 @@
               <w:bottom w:type="dxa" w:w="80"/>
               <w:right w:type="dxa" w:w="120"/>
             </w:tcMar>
-          </w:tcPr>
-          <w:p>
+            <w:vAlign w:val="center"/>
+          </w:tcPr>
+          <w:p>
+            <w:pPr>
+              <w:jc w:val="center"/>
+            </w:pPr>
             <w:r>
               <w:rPr>
                 <w:rFonts w:ascii="Calibri" w:cs="Calibri" w:eastAsia="Calibri" w:hAnsi="Calibri"/>
@@ -5286,13 +5353,13 @@
                 <w:sz w:val="22"/>
                 <w:szCs w:val="22"/>
               </w:rPr>
-              <w:t xml:space="preserve">Feb-24</w:t>
-            </w:r>
-          </w:p>
-        </w:tc>
-        <w:tc>
-          <w:tcPr>
-            <w:tcW w:type="auto" w:w="0"/>
+              <w:t xml:space="preserve">Feb-23</w:t>
+            </w:r>
+          </w:p>
+        </w:tc>
+        <w:tc>
+          <w:tcPr>
+            <w:tcW w:type="dxa" w:w="910"/>
             <w:tcBorders>
               <w:top w:val="none" w:color="FFFFFF" w:sz="0"/>
               <w:left w:val="none" w:color="FFFFFF" w:sz="0"/>
@@ -5306,8 +5373,12 @@
               <w:bottom w:type="dxa" w:w="80"/>
               <w:right w:type="dxa" w:w="120"/>
             </w:tcMar>
-          </w:tcPr>
-          <w:p>
+            <w:vAlign w:val="center"/>
+          </w:tcPr>
+          <w:p>
+            <w:pPr>
+              <w:jc w:val="center"/>
+            </w:pPr>
             <w:r>
               <w:rPr>
                 <w:rFonts w:ascii="Calibri" w:cs="Calibri" w:eastAsia="Calibri" w:hAnsi="Calibri"/>
@@ -5316,13 +5387,13 @@
                 <w:sz w:val="22"/>
                 <w:szCs w:val="22"/>
               </w:rPr>
-              <w:t xml:space="preserve">Feb-25</w:t>
-            </w:r>
-          </w:p>
-        </w:tc>
-        <w:tc>
-          <w:tcPr>
-            <w:tcW w:type="auto" w:w="0"/>
+              <w:t xml:space="preserve">Feb-24</w:t>
+            </w:r>
+          </w:p>
+        </w:tc>
+        <w:tc>
+          <w:tcPr>
+            <w:tcW w:type="dxa" w:w="910"/>
             <w:tcBorders>
               <w:top w:val="none" w:color="FFFFFF" w:sz="0"/>
               <w:left w:val="none" w:color="FFFFFF" w:sz="0"/>
@@ -5336,8 +5407,12 @@
               <w:bottom w:type="dxa" w:w="80"/>
               <w:right w:type="dxa" w:w="120"/>
             </w:tcMar>
-          </w:tcPr>
-          <w:p>
+            <w:vAlign w:val="center"/>
+          </w:tcPr>
+          <w:p>
+            <w:pPr>
+              <w:jc w:val="center"/>
+            </w:pPr>
             <w:r>
               <w:rPr>
                 <w:rFonts w:ascii="Calibri" w:cs="Calibri" w:eastAsia="Calibri" w:hAnsi="Calibri"/>
@@ -5346,6 +5421,40 @@
                 <w:sz w:val="22"/>
                 <w:szCs w:val="22"/>
               </w:rPr>
+              <w:t xml:space="preserve">Feb-25</w:t>
+            </w:r>
+          </w:p>
+        </w:tc>
+        <w:tc>
+          <w:tcPr>
+            <w:tcW w:type="dxa" w:w="910"/>
+            <w:tcBorders>
+              <w:top w:val="none" w:color="FFFFFF" w:sz="0"/>
+              <w:left w:val="none" w:color="FFFFFF" w:sz="0"/>
+              <w:bottom w:val="none" w:color="FFFFFF" w:sz="0"/>
+              <w:right w:val="none" w:color="FFFFFF" w:sz="0"/>
+            </w:tcBorders>
+            <w:shd w:fill="DCE6F1" w:color="auto" w:val="clear"/>
+            <w:tcMar>
+              <w:top w:type="dxa" w:w="80"/>
+              <w:left w:type="dxa" w:w="120"/>
+              <w:bottom w:type="dxa" w:w="80"/>
+              <w:right w:type="dxa" w:w="120"/>
+            </w:tcMar>
+            <w:vAlign w:val="center"/>
+          </w:tcPr>
+          <w:p>
+            <w:pPr>
+              <w:jc w:val="center"/>
+            </w:pPr>
+            <w:r>
+              <w:rPr>
+                <w:rFonts w:ascii="Calibri" w:cs="Calibri" w:eastAsia="Calibri" w:hAnsi="Calibri"/>
+                <w:b/>
+                <w:bCs/>
+                <w:sz w:val="22"/>
+                <w:szCs w:val="22"/>
+              </w:rPr>
               <w:t xml:space="preserve">Mar-26</w:t>
             </w:r>
           </w:p>
@@ -5354,204 +5463,236 @@
       <w:tr>
         <w:tc>
           <w:tcPr>
-            <w:tcW w:type="auto" w:w="0"/>
-            <w:tcBorders>
-              <w:top w:val="none" w:color="FFFFFF" w:sz="0"/>
-              <w:left w:val="none" w:color="FFFFFF" w:sz="0"/>
-              <w:bottom w:val="none" w:color="FFFFFF" w:sz="0"/>
-              <w:right w:val="none" w:color="FFFFFF" w:sz="0"/>
-            </w:tcBorders>
-            <w:tcMar>
-              <w:top w:type="dxa" w:w="80"/>
-              <w:left w:type="dxa" w:w="120"/>
-              <w:bottom w:type="dxa" w:w="80"/>
-              <w:right w:type="dxa" w:w="120"/>
-            </w:tcMar>
-          </w:tcPr>
-          <w:p>
-            <w:r>
-              <w:rPr>
-                <w:rFonts w:ascii="Calibri" w:cs="Calibri" w:eastAsia="Calibri" w:hAnsi="Calibri"/>
-                <w:b w:val="false"/>
-                <w:bCs w:val="false"/>
-                <w:sz w:val="22"/>
-                <w:szCs w:val="22"/>
-              </w:rPr>
-              <w:t xml:space="preserve">My Youth Coach…</w:t>
-            </w:r>
-          </w:p>
-        </w:tc>
-        <w:tc>
-          <w:tcPr>
-            <w:tcW w:type="auto" w:w="0"/>
-            <w:tcBorders>
-              <w:top w:val="none" w:color="FFFFFF" w:sz="0"/>
-              <w:left w:val="none" w:color="FFFFFF" w:sz="0"/>
-              <w:bottom w:val="none" w:color="FFFFFF" w:sz="0"/>
-              <w:right w:val="none" w:color="FFFFFF" w:sz="0"/>
-            </w:tcBorders>
-            <w:tcMar>
-              <w:top w:type="dxa" w:w="80"/>
-              <w:left w:type="dxa" w:w="120"/>
-              <w:bottom w:type="dxa" w:w="80"/>
-              <w:right w:type="dxa" w:w="120"/>
-            </w:tcMar>
-          </w:tcPr>
-          <w:p>
-            <w:r>
-              <w:rPr>
-                <w:rFonts w:ascii="Calibri" w:cs="Calibri" w:eastAsia="Calibri" w:hAnsi="Calibri"/>
-                <w:b w:val="false"/>
-                <w:bCs w:val="false"/>
-                <w:sz w:val="22"/>
-                <w:szCs w:val="22"/>
-              </w:rPr>
-              <w:t xml:space="preserve">% Often or All the Time</w:t>
-            </w:r>
-          </w:p>
-        </w:tc>
-        <w:tc>
-          <w:tcPr>
-            <w:tcW w:type="auto" w:w="0"/>
-            <w:tcBorders>
-              <w:top w:val="none" w:color="FFFFFF" w:sz="0"/>
-              <w:left w:val="none" w:color="FFFFFF" w:sz="0"/>
-              <w:bottom w:val="none" w:color="FFFFFF" w:sz="0"/>
-              <w:right w:val="none" w:color="FFFFFF" w:sz="0"/>
-            </w:tcBorders>
-            <w:tcMar>
-              <w:top w:type="dxa" w:w="80"/>
-              <w:left w:type="dxa" w:w="120"/>
-              <w:bottom w:type="dxa" w:w="80"/>
-              <w:right w:type="dxa" w:w="120"/>
-            </w:tcMar>
-          </w:tcPr>
-          <w:p>
-            <w:r>
-              <w:rPr>
-                <w:rFonts w:ascii="Calibri" w:cs="Calibri" w:eastAsia="Calibri" w:hAnsi="Calibri"/>
-                <w:b w:val="false"/>
-                <w:bCs w:val="false"/>
-                <w:sz w:val="22"/>
-                <w:szCs w:val="22"/>
-              </w:rPr>
-              <w:t xml:space="preserve">% Often or All the Time</w:t>
-            </w:r>
-          </w:p>
-        </w:tc>
-        <w:tc>
-          <w:tcPr>
-            <w:tcW w:type="auto" w:w="0"/>
-            <w:tcBorders>
-              <w:top w:val="none" w:color="FFFFFF" w:sz="0"/>
-              <w:left w:val="none" w:color="FFFFFF" w:sz="0"/>
-              <w:bottom w:val="none" w:color="FFFFFF" w:sz="0"/>
-              <w:right w:val="none" w:color="FFFFFF" w:sz="0"/>
-            </w:tcBorders>
-            <w:tcMar>
-              <w:top w:type="dxa" w:w="80"/>
-              <w:left w:type="dxa" w:w="120"/>
-              <w:bottom w:type="dxa" w:w="80"/>
-              <w:right w:type="dxa" w:w="120"/>
-            </w:tcMar>
-          </w:tcPr>
-          <w:p>
-            <w:r>
-              <w:rPr>
-                <w:rFonts w:ascii="Calibri" w:cs="Calibri" w:eastAsia="Calibri" w:hAnsi="Calibri"/>
-                <w:b w:val="false"/>
-                <w:bCs w:val="false"/>
-                <w:sz w:val="22"/>
-                <w:szCs w:val="22"/>
-              </w:rPr>
-              <w:t xml:space="preserve">% Often or All the Time</w:t>
-            </w:r>
-          </w:p>
-        </w:tc>
-        <w:tc>
-          <w:tcPr>
-            <w:tcW w:type="auto" w:w="0"/>
-            <w:tcBorders>
-              <w:top w:val="none" w:color="FFFFFF" w:sz="0"/>
-              <w:left w:val="none" w:color="FFFFFF" w:sz="0"/>
-              <w:bottom w:val="none" w:color="FFFFFF" w:sz="0"/>
-              <w:right w:val="none" w:color="FFFFFF" w:sz="0"/>
-            </w:tcBorders>
-            <w:tcMar>
-              <w:top w:type="dxa" w:w="80"/>
-              <w:left w:type="dxa" w:w="120"/>
-              <w:bottom w:type="dxa" w:w="80"/>
-              <w:right w:type="dxa" w:w="120"/>
-            </w:tcMar>
-          </w:tcPr>
-          <w:p>
-            <w:r>
-              <w:rPr>
-                <w:rFonts w:ascii="Calibri" w:cs="Calibri" w:eastAsia="Calibri" w:hAnsi="Calibri"/>
-                <w:b w:val="false"/>
-                <w:bCs w:val="false"/>
-                <w:sz w:val="22"/>
-                <w:szCs w:val="22"/>
-              </w:rPr>
-              <w:t xml:space="preserve">% Often or All the Time</w:t>
-            </w:r>
-          </w:p>
-        </w:tc>
-        <w:tc>
-          <w:tcPr>
-            <w:tcW w:type="auto" w:w="0"/>
-            <w:tcBorders>
-              <w:top w:val="none" w:color="FFFFFF" w:sz="0"/>
-              <w:left w:val="none" w:color="FFFFFF" w:sz="0"/>
-              <w:bottom w:val="none" w:color="FFFFFF" w:sz="0"/>
-              <w:right w:val="none" w:color="FFFFFF" w:sz="0"/>
-            </w:tcBorders>
-            <w:tcMar>
-              <w:top w:type="dxa" w:w="80"/>
-              <w:left w:type="dxa" w:w="120"/>
-              <w:bottom w:type="dxa" w:w="80"/>
-              <w:right w:type="dxa" w:w="120"/>
-            </w:tcMar>
-          </w:tcPr>
-          <w:p>
-            <w:r>
-              <w:rPr>
-                <w:rFonts w:ascii="Calibri" w:cs="Calibri" w:eastAsia="Calibri" w:hAnsi="Calibri"/>
-                <w:b w:val="false"/>
-                <w:bCs w:val="false"/>
-                <w:sz w:val="22"/>
-                <w:szCs w:val="22"/>
-              </w:rPr>
-              <w:t xml:space="preserve">% Often or All the Time</w:t>
-            </w:r>
-          </w:p>
-        </w:tc>
-        <w:tc>
-          <w:tcPr>
-            <w:tcW w:type="auto" w:w="0"/>
-            <w:tcBorders>
-              <w:top w:val="none" w:color="FFFFFF" w:sz="0"/>
-              <w:left w:val="none" w:color="FFFFFF" w:sz="0"/>
-              <w:bottom w:val="none" w:color="FFFFFF" w:sz="0"/>
-              <w:right w:val="none" w:color="FFFFFF" w:sz="0"/>
-            </w:tcBorders>
-            <w:tcMar>
-              <w:top w:type="dxa" w:w="80"/>
-              <w:left w:type="dxa" w:w="120"/>
-              <w:bottom w:type="dxa" w:w="80"/>
-              <w:right w:type="dxa" w:w="120"/>
-            </w:tcMar>
-          </w:tcPr>
-          <w:p>
-            <w:r>
-              <w:rPr>
-                <w:rFonts w:ascii="Calibri" w:cs="Calibri" w:eastAsia="Calibri" w:hAnsi="Calibri"/>
-                <w:b w:val="false"/>
-                <w:bCs w:val="false"/>
-                <w:sz w:val="22"/>
-                <w:szCs w:val="22"/>
-              </w:rPr>
-              <w:t xml:space="preserve">% Often or All the Time</w:t>
+            <w:tcW w:type="dxa" w:w="3900"/>
+            <w:tcBorders>
+              <w:top w:val="none" w:color="FFFFFF" w:sz="0"/>
+              <w:left w:val="none" w:color="FFFFFF" w:sz="0"/>
+              <w:bottom w:val="none" w:color="FFFFFF" w:sz="0"/>
+              <w:right w:val="none" w:color="FFFFFF" w:sz="0"/>
+            </w:tcBorders>
+            <w:shd w:fill="EEF3F8" w:color="auto" w:val="clear"/>
+            <w:tcMar>
+              <w:top w:type="dxa" w:w="80"/>
+              <w:left w:type="dxa" w:w="120"/>
+              <w:bottom w:type="dxa" w:w="80"/>
+              <w:right w:type="dxa" w:w="120"/>
+            </w:tcMar>
+            <w:vAlign w:val="center"/>
+          </w:tcPr>
+          <w:p>
+            <w:r>
+              <w:rPr>
+                <w:rFonts w:ascii="Calibri" w:cs="Calibri" w:eastAsia="Calibri" w:hAnsi="Calibri"/>
+                <w:b w:val="false"/>
+                <w:bCs w:val="false"/>
+                <w:sz w:val="22"/>
+                <w:szCs w:val="22"/>
+              </w:rPr>
+              <w:t xml:space="preserve">n</w:t>
+            </w:r>
+          </w:p>
+        </w:tc>
+        <w:tc>
+          <w:tcPr>
+            <w:tcW w:type="dxa" w:w="910"/>
+            <w:tcBorders>
+              <w:top w:val="none" w:color="FFFFFF" w:sz="0"/>
+              <w:left w:val="none" w:color="FFFFFF" w:sz="0"/>
+              <w:bottom w:val="none" w:color="FFFFFF" w:sz="0"/>
+              <w:right w:val="none" w:color="FFFFFF" w:sz="0"/>
+            </w:tcBorders>
+            <w:shd w:fill="EEF3F8" w:color="auto" w:val="clear"/>
+            <w:tcMar>
+              <w:top w:type="dxa" w:w="80"/>
+              <w:left w:type="dxa" w:w="120"/>
+              <w:bottom w:type="dxa" w:w="80"/>
+              <w:right w:type="dxa" w:w="120"/>
+            </w:tcMar>
+            <w:vAlign w:val="center"/>
+          </w:tcPr>
+          <w:p>
+            <w:pPr>
+              <w:jc w:val="center"/>
+            </w:pPr>
+            <w:r>
+              <w:rPr>
+                <w:rFonts w:ascii="Calibri" w:cs="Calibri" w:eastAsia="Calibri" w:hAnsi="Calibri"/>
+                <w:b w:val="false"/>
+                <w:bCs w:val="false"/>
+                <w:sz w:val="22"/>
+                <w:szCs w:val="22"/>
+              </w:rPr>
+              <w:t xml:space="preserve">n=154</w:t>
+            </w:r>
+          </w:p>
+        </w:tc>
+        <w:tc>
+          <w:tcPr>
+            <w:tcW w:type="dxa" w:w="910"/>
+            <w:tcBorders>
+              <w:top w:val="none" w:color="FFFFFF" w:sz="0"/>
+              <w:left w:val="none" w:color="FFFFFF" w:sz="0"/>
+              <w:bottom w:val="none" w:color="FFFFFF" w:sz="0"/>
+              <w:right w:val="none" w:color="FFFFFF" w:sz="0"/>
+            </w:tcBorders>
+            <w:shd w:fill="EEF3F8" w:color="auto" w:val="clear"/>
+            <w:tcMar>
+              <w:top w:type="dxa" w:w="80"/>
+              <w:left w:type="dxa" w:w="120"/>
+              <w:bottom w:type="dxa" w:w="80"/>
+              <w:right w:type="dxa" w:w="120"/>
+            </w:tcMar>
+            <w:vAlign w:val="center"/>
+          </w:tcPr>
+          <w:p>
+            <w:pPr>
+              <w:jc w:val="center"/>
+            </w:pPr>
+            <w:r>
+              <w:rPr>
+                <w:rFonts w:ascii="Calibri" w:cs="Calibri" w:eastAsia="Calibri" w:hAnsi="Calibri"/>
+                <w:b w:val="false"/>
+                <w:bCs w:val="false"/>
+                <w:sz w:val="22"/>
+                <w:szCs w:val="22"/>
+              </w:rPr>
+              <w:t xml:space="preserve">n=103</w:t>
+            </w:r>
+          </w:p>
+        </w:tc>
+        <w:tc>
+          <w:tcPr>
+            <w:tcW w:type="dxa" w:w="910"/>
+            <w:tcBorders>
+              <w:top w:val="none" w:color="FFFFFF" w:sz="0"/>
+              <w:left w:val="none" w:color="FFFFFF" w:sz="0"/>
+              <w:bottom w:val="none" w:color="FFFFFF" w:sz="0"/>
+              <w:right w:val="none" w:color="FFFFFF" w:sz="0"/>
+            </w:tcBorders>
+            <w:shd w:fill="EEF3F8" w:color="auto" w:val="clear"/>
+            <w:tcMar>
+              <w:top w:type="dxa" w:w="80"/>
+              <w:left w:type="dxa" w:w="120"/>
+              <w:bottom w:type="dxa" w:w="80"/>
+              <w:right w:type="dxa" w:w="120"/>
+            </w:tcMar>
+            <w:vAlign w:val="center"/>
+          </w:tcPr>
+          <w:p>
+            <w:pPr>
+              <w:jc w:val="center"/>
+            </w:pPr>
+            <w:r>
+              <w:rPr>
+                <w:rFonts w:ascii="Calibri" w:cs="Calibri" w:eastAsia="Calibri" w:hAnsi="Calibri"/>
+                <w:b w:val="false"/>
+                <w:bCs w:val="false"/>
+                <w:sz w:val="22"/>
+                <w:szCs w:val="22"/>
+              </w:rPr>
+              <w:t xml:space="preserve">n=128</w:t>
+            </w:r>
+          </w:p>
+        </w:tc>
+        <w:tc>
+          <w:tcPr>
+            <w:tcW w:type="dxa" w:w="910"/>
+            <w:tcBorders>
+              <w:top w:val="none" w:color="FFFFFF" w:sz="0"/>
+              <w:left w:val="none" w:color="FFFFFF" w:sz="0"/>
+              <w:bottom w:val="none" w:color="FFFFFF" w:sz="0"/>
+              <w:right w:val="none" w:color="FFFFFF" w:sz="0"/>
+            </w:tcBorders>
+            <w:shd w:fill="EEF3F8" w:color="auto" w:val="clear"/>
+            <w:tcMar>
+              <w:top w:type="dxa" w:w="80"/>
+              <w:left w:type="dxa" w:w="120"/>
+              <w:bottom w:type="dxa" w:w="80"/>
+              <w:right w:type="dxa" w:w="120"/>
+            </w:tcMar>
+            <w:vAlign w:val="center"/>
+          </w:tcPr>
+          <w:p>
+            <w:pPr>
+              <w:jc w:val="center"/>
+            </w:pPr>
+            <w:r>
+              <w:rPr>
+                <w:rFonts w:ascii="Calibri" w:cs="Calibri" w:eastAsia="Calibri" w:hAnsi="Calibri"/>
+                <w:b w:val="false"/>
+                <w:bCs w:val="false"/>
+                <w:sz w:val="22"/>
+                <w:szCs w:val="22"/>
+              </w:rPr>
+              <w:t xml:space="preserve">n=142</w:t>
+            </w:r>
+          </w:p>
+        </w:tc>
+        <w:tc>
+          <w:tcPr>
+            <w:tcW w:type="dxa" w:w="910"/>
+            <w:tcBorders>
+              <w:top w:val="none" w:color="FFFFFF" w:sz="0"/>
+              <w:left w:val="none" w:color="FFFFFF" w:sz="0"/>
+              <w:bottom w:val="none" w:color="FFFFFF" w:sz="0"/>
+              <w:right w:val="none" w:color="FFFFFF" w:sz="0"/>
+            </w:tcBorders>
+            <w:shd w:fill="EEF3F8" w:color="auto" w:val="clear"/>
+            <w:tcMar>
+              <w:top w:type="dxa" w:w="80"/>
+              <w:left w:type="dxa" w:w="120"/>
+              <w:bottom w:type="dxa" w:w="80"/>
+              <w:right w:type="dxa" w:w="120"/>
+            </w:tcMar>
+            <w:vAlign w:val="center"/>
+          </w:tcPr>
+          <w:p>
+            <w:pPr>
+              <w:jc w:val="center"/>
+            </w:pPr>
+            <w:r>
+              <w:rPr>
+                <w:rFonts w:ascii="Calibri" w:cs="Calibri" w:eastAsia="Calibri" w:hAnsi="Calibri"/>
+                <w:b w:val="false"/>
+                <w:bCs w:val="false"/>
+                <w:sz w:val="22"/>
+                <w:szCs w:val="22"/>
+              </w:rPr>
+              <w:t xml:space="preserve">n=167</w:t>
+            </w:r>
+          </w:p>
+        </w:tc>
+        <w:tc>
+          <w:tcPr>
+            <w:tcW w:type="dxa" w:w="910"/>
+            <w:tcBorders>
+              <w:top w:val="none" w:color="FFFFFF" w:sz="0"/>
+              <w:left w:val="none" w:color="FFFFFF" w:sz="0"/>
+              <w:bottom w:val="none" w:color="FFFFFF" w:sz="0"/>
+              <w:right w:val="none" w:color="FFFFFF" w:sz="0"/>
+            </w:tcBorders>
+            <w:shd w:fill="EEF3F8" w:color="auto" w:val="clear"/>
+            <w:tcMar>
+              <w:top w:type="dxa" w:w="80"/>
+              <w:left w:type="dxa" w:w="120"/>
+              <w:bottom w:type="dxa" w:w="80"/>
+              <w:right w:type="dxa" w:w="120"/>
+            </w:tcMar>
+            <w:vAlign w:val="center"/>
+          </w:tcPr>
+          <w:p>
+            <w:pPr>
+              <w:jc w:val="center"/>
+            </w:pPr>
+            <w:r>
+              <w:rPr>
+                <w:rFonts w:ascii="Calibri" w:cs="Calibri" w:eastAsia="Calibri" w:hAnsi="Calibri"/>
+                <w:b w:val="false"/>
+                <w:bCs w:val="false"/>
+                <w:sz w:val="22"/>
+                <w:szCs w:val="22"/>
+              </w:rPr>
+              <w:t xml:space="preserve">n=204</w:t>
             </w:r>
           </w:p>
         </w:tc>
@@ -5559,204 +5700,229 @@
       <w:tr>
         <w:tc>
           <w:tcPr>
-            <w:tcW w:type="auto" w:w="0"/>
-            <w:tcBorders>
-              <w:top w:val="none" w:color="FFFFFF" w:sz="0"/>
-              <w:left w:val="none" w:color="FFFFFF" w:sz="0"/>
-              <w:bottom w:val="none" w:color="FFFFFF" w:sz="0"/>
-              <w:right w:val="none" w:color="FFFFFF" w:sz="0"/>
-            </w:tcBorders>
-            <w:tcMar>
-              <w:top w:type="dxa" w:w="80"/>
-              <w:left w:type="dxa" w:w="120"/>
-              <w:bottom w:type="dxa" w:w="80"/>
-              <w:right w:type="dxa" w:w="120"/>
-            </w:tcMar>
-          </w:tcPr>
-          <w:p>
-            <w:r>
-              <w:rPr>
-                <w:rFonts w:ascii="Calibri" w:cs="Calibri" w:eastAsia="Calibri" w:hAnsi="Calibri"/>
-                <w:b w:val="false"/>
-                <w:bCs w:val="false"/>
-                <w:sz w:val="22"/>
-                <w:szCs w:val="22"/>
-              </w:rPr>
-              <w:t xml:space="preserve">My Youth Coach…</w:t>
-            </w:r>
-          </w:p>
-        </w:tc>
-        <w:tc>
-          <w:tcPr>
-            <w:tcW w:type="auto" w:w="0"/>
-            <w:tcBorders>
-              <w:top w:val="none" w:color="FFFFFF" w:sz="0"/>
-              <w:left w:val="none" w:color="FFFFFF" w:sz="0"/>
-              <w:bottom w:val="none" w:color="FFFFFF" w:sz="0"/>
-              <w:right w:val="none" w:color="FFFFFF" w:sz="0"/>
-            </w:tcBorders>
-            <w:tcMar>
-              <w:top w:type="dxa" w:w="80"/>
-              <w:left w:type="dxa" w:w="120"/>
-              <w:bottom w:type="dxa" w:w="80"/>
-              <w:right w:type="dxa" w:w="120"/>
-            </w:tcMar>
-          </w:tcPr>
-          <w:p>
-            <w:r>
-              <w:rPr>
-                <w:rFonts w:ascii="Calibri" w:cs="Calibri" w:eastAsia="Calibri" w:hAnsi="Calibri"/>
-                <w:b w:val="false"/>
-                <w:bCs w:val="false"/>
-                <w:sz w:val="22"/>
-                <w:szCs w:val="22"/>
-              </w:rPr>
-              <w:t xml:space="preserve">Sep-19</w:t>
-            </w:r>
-          </w:p>
-        </w:tc>
-        <w:tc>
-          <w:tcPr>
-            <w:tcW w:type="auto" w:w="0"/>
-            <w:tcBorders>
-              <w:top w:val="none" w:color="FFFFFF" w:sz="0"/>
-              <w:left w:val="none" w:color="FFFFFF" w:sz="0"/>
-              <w:bottom w:val="none" w:color="FFFFFF" w:sz="0"/>
-              <w:right w:val="none" w:color="FFFFFF" w:sz="0"/>
-            </w:tcBorders>
-            <w:tcMar>
-              <w:top w:type="dxa" w:w="80"/>
-              <w:left w:type="dxa" w:w="120"/>
-              <w:bottom w:type="dxa" w:w="80"/>
-              <w:right w:type="dxa" w:w="120"/>
-            </w:tcMar>
-          </w:tcPr>
-          <w:p>
-            <w:r>
-              <w:rPr>
-                <w:rFonts w:ascii="Calibri" w:cs="Calibri" w:eastAsia="Calibri" w:hAnsi="Calibri"/>
-                <w:b w:val="false"/>
-                <w:bCs w:val="false"/>
-                <w:sz w:val="22"/>
-                <w:szCs w:val="22"/>
-              </w:rPr>
-              <w:t xml:space="preserve">Mar-22</w:t>
-            </w:r>
-          </w:p>
-        </w:tc>
-        <w:tc>
-          <w:tcPr>
-            <w:tcW w:type="auto" w:w="0"/>
-            <w:tcBorders>
-              <w:top w:val="none" w:color="FFFFFF" w:sz="0"/>
-              <w:left w:val="none" w:color="FFFFFF" w:sz="0"/>
-              <w:bottom w:val="none" w:color="FFFFFF" w:sz="0"/>
-              <w:right w:val="none" w:color="FFFFFF" w:sz="0"/>
-            </w:tcBorders>
-            <w:tcMar>
-              <w:top w:type="dxa" w:w="80"/>
-              <w:left w:type="dxa" w:w="120"/>
-              <w:bottom w:type="dxa" w:w="80"/>
-              <w:right w:type="dxa" w:w="120"/>
-            </w:tcMar>
-          </w:tcPr>
-          <w:p>
-            <w:r>
-              <w:rPr>
-                <w:rFonts w:ascii="Calibri" w:cs="Calibri" w:eastAsia="Calibri" w:hAnsi="Calibri"/>
-                <w:b w:val="false"/>
-                <w:bCs w:val="false"/>
-                <w:sz w:val="22"/>
-                <w:szCs w:val="22"/>
-              </w:rPr>
-              <w:t xml:space="preserve">Feb-23</w:t>
-            </w:r>
-          </w:p>
-        </w:tc>
-        <w:tc>
-          <w:tcPr>
-            <w:tcW w:type="auto" w:w="0"/>
-            <w:tcBorders>
-              <w:top w:val="none" w:color="FFFFFF" w:sz="0"/>
-              <w:left w:val="none" w:color="FFFFFF" w:sz="0"/>
-              <w:bottom w:val="none" w:color="FFFFFF" w:sz="0"/>
-              <w:right w:val="none" w:color="FFFFFF" w:sz="0"/>
-            </w:tcBorders>
-            <w:tcMar>
-              <w:top w:type="dxa" w:w="80"/>
-              <w:left w:type="dxa" w:w="120"/>
-              <w:bottom w:type="dxa" w:w="80"/>
-              <w:right w:type="dxa" w:w="120"/>
-            </w:tcMar>
-          </w:tcPr>
-          <w:p>
-            <w:r>
-              <w:rPr>
-                <w:rFonts w:ascii="Calibri" w:cs="Calibri" w:eastAsia="Calibri" w:hAnsi="Calibri"/>
-                <w:b w:val="false"/>
-                <w:bCs w:val="false"/>
-                <w:sz w:val="22"/>
-                <w:szCs w:val="22"/>
-              </w:rPr>
-              <w:t xml:space="preserve">Feb-24</w:t>
-            </w:r>
-          </w:p>
-        </w:tc>
-        <w:tc>
-          <w:tcPr>
-            <w:tcW w:type="auto" w:w="0"/>
-            <w:tcBorders>
-              <w:top w:val="none" w:color="FFFFFF" w:sz="0"/>
-              <w:left w:val="none" w:color="FFFFFF" w:sz="0"/>
-              <w:bottom w:val="none" w:color="FFFFFF" w:sz="0"/>
-              <w:right w:val="none" w:color="FFFFFF" w:sz="0"/>
-            </w:tcBorders>
-            <w:tcMar>
-              <w:top w:type="dxa" w:w="80"/>
-              <w:left w:type="dxa" w:w="120"/>
-              <w:bottom w:type="dxa" w:w="80"/>
-              <w:right w:type="dxa" w:w="120"/>
-            </w:tcMar>
-          </w:tcPr>
-          <w:p>
-            <w:r>
-              <w:rPr>
-                <w:rFonts w:ascii="Calibri" w:cs="Calibri" w:eastAsia="Calibri" w:hAnsi="Calibri"/>
-                <w:b w:val="false"/>
-                <w:bCs w:val="false"/>
-                <w:sz w:val="22"/>
-                <w:szCs w:val="22"/>
-              </w:rPr>
-              <w:t xml:space="preserve">Feb-25</w:t>
-            </w:r>
-          </w:p>
-        </w:tc>
-        <w:tc>
-          <w:tcPr>
-            <w:tcW w:type="auto" w:w="0"/>
-            <w:tcBorders>
-              <w:top w:val="none" w:color="FFFFFF" w:sz="0"/>
-              <w:left w:val="none" w:color="FFFFFF" w:sz="0"/>
-              <w:bottom w:val="none" w:color="FFFFFF" w:sz="0"/>
-              <w:right w:val="none" w:color="FFFFFF" w:sz="0"/>
-            </w:tcBorders>
-            <w:tcMar>
-              <w:top w:type="dxa" w:w="80"/>
-              <w:left w:type="dxa" w:w="120"/>
-              <w:bottom w:type="dxa" w:w="80"/>
-              <w:right w:type="dxa" w:w="120"/>
-            </w:tcMar>
-          </w:tcPr>
-          <w:p>
-            <w:r>
-              <w:rPr>
-                <w:rFonts w:ascii="Calibri" w:cs="Calibri" w:eastAsia="Calibri" w:hAnsi="Calibri"/>
-                <w:b w:val="false"/>
-                <w:bCs w:val="false"/>
-                <w:sz w:val="22"/>
-                <w:szCs w:val="22"/>
-              </w:rPr>
-              <w:t xml:space="preserve">Mar-26</w:t>
+            <w:tcW w:type="dxa" w:w="3900"/>
+            <w:tcBorders>
+              <w:top w:val="none" w:color="FFFFFF" w:sz="0"/>
+              <w:left w:val="none" w:color="FFFFFF" w:sz="0"/>
+              <w:bottom w:val="none" w:color="FFFFFF" w:sz="0"/>
+              <w:right w:val="none" w:color="FFFFFF" w:sz="0"/>
+            </w:tcBorders>
+            <w:tcMar>
+              <w:top w:type="dxa" w:w="80"/>
+              <w:left w:type="dxa" w:w="120"/>
+              <w:bottom w:type="dxa" w:w="80"/>
+              <w:right w:type="dxa" w:w="120"/>
+            </w:tcMar>
+            <w:vAlign w:val="center"/>
+          </w:tcPr>
+          <w:p>
+            <w:r>
+              <w:rPr>
+                <w:rFonts w:ascii="Calibri" w:cs="Calibri" w:eastAsia="Calibri" w:hAnsi="Calibri"/>
+                <w:b w:val="false"/>
+                <w:bCs w:val="false"/>
+                <w:sz w:val="22"/>
+                <w:szCs w:val="22"/>
+              </w:rPr>
+              <w:t xml:space="preserve">Is trustworthy</w:t>
+            </w:r>
+          </w:p>
+        </w:tc>
+        <w:tc>
+          <w:tcPr>
+            <w:tcW w:type="dxa" w:w="910"/>
+            <w:tcBorders>
+              <w:top w:val="none" w:color="FFFFFF" w:sz="0"/>
+              <w:left w:val="none" w:color="FFFFFF" w:sz="0"/>
+              <w:bottom w:val="none" w:color="FFFFFF" w:sz="0"/>
+              <w:right w:val="none" w:color="FFFFFF" w:sz="0"/>
+            </w:tcBorders>
+            <w:tcMar>
+              <w:top w:type="dxa" w:w="80"/>
+              <w:left w:type="dxa" w:w="120"/>
+              <w:bottom w:type="dxa" w:w="80"/>
+              <w:right w:type="dxa" w:w="120"/>
+            </w:tcMar>
+            <w:vAlign w:val="center"/>
+          </w:tcPr>
+          <w:p>
+            <w:pPr>
+              <w:jc w:val="center"/>
+            </w:pPr>
+            <w:r>
+              <w:rPr>
+                <w:rFonts w:ascii="Calibri" w:cs="Calibri" w:eastAsia="Calibri" w:hAnsi="Calibri"/>
+                <w:b w:val="false"/>
+                <w:bCs w:val="false"/>
+                <w:sz w:val="22"/>
+                <w:szCs w:val="22"/>
+              </w:rPr>
+              <w:t xml:space="preserve">94%</w:t>
+            </w:r>
+          </w:p>
+        </w:tc>
+        <w:tc>
+          <w:tcPr>
+            <w:tcW w:type="dxa" w:w="910"/>
+            <w:tcBorders>
+              <w:top w:val="none" w:color="FFFFFF" w:sz="0"/>
+              <w:left w:val="none" w:color="FFFFFF" w:sz="0"/>
+              <w:bottom w:val="none" w:color="FFFFFF" w:sz="0"/>
+              <w:right w:val="none" w:color="FFFFFF" w:sz="0"/>
+            </w:tcBorders>
+            <w:tcMar>
+              <w:top w:type="dxa" w:w="80"/>
+              <w:left w:type="dxa" w:w="120"/>
+              <w:bottom w:type="dxa" w:w="80"/>
+              <w:right w:type="dxa" w:w="120"/>
+            </w:tcMar>
+            <w:vAlign w:val="center"/>
+          </w:tcPr>
+          <w:p>
+            <w:pPr>
+              <w:jc w:val="center"/>
+            </w:pPr>
+            <w:r>
+              <w:rPr>
+                <w:rFonts w:ascii="Calibri" w:cs="Calibri" w:eastAsia="Calibri" w:hAnsi="Calibri"/>
+                <w:b w:val="false"/>
+                <w:bCs w:val="false"/>
+                <w:sz w:val="22"/>
+                <w:szCs w:val="22"/>
+              </w:rPr>
+              <w:t xml:space="preserve">91%</w:t>
+            </w:r>
+          </w:p>
+        </w:tc>
+        <w:tc>
+          <w:tcPr>
+            <w:tcW w:type="dxa" w:w="910"/>
+            <w:tcBorders>
+              <w:top w:val="none" w:color="FFFFFF" w:sz="0"/>
+              <w:left w:val="none" w:color="FFFFFF" w:sz="0"/>
+              <w:bottom w:val="none" w:color="FFFFFF" w:sz="0"/>
+              <w:right w:val="none" w:color="FFFFFF" w:sz="0"/>
+            </w:tcBorders>
+            <w:tcMar>
+              <w:top w:type="dxa" w:w="80"/>
+              <w:left w:type="dxa" w:w="120"/>
+              <w:bottom w:type="dxa" w:w="80"/>
+              <w:right w:type="dxa" w:w="120"/>
+            </w:tcMar>
+            <w:vAlign w:val="center"/>
+          </w:tcPr>
+          <w:p>
+            <w:pPr>
+              <w:jc w:val="center"/>
+            </w:pPr>
+            <w:r>
+              <w:rPr>
+                <w:rFonts w:ascii="Calibri" w:cs="Calibri" w:eastAsia="Calibri" w:hAnsi="Calibri"/>
+                <w:b w:val="false"/>
+                <w:bCs w:val="false"/>
+                <w:sz w:val="22"/>
+                <w:szCs w:val="22"/>
+              </w:rPr>
+              <w:t xml:space="preserve">95%</w:t>
+            </w:r>
+          </w:p>
+        </w:tc>
+        <w:tc>
+          <w:tcPr>
+            <w:tcW w:type="dxa" w:w="910"/>
+            <w:tcBorders>
+              <w:top w:val="none" w:color="FFFFFF" w:sz="0"/>
+              <w:left w:val="none" w:color="FFFFFF" w:sz="0"/>
+              <w:bottom w:val="none" w:color="FFFFFF" w:sz="0"/>
+              <w:right w:val="none" w:color="FFFFFF" w:sz="0"/>
+            </w:tcBorders>
+            <w:tcMar>
+              <w:top w:type="dxa" w:w="80"/>
+              <w:left w:type="dxa" w:w="120"/>
+              <w:bottom w:type="dxa" w:w="80"/>
+              <w:right w:type="dxa" w:w="120"/>
+            </w:tcMar>
+            <w:vAlign w:val="center"/>
+          </w:tcPr>
+          <w:p>
+            <w:pPr>
+              <w:jc w:val="center"/>
+            </w:pPr>
+            <w:r>
+              <w:rPr>
+                <w:rFonts w:ascii="Calibri" w:cs="Calibri" w:eastAsia="Calibri" w:hAnsi="Calibri"/>
+                <w:b w:val="false"/>
+                <w:bCs w:val="false"/>
+                <w:sz w:val="22"/>
+                <w:szCs w:val="22"/>
+              </w:rPr>
+              <w:t xml:space="preserve">95%</w:t>
+            </w:r>
+          </w:p>
+        </w:tc>
+        <w:tc>
+          <w:tcPr>
+            <w:tcW w:type="dxa" w:w="910"/>
+            <w:tcBorders>
+              <w:top w:val="none" w:color="FFFFFF" w:sz="0"/>
+              <w:left w:val="none" w:color="FFFFFF" w:sz="0"/>
+              <w:bottom w:val="none" w:color="FFFFFF" w:sz="0"/>
+              <w:right w:val="none" w:color="FFFFFF" w:sz="0"/>
+            </w:tcBorders>
+            <w:tcMar>
+              <w:top w:type="dxa" w:w="80"/>
+              <w:left w:type="dxa" w:w="120"/>
+              <w:bottom w:type="dxa" w:w="80"/>
+              <w:right w:type="dxa" w:w="120"/>
+            </w:tcMar>
+            <w:vAlign w:val="center"/>
+          </w:tcPr>
+          <w:p>
+            <w:pPr>
+              <w:jc w:val="center"/>
+            </w:pPr>
+            <w:r>
+              <w:rPr>
+                <w:rFonts w:ascii="Calibri" w:cs="Calibri" w:eastAsia="Calibri" w:hAnsi="Calibri"/>
+                <w:b w:val="false"/>
+                <w:bCs w:val="false"/>
+                <w:sz w:val="22"/>
+                <w:szCs w:val="22"/>
+              </w:rPr>
+              <w:t xml:space="preserve">90%</w:t>
+            </w:r>
+          </w:p>
+        </w:tc>
+        <w:tc>
+          <w:tcPr>
+            <w:tcW w:type="dxa" w:w="910"/>
+            <w:tcBorders>
+              <w:top w:val="none" w:color="FFFFFF" w:sz="0"/>
+              <w:left w:val="none" w:color="FFFFFF" w:sz="0"/>
+              <w:bottom w:val="none" w:color="FFFFFF" w:sz="0"/>
+              <w:right w:val="none" w:color="FFFFFF" w:sz="0"/>
+            </w:tcBorders>
+            <w:tcMar>
+              <w:top w:type="dxa" w:w="80"/>
+              <w:left w:type="dxa" w:w="120"/>
+              <w:bottom w:type="dxa" w:w="80"/>
+              <w:right w:type="dxa" w:w="120"/>
+            </w:tcMar>
+            <w:vAlign w:val="center"/>
+          </w:tcPr>
+          <w:p>
+            <w:pPr>
+              <w:jc w:val="center"/>
+            </w:pPr>
+            <w:r>
+              <w:rPr>
+                <w:rFonts w:ascii="Calibri" w:cs="Calibri" w:eastAsia="Calibri" w:hAnsi="Calibri"/>
+                <w:b w:val="false"/>
+                <w:bCs w:val="false"/>
+                <w:sz w:val="22"/>
+                <w:szCs w:val="22"/>
+              </w:rPr>
+              <w:t xml:space="preserve">90%</w:t>
             </w:r>
           </w:p>
         </w:tc>
@@ -5764,204 +5930,229 @@
       <w:tr>
         <w:tc>
           <w:tcPr>
-            <w:tcW w:type="auto" w:w="0"/>
-            <w:tcBorders>
-              <w:top w:val="none" w:color="FFFFFF" w:sz="0"/>
-              <w:left w:val="none" w:color="FFFFFF" w:sz="0"/>
-              <w:bottom w:val="none" w:color="FFFFFF" w:sz="0"/>
-              <w:right w:val="none" w:color="FFFFFF" w:sz="0"/>
-            </w:tcBorders>
-            <w:tcMar>
-              <w:top w:type="dxa" w:w="80"/>
-              <w:left w:type="dxa" w:w="120"/>
-              <w:bottom w:type="dxa" w:w="80"/>
-              <w:right w:type="dxa" w:w="120"/>
-            </w:tcMar>
-          </w:tcPr>
-          <w:p>
-            <w:r>
-              <w:rPr>
-                <w:rFonts w:ascii="Calibri" w:cs="Calibri" w:eastAsia="Calibri" w:hAnsi="Calibri"/>
-                <w:b w:val="false"/>
-                <w:bCs w:val="false"/>
-                <w:sz w:val="22"/>
-                <w:szCs w:val="22"/>
-              </w:rPr>
-              <w:t xml:space="preserve">My Youth Coach…</w:t>
-            </w:r>
-          </w:p>
-        </w:tc>
-        <w:tc>
-          <w:tcPr>
-            <w:tcW w:type="auto" w:w="0"/>
-            <w:tcBorders>
-              <w:top w:val="none" w:color="FFFFFF" w:sz="0"/>
-              <w:left w:val="none" w:color="FFFFFF" w:sz="0"/>
-              <w:bottom w:val="none" w:color="FFFFFF" w:sz="0"/>
-              <w:right w:val="none" w:color="FFFFFF" w:sz="0"/>
-            </w:tcBorders>
-            <w:tcMar>
-              <w:top w:type="dxa" w:w="80"/>
-              <w:left w:type="dxa" w:w="120"/>
-              <w:bottom w:type="dxa" w:w="80"/>
-              <w:right w:type="dxa" w:w="120"/>
-            </w:tcMar>
-          </w:tcPr>
-          <w:p>
-            <w:r>
-              <w:rPr>
-                <w:rFonts w:ascii="Calibri" w:cs="Calibri" w:eastAsia="Calibri" w:hAnsi="Calibri"/>
-                <w:b w:val="false"/>
-                <w:bCs w:val="false"/>
-                <w:sz w:val="22"/>
-                <w:szCs w:val="22"/>
-              </w:rPr>
-              <w:t xml:space="preserve">n=154</w:t>
-            </w:r>
-          </w:p>
-        </w:tc>
-        <w:tc>
-          <w:tcPr>
-            <w:tcW w:type="auto" w:w="0"/>
-            <w:tcBorders>
-              <w:top w:val="none" w:color="FFFFFF" w:sz="0"/>
-              <w:left w:val="none" w:color="FFFFFF" w:sz="0"/>
-              <w:bottom w:val="none" w:color="FFFFFF" w:sz="0"/>
-              <w:right w:val="none" w:color="FFFFFF" w:sz="0"/>
-            </w:tcBorders>
-            <w:tcMar>
-              <w:top w:type="dxa" w:w="80"/>
-              <w:left w:type="dxa" w:w="120"/>
-              <w:bottom w:type="dxa" w:w="80"/>
-              <w:right w:type="dxa" w:w="120"/>
-            </w:tcMar>
-          </w:tcPr>
-          <w:p>
-            <w:r>
-              <w:rPr>
-                <w:rFonts w:ascii="Calibri" w:cs="Calibri" w:eastAsia="Calibri" w:hAnsi="Calibri"/>
-                <w:b w:val="false"/>
-                <w:bCs w:val="false"/>
-                <w:sz w:val="22"/>
-                <w:szCs w:val="22"/>
-              </w:rPr>
-              <w:t xml:space="preserve">n=103</w:t>
-            </w:r>
-          </w:p>
-        </w:tc>
-        <w:tc>
-          <w:tcPr>
-            <w:tcW w:type="auto" w:w="0"/>
-            <w:tcBorders>
-              <w:top w:val="none" w:color="FFFFFF" w:sz="0"/>
-              <w:left w:val="none" w:color="FFFFFF" w:sz="0"/>
-              <w:bottom w:val="none" w:color="FFFFFF" w:sz="0"/>
-              <w:right w:val="none" w:color="FFFFFF" w:sz="0"/>
-            </w:tcBorders>
-            <w:tcMar>
-              <w:top w:type="dxa" w:w="80"/>
-              <w:left w:type="dxa" w:w="120"/>
-              <w:bottom w:type="dxa" w:w="80"/>
-              <w:right w:type="dxa" w:w="120"/>
-            </w:tcMar>
-          </w:tcPr>
-          <w:p>
-            <w:r>
-              <w:rPr>
-                <w:rFonts w:ascii="Calibri" w:cs="Calibri" w:eastAsia="Calibri" w:hAnsi="Calibri"/>
-                <w:b w:val="false"/>
-                <w:bCs w:val="false"/>
-                <w:sz w:val="22"/>
-                <w:szCs w:val="22"/>
-              </w:rPr>
-              <w:t xml:space="preserve">n=128</w:t>
-            </w:r>
-          </w:p>
-        </w:tc>
-        <w:tc>
-          <w:tcPr>
-            <w:tcW w:type="auto" w:w="0"/>
-            <w:tcBorders>
-              <w:top w:val="none" w:color="FFFFFF" w:sz="0"/>
-              <w:left w:val="none" w:color="FFFFFF" w:sz="0"/>
-              <w:bottom w:val="none" w:color="FFFFFF" w:sz="0"/>
-              <w:right w:val="none" w:color="FFFFFF" w:sz="0"/>
-            </w:tcBorders>
-            <w:tcMar>
-              <w:top w:type="dxa" w:w="80"/>
-              <w:left w:type="dxa" w:w="120"/>
-              <w:bottom w:type="dxa" w:w="80"/>
-              <w:right w:type="dxa" w:w="120"/>
-            </w:tcMar>
-          </w:tcPr>
-          <w:p>
-            <w:r>
-              <w:rPr>
-                <w:rFonts w:ascii="Calibri" w:cs="Calibri" w:eastAsia="Calibri" w:hAnsi="Calibri"/>
-                <w:b w:val="false"/>
-                <w:bCs w:val="false"/>
-                <w:sz w:val="22"/>
-                <w:szCs w:val="22"/>
-              </w:rPr>
-              <w:t xml:space="preserve">n=142</w:t>
-            </w:r>
-          </w:p>
-        </w:tc>
-        <w:tc>
-          <w:tcPr>
-            <w:tcW w:type="auto" w:w="0"/>
-            <w:tcBorders>
-              <w:top w:val="none" w:color="FFFFFF" w:sz="0"/>
-              <w:left w:val="none" w:color="FFFFFF" w:sz="0"/>
-              <w:bottom w:val="none" w:color="FFFFFF" w:sz="0"/>
-              <w:right w:val="none" w:color="FFFFFF" w:sz="0"/>
-            </w:tcBorders>
-            <w:tcMar>
-              <w:top w:type="dxa" w:w="80"/>
-              <w:left w:type="dxa" w:w="120"/>
-              <w:bottom w:type="dxa" w:w="80"/>
-              <w:right w:type="dxa" w:w="120"/>
-            </w:tcMar>
-          </w:tcPr>
-          <w:p>
-            <w:r>
-              <w:rPr>
-                <w:rFonts w:ascii="Calibri" w:cs="Calibri" w:eastAsia="Calibri" w:hAnsi="Calibri"/>
-                <w:b w:val="false"/>
-                <w:bCs w:val="false"/>
-                <w:sz w:val="22"/>
-                <w:szCs w:val="22"/>
-              </w:rPr>
-              <w:t xml:space="preserve">n=167</w:t>
-            </w:r>
-          </w:p>
-        </w:tc>
-        <w:tc>
-          <w:tcPr>
-            <w:tcW w:type="auto" w:w="0"/>
-            <w:tcBorders>
-              <w:top w:val="none" w:color="FFFFFF" w:sz="0"/>
-              <w:left w:val="none" w:color="FFFFFF" w:sz="0"/>
-              <w:bottom w:val="none" w:color="FFFFFF" w:sz="0"/>
-              <w:right w:val="none" w:color="FFFFFF" w:sz="0"/>
-            </w:tcBorders>
-            <w:tcMar>
-              <w:top w:type="dxa" w:w="80"/>
-              <w:left w:type="dxa" w:w="120"/>
-              <w:bottom w:type="dxa" w:w="80"/>
-              <w:right w:type="dxa" w:w="120"/>
-            </w:tcMar>
-          </w:tcPr>
-          <w:p>
-            <w:r>
-              <w:rPr>
-                <w:rFonts w:ascii="Calibri" w:cs="Calibri" w:eastAsia="Calibri" w:hAnsi="Calibri"/>
-                <w:b w:val="false"/>
-                <w:bCs w:val="false"/>
-                <w:sz w:val="22"/>
-                <w:szCs w:val="22"/>
-              </w:rPr>
-              <w:t xml:space="preserve">n=204</w:t>
+            <w:tcW w:type="dxa" w:w="3900"/>
+            <w:tcBorders>
+              <w:top w:val="none" w:color="FFFFFF" w:sz="0"/>
+              <w:left w:val="none" w:color="FFFFFF" w:sz="0"/>
+              <w:bottom w:val="none" w:color="FFFFFF" w:sz="0"/>
+              <w:right w:val="none" w:color="FFFFFF" w:sz="0"/>
+            </w:tcBorders>
+            <w:tcMar>
+              <w:top w:type="dxa" w:w="80"/>
+              <w:left w:type="dxa" w:w="120"/>
+              <w:bottom w:type="dxa" w:w="80"/>
+              <w:right w:type="dxa" w:w="120"/>
+            </w:tcMar>
+            <w:vAlign w:val="center"/>
+          </w:tcPr>
+          <w:p>
+            <w:r>
+              <w:rPr>
+                <w:rFonts w:ascii="Calibri" w:cs="Calibri" w:eastAsia="Calibri" w:hAnsi="Calibri"/>
+                <w:b w:val="false"/>
+                <w:bCs w:val="false"/>
+                <w:sz w:val="22"/>
+                <w:szCs w:val="22"/>
+              </w:rPr>
+              <w:t xml:space="preserve">Is reliable</w:t>
+            </w:r>
+          </w:p>
+        </w:tc>
+        <w:tc>
+          <w:tcPr>
+            <w:tcW w:type="dxa" w:w="910"/>
+            <w:tcBorders>
+              <w:top w:val="none" w:color="FFFFFF" w:sz="0"/>
+              <w:left w:val="none" w:color="FFFFFF" w:sz="0"/>
+              <w:bottom w:val="none" w:color="FFFFFF" w:sz="0"/>
+              <w:right w:val="none" w:color="FFFFFF" w:sz="0"/>
+            </w:tcBorders>
+            <w:tcMar>
+              <w:top w:type="dxa" w:w="80"/>
+              <w:left w:type="dxa" w:w="120"/>
+              <w:bottom w:type="dxa" w:w="80"/>
+              <w:right w:type="dxa" w:w="120"/>
+            </w:tcMar>
+            <w:vAlign w:val="center"/>
+          </w:tcPr>
+          <w:p>
+            <w:pPr>
+              <w:jc w:val="center"/>
+            </w:pPr>
+            <w:r>
+              <w:rPr>
+                <w:rFonts w:ascii="Calibri" w:cs="Calibri" w:eastAsia="Calibri" w:hAnsi="Calibri"/>
+                <w:b w:val="false"/>
+                <w:bCs w:val="false"/>
+                <w:sz w:val="22"/>
+                <w:szCs w:val="22"/>
+              </w:rPr>
+              <w:t xml:space="preserve">92%</w:t>
+            </w:r>
+          </w:p>
+        </w:tc>
+        <w:tc>
+          <w:tcPr>
+            <w:tcW w:type="dxa" w:w="910"/>
+            <w:tcBorders>
+              <w:top w:val="none" w:color="FFFFFF" w:sz="0"/>
+              <w:left w:val="none" w:color="FFFFFF" w:sz="0"/>
+              <w:bottom w:val="none" w:color="FFFFFF" w:sz="0"/>
+              <w:right w:val="none" w:color="FFFFFF" w:sz="0"/>
+            </w:tcBorders>
+            <w:tcMar>
+              <w:top w:type="dxa" w:w="80"/>
+              <w:left w:type="dxa" w:w="120"/>
+              <w:bottom w:type="dxa" w:w="80"/>
+              <w:right w:type="dxa" w:w="120"/>
+            </w:tcMar>
+            <w:vAlign w:val="center"/>
+          </w:tcPr>
+          <w:p>
+            <w:pPr>
+              <w:jc w:val="center"/>
+            </w:pPr>
+            <w:r>
+              <w:rPr>
+                <w:rFonts w:ascii="Calibri" w:cs="Calibri" w:eastAsia="Calibri" w:hAnsi="Calibri"/>
+                <w:b w:val="false"/>
+                <w:bCs w:val="false"/>
+                <w:sz w:val="22"/>
+                <w:szCs w:val="22"/>
+              </w:rPr>
+              <w:t xml:space="preserve">90%</w:t>
+            </w:r>
+          </w:p>
+        </w:tc>
+        <w:tc>
+          <w:tcPr>
+            <w:tcW w:type="dxa" w:w="910"/>
+            <w:tcBorders>
+              <w:top w:val="none" w:color="FFFFFF" w:sz="0"/>
+              <w:left w:val="none" w:color="FFFFFF" w:sz="0"/>
+              <w:bottom w:val="none" w:color="FFFFFF" w:sz="0"/>
+              <w:right w:val="none" w:color="FFFFFF" w:sz="0"/>
+            </w:tcBorders>
+            <w:tcMar>
+              <w:top w:type="dxa" w:w="80"/>
+              <w:left w:type="dxa" w:w="120"/>
+              <w:bottom w:type="dxa" w:w="80"/>
+              <w:right w:type="dxa" w:w="120"/>
+            </w:tcMar>
+            <w:vAlign w:val="center"/>
+          </w:tcPr>
+          <w:p>
+            <w:pPr>
+              <w:jc w:val="center"/>
+            </w:pPr>
+            <w:r>
+              <w:rPr>
+                <w:rFonts w:ascii="Calibri" w:cs="Calibri" w:eastAsia="Calibri" w:hAnsi="Calibri"/>
+                <w:b w:val="false"/>
+                <w:bCs w:val="false"/>
+                <w:sz w:val="22"/>
+                <w:szCs w:val="22"/>
+              </w:rPr>
+              <w:t xml:space="preserve">88%</w:t>
+            </w:r>
+          </w:p>
+        </w:tc>
+        <w:tc>
+          <w:tcPr>
+            <w:tcW w:type="dxa" w:w="910"/>
+            <w:tcBorders>
+              <w:top w:val="none" w:color="FFFFFF" w:sz="0"/>
+              <w:left w:val="none" w:color="FFFFFF" w:sz="0"/>
+              <w:bottom w:val="none" w:color="FFFFFF" w:sz="0"/>
+              <w:right w:val="none" w:color="FFFFFF" w:sz="0"/>
+            </w:tcBorders>
+            <w:tcMar>
+              <w:top w:type="dxa" w:w="80"/>
+              <w:left w:type="dxa" w:w="120"/>
+              <w:bottom w:type="dxa" w:w="80"/>
+              <w:right w:type="dxa" w:w="120"/>
+            </w:tcMar>
+            <w:vAlign w:val="center"/>
+          </w:tcPr>
+          <w:p>
+            <w:pPr>
+              <w:jc w:val="center"/>
+            </w:pPr>
+            <w:r>
+              <w:rPr>
+                <w:rFonts w:ascii="Calibri" w:cs="Calibri" w:eastAsia="Calibri" w:hAnsi="Calibri"/>
+                <w:b w:val="false"/>
+                <w:bCs w:val="false"/>
+                <w:sz w:val="22"/>
+                <w:szCs w:val="22"/>
+              </w:rPr>
+              <w:t xml:space="preserve">93%</w:t>
+            </w:r>
+          </w:p>
+        </w:tc>
+        <w:tc>
+          <w:tcPr>
+            <w:tcW w:type="dxa" w:w="910"/>
+            <w:tcBorders>
+              <w:top w:val="none" w:color="FFFFFF" w:sz="0"/>
+              <w:left w:val="none" w:color="FFFFFF" w:sz="0"/>
+              <w:bottom w:val="none" w:color="FFFFFF" w:sz="0"/>
+              <w:right w:val="none" w:color="FFFFFF" w:sz="0"/>
+            </w:tcBorders>
+            <w:tcMar>
+              <w:top w:type="dxa" w:w="80"/>
+              <w:left w:type="dxa" w:w="120"/>
+              <w:bottom w:type="dxa" w:w="80"/>
+              <w:right w:type="dxa" w:w="120"/>
+            </w:tcMar>
+            <w:vAlign w:val="center"/>
+          </w:tcPr>
+          <w:p>
+            <w:pPr>
+              <w:jc w:val="center"/>
+            </w:pPr>
+            <w:r>
+              <w:rPr>
+                <w:rFonts w:ascii="Calibri" w:cs="Calibri" w:eastAsia="Calibri" w:hAnsi="Calibri"/>
+                <w:b w:val="false"/>
+                <w:bCs w:val="false"/>
+                <w:sz w:val="22"/>
+                <w:szCs w:val="22"/>
+              </w:rPr>
+              <w:t xml:space="preserve">89%</w:t>
+            </w:r>
+          </w:p>
+        </w:tc>
+        <w:tc>
+          <w:tcPr>
+            <w:tcW w:type="dxa" w:w="910"/>
+            <w:tcBorders>
+              <w:top w:val="none" w:color="FFFFFF" w:sz="0"/>
+              <w:left w:val="none" w:color="FFFFFF" w:sz="0"/>
+              <w:bottom w:val="none" w:color="FFFFFF" w:sz="0"/>
+              <w:right w:val="none" w:color="FFFFFF" w:sz="0"/>
+            </w:tcBorders>
+            <w:tcMar>
+              <w:top w:type="dxa" w:w="80"/>
+              <w:left w:type="dxa" w:w="120"/>
+              <w:bottom w:type="dxa" w:w="80"/>
+              <w:right w:type="dxa" w:w="120"/>
+            </w:tcMar>
+            <w:vAlign w:val="center"/>
+          </w:tcPr>
+          <w:p>
+            <w:pPr>
+              <w:jc w:val="center"/>
+            </w:pPr>
+            <w:r>
+              <w:rPr>
+                <w:rFonts w:ascii="Calibri" w:cs="Calibri" w:eastAsia="Calibri" w:hAnsi="Calibri"/>
+                <w:b w:val="false"/>
+                <w:bCs w:val="false"/>
+                <w:sz w:val="22"/>
+                <w:szCs w:val="22"/>
+              </w:rPr>
+              <w:t xml:space="preserve">84%</w:t>
             </w:r>
           </w:p>
         </w:tc>
@@ -5969,50 +6160,55 @@
       <w:tr>
         <w:tc>
           <w:tcPr>
-            <w:tcW w:type="auto" w:w="0"/>
-            <w:tcBorders>
-              <w:top w:val="none" w:color="FFFFFF" w:sz="0"/>
-              <w:left w:val="none" w:color="FFFFFF" w:sz="0"/>
-              <w:bottom w:val="none" w:color="FFFFFF" w:sz="0"/>
-              <w:right w:val="none" w:color="FFFFFF" w:sz="0"/>
-            </w:tcBorders>
-            <w:tcMar>
-              <w:top w:type="dxa" w:w="80"/>
-              <w:left w:type="dxa" w:w="120"/>
-              <w:bottom w:type="dxa" w:w="80"/>
-              <w:right w:type="dxa" w:w="120"/>
-            </w:tcMar>
-          </w:tcPr>
-          <w:p>
-            <w:r>
-              <w:rPr>
-                <w:rFonts w:ascii="Calibri" w:cs="Calibri" w:eastAsia="Calibri" w:hAnsi="Calibri"/>
-                <w:b w:val="false"/>
-                <w:bCs w:val="false"/>
-                <w:sz w:val="22"/>
-                <w:szCs w:val="22"/>
-              </w:rPr>
-              <w:t xml:space="preserve">Is trustworthy</w:t>
-            </w:r>
-          </w:p>
-        </w:tc>
-        <w:tc>
-          <w:tcPr>
-            <w:tcW w:type="auto" w:w="0"/>
-            <w:tcBorders>
-              <w:top w:val="none" w:color="FFFFFF" w:sz="0"/>
-              <w:left w:val="none" w:color="FFFFFF" w:sz="0"/>
-              <w:bottom w:val="none" w:color="FFFFFF" w:sz="0"/>
-              <w:right w:val="none" w:color="FFFFFF" w:sz="0"/>
-            </w:tcBorders>
-            <w:tcMar>
-              <w:top w:type="dxa" w:w="80"/>
-              <w:left w:type="dxa" w:w="120"/>
-              <w:bottom w:type="dxa" w:w="80"/>
-              <w:right w:type="dxa" w:w="120"/>
-            </w:tcMar>
-          </w:tcPr>
-          <w:p>
+            <w:tcW w:type="dxa" w:w="3900"/>
+            <w:tcBorders>
+              <w:top w:val="none" w:color="FFFFFF" w:sz="0"/>
+              <w:left w:val="none" w:color="FFFFFF" w:sz="0"/>
+              <w:bottom w:val="none" w:color="FFFFFF" w:sz="0"/>
+              <w:right w:val="none" w:color="FFFFFF" w:sz="0"/>
+            </w:tcBorders>
+            <w:tcMar>
+              <w:top w:type="dxa" w:w="80"/>
+              <w:left w:type="dxa" w:w="120"/>
+              <w:bottom w:type="dxa" w:w="80"/>
+              <w:right w:type="dxa" w:w="120"/>
+            </w:tcMar>
+            <w:vAlign w:val="center"/>
+          </w:tcPr>
+          <w:p>
+            <w:r>
+              <w:rPr>
+                <w:rFonts w:ascii="Calibri" w:cs="Calibri" w:eastAsia="Calibri" w:hAnsi="Calibri"/>
+                <w:b w:val="false"/>
+                <w:bCs w:val="false"/>
+                <w:sz w:val="22"/>
+                <w:szCs w:val="22"/>
+              </w:rPr>
+              <w:t xml:space="preserve">Values my opinions about my life</w:t>
+            </w:r>
+          </w:p>
+        </w:tc>
+        <w:tc>
+          <w:tcPr>
+            <w:tcW w:type="dxa" w:w="910"/>
+            <w:tcBorders>
+              <w:top w:val="none" w:color="FFFFFF" w:sz="0"/>
+              <w:left w:val="none" w:color="FFFFFF" w:sz="0"/>
+              <w:bottom w:val="none" w:color="FFFFFF" w:sz="0"/>
+              <w:right w:val="none" w:color="FFFFFF" w:sz="0"/>
+            </w:tcBorders>
+            <w:tcMar>
+              <w:top w:type="dxa" w:w="80"/>
+              <w:left w:type="dxa" w:w="120"/>
+              <w:bottom w:type="dxa" w:w="80"/>
+              <w:right w:type="dxa" w:w="120"/>
+            </w:tcMar>
+            <w:vAlign w:val="center"/>
+          </w:tcPr>
+          <w:p>
+            <w:pPr>
+              <w:jc w:val="center"/>
+            </w:pPr>
             <w:r>
               <w:rPr>
                 <w:rFonts w:ascii="Calibri" w:cs="Calibri" w:eastAsia="Calibri" w:hAnsi="Calibri"/>
@@ -6027,21 +6223,25 @@
         </w:tc>
         <w:tc>
           <w:tcPr>
-            <w:tcW w:type="auto" w:w="0"/>
-            <w:tcBorders>
-              <w:top w:val="none" w:color="FFFFFF" w:sz="0"/>
-              <w:left w:val="none" w:color="FFFFFF" w:sz="0"/>
-              <w:bottom w:val="none" w:color="FFFFFF" w:sz="0"/>
-              <w:right w:val="none" w:color="FFFFFF" w:sz="0"/>
-            </w:tcBorders>
-            <w:tcMar>
-              <w:top w:type="dxa" w:w="80"/>
-              <w:left w:type="dxa" w:w="120"/>
-              <w:bottom w:type="dxa" w:w="80"/>
-              <w:right w:type="dxa" w:w="120"/>
-            </w:tcMar>
-          </w:tcPr>
-          <w:p>
+            <w:tcW w:type="dxa" w:w="910"/>
+            <w:tcBorders>
+              <w:top w:val="none" w:color="FFFFFF" w:sz="0"/>
+              <w:left w:val="none" w:color="FFFFFF" w:sz="0"/>
+              <w:bottom w:val="none" w:color="FFFFFF" w:sz="0"/>
+              <w:right w:val="none" w:color="FFFFFF" w:sz="0"/>
+            </w:tcBorders>
+            <w:tcMar>
+              <w:top w:type="dxa" w:w="80"/>
+              <w:left w:type="dxa" w:w="120"/>
+              <w:bottom w:type="dxa" w:w="80"/>
+              <w:right w:type="dxa" w:w="120"/>
+            </w:tcMar>
+            <w:vAlign w:val="center"/>
+          </w:tcPr>
+          <w:p>
+            <w:pPr>
+              <w:jc w:val="center"/>
+            </w:pPr>
             <w:r>
               <w:rPr>
                 <w:rFonts w:ascii="Calibri" w:cs="Calibri" w:eastAsia="Calibri" w:hAnsi="Calibri"/>
@@ -6056,108 +6256,124 @@
         </w:tc>
         <w:tc>
           <w:tcPr>
-            <w:tcW w:type="auto" w:w="0"/>
-            <w:tcBorders>
-              <w:top w:val="none" w:color="FFFFFF" w:sz="0"/>
-              <w:left w:val="none" w:color="FFFFFF" w:sz="0"/>
-              <w:bottom w:val="none" w:color="FFFFFF" w:sz="0"/>
-              <w:right w:val="none" w:color="FFFFFF" w:sz="0"/>
-            </w:tcBorders>
-            <w:tcMar>
-              <w:top w:type="dxa" w:w="80"/>
-              <w:left w:type="dxa" w:w="120"/>
-              <w:bottom w:type="dxa" w:w="80"/>
-              <w:right w:type="dxa" w:w="120"/>
-            </w:tcMar>
-          </w:tcPr>
-          <w:p>
-            <w:r>
-              <w:rPr>
-                <w:rFonts w:ascii="Calibri" w:cs="Calibri" w:eastAsia="Calibri" w:hAnsi="Calibri"/>
-                <w:b w:val="false"/>
-                <w:bCs w:val="false"/>
-                <w:sz w:val="22"/>
-                <w:szCs w:val="22"/>
-              </w:rPr>
-              <w:t xml:space="preserve">95%</w:t>
-            </w:r>
-          </w:p>
-        </w:tc>
-        <w:tc>
-          <w:tcPr>
-            <w:tcW w:type="auto" w:w="0"/>
-            <w:tcBorders>
-              <w:top w:val="none" w:color="FFFFFF" w:sz="0"/>
-              <w:left w:val="none" w:color="FFFFFF" w:sz="0"/>
-              <w:bottom w:val="none" w:color="FFFFFF" w:sz="0"/>
-              <w:right w:val="none" w:color="FFFFFF" w:sz="0"/>
-            </w:tcBorders>
-            <w:tcMar>
-              <w:top w:type="dxa" w:w="80"/>
-              <w:left w:type="dxa" w:w="120"/>
-              <w:bottom w:type="dxa" w:w="80"/>
-              <w:right w:type="dxa" w:w="120"/>
-            </w:tcMar>
-          </w:tcPr>
-          <w:p>
-            <w:r>
-              <w:rPr>
-                <w:rFonts w:ascii="Calibri" w:cs="Calibri" w:eastAsia="Calibri" w:hAnsi="Calibri"/>
-                <w:b w:val="false"/>
-                <w:bCs w:val="false"/>
-                <w:sz w:val="22"/>
-                <w:szCs w:val="22"/>
-              </w:rPr>
-              <w:t xml:space="preserve">95%</w:t>
-            </w:r>
-          </w:p>
-        </w:tc>
-        <w:tc>
-          <w:tcPr>
-            <w:tcW w:type="auto" w:w="0"/>
-            <w:tcBorders>
-              <w:top w:val="none" w:color="FFFFFF" w:sz="0"/>
-              <w:left w:val="none" w:color="FFFFFF" w:sz="0"/>
-              <w:bottom w:val="none" w:color="FFFFFF" w:sz="0"/>
-              <w:right w:val="none" w:color="FFFFFF" w:sz="0"/>
-            </w:tcBorders>
-            <w:tcMar>
-              <w:top w:type="dxa" w:w="80"/>
-              <w:left w:type="dxa" w:w="120"/>
-              <w:bottom w:type="dxa" w:w="80"/>
-              <w:right w:type="dxa" w:w="120"/>
-            </w:tcMar>
-          </w:tcPr>
-          <w:p>
-            <w:r>
-              <w:rPr>
-                <w:rFonts w:ascii="Calibri" w:cs="Calibri" w:eastAsia="Calibri" w:hAnsi="Calibri"/>
-                <w:b w:val="false"/>
-                <w:bCs w:val="false"/>
-                <w:sz w:val="22"/>
-                <w:szCs w:val="22"/>
-              </w:rPr>
-              <w:t xml:space="preserve">90%</w:t>
-            </w:r>
-          </w:p>
-        </w:tc>
-        <w:tc>
-          <w:tcPr>
-            <w:tcW w:type="auto" w:w="0"/>
-            <w:tcBorders>
-              <w:top w:val="none" w:color="FFFFFF" w:sz="0"/>
-              <w:left w:val="none" w:color="FFFFFF" w:sz="0"/>
-              <w:bottom w:val="none" w:color="FFFFFF" w:sz="0"/>
-              <w:right w:val="none" w:color="FFFFFF" w:sz="0"/>
-            </w:tcBorders>
-            <w:tcMar>
-              <w:top w:type="dxa" w:w="80"/>
-              <w:left w:type="dxa" w:w="120"/>
-              <w:bottom w:type="dxa" w:w="80"/>
-              <w:right w:type="dxa" w:w="120"/>
-            </w:tcMar>
-          </w:tcPr>
-          <w:p>
+            <w:tcW w:type="dxa" w:w="910"/>
+            <w:tcBorders>
+              <w:top w:val="none" w:color="FFFFFF" w:sz="0"/>
+              <w:left w:val="none" w:color="FFFFFF" w:sz="0"/>
+              <w:bottom w:val="none" w:color="FFFFFF" w:sz="0"/>
+              <w:right w:val="none" w:color="FFFFFF" w:sz="0"/>
+            </w:tcBorders>
+            <w:tcMar>
+              <w:top w:type="dxa" w:w="80"/>
+              <w:left w:type="dxa" w:w="120"/>
+              <w:bottom w:type="dxa" w:w="80"/>
+              <w:right w:type="dxa" w:w="120"/>
+            </w:tcMar>
+            <w:vAlign w:val="center"/>
+          </w:tcPr>
+          <w:p>
+            <w:pPr>
+              <w:jc w:val="center"/>
+            </w:pPr>
+            <w:r>
+              <w:rPr>
+                <w:rFonts w:ascii="Calibri" w:cs="Calibri" w:eastAsia="Calibri" w:hAnsi="Calibri"/>
+                <w:b w:val="false"/>
+                <w:bCs w:val="false"/>
+                <w:sz w:val="22"/>
+                <w:szCs w:val="22"/>
+              </w:rPr>
+              <w:t xml:space="preserve">91%</w:t>
+            </w:r>
+          </w:p>
+        </w:tc>
+        <w:tc>
+          <w:tcPr>
+            <w:tcW w:type="dxa" w:w="910"/>
+            <w:tcBorders>
+              <w:top w:val="none" w:color="FFFFFF" w:sz="0"/>
+              <w:left w:val="none" w:color="FFFFFF" w:sz="0"/>
+              <w:bottom w:val="none" w:color="FFFFFF" w:sz="0"/>
+              <w:right w:val="none" w:color="FFFFFF" w:sz="0"/>
+            </w:tcBorders>
+            <w:tcMar>
+              <w:top w:type="dxa" w:w="80"/>
+              <w:left w:type="dxa" w:w="120"/>
+              <w:bottom w:type="dxa" w:w="80"/>
+              <w:right w:type="dxa" w:w="120"/>
+            </w:tcMar>
+            <w:vAlign w:val="center"/>
+          </w:tcPr>
+          <w:p>
+            <w:pPr>
+              <w:jc w:val="center"/>
+            </w:pPr>
+            <w:r>
+              <w:rPr>
+                <w:rFonts w:ascii="Calibri" w:cs="Calibri" w:eastAsia="Calibri" w:hAnsi="Calibri"/>
+                <w:b w:val="false"/>
+                <w:bCs w:val="false"/>
+                <w:sz w:val="22"/>
+                <w:szCs w:val="22"/>
+              </w:rPr>
+              <w:t xml:space="preserve">93%</w:t>
+            </w:r>
+          </w:p>
+        </w:tc>
+        <w:tc>
+          <w:tcPr>
+            <w:tcW w:type="dxa" w:w="910"/>
+            <w:tcBorders>
+              <w:top w:val="none" w:color="FFFFFF" w:sz="0"/>
+              <w:left w:val="none" w:color="FFFFFF" w:sz="0"/>
+              <w:bottom w:val="none" w:color="FFFFFF" w:sz="0"/>
+              <w:right w:val="none" w:color="FFFFFF" w:sz="0"/>
+            </w:tcBorders>
+            <w:tcMar>
+              <w:top w:type="dxa" w:w="80"/>
+              <w:left w:type="dxa" w:w="120"/>
+              <w:bottom w:type="dxa" w:w="80"/>
+              <w:right w:type="dxa" w:w="120"/>
+            </w:tcMar>
+            <w:vAlign w:val="center"/>
+          </w:tcPr>
+          <w:p>
+            <w:pPr>
+              <w:jc w:val="center"/>
+            </w:pPr>
+            <w:r>
+              <w:rPr>
+                <w:rFonts w:ascii="Calibri" w:cs="Calibri" w:eastAsia="Calibri" w:hAnsi="Calibri"/>
+                <w:b w:val="false"/>
+                <w:bCs w:val="false"/>
+                <w:sz w:val="22"/>
+                <w:szCs w:val="22"/>
+              </w:rPr>
+              <w:t xml:space="preserve">91%</w:t>
+            </w:r>
+          </w:p>
+        </w:tc>
+        <w:tc>
+          <w:tcPr>
+            <w:tcW w:type="dxa" w:w="910"/>
+            <w:tcBorders>
+              <w:top w:val="none" w:color="FFFFFF" w:sz="0"/>
+              <w:left w:val="none" w:color="FFFFFF" w:sz="0"/>
+              <w:bottom w:val="none" w:color="FFFFFF" w:sz="0"/>
+              <w:right w:val="none" w:color="FFFFFF" w:sz="0"/>
+            </w:tcBorders>
+            <w:tcMar>
+              <w:top w:type="dxa" w:w="80"/>
+              <w:left w:type="dxa" w:w="120"/>
+              <w:bottom w:type="dxa" w:w="80"/>
+              <w:right w:type="dxa" w:w="120"/>
+            </w:tcMar>
+            <w:vAlign w:val="center"/>
+          </w:tcPr>
+          <w:p>
+            <w:pPr>
+              <w:jc w:val="center"/>
+            </w:pPr>
             <w:r>
               <w:rPr>
                 <w:rFonts w:ascii="Calibri" w:cs="Calibri" w:eastAsia="Calibri" w:hAnsi="Calibri"/>
@@ -6174,108 +6390,88 @@
       <w:tr>
         <w:tc>
           <w:tcPr>
-            <w:tcW w:type="auto" w:w="0"/>
-            <w:tcBorders>
-              <w:top w:val="none" w:color="FFFFFF" w:sz="0"/>
-              <w:left w:val="none" w:color="FFFFFF" w:sz="0"/>
-              <w:bottom w:val="none" w:color="FFFFFF" w:sz="0"/>
-              <w:right w:val="none" w:color="FFFFFF" w:sz="0"/>
-            </w:tcBorders>
-            <w:tcMar>
-              <w:top w:type="dxa" w:w="80"/>
-              <w:left w:type="dxa" w:w="120"/>
-              <w:bottom w:type="dxa" w:w="80"/>
-              <w:right w:type="dxa" w:w="120"/>
-            </w:tcMar>
-          </w:tcPr>
-          <w:p>
-            <w:r>
-              <w:rPr>
-                <w:rFonts w:ascii="Calibri" w:cs="Calibri" w:eastAsia="Calibri" w:hAnsi="Calibri"/>
-                <w:b w:val="false"/>
-                <w:bCs w:val="false"/>
-                <w:sz w:val="22"/>
-                <w:szCs w:val="22"/>
-              </w:rPr>
-              <w:t xml:space="preserve">Is reliable</w:t>
-            </w:r>
-          </w:p>
-        </w:tc>
-        <w:tc>
-          <w:tcPr>
-            <w:tcW w:type="auto" w:w="0"/>
-            <w:tcBorders>
-              <w:top w:val="none" w:color="FFFFFF" w:sz="0"/>
-              <w:left w:val="none" w:color="FFFFFF" w:sz="0"/>
-              <w:bottom w:val="none" w:color="FFFFFF" w:sz="0"/>
-              <w:right w:val="none" w:color="FFFFFF" w:sz="0"/>
-            </w:tcBorders>
-            <w:tcMar>
-              <w:top w:type="dxa" w:w="80"/>
-              <w:left w:type="dxa" w:w="120"/>
-              <w:bottom w:type="dxa" w:w="80"/>
-              <w:right w:type="dxa" w:w="120"/>
-            </w:tcMar>
-          </w:tcPr>
-          <w:p>
-            <w:r>
-              <w:rPr>
-                <w:rFonts w:ascii="Calibri" w:cs="Calibri" w:eastAsia="Calibri" w:hAnsi="Calibri"/>
-                <w:b w:val="false"/>
-                <w:bCs w:val="false"/>
-                <w:sz w:val="22"/>
-                <w:szCs w:val="22"/>
-              </w:rPr>
-              <w:t xml:space="preserve">92%</w:t>
-            </w:r>
-          </w:p>
-        </w:tc>
-        <w:tc>
-          <w:tcPr>
-            <w:tcW w:type="auto" w:w="0"/>
-            <w:tcBorders>
-              <w:top w:val="none" w:color="FFFFFF" w:sz="0"/>
-              <w:left w:val="none" w:color="FFFFFF" w:sz="0"/>
-              <w:bottom w:val="none" w:color="FFFFFF" w:sz="0"/>
-              <w:right w:val="none" w:color="FFFFFF" w:sz="0"/>
-            </w:tcBorders>
-            <w:tcMar>
-              <w:top w:type="dxa" w:w="80"/>
-              <w:left w:type="dxa" w:w="120"/>
-              <w:bottom w:type="dxa" w:w="80"/>
-              <w:right w:type="dxa" w:w="120"/>
-            </w:tcMar>
-          </w:tcPr>
-          <w:p>
-            <w:r>
-              <w:rPr>
-                <w:rFonts w:ascii="Calibri" w:cs="Calibri" w:eastAsia="Calibri" w:hAnsi="Calibri"/>
-                <w:b w:val="false"/>
-                <w:bCs w:val="false"/>
-                <w:sz w:val="22"/>
-                <w:szCs w:val="22"/>
-              </w:rPr>
-              <w:t xml:space="preserve">90%</w:t>
-            </w:r>
-          </w:p>
-        </w:tc>
-        <w:tc>
-          <w:tcPr>
-            <w:tcW w:type="auto" w:w="0"/>
-            <w:tcBorders>
-              <w:top w:val="none" w:color="FFFFFF" w:sz="0"/>
-              <w:left w:val="none" w:color="FFFFFF" w:sz="0"/>
-              <w:bottom w:val="none" w:color="FFFFFF" w:sz="0"/>
-              <w:right w:val="none" w:color="FFFFFF" w:sz="0"/>
-            </w:tcBorders>
-            <w:tcMar>
-              <w:top w:type="dxa" w:w="80"/>
-              <w:left w:type="dxa" w:w="120"/>
-              <w:bottom w:type="dxa" w:w="80"/>
-              <w:right w:type="dxa" w:w="120"/>
-            </w:tcMar>
-          </w:tcPr>
-          <w:p>
+            <w:tcW w:type="dxa" w:w="3900"/>
+            <w:tcBorders>
+              <w:top w:val="none" w:color="FFFFFF" w:sz="0"/>
+              <w:left w:val="none" w:color="FFFFFF" w:sz="0"/>
+              <w:bottom w:val="none" w:color="FFFFFF" w:sz="0"/>
+              <w:right w:val="none" w:color="FFFFFF" w:sz="0"/>
+            </w:tcBorders>
+            <w:tcMar>
+              <w:top w:type="dxa" w:w="80"/>
+              <w:left w:type="dxa" w:w="120"/>
+              <w:bottom w:type="dxa" w:w="80"/>
+              <w:right w:type="dxa" w:w="120"/>
+            </w:tcMar>
+            <w:vAlign w:val="center"/>
+          </w:tcPr>
+          <w:p>
+            <w:r>
+              <w:rPr>
+                <w:rFonts w:ascii="Calibri" w:cs="Calibri" w:eastAsia="Calibri" w:hAnsi="Calibri"/>
+                <w:b w:val="false"/>
+                <w:bCs w:val="false"/>
+                <w:sz w:val="22"/>
+                <w:szCs w:val="22"/>
+              </w:rPr>
+              <w:t xml:space="preserve">Is available to me when I need them</w:t>
+            </w:r>
+          </w:p>
+        </w:tc>
+        <w:tc>
+          <w:tcPr>
+            <w:tcW w:type="dxa" w:w="910"/>
+            <w:tcBorders>
+              <w:top w:val="none" w:color="FFFFFF" w:sz="0"/>
+              <w:left w:val="none" w:color="FFFFFF" w:sz="0"/>
+              <w:bottom w:val="none" w:color="FFFFFF" w:sz="0"/>
+              <w:right w:val="none" w:color="FFFFFF" w:sz="0"/>
+            </w:tcBorders>
+            <w:tcMar>
+              <w:top w:type="dxa" w:w="80"/>
+              <w:left w:type="dxa" w:w="120"/>
+              <w:bottom w:type="dxa" w:w="80"/>
+              <w:right w:type="dxa" w:w="120"/>
+            </w:tcMar>
+            <w:vAlign w:val="center"/>
+          </w:tcPr>
+          <w:p>
+            <w:pPr>
+              <w:jc w:val="center"/>
+            </w:pPr>
+            <w:r>
+              <w:rPr>
+                <w:rFonts w:ascii="Calibri" w:cs="Calibri" w:eastAsia="Calibri" w:hAnsi="Calibri"/>
+                <w:b w:val="false"/>
+                <w:bCs w:val="false"/>
+                <w:sz w:val="22"/>
+                <w:szCs w:val="22"/>
+              </w:rPr>
+              <w:t xml:space="preserve">85%</w:t>
+            </w:r>
+          </w:p>
+        </w:tc>
+        <w:tc>
+          <w:tcPr>
+            <w:tcW w:type="dxa" w:w="910"/>
+            <w:tcBorders>
+              <w:top w:val="none" w:color="FFFFFF" w:sz="0"/>
+              <w:left w:val="none" w:color="FFFFFF" w:sz="0"/>
+              <w:bottom w:val="none" w:color="FFFFFF" w:sz="0"/>
+              <w:right w:val="none" w:color="FFFFFF" w:sz="0"/>
+            </w:tcBorders>
+            <w:tcMar>
+              <w:top w:type="dxa" w:w="80"/>
+              <w:left w:type="dxa" w:w="120"/>
+              <w:bottom w:type="dxa" w:w="80"/>
+              <w:right w:type="dxa" w:w="120"/>
+            </w:tcMar>
+            <w:vAlign w:val="center"/>
+          </w:tcPr>
+          <w:p>
+            <w:pPr>
+              <w:jc w:val="center"/>
+            </w:pPr>
             <w:r>
               <w:rPr>
                 <w:rFonts w:ascii="Calibri" w:cs="Calibri" w:eastAsia="Calibri" w:hAnsi="Calibri"/>
@@ -6290,88 +6486,133 @@
         </w:tc>
         <w:tc>
           <w:tcPr>
-            <w:tcW w:type="auto" w:w="0"/>
-            <w:tcBorders>
-              <w:top w:val="none" w:color="FFFFFF" w:sz="0"/>
-              <w:left w:val="none" w:color="FFFFFF" w:sz="0"/>
-              <w:bottom w:val="none" w:color="FFFFFF" w:sz="0"/>
-              <w:right w:val="none" w:color="FFFFFF" w:sz="0"/>
-            </w:tcBorders>
-            <w:tcMar>
-              <w:top w:type="dxa" w:w="80"/>
-              <w:left w:type="dxa" w:w="120"/>
-              <w:bottom w:type="dxa" w:w="80"/>
-              <w:right w:type="dxa" w:w="120"/>
-            </w:tcMar>
-          </w:tcPr>
-          <w:p>
-            <w:r>
-              <w:rPr>
-                <w:rFonts w:ascii="Calibri" w:cs="Calibri" w:eastAsia="Calibri" w:hAnsi="Calibri"/>
-                <w:b w:val="false"/>
-                <w:bCs w:val="false"/>
-                <w:sz w:val="22"/>
-                <w:szCs w:val="22"/>
-              </w:rPr>
-              <w:t xml:space="preserve">93%</w:t>
-            </w:r>
-          </w:p>
-        </w:tc>
-        <w:tc>
-          <w:tcPr>
-            <w:tcW w:type="auto" w:w="0"/>
-            <w:tcBorders>
-              <w:top w:val="none" w:color="FFFFFF" w:sz="0"/>
-              <w:left w:val="none" w:color="FFFFFF" w:sz="0"/>
-              <w:bottom w:val="none" w:color="FFFFFF" w:sz="0"/>
-              <w:right w:val="none" w:color="FFFFFF" w:sz="0"/>
-            </w:tcBorders>
-            <w:tcMar>
-              <w:top w:type="dxa" w:w="80"/>
-              <w:left w:type="dxa" w:w="120"/>
-              <w:bottom w:type="dxa" w:w="80"/>
-              <w:right w:type="dxa" w:w="120"/>
-            </w:tcMar>
-          </w:tcPr>
-          <w:p>
-            <w:r>
-              <w:rPr>
-                <w:rFonts w:ascii="Calibri" w:cs="Calibri" w:eastAsia="Calibri" w:hAnsi="Calibri"/>
-                <w:b w:val="false"/>
-                <w:bCs w:val="false"/>
-                <w:sz w:val="22"/>
-                <w:szCs w:val="22"/>
-              </w:rPr>
-              <w:t xml:space="preserve">89%</w:t>
-            </w:r>
-          </w:p>
-        </w:tc>
-        <w:tc>
-          <w:tcPr>
-            <w:tcW w:type="auto" w:w="0"/>
-            <w:tcBorders>
-              <w:top w:val="none" w:color="FFFFFF" w:sz="0"/>
-              <w:left w:val="none" w:color="FFFFFF" w:sz="0"/>
-              <w:bottom w:val="none" w:color="FFFFFF" w:sz="0"/>
-              <w:right w:val="none" w:color="FFFFFF" w:sz="0"/>
-            </w:tcBorders>
-            <w:tcMar>
-              <w:top w:type="dxa" w:w="80"/>
-              <w:left w:type="dxa" w:w="120"/>
-              <w:bottom w:type="dxa" w:w="80"/>
-              <w:right w:type="dxa" w:w="120"/>
-            </w:tcMar>
-          </w:tcPr>
-          <w:p>
-            <w:r>
-              <w:rPr>
-                <w:rFonts w:ascii="Calibri" w:cs="Calibri" w:eastAsia="Calibri" w:hAnsi="Calibri"/>
-                <w:b w:val="false"/>
-                <w:bCs w:val="false"/>
-                <w:sz w:val="22"/>
-                <w:szCs w:val="22"/>
-              </w:rPr>
-              <w:t xml:space="preserve">84%</w:t>
+            <w:tcW w:type="dxa" w:w="910"/>
+            <w:tcBorders>
+              <w:top w:val="none" w:color="FFFFFF" w:sz="0"/>
+              <w:left w:val="none" w:color="FFFFFF" w:sz="0"/>
+              <w:bottom w:val="none" w:color="FFFFFF" w:sz="0"/>
+              <w:right w:val="none" w:color="FFFFFF" w:sz="0"/>
+            </w:tcBorders>
+            <w:tcMar>
+              <w:top w:type="dxa" w:w="80"/>
+              <w:left w:type="dxa" w:w="120"/>
+              <w:bottom w:type="dxa" w:w="80"/>
+              <w:right w:type="dxa" w:w="120"/>
+            </w:tcMar>
+            <w:vAlign w:val="center"/>
+          </w:tcPr>
+          <w:p>
+            <w:pPr>
+              <w:jc w:val="center"/>
+            </w:pPr>
+            <w:r>
+              <w:rPr>
+                <w:rFonts w:ascii="Calibri" w:cs="Calibri" w:eastAsia="Calibri" w:hAnsi="Calibri"/>
+                <w:b w:val="false"/>
+                <w:bCs w:val="false"/>
+                <w:sz w:val="22"/>
+                <w:szCs w:val="22"/>
+              </w:rPr>
+              <w:t xml:space="preserve">88%</w:t>
+            </w:r>
+          </w:p>
+        </w:tc>
+        <w:tc>
+          <w:tcPr>
+            <w:tcW w:type="dxa" w:w="910"/>
+            <w:tcBorders>
+              <w:top w:val="none" w:color="FFFFFF" w:sz="0"/>
+              <w:left w:val="none" w:color="FFFFFF" w:sz="0"/>
+              <w:bottom w:val="none" w:color="FFFFFF" w:sz="0"/>
+              <w:right w:val="none" w:color="FFFFFF" w:sz="0"/>
+            </w:tcBorders>
+            <w:tcMar>
+              <w:top w:type="dxa" w:w="80"/>
+              <w:left w:type="dxa" w:w="120"/>
+              <w:bottom w:type="dxa" w:w="80"/>
+              <w:right w:type="dxa" w:w="120"/>
+            </w:tcMar>
+            <w:vAlign w:val="center"/>
+          </w:tcPr>
+          <w:p>
+            <w:pPr>
+              <w:jc w:val="center"/>
+            </w:pPr>
+            <w:r>
+              <w:rPr>
+                <w:rFonts w:ascii="Calibri" w:cs="Calibri" w:eastAsia="Calibri" w:hAnsi="Calibri"/>
+                <w:b w:val="false"/>
+                <w:bCs w:val="false"/>
+                <w:sz w:val="22"/>
+                <w:szCs w:val="22"/>
+              </w:rPr>
+              <w:t xml:space="preserve">91%</w:t>
+            </w:r>
+          </w:p>
+        </w:tc>
+        <w:tc>
+          <w:tcPr>
+            <w:tcW w:type="dxa" w:w="910"/>
+            <w:tcBorders>
+              <w:top w:val="none" w:color="FFFFFF" w:sz="0"/>
+              <w:left w:val="none" w:color="FFFFFF" w:sz="0"/>
+              <w:bottom w:val="none" w:color="FFFFFF" w:sz="0"/>
+              <w:right w:val="none" w:color="FFFFFF" w:sz="0"/>
+            </w:tcBorders>
+            <w:tcMar>
+              <w:top w:type="dxa" w:w="80"/>
+              <w:left w:type="dxa" w:w="120"/>
+              <w:bottom w:type="dxa" w:w="80"/>
+              <w:right w:type="dxa" w:w="120"/>
+            </w:tcMar>
+            <w:vAlign w:val="center"/>
+          </w:tcPr>
+          <w:p>
+            <w:pPr>
+              <w:jc w:val="center"/>
+            </w:pPr>
+            <w:r>
+              <w:rPr>
+                <w:rFonts w:ascii="Calibri" w:cs="Calibri" w:eastAsia="Calibri" w:hAnsi="Calibri"/>
+                <w:b w:val="false"/>
+                <w:bCs w:val="false"/>
+                <w:sz w:val="22"/>
+                <w:szCs w:val="22"/>
+              </w:rPr>
+              <w:t xml:space="preserve">88%</w:t>
+            </w:r>
+          </w:p>
+        </w:tc>
+        <w:tc>
+          <w:tcPr>
+            <w:tcW w:type="dxa" w:w="910"/>
+            <w:tcBorders>
+              <w:top w:val="none" w:color="FFFFFF" w:sz="0"/>
+              <w:left w:val="none" w:color="FFFFFF" w:sz="0"/>
+              <w:bottom w:val="none" w:color="FFFFFF" w:sz="0"/>
+              <w:right w:val="none" w:color="FFFFFF" w:sz="0"/>
+            </w:tcBorders>
+            <w:tcMar>
+              <w:top w:type="dxa" w:w="80"/>
+              <w:left w:type="dxa" w:w="120"/>
+              <w:bottom w:type="dxa" w:w="80"/>
+              <w:right w:type="dxa" w:w="120"/>
+            </w:tcMar>
+            <w:vAlign w:val="center"/>
+          </w:tcPr>
+          <w:p>
+            <w:pPr>
+              <w:jc w:val="center"/>
+            </w:pPr>
+            <w:r>
+              <w:rPr>
+                <w:rFonts w:ascii="Calibri" w:cs="Calibri" w:eastAsia="Calibri" w:hAnsi="Calibri"/>
+                <w:b w:val="false"/>
+                <w:bCs w:val="false"/>
+                <w:sz w:val="22"/>
+                <w:szCs w:val="22"/>
+              </w:rPr>
+              <w:t xml:space="preserve">80%</w:t>
             </w:r>
           </w:p>
         </w:tc>
@@ -6379,79 +6620,154 @@
       <w:tr>
         <w:tc>
           <w:tcPr>
-            <w:tcW w:type="auto" w:w="0"/>
-            <w:tcBorders>
-              <w:top w:val="none" w:color="FFFFFF" w:sz="0"/>
-              <w:left w:val="none" w:color="FFFFFF" w:sz="0"/>
-              <w:bottom w:val="none" w:color="FFFFFF" w:sz="0"/>
-              <w:right w:val="none" w:color="FFFFFF" w:sz="0"/>
-            </w:tcBorders>
-            <w:tcMar>
-              <w:top w:type="dxa" w:w="80"/>
-              <w:left w:type="dxa" w:w="120"/>
-              <w:bottom w:type="dxa" w:w="80"/>
-              <w:right w:type="dxa" w:w="120"/>
-            </w:tcMar>
-          </w:tcPr>
-          <w:p>
-            <w:r>
-              <w:rPr>
-                <w:rFonts w:ascii="Calibri" w:cs="Calibri" w:eastAsia="Calibri" w:hAnsi="Calibri"/>
-                <w:b w:val="false"/>
-                <w:bCs w:val="false"/>
-                <w:sz w:val="22"/>
-                <w:szCs w:val="22"/>
-              </w:rPr>
-              <w:t xml:space="preserve">Values my opinions about my life</w:t>
-            </w:r>
-          </w:p>
-        </w:tc>
-        <w:tc>
-          <w:tcPr>
-            <w:tcW w:type="auto" w:w="0"/>
-            <w:tcBorders>
-              <w:top w:val="none" w:color="FFFFFF" w:sz="0"/>
-              <w:left w:val="none" w:color="FFFFFF" w:sz="0"/>
-              <w:bottom w:val="none" w:color="FFFFFF" w:sz="0"/>
-              <w:right w:val="none" w:color="FFFFFF" w:sz="0"/>
-            </w:tcBorders>
-            <w:tcMar>
-              <w:top w:type="dxa" w:w="80"/>
-              <w:left w:type="dxa" w:w="120"/>
-              <w:bottom w:type="dxa" w:w="80"/>
-              <w:right w:type="dxa" w:w="120"/>
-            </w:tcMar>
-          </w:tcPr>
-          <w:p>
-            <w:r>
-              <w:rPr>
-                <w:rFonts w:ascii="Calibri" w:cs="Calibri" w:eastAsia="Calibri" w:hAnsi="Calibri"/>
-                <w:b w:val="false"/>
-                <w:bCs w:val="false"/>
-                <w:sz w:val="22"/>
-                <w:szCs w:val="22"/>
-              </w:rPr>
-              <w:t xml:space="preserve">94%</w:t>
-            </w:r>
-          </w:p>
-        </w:tc>
-        <w:tc>
-          <w:tcPr>
-            <w:tcW w:type="auto" w:w="0"/>
-            <w:tcBorders>
-              <w:top w:val="none" w:color="FFFFFF" w:sz="0"/>
-              <w:left w:val="none" w:color="FFFFFF" w:sz="0"/>
-              <w:bottom w:val="none" w:color="FFFFFF" w:sz="0"/>
-              <w:right w:val="none" w:color="FFFFFF" w:sz="0"/>
-            </w:tcBorders>
-            <w:tcMar>
-              <w:top w:type="dxa" w:w="80"/>
-              <w:left w:type="dxa" w:w="120"/>
-              <w:bottom w:type="dxa" w:w="80"/>
-              <w:right w:type="dxa" w:w="120"/>
-            </w:tcMar>
-          </w:tcPr>
-          <w:p>
+            <w:tcW w:type="dxa" w:w="3900"/>
+            <w:tcBorders>
+              <w:top w:val="none" w:color="FFFFFF" w:sz="0"/>
+              <w:left w:val="none" w:color="FFFFFF" w:sz="0"/>
+              <w:bottom w:val="none" w:color="FFFFFF" w:sz="0"/>
+              <w:right w:val="none" w:color="FFFFFF" w:sz="0"/>
+            </w:tcBorders>
+            <w:tcMar>
+              <w:top w:type="dxa" w:w="80"/>
+              <w:left w:type="dxa" w:w="120"/>
+              <w:bottom w:type="dxa" w:w="80"/>
+              <w:right w:type="dxa" w:w="120"/>
+            </w:tcMar>
+            <w:vAlign w:val="center"/>
+          </w:tcPr>
+          <w:p>
+            <w:r>
+              <w:rPr>
+                <w:rFonts w:ascii="Calibri" w:cs="Calibri" w:eastAsia="Calibri" w:hAnsi="Calibri"/>
+                <w:b w:val="false"/>
+                <w:bCs w:val="false"/>
+                <w:sz w:val="22"/>
+                <w:szCs w:val="22"/>
+              </w:rPr>
+              <w:t xml:space="preserve">Makes me feel heard and understood</w:t>
+            </w:r>
+          </w:p>
+        </w:tc>
+        <w:tc>
+          <w:tcPr>
+            <w:tcW w:type="dxa" w:w="910"/>
+            <w:tcBorders>
+              <w:top w:val="none" w:color="FFFFFF" w:sz="0"/>
+              <w:left w:val="none" w:color="FFFFFF" w:sz="0"/>
+              <w:bottom w:val="none" w:color="FFFFFF" w:sz="0"/>
+              <w:right w:val="none" w:color="FFFFFF" w:sz="0"/>
+            </w:tcBorders>
+            <w:tcMar>
+              <w:top w:type="dxa" w:w="80"/>
+              <w:left w:type="dxa" w:w="120"/>
+              <w:bottom w:type="dxa" w:w="80"/>
+              <w:right w:type="dxa" w:w="120"/>
+            </w:tcMar>
+            <w:vAlign w:val="center"/>
+          </w:tcPr>
+          <w:p>
+            <w:pPr>
+              <w:jc w:val="center"/>
+            </w:pPr>
+            <w:r>
+              <w:rPr>
+                <w:rFonts w:ascii="Calibri" w:cs="Calibri" w:eastAsia="Calibri" w:hAnsi="Calibri"/>
+                <w:b w:val="false"/>
+                <w:bCs w:val="false"/>
+                <w:sz w:val="22"/>
+                <w:szCs w:val="22"/>
+              </w:rPr>
+              <w:t xml:space="preserve">92%</w:t>
+            </w:r>
+          </w:p>
+        </w:tc>
+        <w:tc>
+          <w:tcPr>
+            <w:tcW w:type="dxa" w:w="910"/>
+            <w:tcBorders>
+              <w:top w:val="none" w:color="FFFFFF" w:sz="0"/>
+              <w:left w:val="none" w:color="FFFFFF" w:sz="0"/>
+              <w:bottom w:val="none" w:color="FFFFFF" w:sz="0"/>
+              <w:right w:val="none" w:color="FFFFFF" w:sz="0"/>
+            </w:tcBorders>
+            <w:tcMar>
+              <w:top w:type="dxa" w:w="80"/>
+              <w:left w:type="dxa" w:w="120"/>
+              <w:bottom w:type="dxa" w:w="80"/>
+              <w:right w:type="dxa" w:w="120"/>
+            </w:tcMar>
+            <w:vAlign w:val="center"/>
+          </w:tcPr>
+          <w:p>
+            <w:pPr>
+              <w:jc w:val="center"/>
+            </w:pPr>
+            <w:r>
+              <w:rPr>
+                <w:rFonts w:ascii="Calibri" w:cs="Calibri" w:eastAsia="Calibri" w:hAnsi="Calibri"/>
+                <w:b w:val="false"/>
+                <w:bCs w:val="false"/>
+                <w:sz w:val="22"/>
+                <w:szCs w:val="22"/>
+              </w:rPr>
+              <w:t xml:space="preserve">90%</w:t>
+            </w:r>
+          </w:p>
+        </w:tc>
+        <w:tc>
+          <w:tcPr>
+            <w:tcW w:type="dxa" w:w="910"/>
+            <w:tcBorders>
+              <w:top w:val="none" w:color="FFFFFF" w:sz="0"/>
+              <w:left w:val="none" w:color="FFFFFF" w:sz="0"/>
+              <w:bottom w:val="none" w:color="FFFFFF" w:sz="0"/>
+              <w:right w:val="none" w:color="FFFFFF" w:sz="0"/>
+            </w:tcBorders>
+            <w:tcMar>
+              <w:top w:type="dxa" w:w="80"/>
+              <w:left w:type="dxa" w:w="120"/>
+              <w:bottom w:type="dxa" w:w="80"/>
+              <w:right w:type="dxa" w:w="120"/>
+            </w:tcMar>
+            <w:vAlign w:val="center"/>
+          </w:tcPr>
+          <w:p>
+            <w:pPr>
+              <w:jc w:val="center"/>
+            </w:pPr>
+            <w:r>
+              <w:rPr>
+                <w:rFonts w:ascii="Calibri" w:cs="Calibri" w:eastAsia="Calibri" w:hAnsi="Calibri"/>
+                <w:b w:val="false"/>
+                <w:bCs w:val="false"/>
+                <w:sz w:val="22"/>
+                <w:szCs w:val="22"/>
+              </w:rPr>
+              <w:t xml:space="preserve">92%</w:t>
+            </w:r>
+          </w:p>
+        </w:tc>
+        <w:tc>
+          <w:tcPr>
+            <w:tcW w:type="dxa" w:w="910"/>
+            <w:tcBorders>
+              <w:top w:val="none" w:color="FFFFFF" w:sz="0"/>
+              <w:left w:val="none" w:color="FFFFFF" w:sz="0"/>
+              <w:bottom w:val="none" w:color="FFFFFF" w:sz="0"/>
+              <w:right w:val="none" w:color="FFFFFF" w:sz="0"/>
+            </w:tcBorders>
+            <w:tcMar>
+              <w:top w:type="dxa" w:w="80"/>
+              <w:left w:type="dxa" w:w="120"/>
+              <w:bottom w:type="dxa" w:w="80"/>
+              <w:right w:type="dxa" w:w="120"/>
+            </w:tcMar>
+            <w:vAlign w:val="center"/>
+          </w:tcPr>
+          <w:p>
+            <w:pPr>
+              <w:jc w:val="center"/>
+            </w:pPr>
             <w:r>
               <w:rPr>
                 <w:rFonts w:ascii="Calibri" w:cs="Calibri" w:eastAsia="Calibri" w:hAnsi="Calibri"/>
@@ -6466,489 +6782,25 @@
         </w:tc>
         <w:tc>
           <w:tcPr>
-            <w:tcW w:type="auto" w:w="0"/>
-            <w:tcBorders>
-              <w:top w:val="none" w:color="FFFFFF" w:sz="0"/>
-              <w:left w:val="none" w:color="FFFFFF" w:sz="0"/>
-              <w:bottom w:val="none" w:color="FFFFFF" w:sz="0"/>
-              <w:right w:val="none" w:color="FFFFFF" w:sz="0"/>
-            </w:tcBorders>
-            <w:tcMar>
-              <w:top w:type="dxa" w:w="80"/>
-              <w:left w:type="dxa" w:w="120"/>
-              <w:bottom w:type="dxa" w:w="80"/>
-              <w:right w:type="dxa" w:w="120"/>
-            </w:tcMar>
-          </w:tcPr>
-          <w:p>
-            <w:r>
-              <w:rPr>
-                <w:rFonts w:ascii="Calibri" w:cs="Calibri" w:eastAsia="Calibri" w:hAnsi="Calibri"/>
-                <w:b w:val="false"/>
-                <w:bCs w:val="false"/>
-                <w:sz w:val="22"/>
-                <w:szCs w:val="22"/>
-              </w:rPr>
-              <w:t xml:space="preserve">91%</w:t>
-            </w:r>
-          </w:p>
-        </w:tc>
-        <w:tc>
-          <w:tcPr>
-            <w:tcW w:type="auto" w:w="0"/>
-            <w:tcBorders>
-              <w:top w:val="none" w:color="FFFFFF" w:sz="0"/>
-              <w:left w:val="none" w:color="FFFFFF" w:sz="0"/>
-              <w:bottom w:val="none" w:color="FFFFFF" w:sz="0"/>
-              <w:right w:val="none" w:color="FFFFFF" w:sz="0"/>
-            </w:tcBorders>
-            <w:tcMar>
-              <w:top w:type="dxa" w:w="80"/>
-              <w:left w:type="dxa" w:w="120"/>
-              <w:bottom w:type="dxa" w:w="80"/>
-              <w:right w:type="dxa" w:w="120"/>
-            </w:tcMar>
-          </w:tcPr>
-          <w:p>
-            <w:r>
-              <w:rPr>
-                <w:rFonts w:ascii="Calibri" w:cs="Calibri" w:eastAsia="Calibri" w:hAnsi="Calibri"/>
-                <w:b w:val="false"/>
-                <w:bCs w:val="false"/>
-                <w:sz w:val="22"/>
-                <w:szCs w:val="22"/>
-              </w:rPr>
-              <w:t xml:space="preserve">93%</w:t>
-            </w:r>
-          </w:p>
-        </w:tc>
-        <w:tc>
-          <w:tcPr>
-            <w:tcW w:type="auto" w:w="0"/>
-            <w:tcBorders>
-              <w:top w:val="none" w:color="FFFFFF" w:sz="0"/>
-              <w:left w:val="none" w:color="FFFFFF" w:sz="0"/>
-              <w:bottom w:val="none" w:color="FFFFFF" w:sz="0"/>
-              <w:right w:val="none" w:color="FFFFFF" w:sz="0"/>
-            </w:tcBorders>
-            <w:tcMar>
-              <w:top w:type="dxa" w:w="80"/>
-              <w:left w:type="dxa" w:w="120"/>
-              <w:bottom w:type="dxa" w:w="80"/>
-              <w:right w:type="dxa" w:w="120"/>
-            </w:tcMar>
-          </w:tcPr>
-          <w:p>
-            <w:r>
-              <w:rPr>
-                <w:rFonts w:ascii="Calibri" w:cs="Calibri" w:eastAsia="Calibri" w:hAnsi="Calibri"/>
-                <w:b w:val="false"/>
-                <w:bCs w:val="false"/>
-                <w:sz w:val="22"/>
-                <w:szCs w:val="22"/>
-              </w:rPr>
-              <w:t xml:space="preserve">91%</w:t>
-            </w:r>
-          </w:p>
-        </w:tc>
-        <w:tc>
-          <w:tcPr>
-            <w:tcW w:type="auto" w:w="0"/>
-            <w:tcBorders>
-              <w:top w:val="none" w:color="FFFFFF" w:sz="0"/>
-              <w:left w:val="none" w:color="FFFFFF" w:sz="0"/>
-              <w:bottom w:val="none" w:color="FFFFFF" w:sz="0"/>
-              <w:right w:val="none" w:color="FFFFFF" w:sz="0"/>
-            </w:tcBorders>
-            <w:tcMar>
-              <w:top w:type="dxa" w:w="80"/>
-              <w:left w:type="dxa" w:w="120"/>
-              <w:bottom w:type="dxa" w:w="80"/>
-              <w:right w:type="dxa" w:w="120"/>
-            </w:tcMar>
-          </w:tcPr>
-          <w:p>
-            <w:r>
-              <w:rPr>
-                <w:rFonts w:ascii="Calibri" w:cs="Calibri" w:eastAsia="Calibri" w:hAnsi="Calibri"/>
-                <w:b w:val="false"/>
-                <w:bCs w:val="false"/>
-                <w:sz w:val="22"/>
-                <w:szCs w:val="22"/>
-              </w:rPr>
-              <w:t xml:space="preserve">90%</w:t>
-            </w:r>
-          </w:p>
-        </w:tc>
-      </w:tr>
-      <w:tr>
-        <w:tc>
-          <w:tcPr>
-            <w:tcW w:type="auto" w:w="0"/>
-            <w:tcBorders>
-              <w:top w:val="none" w:color="FFFFFF" w:sz="0"/>
-              <w:left w:val="none" w:color="FFFFFF" w:sz="0"/>
-              <w:bottom w:val="none" w:color="FFFFFF" w:sz="0"/>
-              <w:right w:val="none" w:color="FFFFFF" w:sz="0"/>
-            </w:tcBorders>
-            <w:tcMar>
-              <w:top w:type="dxa" w:w="80"/>
-              <w:left w:type="dxa" w:w="120"/>
-              <w:bottom w:type="dxa" w:w="80"/>
-              <w:right w:type="dxa" w:w="120"/>
-            </w:tcMar>
-          </w:tcPr>
-          <w:p>
-            <w:r>
-              <w:rPr>
-                <w:rFonts w:ascii="Calibri" w:cs="Calibri" w:eastAsia="Calibri" w:hAnsi="Calibri"/>
-                <w:b w:val="false"/>
-                <w:bCs w:val="false"/>
-                <w:sz w:val="22"/>
-                <w:szCs w:val="22"/>
-              </w:rPr>
-              <w:t xml:space="preserve">Is available to me when I need them</w:t>
-            </w:r>
-          </w:p>
-        </w:tc>
-        <w:tc>
-          <w:tcPr>
-            <w:tcW w:type="auto" w:w="0"/>
-            <w:tcBorders>
-              <w:top w:val="none" w:color="FFFFFF" w:sz="0"/>
-              <w:left w:val="none" w:color="FFFFFF" w:sz="0"/>
-              <w:bottom w:val="none" w:color="FFFFFF" w:sz="0"/>
-              <w:right w:val="none" w:color="FFFFFF" w:sz="0"/>
-            </w:tcBorders>
-            <w:tcMar>
-              <w:top w:type="dxa" w:w="80"/>
-              <w:left w:type="dxa" w:w="120"/>
-              <w:bottom w:type="dxa" w:w="80"/>
-              <w:right w:type="dxa" w:w="120"/>
-            </w:tcMar>
-          </w:tcPr>
-          <w:p>
-            <w:r>
-              <w:rPr>
-                <w:rFonts w:ascii="Calibri" w:cs="Calibri" w:eastAsia="Calibri" w:hAnsi="Calibri"/>
-                <w:b w:val="false"/>
-                <w:bCs w:val="false"/>
-                <w:sz w:val="22"/>
-                <w:szCs w:val="22"/>
-              </w:rPr>
-              <w:t xml:space="preserve">85%</w:t>
-            </w:r>
-          </w:p>
-        </w:tc>
-        <w:tc>
-          <w:tcPr>
-            <w:tcW w:type="auto" w:w="0"/>
-            <w:tcBorders>
-              <w:top w:val="none" w:color="FFFFFF" w:sz="0"/>
-              <w:left w:val="none" w:color="FFFFFF" w:sz="0"/>
-              <w:bottom w:val="none" w:color="FFFFFF" w:sz="0"/>
-              <w:right w:val="none" w:color="FFFFFF" w:sz="0"/>
-            </w:tcBorders>
-            <w:tcMar>
-              <w:top w:type="dxa" w:w="80"/>
-              <w:left w:type="dxa" w:w="120"/>
-              <w:bottom w:type="dxa" w:w="80"/>
-              <w:right w:type="dxa" w:w="120"/>
-            </w:tcMar>
-          </w:tcPr>
-          <w:p>
-            <w:r>
-              <w:rPr>
-                <w:rFonts w:ascii="Calibri" w:cs="Calibri" w:eastAsia="Calibri" w:hAnsi="Calibri"/>
-                <w:b w:val="false"/>
-                <w:bCs w:val="false"/>
-                <w:sz w:val="22"/>
-                <w:szCs w:val="22"/>
-              </w:rPr>
-              <w:t xml:space="preserve">88%</w:t>
-            </w:r>
-          </w:p>
-        </w:tc>
-        <w:tc>
-          <w:tcPr>
-            <w:tcW w:type="auto" w:w="0"/>
-            <w:tcBorders>
-              <w:top w:val="none" w:color="FFFFFF" w:sz="0"/>
-              <w:left w:val="none" w:color="FFFFFF" w:sz="0"/>
-              <w:bottom w:val="none" w:color="FFFFFF" w:sz="0"/>
-              <w:right w:val="none" w:color="FFFFFF" w:sz="0"/>
-            </w:tcBorders>
-            <w:tcMar>
-              <w:top w:type="dxa" w:w="80"/>
-              <w:left w:type="dxa" w:w="120"/>
-              <w:bottom w:type="dxa" w:w="80"/>
-              <w:right w:type="dxa" w:w="120"/>
-            </w:tcMar>
-          </w:tcPr>
-          <w:p>
-            <w:r>
-              <w:rPr>
-                <w:rFonts w:ascii="Calibri" w:cs="Calibri" w:eastAsia="Calibri" w:hAnsi="Calibri"/>
-                <w:b w:val="false"/>
-                <w:bCs w:val="false"/>
-                <w:sz w:val="22"/>
-                <w:szCs w:val="22"/>
-              </w:rPr>
-              <w:t xml:space="preserve">88%</w:t>
-            </w:r>
-          </w:p>
-        </w:tc>
-        <w:tc>
-          <w:tcPr>
-            <w:tcW w:type="auto" w:w="0"/>
-            <w:tcBorders>
-              <w:top w:val="none" w:color="FFFFFF" w:sz="0"/>
-              <w:left w:val="none" w:color="FFFFFF" w:sz="0"/>
-              <w:bottom w:val="none" w:color="FFFFFF" w:sz="0"/>
-              <w:right w:val="none" w:color="FFFFFF" w:sz="0"/>
-            </w:tcBorders>
-            <w:tcMar>
-              <w:top w:type="dxa" w:w="80"/>
-              <w:left w:type="dxa" w:w="120"/>
-              <w:bottom w:type="dxa" w:w="80"/>
-              <w:right w:type="dxa" w:w="120"/>
-            </w:tcMar>
-          </w:tcPr>
-          <w:p>
-            <w:r>
-              <w:rPr>
-                <w:rFonts w:ascii="Calibri" w:cs="Calibri" w:eastAsia="Calibri" w:hAnsi="Calibri"/>
-                <w:b w:val="false"/>
-                <w:bCs w:val="false"/>
-                <w:sz w:val="22"/>
-                <w:szCs w:val="22"/>
-              </w:rPr>
-              <w:t xml:space="preserve">91%</w:t>
-            </w:r>
-          </w:p>
-        </w:tc>
-        <w:tc>
-          <w:tcPr>
-            <w:tcW w:type="auto" w:w="0"/>
-            <w:tcBorders>
-              <w:top w:val="none" w:color="FFFFFF" w:sz="0"/>
-              <w:left w:val="none" w:color="FFFFFF" w:sz="0"/>
-              <w:bottom w:val="none" w:color="FFFFFF" w:sz="0"/>
-              <w:right w:val="none" w:color="FFFFFF" w:sz="0"/>
-            </w:tcBorders>
-            <w:tcMar>
-              <w:top w:type="dxa" w:w="80"/>
-              <w:left w:type="dxa" w:w="120"/>
-              <w:bottom w:type="dxa" w:w="80"/>
-              <w:right w:type="dxa" w:w="120"/>
-            </w:tcMar>
-          </w:tcPr>
-          <w:p>
-            <w:r>
-              <w:rPr>
-                <w:rFonts w:ascii="Calibri" w:cs="Calibri" w:eastAsia="Calibri" w:hAnsi="Calibri"/>
-                <w:b w:val="false"/>
-                <w:bCs w:val="false"/>
-                <w:sz w:val="22"/>
-                <w:szCs w:val="22"/>
-              </w:rPr>
-              <w:t xml:space="preserve">88%</w:t>
-            </w:r>
-          </w:p>
-        </w:tc>
-        <w:tc>
-          <w:tcPr>
-            <w:tcW w:type="auto" w:w="0"/>
-            <w:tcBorders>
-              <w:top w:val="none" w:color="FFFFFF" w:sz="0"/>
-              <w:left w:val="none" w:color="FFFFFF" w:sz="0"/>
-              <w:bottom w:val="none" w:color="FFFFFF" w:sz="0"/>
-              <w:right w:val="none" w:color="FFFFFF" w:sz="0"/>
-            </w:tcBorders>
-            <w:tcMar>
-              <w:top w:type="dxa" w:w="80"/>
-              <w:left w:type="dxa" w:w="120"/>
-              <w:bottom w:type="dxa" w:w="80"/>
-              <w:right w:type="dxa" w:w="120"/>
-            </w:tcMar>
-          </w:tcPr>
-          <w:p>
-            <w:r>
-              <w:rPr>
-                <w:rFonts w:ascii="Calibri" w:cs="Calibri" w:eastAsia="Calibri" w:hAnsi="Calibri"/>
-                <w:b w:val="false"/>
-                <w:bCs w:val="false"/>
-                <w:sz w:val="22"/>
-                <w:szCs w:val="22"/>
-              </w:rPr>
-              <w:t xml:space="preserve">80%</w:t>
-            </w:r>
-          </w:p>
-        </w:tc>
-      </w:tr>
-      <w:tr>
-        <w:tc>
-          <w:tcPr>
-            <w:tcW w:type="auto" w:w="0"/>
-            <w:tcBorders>
-              <w:top w:val="none" w:color="FFFFFF" w:sz="0"/>
-              <w:left w:val="none" w:color="FFFFFF" w:sz="0"/>
-              <w:bottom w:val="none" w:color="FFFFFF" w:sz="0"/>
-              <w:right w:val="none" w:color="FFFFFF" w:sz="0"/>
-            </w:tcBorders>
-            <w:tcMar>
-              <w:top w:type="dxa" w:w="80"/>
-              <w:left w:type="dxa" w:w="120"/>
-              <w:bottom w:type="dxa" w:w="80"/>
-              <w:right w:type="dxa" w:w="120"/>
-            </w:tcMar>
-          </w:tcPr>
-          <w:p>
-            <w:r>
-              <w:rPr>
-                <w:rFonts w:ascii="Calibri" w:cs="Calibri" w:eastAsia="Calibri" w:hAnsi="Calibri"/>
-                <w:b w:val="false"/>
-                <w:bCs w:val="false"/>
-                <w:sz w:val="22"/>
-                <w:szCs w:val="22"/>
-              </w:rPr>
-              <w:t xml:space="preserve">Makes me feel heard and understood</w:t>
-            </w:r>
-          </w:p>
-        </w:tc>
-        <w:tc>
-          <w:tcPr>
-            <w:tcW w:type="auto" w:w="0"/>
-            <w:tcBorders>
-              <w:top w:val="none" w:color="FFFFFF" w:sz="0"/>
-              <w:left w:val="none" w:color="FFFFFF" w:sz="0"/>
-              <w:bottom w:val="none" w:color="FFFFFF" w:sz="0"/>
-              <w:right w:val="none" w:color="FFFFFF" w:sz="0"/>
-            </w:tcBorders>
-            <w:tcMar>
-              <w:top w:type="dxa" w:w="80"/>
-              <w:left w:type="dxa" w:w="120"/>
-              <w:bottom w:type="dxa" w:w="80"/>
-              <w:right w:type="dxa" w:w="120"/>
-            </w:tcMar>
-          </w:tcPr>
-          <w:p>
-            <w:r>
-              <w:rPr>
-                <w:rFonts w:ascii="Calibri" w:cs="Calibri" w:eastAsia="Calibri" w:hAnsi="Calibri"/>
-                <w:b w:val="false"/>
-                <w:bCs w:val="false"/>
-                <w:sz w:val="22"/>
-                <w:szCs w:val="22"/>
-              </w:rPr>
-              <w:t xml:space="preserve">92%</w:t>
-            </w:r>
-          </w:p>
-        </w:tc>
-        <w:tc>
-          <w:tcPr>
-            <w:tcW w:type="auto" w:w="0"/>
-            <w:tcBorders>
-              <w:top w:val="none" w:color="FFFFFF" w:sz="0"/>
-              <w:left w:val="none" w:color="FFFFFF" w:sz="0"/>
-              <w:bottom w:val="none" w:color="FFFFFF" w:sz="0"/>
-              <w:right w:val="none" w:color="FFFFFF" w:sz="0"/>
-            </w:tcBorders>
-            <w:tcMar>
-              <w:top w:type="dxa" w:w="80"/>
-              <w:left w:type="dxa" w:w="120"/>
-              <w:bottom w:type="dxa" w:w="80"/>
-              <w:right w:type="dxa" w:w="120"/>
-            </w:tcMar>
-          </w:tcPr>
-          <w:p>
-            <w:r>
-              <w:rPr>
-                <w:rFonts w:ascii="Calibri" w:cs="Calibri" w:eastAsia="Calibri" w:hAnsi="Calibri"/>
-                <w:b w:val="false"/>
-                <w:bCs w:val="false"/>
-                <w:sz w:val="22"/>
-                <w:szCs w:val="22"/>
-              </w:rPr>
-              <w:t xml:space="preserve">90%</w:t>
-            </w:r>
-          </w:p>
-        </w:tc>
-        <w:tc>
-          <w:tcPr>
-            <w:tcW w:type="auto" w:w="0"/>
-            <w:tcBorders>
-              <w:top w:val="none" w:color="FFFFFF" w:sz="0"/>
-              <w:left w:val="none" w:color="FFFFFF" w:sz="0"/>
-              <w:bottom w:val="none" w:color="FFFFFF" w:sz="0"/>
-              <w:right w:val="none" w:color="FFFFFF" w:sz="0"/>
-            </w:tcBorders>
-            <w:tcMar>
-              <w:top w:type="dxa" w:w="80"/>
-              <w:left w:type="dxa" w:w="120"/>
-              <w:bottom w:type="dxa" w:w="80"/>
-              <w:right w:type="dxa" w:w="120"/>
-            </w:tcMar>
-          </w:tcPr>
-          <w:p>
-            <w:r>
-              <w:rPr>
-                <w:rFonts w:ascii="Calibri" w:cs="Calibri" w:eastAsia="Calibri" w:hAnsi="Calibri"/>
-                <w:b w:val="false"/>
-                <w:bCs w:val="false"/>
-                <w:sz w:val="22"/>
-                <w:szCs w:val="22"/>
-              </w:rPr>
-              <w:t xml:space="preserve">92%</w:t>
-            </w:r>
-          </w:p>
-        </w:tc>
-        <w:tc>
-          <w:tcPr>
-            <w:tcW w:type="auto" w:w="0"/>
-            <w:tcBorders>
-              <w:top w:val="none" w:color="FFFFFF" w:sz="0"/>
-              <w:left w:val="none" w:color="FFFFFF" w:sz="0"/>
-              <w:bottom w:val="none" w:color="FFFFFF" w:sz="0"/>
-              <w:right w:val="none" w:color="FFFFFF" w:sz="0"/>
-            </w:tcBorders>
-            <w:tcMar>
-              <w:top w:type="dxa" w:w="80"/>
-              <w:left w:type="dxa" w:w="120"/>
-              <w:bottom w:type="dxa" w:w="80"/>
-              <w:right w:type="dxa" w:w="120"/>
-            </w:tcMar>
-          </w:tcPr>
-          <w:p>
-            <w:r>
-              <w:rPr>
-                <w:rFonts w:ascii="Calibri" w:cs="Calibri" w:eastAsia="Calibri" w:hAnsi="Calibri"/>
-                <w:b w:val="false"/>
-                <w:bCs w:val="false"/>
-                <w:sz w:val="22"/>
-                <w:szCs w:val="22"/>
-              </w:rPr>
-              <w:t xml:space="preserve">91%</w:t>
-            </w:r>
-          </w:p>
-        </w:tc>
-        <w:tc>
-          <w:tcPr>
-            <w:tcW w:type="auto" w:w="0"/>
-            <w:tcBorders>
-              <w:top w:val="none" w:color="FFFFFF" w:sz="0"/>
-              <w:left w:val="none" w:color="FFFFFF" w:sz="0"/>
-              <w:bottom w:val="none" w:color="FFFFFF" w:sz="0"/>
-              <w:right w:val="none" w:color="FFFFFF" w:sz="0"/>
-            </w:tcBorders>
-            <w:tcMar>
-              <w:top w:type="dxa" w:w="80"/>
-              <w:left w:type="dxa" w:w="120"/>
-              <w:bottom w:type="dxa" w:w="80"/>
-              <w:right w:type="dxa" w:w="120"/>
-            </w:tcMar>
-          </w:tcPr>
-          <w:p>
+            <w:tcW w:type="dxa" w:w="910"/>
+            <w:tcBorders>
+              <w:top w:val="none" w:color="FFFFFF" w:sz="0"/>
+              <w:left w:val="none" w:color="FFFFFF" w:sz="0"/>
+              <w:bottom w:val="none" w:color="FFFFFF" w:sz="0"/>
+              <w:right w:val="none" w:color="FFFFFF" w:sz="0"/>
+            </w:tcBorders>
+            <w:tcMar>
+              <w:top w:type="dxa" w:w="80"/>
+              <w:left w:type="dxa" w:w="120"/>
+              <w:bottom w:type="dxa" w:w="80"/>
+              <w:right w:type="dxa" w:w="120"/>
+            </w:tcMar>
+            <w:vAlign w:val="center"/>
+          </w:tcPr>
+          <w:p>
+            <w:pPr>
+              <w:jc w:val="center"/>
+            </w:pPr>
             <w:r>
               <w:rPr>
                 <w:rFonts w:ascii="Calibri" w:cs="Calibri" w:eastAsia="Calibri" w:hAnsi="Calibri"/>
@@ -6963,21 +6815,25 @@
         </w:tc>
         <w:tc>
           <w:tcPr>
-            <w:tcW w:type="auto" w:w="0"/>
-            <w:tcBorders>
-              <w:top w:val="none" w:color="FFFFFF" w:sz="0"/>
-              <w:left w:val="none" w:color="FFFFFF" w:sz="0"/>
-              <w:bottom w:val="none" w:color="FFFFFF" w:sz="0"/>
-              <w:right w:val="none" w:color="FFFFFF" w:sz="0"/>
-            </w:tcBorders>
-            <w:tcMar>
-              <w:top w:type="dxa" w:w="80"/>
-              <w:left w:type="dxa" w:w="120"/>
-              <w:bottom w:type="dxa" w:w="80"/>
-              <w:right w:type="dxa" w:w="120"/>
-            </w:tcMar>
-          </w:tcPr>
-          <w:p>
+            <w:tcW w:type="dxa" w:w="910"/>
+            <w:tcBorders>
+              <w:top w:val="none" w:color="FFFFFF" w:sz="0"/>
+              <w:left w:val="none" w:color="FFFFFF" w:sz="0"/>
+              <w:bottom w:val="none" w:color="FFFFFF" w:sz="0"/>
+              <w:right w:val="none" w:color="FFFFFF" w:sz="0"/>
+            </w:tcBorders>
+            <w:tcMar>
+              <w:top w:type="dxa" w:w="80"/>
+              <w:left w:type="dxa" w:w="120"/>
+              <w:bottom w:type="dxa" w:w="80"/>
+              <w:right w:type="dxa" w:w="120"/>
+            </w:tcMar>
+            <w:vAlign w:val="center"/>
+          </w:tcPr>
+          <w:p>
+            <w:pPr>
+              <w:jc w:val="center"/>
+            </w:pPr>
             <w:r>
               <w:rPr>
                 <w:rFonts w:ascii="Calibri" w:cs="Calibri" w:eastAsia="Calibri" w:hAnsi="Calibri"/>
@@ -7000,7 +6856,7 @@
       <w:r>
         <w:drawing>
           <wp:inline distT="0" distB="0" distL="0" distR="0">
-            <wp:extent cx="5029200" cy="2400300"/>
+            <wp:extent cx="5029200" cy="3381375"/>
             <wp:effectExtent t="0" r="0" b="0" l="0"/>
             <wp:docPr id="1" name="" descr="" title=""/>
             <wp:cNvGraphicFramePr>
@@ -7025,7 +6881,7 @@
                   <pic:spPr bwMode="auto">
                     <a:xfrm>
                       <a:off x="0" y="0"/>
-                      <a:ext cx="5029200" cy="2400300"/>
+                      <a:ext cx="5029200" cy="3381375"/>
                     </a:xfrm>
                     <a:prstGeom prst="rect">
                       <a:avLst/>
@@ -7051,7 +6907,7 @@
           <w:sz w:val="22"/>
           <w:szCs w:val="22"/>
         </w:rPr>
-        <w:t xml:space="preserve">The majority of youth communicate with their coaches weekly or monthly. A small number of youth reported their communication was Not Enough.</w:t>
+        <w:t xml:space="preserve">Most respondents rated the amount of communication with their coach positively. 85% reported the amount was a Good amount, while 14% (24 youth) reported it was Not enough and 2% reported Too much. This is a slight increase from February 2025, when 11% (19 youth) reported their communication was Not enough.</w:t>
       </w:r>
     </w:p>
     <w:p>
@@ -7062,7 +6918,7 @@
       <w:r>
         <w:drawing>
           <wp:inline distT="0" distB="0" distL="0" distR="0">
-            <wp:extent cx="4114800" cy="1323975"/>
+            <wp:extent cx="4114800" cy="2266950"/>
             <wp:effectExtent t="0" r="0" b="0" l="0"/>
             <wp:docPr id="1" name="" descr="" title=""/>
             <wp:cNvGraphicFramePr>
@@ -7087,7 +6943,7 @@
                   <pic:spPr bwMode="auto">
                     <a:xfrm>
                       <a:off x="0" y="0"/>
-                      <a:ext cx="4114800" cy="1323975"/>
+                      <a:ext cx="4114800" cy="2266950"/>
                     </a:xfrm>
                     <a:prstGeom prst="rect">
                       <a:avLst/>
@@ -7129,7 +6985,7 @@
           <w:sz w:val="22"/>
           <w:szCs w:val="22"/>
         </w:rPr>
-        <w:t xml:space="preserve">Most of the Count youth who reported Not Enough communicated with their coach 1–2 times per month (12 youth) or less than once a month (10 youth); 2 youth reported about once a week.</w:t>
+        <w:t xml:space="preserve">14% of respondents (n=24) reported their communication with their coach was Not enough. Most of these youth communicated 1–2 times per month (12 youth) or less than once a month (10 youth).</w:t>
       </w:r>
     </w:p>
     <w:p>
@@ -7140,7 +6996,7 @@
       <w:r>
         <w:drawing>
           <wp:inline distT="0" distB="0" distL="0" distR="0">
-            <wp:extent cx="4114800" cy="1657350"/>
+            <wp:extent cx="4114800" cy="2028825"/>
             <wp:effectExtent t="0" r="0" b="0" l="0"/>
             <wp:docPr id="1" name="" descr="" title=""/>
             <wp:cNvGraphicFramePr>
@@ -7165,7 +7021,7 @@
                   <pic:spPr bwMode="auto">
                     <a:xfrm>
                       <a:off x="0" y="0"/>
-                      <a:ext cx="4114800" cy="1657350"/>
+                      <a:ext cx="4114800" cy="2028825"/>
                     </a:xfrm>
                     <a:prstGeom prst="rect">
                       <a:avLst/>
@@ -7235,7 +7091,7 @@
     </w:p>
     <w:tbl>
       <w:tblPr>
-        <w:tblW w:type="auto" w:w="0"/>
+        <w:tblW w:type="dxa" w:w="9360"/>
         <w:tblBorders>
           <w:top w:val="none" w:color="FFFFFF" w:sz="0"/>
           <w:left w:val="none" w:color="FFFFFF" w:sz="0"/>
@@ -7244,7 +7100,7 @@
           <w:insideH w:val="single" w:color="auto" w:sz="4"/>
           <w:insideV w:val="single" w:color="auto" w:sz="4"/>
         </w:tblBorders>
-        <w:tblLayout w:type="autofit"/>
+        <w:tblLayout w:type="fixed"/>
       </w:tblPr>
       <w:tblGrid>
         <w:gridCol w:w="100"/>
@@ -7261,7 +7117,7 @@
       <w:tr>
         <w:tc>
           <w:tcPr>
-            <w:tcW w:type="auto" w:w="0"/>
+            <w:tcW w:type="dxa" w:w="2900"/>
             <w:tcBorders>
               <w:top w:val="none" w:color="FFFFFF" w:sz="0"/>
               <w:left w:val="none" w:color="FFFFFF" w:sz="0"/>
@@ -7291,7 +7147,7 @@
         </w:tc>
         <w:tc>
           <w:tcPr>
-            <w:tcW w:type="auto" w:w="0"/>
+            <w:tcW w:type="dxa" w:w="560"/>
             <w:tcBorders>
               <w:top w:val="none" w:color="FFFFFF" w:sz="0"/>
               <w:left w:val="none" w:color="FFFFFF" w:sz="0"/>
@@ -7321,7 +7177,7 @@
         </w:tc>
         <w:tc>
           <w:tcPr>
-            <w:tcW w:type="auto" w:w="0"/>
+            <w:tcW w:type="dxa" w:w="640"/>
             <w:tcBorders>
               <w:top w:val="none" w:color="FFFFFF" w:sz="0"/>
               <w:left w:val="none" w:color="FFFFFF" w:sz="0"/>
@@ -7351,7 +7207,7 @@
         </w:tc>
         <w:tc>
           <w:tcPr>
-            <w:tcW w:type="auto" w:w="0"/>
+            <w:tcW w:type="dxa" w:w="800"/>
             <w:tcBorders>
               <w:top w:val="none" w:color="FFFFFF" w:sz="0"/>
               <w:left w:val="none" w:color="FFFFFF" w:sz="0"/>
@@ -7381,7 +7237,7 @@
         </w:tc>
         <w:tc>
           <w:tcPr>
-            <w:tcW w:type="auto" w:w="0"/>
+            <w:tcW w:type="dxa" w:w="880"/>
             <w:tcBorders>
               <w:top w:val="none" w:color="FFFFFF" w:sz="0"/>
               <w:left w:val="none" w:color="FFFFFF" w:sz="0"/>
@@ -7411,7 +7267,7 @@
         </w:tc>
         <w:tc>
           <w:tcPr>
-            <w:tcW w:type="auto" w:w="0"/>
+            <w:tcW w:type="dxa" w:w="780"/>
             <w:tcBorders>
               <w:top w:val="none" w:color="FFFFFF" w:sz="0"/>
               <w:left w:val="none" w:color="FFFFFF" w:sz="0"/>
@@ -7441,7 +7297,7 @@
         </w:tc>
         <w:tc>
           <w:tcPr>
-            <w:tcW w:type="auto" w:w="0"/>
+            <w:tcW w:type="dxa" w:w="650"/>
             <w:tcBorders>
               <w:top w:val="none" w:color="FFFFFF" w:sz="0"/>
               <w:left w:val="none" w:color="FFFFFF" w:sz="0"/>
@@ -7471,7 +7327,7 @@
         </w:tc>
         <w:tc>
           <w:tcPr>
-            <w:tcW w:type="auto" w:w="0"/>
+            <w:tcW w:type="dxa" w:w="700"/>
             <w:tcBorders>
               <w:top w:val="none" w:color="FFFFFF" w:sz="0"/>
               <w:left w:val="none" w:color="FFFFFF" w:sz="0"/>
@@ -7501,7 +7357,7 @@
         </w:tc>
         <w:tc>
           <w:tcPr>
-            <w:tcW w:type="auto" w:w="0"/>
+            <w:tcW w:type="dxa" w:w="920"/>
             <w:tcBorders>
               <w:top w:val="none" w:color="FFFFFF" w:sz="0"/>
               <w:left w:val="none" w:color="FFFFFF" w:sz="0"/>
@@ -7531,7 +7387,7 @@
         </w:tc>
         <w:tc>
           <w:tcPr>
-            <w:tcW w:type="auto" w:w="0"/>
+            <w:tcW w:type="dxa" w:w="530"/>
             <w:tcBorders>
               <w:top w:val="none" w:color="FFFFFF" w:sz="0"/>
               <w:left w:val="none" w:color="FFFFFF" w:sz="0"/>
@@ -7563,36 +7419,36 @@
       <w:tr>
         <w:tc>
           <w:tcPr>
-            <w:tcW w:type="auto" w:w="0"/>
-            <w:tcBorders>
-              <w:top w:val="none" w:color="FFFFFF" w:sz="0"/>
-              <w:left w:val="none" w:color="FFFFFF" w:sz="0"/>
-              <w:bottom w:val="none" w:color="FFFFFF" w:sz="0"/>
-              <w:right w:val="none" w:color="FFFFFF" w:sz="0"/>
-            </w:tcBorders>
-            <w:tcMar>
-              <w:top w:type="dxa" w:w="80"/>
-              <w:left w:type="dxa" w:w="120"/>
-              <w:bottom w:type="dxa" w:w="80"/>
-              <w:right w:type="dxa" w:w="120"/>
-            </w:tcMar>
-          </w:tcPr>
-          <w:p>
-            <w:r>
-              <w:rPr>
-                <w:rFonts w:ascii="Calibri" w:cs="Calibri" w:eastAsia="Calibri" w:hAnsi="Calibri"/>
-                <w:b w:val="false"/>
-                <w:bCs w:val="false"/>
-                <w:sz w:val="22"/>
-                <w:szCs w:val="22"/>
-              </w:rPr>
-              <w:t xml:space="preserve">Safe and stable (90+ days)</w:t>
-            </w:r>
-          </w:p>
-        </w:tc>
-        <w:tc>
-          <w:tcPr>
-            <w:tcW w:type="auto" w:w="0"/>
+            <w:tcW w:type="dxa" w:w="2900"/>
+            <w:tcBorders>
+              <w:top w:val="none" w:color="FFFFFF" w:sz="0"/>
+              <w:left w:val="none" w:color="FFFFFF" w:sz="0"/>
+              <w:bottom w:val="none" w:color="FFFFFF" w:sz="0"/>
+              <w:right w:val="none" w:color="FFFFFF" w:sz="0"/>
+            </w:tcBorders>
+            <w:tcMar>
+              <w:top w:type="dxa" w:w="80"/>
+              <w:left w:type="dxa" w:w="120"/>
+              <w:bottom w:type="dxa" w:w="80"/>
+              <w:right w:type="dxa" w:w="120"/>
+            </w:tcMar>
+          </w:tcPr>
+          <w:p>
+            <w:r>
+              <w:rPr>
+                <w:rFonts w:ascii="Calibri" w:cs="Calibri" w:eastAsia="Calibri" w:hAnsi="Calibri"/>
+                <w:b w:val="false"/>
+                <w:bCs w:val="false"/>
+                <w:sz w:val="22"/>
+                <w:szCs w:val="22"/>
+              </w:rPr>
+              <w:t xml:space="preserve">Safe and stable</w:t>
+            </w:r>
+          </w:p>
+        </w:tc>
+        <w:tc>
+          <w:tcPr>
+            <w:tcW w:type="dxa" w:w="560"/>
             <w:tcBorders>
               <w:top w:val="none" w:color="FFFFFF" w:sz="0"/>
               <w:left w:val="none" w:color="FFFFFF" w:sz="0"/>
@@ -7621,7 +7477,7 @@
         </w:tc>
         <w:tc>
           <w:tcPr>
-            <w:tcW w:type="auto" w:w="0"/>
+            <w:tcW w:type="dxa" w:w="640"/>
             <w:tcBorders>
               <w:top w:val="none" w:color="FFFFFF" w:sz="0"/>
               <w:left w:val="none" w:color="FFFFFF" w:sz="0"/>
@@ -7650,7 +7506,7 @@
         </w:tc>
         <w:tc>
           <w:tcPr>
-            <w:tcW w:type="auto" w:w="0"/>
+            <w:tcW w:type="dxa" w:w="800"/>
             <w:tcBorders>
               <w:top w:val="none" w:color="FFFFFF" w:sz="0"/>
               <w:left w:val="none" w:color="FFFFFF" w:sz="0"/>
@@ -7679,7 +7535,7 @@
         </w:tc>
         <w:tc>
           <w:tcPr>
-            <w:tcW w:type="auto" w:w="0"/>
+            <w:tcW w:type="dxa" w:w="880"/>
             <w:tcBorders>
               <w:top w:val="none" w:color="FFFFFF" w:sz="0"/>
               <w:left w:val="none" w:color="FFFFFF" w:sz="0"/>
@@ -7708,7 +7564,7 @@
         </w:tc>
         <w:tc>
           <w:tcPr>
-            <w:tcW w:type="auto" w:w="0"/>
+            <w:tcW w:type="dxa" w:w="780"/>
             <w:tcBorders>
               <w:top w:val="none" w:color="FFFFFF" w:sz="0"/>
               <w:left w:val="none" w:color="FFFFFF" w:sz="0"/>
@@ -7737,7 +7593,7 @@
         </w:tc>
         <w:tc>
           <w:tcPr>
-            <w:tcW w:type="auto" w:w="0"/>
+            <w:tcW w:type="dxa" w:w="650"/>
             <w:tcBorders>
               <w:top w:val="none" w:color="FFFFFF" w:sz="0"/>
               <w:left w:val="none" w:color="FFFFFF" w:sz="0"/>
@@ -7766,7 +7622,7 @@
         </w:tc>
         <w:tc>
           <w:tcPr>
-            <w:tcW w:type="auto" w:w="0"/>
+            <w:tcW w:type="dxa" w:w="700"/>
             <w:tcBorders>
               <w:top w:val="none" w:color="FFFFFF" w:sz="0"/>
               <w:left w:val="none" w:color="FFFFFF" w:sz="0"/>
@@ -7795,7 +7651,7 @@
         </w:tc>
         <w:tc>
           <w:tcPr>
-            <w:tcW w:type="auto" w:w="0"/>
+            <w:tcW w:type="dxa" w:w="920"/>
             <w:tcBorders>
               <w:top w:val="none" w:color="FFFFFF" w:sz="0"/>
               <w:left w:val="none" w:color="FFFFFF" w:sz="0"/>
@@ -7824,7 +7680,7 @@
         </w:tc>
         <w:tc>
           <w:tcPr>
-            <w:tcW w:type="auto" w:w="0"/>
+            <w:tcW w:type="dxa" w:w="530"/>
             <w:tcBorders>
               <w:top w:val="none" w:color="FFFFFF" w:sz="0"/>
               <w:left w:val="none" w:color="FFFFFF" w:sz="0"/>
@@ -7855,36 +7711,36 @@
       <w:tr>
         <w:tc>
           <w:tcPr>
-            <w:tcW w:type="auto" w:w="0"/>
-            <w:tcBorders>
-              <w:top w:val="none" w:color="FFFFFF" w:sz="0"/>
-              <w:left w:val="none" w:color="FFFFFF" w:sz="0"/>
-              <w:bottom w:val="none" w:color="FFFFFF" w:sz="0"/>
-              <w:right w:val="none" w:color="FFFFFF" w:sz="0"/>
-            </w:tcBorders>
-            <w:tcMar>
-              <w:top w:type="dxa" w:w="80"/>
-              <w:left w:type="dxa" w:w="120"/>
-              <w:bottom w:type="dxa" w:w="80"/>
-              <w:right w:type="dxa" w:w="120"/>
-            </w:tcMar>
-          </w:tcPr>
-          <w:p>
-            <w:r>
-              <w:rPr>
-                <w:rFonts w:ascii="Calibri" w:cs="Calibri" w:eastAsia="Calibri" w:hAnsi="Calibri"/>
-                <w:b w:val="false"/>
-                <w:bCs w:val="false"/>
-                <w:sz w:val="22"/>
-                <w:szCs w:val="22"/>
-              </w:rPr>
-              <w:t xml:space="preserve">Safe, but cannot stay 90 days</w:t>
-            </w:r>
-          </w:p>
-        </w:tc>
-        <w:tc>
-          <w:tcPr>
-            <w:tcW w:type="auto" w:w="0"/>
+            <w:tcW w:type="dxa" w:w="2900"/>
+            <w:tcBorders>
+              <w:top w:val="none" w:color="FFFFFF" w:sz="0"/>
+              <w:left w:val="none" w:color="FFFFFF" w:sz="0"/>
+              <w:bottom w:val="none" w:color="FFFFFF" w:sz="0"/>
+              <w:right w:val="none" w:color="FFFFFF" w:sz="0"/>
+            </w:tcBorders>
+            <w:tcMar>
+              <w:top w:type="dxa" w:w="80"/>
+              <w:left w:type="dxa" w:w="120"/>
+              <w:bottom w:type="dxa" w:w="80"/>
+              <w:right w:type="dxa" w:w="120"/>
+            </w:tcMar>
+          </w:tcPr>
+          <w:p>
+            <w:r>
+              <w:rPr>
+                <w:rFonts w:ascii="Calibri" w:cs="Calibri" w:eastAsia="Calibri" w:hAnsi="Calibri"/>
+                <w:b w:val="false"/>
+                <w:bCs w:val="false"/>
+                <w:sz w:val="22"/>
+                <w:szCs w:val="22"/>
+              </w:rPr>
+              <w:t xml:space="preserve">Safe, cannot stay 90 days</w:t>
+            </w:r>
+          </w:p>
+        </w:tc>
+        <w:tc>
+          <w:tcPr>
+            <w:tcW w:type="dxa" w:w="560"/>
             <w:tcBorders>
               <w:top w:val="none" w:color="FFFFFF" w:sz="0"/>
               <w:left w:val="none" w:color="FFFFFF" w:sz="0"/>
@@ -7913,7 +7769,7 @@
         </w:tc>
         <w:tc>
           <w:tcPr>
-            <w:tcW w:type="auto" w:w="0"/>
+            <w:tcW w:type="dxa" w:w="640"/>
             <w:tcBorders>
               <w:top w:val="none" w:color="FFFFFF" w:sz="0"/>
               <w:left w:val="none" w:color="FFFFFF" w:sz="0"/>
@@ -7942,7 +7798,7 @@
         </w:tc>
         <w:tc>
           <w:tcPr>
-            <w:tcW w:type="auto" w:w="0"/>
+            <w:tcW w:type="dxa" w:w="800"/>
             <w:tcBorders>
               <w:top w:val="none" w:color="FFFFFF" w:sz="0"/>
               <w:left w:val="none" w:color="FFFFFF" w:sz="0"/>
@@ -7971,7 +7827,7 @@
         </w:tc>
         <w:tc>
           <w:tcPr>
-            <w:tcW w:type="auto" w:w="0"/>
+            <w:tcW w:type="dxa" w:w="880"/>
             <w:tcBorders>
               <w:top w:val="none" w:color="FFFFFF" w:sz="0"/>
               <w:left w:val="none" w:color="FFFFFF" w:sz="0"/>
@@ -8000,7 +7856,7 @@
         </w:tc>
         <w:tc>
           <w:tcPr>
-            <w:tcW w:type="auto" w:w="0"/>
+            <w:tcW w:type="dxa" w:w="780"/>
             <w:tcBorders>
               <w:top w:val="none" w:color="FFFFFF" w:sz="0"/>
               <w:left w:val="none" w:color="FFFFFF" w:sz="0"/>
@@ -8029,7 +7885,7 @@
         </w:tc>
         <w:tc>
           <w:tcPr>
-            <w:tcW w:type="auto" w:w="0"/>
+            <w:tcW w:type="dxa" w:w="650"/>
             <w:tcBorders>
               <w:top w:val="none" w:color="FFFFFF" w:sz="0"/>
               <w:left w:val="none" w:color="FFFFFF" w:sz="0"/>
@@ -8058,7 +7914,7 @@
         </w:tc>
         <w:tc>
           <w:tcPr>
-            <w:tcW w:type="auto" w:w="0"/>
+            <w:tcW w:type="dxa" w:w="700"/>
             <w:tcBorders>
               <w:top w:val="none" w:color="FFFFFF" w:sz="0"/>
               <w:left w:val="none" w:color="FFFFFF" w:sz="0"/>
@@ -8087,7 +7943,7 @@
         </w:tc>
         <w:tc>
           <w:tcPr>
-            <w:tcW w:type="auto" w:w="0"/>
+            <w:tcW w:type="dxa" w:w="920"/>
             <w:tcBorders>
               <w:top w:val="none" w:color="FFFFFF" w:sz="0"/>
               <w:left w:val="none" w:color="FFFFFF" w:sz="0"/>
@@ -8116,7 +7972,7 @@
         </w:tc>
         <w:tc>
           <w:tcPr>
-            <w:tcW w:type="auto" w:w="0"/>
+            <w:tcW w:type="dxa" w:w="530"/>
             <w:tcBorders>
               <w:top w:val="none" w:color="FFFFFF" w:sz="0"/>
               <w:left w:val="none" w:color="FFFFFF" w:sz="0"/>
@@ -8147,36 +8003,36 @@
       <w:tr>
         <w:tc>
           <w:tcPr>
-            <w:tcW w:type="auto" w:w="0"/>
-            <w:tcBorders>
-              <w:top w:val="none" w:color="FFFFFF" w:sz="0"/>
-              <w:left w:val="none" w:color="FFFFFF" w:sz="0"/>
-              <w:bottom w:val="none" w:color="FFFFFF" w:sz="0"/>
-              <w:right w:val="none" w:color="FFFFFF" w:sz="0"/>
-            </w:tcBorders>
-            <w:tcMar>
-              <w:top w:type="dxa" w:w="80"/>
-              <w:left w:type="dxa" w:w="120"/>
-              <w:bottom w:type="dxa" w:w="80"/>
-              <w:right w:type="dxa" w:w="120"/>
-            </w:tcMar>
-          </w:tcPr>
-          <w:p>
-            <w:r>
-              <w:rPr>
-                <w:rFonts w:ascii="Calibri" w:cs="Calibri" w:eastAsia="Calibri" w:hAnsi="Calibri"/>
-                <w:b w:val="false"/>
-                <w:bCs w:val="false"/>
-                <w:sz w:val="22"/>
-                <w:szCs w:val="22"/>
-              </w:rPr>
-              <w:t xml:space="preserve">Can stay 90 days, but not safe</w:t>
-            </w:r>
-          </w:p>
-        </w:tc>
-        <w:tc>
-          <w:tcPr>
-            <w:tcW w:type="auto" w:w="0"/>
+            <w:tcW w:type="dxa" w:w="2900"/>
+            <w:tcBorders>
+              <w:top w:val="none" w:color="FFFFFF" w:sz="0"/>
+              <w:left w:val="none" w:color="FFFFFF" w:sz="0"/>
+              <w:bottom w:val="none" w:color="FFFFFF" w:sz="0"/>
+              <w:right w:val="none" w:color="FFFFFF" w:sz="0"/>
+            </w:tcBorders>
+            <w:tcMar>
+              <w:top w:type="dxa" w:w="80"/>
+              <w:left w:type="dxa" w:w="120"/>
+              <w:bottom w:type="dxa" w:w="80"/>
+              <w:right w:type="dxa" w:w="120"/>
+            </w:tcMar>
+          </w:tcPr>
+          <w:p>
+            <w:r>
+              <w:rPr>
+                <w:rFonts w:ascii="Calibri" w:cs="Calibri" w:eastAsia="Calibri" w:hAnsi="Calibri"/>
+                <w:b w:val="false"/>
+                <w:bCs w:val="false"/>
+                <w:sz w:val="22"/>
+                <w:szCs w:val="22"/>
+              </w:rPr>
+              <w:t xml:space="preserve">Can stay, but not safe</w:t>
+            </w:r>
+          </w:p>
+        </w:tc>
+        <w:tc>
+          <w:tcPr>
+            <w:tcW w:type="dxa" w:w="560"/>
             <w:tcBorders>
               <w:top w:val="none" w:color="FFFFFF" w:sz="0"/>
               <w:left w:val="none" w:color="FFFFFF" w:sz="0"/>
@@ -8205,7 +8061,7 @@
         </w:tc>
         <w:tc>
           <w:tcPr>
-            <w:tcW w:type="auto" w:w="0"/>
+            <w:tcW w:type="dxa" w:w="640"/>
             <w:tcBorders>
               <w:top w:val="none" w:color="FFFFFF" w:sz="0"/>
               <w:left w:val="none" w:color="FFFFFF" w:sz="0"/>
@@ -8234,7 +8090,7 @@
         </w:tc>
         <w:tc>
           <w:tcPr>
-            <w:tcW w:type="auto" w:w="0"/>
+            <w:tcW w:type="dxa" w:w="800"/>
             <w:tcBorders>
               <w:top w:val="none" w:color="FFFFFF" w:sz="0"/>
               <w:left w:val="none" w:color="FFFFFF" w:sz="0"/>
@@ -8263,7 +8119,7 @@
         </w:tc>
         <w:tc>
           <w:tcPr>
-            <w:tcW w:type="auto" w:w="0"/>
+            <w:tcW w:type="dxa" w:w="880"/>
             <w:tcBorders>
               <w:top w:val="none" w:color="FFFFFF" w:sz="0"/>
               <w:left w:val="none" w:color="FFFFFF" w:sz="0"/>
@@ -8292,7 +8148,7 @@
         </w:tc>
         <w:tc>
           <w:tcPr>
-            <w:tcW w:type="auto" w:w="0"/>
+            <w:tcW w:type="dxa" w:w="780"/>
             <w:tcBorders>
               <w:top w:val="none" w:color="FFFFFF" w:sz="0"/>
               <w:left w:val="none" w:color="FFFFFF" w:sz="0"/>
@@ -8321,7 +8177,7 @@
         </w:tc>
         <w:tc>
           <w:tcPr>
-            <w:tcW w:type="auto" w:w="0"/>
+            <w:tcW w:type="dxa" w:w="650"/>
             <w:tcBorders>
               <w:top w:val="none" w:color="FFFFFF" w:sz="0"/>
               <w:left w:val="none" w:color="FFFFFF" w:sz="0"/>
@@ -8350,7 +8206,7 @@
         </w:tc>
         <w:tc>
           <w:tcPr>
-            <w:tcW w:type="auto" w:w="0"/>
+            <w:tcW w:type="dxa" w:w="700"/>
             <w:tcBorders>
               <w:top w:val="none" w:color="FFFFFF" w:sz="0"/>
               <w:left w:val="none" w:color="FFFFFF" w:sz="0"/>
@@ -8379,7 +8235,7 @@
         </w:tc>
         <w:tc>
           <w:tcPr>
-            <w:tcW w:type="auto" w:w="0"/>
+            <w:tcW w:type="dxa" w:w="920"/>
             <w:tcBorders>
               <w:top w:val="none" w:color="FFFFFF" w:sz="0"/>
               <w:left w:val="none" w:color="FFFFFF" w:sz="0"/>
@@ -8408,7 +8264,7 @@
         </w:tc>
         <w:tc>
           <w:tcPr>
-            <w:tcW w:type="auto" w:w="0"/>
+            <w:tcW w:type="dxa" w:w="530"/>
             <w:tcBorders>
               <w:top w:val="none" w:color="FFFFFF" w:sz="0"/>
               <w:left w:val="none" w:color="FFFFFF" w:sz="0"/>
@@ -8439,7 +8295,7 @@
       <w:tr>
         <w:tc>
           <w:tcPr>
-            <w:tcW w:type="auto" w:w="0"/>
+            <w:tcW w:type="dxa" w:w="2900"/>
             <w:tcBorders>
               <w:top w:val="none" w:color="FFFFFF" w:sz="0"/>
               <w:left w:val="none" w:color="FFFFFF" w:sz="0"/>
@@ -8468,7 +8324,7 @@
         </w:tc>
         <w:tc>
           <w:tcPr>
-            <w:tcW w:type="auto" w:w="0"/>
+            <w:tcW w:type="dxa" w:w="560"/>
             <w:tcBorders>
               <w:top w:val="none" w:color="FFFFFF" w:sz="0"/>
               <w:left w:val="none" w:color="FFFFFF" w:sz="0"/>
@@ -8497,7 +8353,7 @@
         </w:tc>
         <w:tc>
           <w:tcPr>
-            <w:tcW w:type="auto" w:w="0"/>
+            <w:tcW w:type="dxa" w:w="640"/>
             <w:tcBorders>
               <w:top w:val="none" w:color="FFFFFF" w:sz="0"/>
               <w:left w:val="none" w:color="FFFFFF" w:sz="0"/>
@@ -8526,7 +8382,7 @@
         </w:tc>
         <w:tc>
           <w:tcPr>
-            <w:tcW w:type="auto" w:w="0"/>
+            <w:tcW w:type="dxa" w:w="800"/>
             <w:tcBorders>
               <w:top w:val="none" w:color="FFFFFF" w:sz="0"/>
               <w:left w:val="none" w:color="FFFFFF" w:sz="0"/>
@@ -8555,7 +8411,7 @@
         </w:tc>
         <w:tc>
           <w:tcPr>
-            <w:tcW w:type="auto" w:w="0"/>
+            <w:tcW w:type="dxa" w:w="880"/>
             <w:tcBorders>
               <w:top w:val="none" w:color="FFFFFF" w:sz="0"/>
               <w:left w:val="none" w:color="FFFFFF" w:sz="0"/>
@@ -8584,7 +8440,7 @@
         </w:tc>
         <w:tc>
           <w:tcPr>
-            <w:tcW w:type="auto" w:w="0"/>
+            <w:tcW w:type="dxa" w:w="780"/>
             <w:tcBorders>
               <w:top w:val="none" w:color="FFFFFF" w:sz="0"/>
               <w:left w:val="none" w:color="FFFFFF" w:sz="0"/>
@@ -8613,7 +8469,7 @@
         </w:tc>
         <w:tc>
           <w:tcPr>
-            <w:tcW w:type="auto" w:w="0"/>
+            <w:tcW w:type="dxa" w:w="650"/>
             <w:tcBorders>
               <w:top w:val="none" w:color="FFFFFF" w:sz="0"/>
               <w:left w:val="none" w:color="FFFFFF" w:sz="0"/>
@@ -8642,7 +8498,7 @@
         </w:tc>
         <w:tc>
           <w:tcPr>
-            <w:tcW w:type="auto" w:w="0"/>
+            <w:tcW w:type="dxa" w:w="700"/>
             <w:tcBorders>
               <w:top w:val="none" w:color="FFFFFF" w:sz="0"/>
               <w:left w:val="none" w:color="FFFFFF" w:sz="0"/>
@@ -8671,7 +8527,7 @@
         </w:tc>
         <w:tc>
           <w:tcPr>
-            <w:tcW w:type="auto" w:w="0"/>
+            <w:tcW w:type="dxa" w:w="920"/>
             <w:tcBorders>
               <w:top w:val="none" w:color="FFFFFF" w:sz="0"/>
               <w:left w:val="none" w:color="FFFFFF" w:sz="0"/>
@@ -8700,7 +8556,7 @@
         </w:tc>
         <w:tc>
           <w:tcPr>
-            <w:tcW w:type="auto" w:w="0"/>
+            <w:tcW w:type="dxa" w:w="530"/>
             <w:tcBorders>
               <w:top w:val="none" w:color="FFFFFF" w:sz="0"/>
               <w:left w:val="none" w:color="FFFFFF" w:sz="0"/>
@@ -8731,7 +8587,7 @@
       <w:tr>
         <w:tc>
           <w:tcPr>
-            <w:tcW w:type="auto" w:w="0"/>
+            <w:tcW w:type="dxa" w:w="2900"/>
             <w:tcBorders>
               <w:top w:val="none" w:color="FFFFFF" w:sz="0"/>
               <w:left w:val="none" w:color="FFFFFF" w:sz="0"/>
@@ -8761,7 +8617,7 @@
         </w:tc>
         <w:tc>
           <w:tcPr>
-            <w:tcW w:type="auto" w:w="0"/>
+            <w:tcW w:type="dxa" w:w="560"/>
             <w:tcBorders>
               <w:top w:val="none" w:color="FFFFFF" w:sz="0"/>
               <w:left w:val="none" w:color="FFFFFF" w:sz="0"/>
@@ -8791,7 +8647,7 @@
         </w:tc>
         <w:tc>
           <w:tcPr>
-            <w:tcW w:type="auto" w:w="0"/>
+            <w:tcW w:type="dxa" w:w="640"/>
             <w:tcBorders>
               <w:top w:val="none" w:color="FFFFFF" w:sz="0"/>
               <w:left w:val="none" w:color="FFFFFF" w:sz="0"/>
@@ -8821,7 +8677,7 @@
         </w:tc>
         <w:tc>
           <w:tcPr>
-            <w:tcW w:type="auto" w:w="0"/>
+            <w:tcW w:type="dxa" w:w="800"/>
             <w:tcBorders>
               <w:top w:val="none" w:color="FFFFFF" w:sz="0"/>
               <w:left w:val="none" w:color="FFFFFF" w:sz="0"/>
@@ -8851,7 +8707,7 @@
         </w:tc>
         <w:tc>
           <w:tcPr>
-            <w:tcW w:type="auto" w:w="0"/>
+            <w:tcW w:type="dxa" w:w="880"/>
             <w:tcBorders>
               <w:top w:val="none" w:color="FFFFFF" w:sz="0"/>
               <w:left w:val="none" w:color="FFFFFF" w:sz="0"/>
@@ -8881,7 +8737,7 @@
         </w:tc>
         <w:tc>
           <w:tcPr>
-            <w:tcW w:type="auto" w:w="0"/>
+            <w:tcW w:type="dxa" w:w="780"/>
             <w:tcBorders>
               <w:top w:val="none" w:color="FFFFFF" w:sz="0"/>
               <w:left w:val="none" w:color="FFFFFF" w:sz="0"/>
@@ -8911,7 +8767,7 @@
         </w:tc>
         <w:tc>
           <w:tcPr>
-            <w:tcW w:type="auto" w:w="0"/>
+            <w:tcW w:type="dxa" w:w="650"/>
             <w:tcBorders>
               <w:top w:val="none" w:color="FFFFFF" w:sz="0"/>
               <w:left w:val="none" w:color="FFFFFF" w:sz="0"/>
@@ -8941,7 +8797,7 @@
         </w:tc>
         <w:tc>
           <w:tcPr>
-            <w:tcW w:type="auto" w:w="0"/>
+            <w:tcW w:type="dxa" w:w="700"/>
             <w:tcBorders>
               <w:top w:val="none" w:color="FFFFFF" w:sz="0"/>
               <w:left w:val="none" w:color="FFFFFF" w:sz="0"/>
@@ -8971,7 +8827,7 @@
         </w:tc>
         <w:tc>
           <w:tcPr>
-            <w:tcW w:type="auto" w:w="0"/>
+            <w:tcW w:type="dxa" w:w="920"/>
             <w:tcBorders>
               <w:top w:val="none" w:color="FFFFFF" w:sz="0"/>
               <w:left w:val="none" w:color="FFFFFF" w:sz="0"/>
@@ -9001,7 +8857,7 @@
         </w:tc>
         <w:tc>
           <w:tcPr>
-            <w:tcW w:type="auto" w:w="0"/>
+            <w:tcW w:type="dxa" w:w="530"/>
             <w:tcBorders>
               <w:top w:val="none" w:color="FFFFFF" w:sz="0"/>
               <w:left w:val="none" w:color="FFFFFF" w:sz="0"/>

--- a/report/412YZ/report_412YZ_v2.docx
+++ b/report/412YZ/report_412YZ_v2.docx
@@ -24055,7 +24055,7 @@
           <w:sz w:val="22"/>
           <w:szCs w:val="22"/>
         </w:rPr>
-        <w:t xml:space="preserve">6 of the 55 youth who provided a reason (11%) said they did not know how to register, and unlike March 2025, no respondents in the current data reported being registered while also selecting a reason for not being registered.</w:t>
+        <w:t xml:space="preserve">6 of the 55 youth who provided a reason (11%) said they did not know how to register. Another 5 youth indicated they had not completed the registration process, suggesting a concrete opportunity for the 412 Youth Zone to help youth navigate and finish registration.</w:t>
       </w:r>
     </w:p>
     <w:p>
@@ -24312,38 +24312,38 @@
                 <w:szCs w:val="22"/>
                 <w:u w:val="none"/>
               </w:rPr>
-              <w:t xml:space="preserve">9</w:t>
-            </w:r>
-          </w:p>
-        </w:tc>
-        <w:tc>
-          <w:tcPr>
-            <w:tcW w:type="auto" w:w="0"/>
-            <w:tcBorders>
-              <w:top w:val="none" w:color="FFFFFF" w:sz="0"/>
-              <w:left w:val="none" w:color="FFFFFF" w:sz="0"/>
-              <w:bottom w:val="none" w:color="FFFFFF" w:sz="0"/>
-              <w:right w:val="none" w:color="FFFFFF" w:sz="0"/>
-            </w:tcBorders>
-            <w:tcMar>
-              <w:top w:type="dxa" w:w="80"/>
-              <w:left w:type="dxa" w:w="120"/>
-              <w:bottom w:type="dxa" w:w="80"/>
-              <w:right w:type="dxa" w:w="120"/>
-            </w:tcMar>
-            <w:vAlign w:val="center"/>
-          </w:tcPr>
-          <w:p>
-            <w:r>
-              <w:rPr>
-                <w:rFonts w:ascii="Calibri" w:cs="Calibri" w:eastAsia="Calibri" w:hAnsi="Calibri"/>
-                <w:b w:val="false"/>
-                <w:bCs w:val="false"/>
-                <w:sz w:val="22"/>
-                <w:szCs w:val="22"/>
-                <w:u w:val="none"/>
-              </w:rPr>
-              <w:t xml:space="preserve">22</w:t>
+              <w:t xml:space="preserve">10</w:t>
+            </w:r>
+          </w:p>
+        </w:tc>
+        <w:tc>
+          <w:tcPr>
+            <w:tcW w:type="auto" w:w="0"/>
+            <w:tcBorders>
+              <w:top w:val="none" w:color="FFFFFF" w:sz="0"/>
+              <w:left w:val="none" w:color="FFFFFF" w:sz="0"/>
+              <w:bottom w:val="none" w:color="FFFFFF" w:sz="0"/>
+              <w:right w:val="none" w:color="FFFFFF" w:sz="0"/>
+            </w:tcBorders>
+            <w:tcMar>
+              <w:top w:type="dxa" w:w="80"/>
+              <w:left w:type="dxa" w:w="120"/>
+              <w:bottom w:type="dxa" w:w="80"/>
+              <w:right w:type="dxa" w:w="120"/>
+            </w:tcMar>
+            <w:vAlign w:val="center"/>
+          </w:tcPr>
+          <w:p>
+            <w:r>
+              <w:rPr>
+                <w:rFonts w:ascii="Calibri" w:cs="Calibri" w:eastAsia="Calibri" w:hAnsi="Calibri"/>
+                <w:b w:val="false"/>
+                <w:bCs w:val="false"/>
+                <w:sz w:val="22"/>
+                <w:szCs w:val="22"/>
+                <w:u w:val="none"/>
+              </w:rPr>
+              <w:t xml:space="preserve">23</w:t>
             </w:r>
           </w:p>
         </w:tc>
@@ -24564,38 +24564,554 @@
                 <w:szCs w:val="22"/>
                 <w:u w:val="none"/>
               </w:rPr>
-              <w:t xml:space="preserve">3</w:t>
-            </w:r>
-          </w:p>
-        </w:tc>
-        <w:tc>
-          <w:tcPr>
-            <w:tcW w:type="auto" w:w="0"/>
-            <w:tcBorders>
-              <w:top w:val="none" w:color="FFFFFF" w:sz="0"/>
-              <w:left w:val="none" w:color="FFFFFF" w:sz="0"/>
-              <w:bottom w:val="none" w:color="FFFFFF" w:sz="0"/>
-              <w:right w:val="none" w:color="FFFFFF" w:sz="0"/>
-            </w:tcBorders>
-            <w:tcMar>
-              <w:top w:type="dxa" w:w="80"/>
-              <w:left w:type="dxa" w:w="120"/>
-              <w:bottom w:type="dxa" w:w="80"/>
-              <w:right w:type="dxa" w:w="120"/>
-            </w:tcMar>
-            <w:vAlign w:val="center"/>
-          </w:tcPr>
-          <w:p>
-            <w:r>
-              <w:rPr>
-                <w:rFonts w:ascii="Calibri" w:cs="Calibri" w:eastAsia="Calibri" w:hAnsi="Calibri"/>
-                <w:b w:val="false"/>
-                <w:bCs w:val="false"/>
-                <w:sz w:val="22"/>
-                <w:szCs w:val="22"/>
-                <w:u w:val="none"/>
-              </w:rPr>
-              <w:t xml:space="preserve">12</w:t>
+              <w:t xml:space="preserve">2</w:t>
+            </w:r>
+          </w:p>
+        </w:tc>
+        <w:tc>
+          <w:tcPr>
+            <w:tcW w:type="auto" w:w="0"/>
+            <w:tcBorders>
+              <w:top w:val="none" w:color="FFFFFF" w:sz="0"/>
+              <w:left w:val="none" w:color="FFFFFF" w:sz="0"/>
+              <w:bottom w:val="none" w:color="FFFFFF" w:sz="0"/>
+              <w:right w:val="none" w:color="FFFFFF" w:sz="0"/>
+            </w:tcBorders>
+            <w:tcMar>
+              <w:top w:type="dxa" w:w="80"/>
+              <w:left w:type="dxa" w:w="120"/>
+              <w:bottom w:type="dxa" w:w="80"/>
+              <w:right w:type="dxa" w:w="120"/>
+            </w:tcMar>
+            <w:vAlign w:val="center"/>
+          </w:tcPr>
+          <w:p>
+            <w:r>
+              <w:rPr>
+                <w:rFonts w:ascii="Calibri" w:cs="Calibri" w:eastAsia="Calibri" w:hAnsi="Calibri"/>
+                <w:b w:val="false"/>
+                <w:bCs w:val="false"/>
+                <w:sz w:val="22"/>
+                <w:szCs w:val="22"/>
+                <w:u w:val="none"/>
+              </w:rPr>
+              <w:t xml:space="preserve">11</w:t>
+            </w:r>
+          </w:p>
+        </w:tc>
+      </w:tr>
+      <w:tr>
+        <w:tc>
+          <w:tcPr>
+            <w:tcW w:type="auto" w:w="0"/>
+            <w:tcBorders>
+              <w:top w:val="none" w:color="FFFFFF" w:sz="0"/>
+              <w:left w:val="none" w:color="FFFFFF" w:sz="0"/>
+              <w:bottom w:val="none" w:color="FFFFFF" w:sz="0"/>
+              <w:right w:val="none" w:color="FFFFFF" w:sz="0"/>
+            </w:tcBorders>
+            <w:tcMar>
+              <w:top w:type="dxa" w:w="80"/>
+              <w:left w:type="dxa" w:w="120"/>
+              <w:bottom w:type="dxa" w:w="80"/>
+              <w:right w:type="dxa" w:w="120"/>
+            </w:tcMar>
+            <w:vAlign w:val="center"/>
+          </w:tcPr>
+          <w:p>
+            <w:pPr>
+              <w:ind w:left="480"/>
+            </w:pPr>
+            <w:r>
+              <w:rPr>
+                <w:rFonts w:ascii="Calibri" w:cs="Calibri" w:eastAsia="Calibri" w:hAnsi="Calibri"/>
+                <w:b w:val="false"/>
+                <w:bCs w:val="false"/>
+                <w:sz w:val="22"/>
+                <w:szCs w:val="22"/>
+                <w:u w:val="none"/>
+              </w:rPr>
+              <w:t xml:space="preserve">Has not completed registration process</w:t>
+            </w:r>
+          </w:p>
+        </w:tc>
+        <w:tc>
+          <w:tcPr>
+            <w:tcW w:type="auto" w:w="0"/>
+            <w:tcBorders>
+              <w:top w:val="none" w:color="FFFFFF" w:sz="0"/>
+              <w:left w:val="none" w:color="FFFFFF" w:sz="0"/>
+              <w:bottom w:val="none" w:color="FFFFFF" w:sz="0"/>
+              <w:right w:val="none" w:color="FFFFFF" w:sz="0"/>
+            </w:tcBorders>
+            <w:tcMar>
+              <w:top w:type="dxa" w:w="80"/>
+              <w:left w:type="dxa" w:w="120"/>
+              <w:bottom w:type="dxa" w:w="80"/>
+              <w:right w:type="dxa" w:w="120"/>
+            </w:tcMar>
+            <w:vAlign w:val="center"/>
+          </w:tcPr>
+          <w:p>
+            <w:r>
+              <w:rPr>
+                <w:rFonts w:ascii="Calibri" w:cs="Calibri" w:eastAsia="Calibri" w:hAnsi="Calibri"/>
+                <w:b w:val="false"/>
+                <w:bCs w:val="false"/>
+                <w:sz w:val="22"/>
+                <w:szCs w:val="22"/>
+                <w:u w:val="none"/>
+              </w:rPr>
+              <w:t xml:space="preserve">5</w:t>
+            </w:r>
+          </w:p>
+        </w:tc>
+        <w:tc>
+          <w:tcPr>
+            <w:tcW w:type="auto" w:w="0"/>
+            <w:tcBorders>
+              <w:top w:val="none" w:color="FFFFFF" w:sz="0"/>
+              <w:left w:val="none" w:color="FFFFFF" w:sz="0"/>
+              <w:bottom w:val="none" w:color="FFFFFF" w:sz="0"/>
+              <w:right w:val="none" w:color="FFFFFF" w:sz="0"/>
+            </w:tcBorders>
+            <w:tcMar>
+              <w:top w:type="dxa" w:w="80"/>
+              <w:left w:type="dxa" w:w="120"/>
+              <w:bottom w:type="dxa" w:w="80"/>
+              <w:right w:type="dxa" w:w="120"/>
+            </w:tcMar>
+            <w:vAlign w:val="center"/>
+          </w:tcPr>
+          <w:p>
+            <w:r>
+              <w:rPr>
+                <w:rFonts w:ascii="Calibri" w:cs="Calibri" w:eastAsia="Calibri" w:hAnsi="Calibri"/>
+                <w:b w:val="false"/>
+                <w:bCs w:val="false"/>
+                <w:sz w:val="22"/>
+                <w:szCs w:val="22"/>
+                <w:u w:val="none"/>
+              </w:rPr>
+              <w:t xml:space="preserve">0</w:t>
+            </w:r>
+          </w:p>
+        </w:tc>
+        <w:tc>
+          <w:tcPr>
+            <w:tcW w:type="auto" w:w="0"/>
+            <w:tcBorders>
+              <w:top w:val="none" w:color="FFFFFF" w:sz="0"/>
+              <w:left w:val="none" w:color="FFFFFF" w:sz="0"/>
+              <w:bottom w:val="none" w:color="FFFFFF" w:sz="0"/>
+              <w:right w:val="none" w:color="FFFFFF" w:sz="0"/>
+            </w:tcBorders>
+            <w:tcMar>
+              <w:top w:type="dxa" w:w="80"/>
+              <w:left w:type="dxa" w:w="120"/>
+              <w:bottom w:type="dxa" w:w="80"/>
+              <w:right w:type="dxa" w:w="120"/>
+            </w:tcMar>
+            <w:vAlign w:val="center"/>
+          </w:tcPr>
+          <w:p>
+            <w:r>
+              <w:rPr>
+                <w:rFonts w:ascii="Calibri" w:cs="Calibri" w:eastAsia="Calibri" w:hAnsi="Calibri"/>
+                <w:b w:val="false"/>
+                <w:bCs w:val="false"/>
+                <w:sz w:val="22"/>
+                <w:szCs w:val="22"/>
+                <w:u w:val="none"/>
+              </w:rPr>
+              <w:t xml:space="preserve">5</w:t>
+            </w:r>
+          </w:p>
+        </w:tc>
+      </w:tr>
+      <w:tr>
+        <w:tc>
+          <w:tcPr>
+            <w:tcW w:type="auto" w:w="0"/>
+            <w:tcBorders>
+              <w:top w:val="none" w:color="FFFFFF" w:sz="0"/>
+              <w:left w:val="none" w:color="FFFFFF" w:sz="0"/>
+              <w:bottom w:val="none" w:color="FFFFFF" w:sz="0"/>
+              <w:right w:val="none" w:color="FFFFFF" w:sz="0"/>
+            </w:tcBorders>
+            <w:tcMar>
+              <w:top w:type="dxa" w:w="80"/>
+              <w:left w:type="dxa" w:w="120"/>
+              <w:bottom w:type="dxa" w:w="80"/>
+              <w:right w:type="dxa" w:w="120"/>
+            </w:tcMar>
+            <w:vAlign w:val="center"/>
+          </w:tcPr>
+          <w:p>
+            <w:pPr>
+              <w:ind w:left="480"/>
+            </w:pPr>
+            <w:r>
+              <w:rPr>
+                <w:rFonts w:ascii="Calibri" w:cs="Calibri" w:eastAsia="Calibri" w:hAnsi="Calibri"/>
+                <w:b w:val="false"/>
+                <w:bCs w:val="false"/>
+                <w:sz w:val="22"/>
+                <w:szCs w:val="22"/>
+                <w:u w:val="none"/>
+              </w:rPr>
+              <w:t xml:space="preserve">Eligibility barrier</w:t>
+            </w:r>
+          </w:p>
+        </w:tc>
+        <w:tc>
+          <w:tcPr>
+            <w:tcW w:type="auto" w:w="0"/>
+            <w:tcBorders>
+              <w:top w:val="none" w:color="FFFFFF" w:sz="0"/>
+              <w:left w:val="none" w:color="FFFFFF" w:sz="0"/>
+              <w:bottom w:val="none" w:color="FFFFFF" w:sz="0"/>
+              <w:right w:val="none" w:color="FFFFFF" w:sz="0"/>
+            </w:tcBorders>
+            <w:tcMar>
+              <w:top w:type="dxa" w:w="80"/>
+              <w:left w:type="dxa" w:w="120"/>
+              <w:bottom w:type="dxa" w:w="80"/>
+              <w:right w:type="dxa" w:w="120"/>
+            </w:tcMar>
+            <w:vAlign w:val="center"/>
+          </w:tcPr>
+          <w:p>
+            <w:r>
+              <w:rPr>
+                <w:rFonts w:ascii="Calibri" w:cs="Calibri" w:eastAsia="Calibri" w:hAnsi="Calibri"/>
+                <w:b w:val="false"/>
+                <w:bCs w:val="false"/>
+                <w:sz w:val="22"/>
+                <w:szCs w:val="22"/>
+                <w:u w:val="none"/>
+              </w:rPr>
+              <w:t xml:space="preserve">2</w:t>
+            </w:r>
+          </w:p>
+        </w:tc>
+        <w:tc>
+          <w:tcPr>
+            <w:tcW w:type="auto" w:w="0"/>
+            <w:tcBorders>
+              <w:top w:val="none" w:color="FFFFFF" w:sz="0"/>
+              <w:left w:val="none" w:color="FFFFFF" w:sz="0"/>
+              <w:bottom w:val="none" w:color="FFFFFF" w:sz="0"/>
+              <w:right w:val="none" w:color="FFFFFF" w:sz="0"/>
+            </w:tcBorders>
+            <w:tcMar>
+              <w:top w:type="dxa" w:w="80"/>
+              <w:left w:type="dxa" w:w="120"/>
+              <w:bottom w:type="dxa" w:w="80"/>
+              <w:right w:type="dxa" w:w="120"/>
+            </w:tcMar>
+            <w:vAlign w:val="center"/>
+          </w:tcPr>
+          <w:p>
+            <w:r>
+              <w:rPr>
+                <w:rFonts w:ascii="Calibri" w:cs="Calibri" w:eastAsia="Calibri" w:hAnsi="Calibri"/>
+                <w:b w:val="false"/>
+                <w:bCs w:val="false"/>
+                <w:sz w:val="22"/>
+                <w:szCs w:val="22"/>
+                <w:u w:val="none"/>
+              </w:rPr>
+              <w:t xml:space="preserve">0</w:t>
+            </w:r>
+          </w:p>
+        </w:tc>
+        <w:tc>
+          <w:tcPr>
+            <w:tcW w:type="auto" w:w="0"/>
+            <w:tcBorders>
+              <w:top w:val="none" w:color="FFFFFF" w:sz="0"/>
+              <w:left w:val="none" w:color="FFFFFF" w:sz="0"/>
+              <w:bottom w:val="none" w:color="FFFFFF" w:sz="0"/>
+              <w:right w:val="none" w:color="FFFFFF" w:sz="0"/>
+            </w:tcBorders>
+            <w:tcMar>
+              <w:top w:type="dxa" w:w="80"/>
+              <w:left w:type="dxa" w:w="120"/>
+              <w:bottom w:type="dxa" w:w="80"/>
+              <w:right w:type="dxa" w:w="120"/>
+            </w:tcMar>
+            <w:vAlign w:val="center"/>
+          </w:tcPr>
+          <w:p>
+            <w:r>
+              <w:rPr>
+                <w:rFonts w:ascii="Calibri" w:cs="Calibri" w:eastAsia="Calibri" w:hAnsi="Calibri"/>
+                <w:b w:val="false"/>
+                <w:bCs w:val="false"/>
+                <w:sz w:val="22"/>
+                <w:szCs w:val="22"/>
+                <w:u w:val="none"/>
+              </w:rPr>
+              <w:t xml:space="preserve">2</w:t>
+            </w:r>
+          </w:p>
+        </w:tc>
+      </w:tr>
+      <w:tr>
+        <w:tc>
+          <w:tcPr>
+            <w:tcW w:type="auto" w:w="0"/>
+            <w:tcBorders>
+              <w:top w:val="none" w:color="FFFFFF" w:sz="0"/>
+              <w:left w:val="none" w:color="FFFFFF" w:sz="0"/>
+              <w:bottom w:val="none" w:color="FFFFFF" w:sz="0"/>
+              <w:right w:val="none" w:color="FFFFFF" w:sz="0"/>
+            </w:tcBorders>
+            <w:tcMar>
+              <w:top w:type="dxa" w:w="80"/>
+              <w:left w:type="dxa" w:w="120"/>
+              <w:bottom w:type="dxa" w:w="80"/>
+              <w:right w:type="dxa" w:w="120"/>
+            </w:tcMar>
+            <w:vAlign w:val="center"/>
+          </w:tcPr>
+          <w:p>
+            <w:pPr>
+              <w:ind w:left="480"/>
+            </w:pPr>
+            <w:r>
+              <w:rPr>
+                <w:rFonts w:ascii="Calibri" w:cs="Calibri" w:eastAsia="Calibri" w:hAnsi="Calibri"/>
+                <w:b w:val="false"/>
+                <w:bCs w:val="false"/>
+                <w:sz w:val="22"/>
+                <w:szCs w:val="22"/>
+                <w:u w:val="none"/>
+              </w:rPr>
+              <w:t xml:space="preserve">Not interested</w:t>
+            </w:r>
+          </w:p>
+        </w:tc>
+        <w:tc>
+          <w:tcPr>
+            <w:tcW w:type="auto" w:w="0"/>
+            <w:tcBorders>
+              <w:top w:val="none" w:color="FFFFFF" w:sz="0"/>
+              <w:left w:val="none" w:color="FFFFFF" w:sz="0"/>
+              <w:bottom w:val="none" w:color="FFFFFF" w:sz="0"/>
+              <w:right w:val="none" w:color="FFFFFF" w:sz="0"/>
+            </w:tcBorders>
+            <w:tcMar>
+              <w:top w:type="dxa" w:w="80"/>
+              <w:left w:type="dxa" w:w="120"/>
+              <w:bottom w:type="dxa" w:w="80"/>
+              <w:right w:type="dxa" w:w="120"/>
+            </w:tcMar>
+            <w:vAlign w:val="center"/>
+          </w:tcPr>
+          <w:p>
+            <w:r>
+              <w:rPr>
+                <w:rFonts w:ascii="Calibri" w:cs="Calibri" w:eastAsia="Calibri" w:hAnsi="Calibri"/>
+                <w:b w:val="false"/>
+                <w:bCs w:val="false"/>
+                <w:sz w:val="22"/>
+                <w:szCs w:val="22"/>
+                <w:u w:val="none"/>
+              </w:rPr>
+              <w:t xml:space="preserve">1</w:t>
+            </w:r>
+          </w:p>
+        </w:tc>
+        <w:tc>
+          <w:tcPr>
+            <w:tcW w:type="auto" w:w="0"/>
+            <w:tcBorders>
+              <w:top w:val="none" w:color="FFFFFF" w:sz="0"/>
+              <w:left w:val="none" w:color="FFFFFF" w:sz="0"/>
+              <w:bottom w:val="none" w:color="FFFFFF" w:sz="0"/>
+              <w:right w:val="none" w:color="FFFFFF" w:sz="0"/>
+            </w:tcBorders>
+            <w:tcMar>
+              <w:top w:type="dxa" w:w="80"/>
+              <w:left w:type="dxa" w:w="120"/>
+              <w:bottom w:type="dxa" w:w="80"/>
+              <w:right w:type="dxa" w:w="120"/>
+            </w:tcMar>
+            <w:vAlign w:val="center"/>
+          </w:tcPr>
+          <w:p>
+            <w:r>
+              <w:rPr>
+                <w:rFonts w:ascii="Calibri" w:cs="Calibri" w:eastAsia="Calibri" w:hAnsi="Calibri"/>
+                <w:b w:val="false"/>
+                <w:bCs w:val="false"/>
+                <w:sz w:val="22"/>
+                <w:szCs w:val="22"/>
+                <w:u w:val="none"/>
+              </w:rPr>
+              <w:t xml:space="preserve">1</w:t>
+            </w:r>
+          </w:p>
+        </w:tc>
+        <w:tc>
+          <w:tcPr>
+            <w:tcW w:type="auto" w:w="0"/>
+            <w:tcBorders>
+              <w:top w:val="none" w:color="FFFFFF" w:sz="0"/>
+              <w:left w:val="none" w:color="FFFFFF" w:sz="0"/>
+              <w:bottom w:val="none" w:color="FFFFFF" w:sz="0"/>
+              <w:right w:val="none" w:color="FFFFFF" w:sz="0"/>
+            </w:tcBorders>
+            <w:tcMar>
+              <w:top w:type="dxa" w:w="80"/>
+              <w:left w:type="dxa" w:w="120"/>
+              <w:bottom w:type="dxa" w:w="80"/>
+              <w:right w:type="dxa" w:w="120"/>
+            </w:tcMar>
+            <w:vAlign w:val="center"/>
+          </w:tcPr>
+          <w:p>
+            <w:r>
+              <w:rPr>
+                <w:rFonts w:ascii="Calibri" w:cs="Calibri" w:eastAsia="Calibri" w:hAnsi="Calibri"/>
+                <w:b w:val="false"/>
+                <w:bCs w:val="false"/>
+                <w:sz w:val="22"/>
+                <w:szCs w:val="22"/>
+                <w:u w:val="none"/>
+              </w:rPr>
+              <w:t xml:space="preserve">2</w:t>
+            </w:r>
+          </w:p>
+        </w:tc>
+      </w:tr>
+      <w:tr>
+        <w:tc>
+          <w:tcPr>
+            <w:tcW w:type="auto" w:w="0"/>
+            <w:tcBorders>
+              <w:top w:val="none" w:color="FFFFFF" w:sz="0"/>
+              <w:left w:val="none" w:color="FFFFFF" w:sz="0"/>
+              <w:bottom w:val="none" w:color="FFFFFF" w:sz="0"/>
+              <w:right w:val="none" w:color="FFFFFF" w:sz="0"/>
+            </w:tcBorders>
+            <w:tcMar>
+              <w:top w:type="dxa" w:w="80"/>
+              <w:left w:type="dxa" w:w="120"/>
+              <w:bottom w:type="dxa" w:w="80"/>
+              <w:right w:type="dxa" w:w="120"/>
+            </w:tcMar>
+            <w:vAlign w:val="center"/>
+          </w:tcPr>
+          <w:p>
+            <w:pPr>
+              <w:ind w:left="480"/>
+            </w:pPr>
+            <w:r>
+              <w:rPr>
+                <w:rFonts w:ascii="Calibri" w:cs="Calibri" w:eastAsia="Calibri" w:hAnsi="Calibri"/>
+                <w:b w:val="false"/>
+                <w:bCs w:val="false"/>
+                <w:sz w:val="22"/>
+                <w:szCs w:val="22"/>
+                <w:u w:val="none"/>
+              </w:rPr>
+              <w:t xml:space="preserve">Unsure</w:t>
+            </w:r>
+          </w:p>
+        </w:tc>
+        <w:tc>
+          <w:tcPr>
+            <w:tcW w:type="auto" w:w="0"/>
+            <w:tcBorders>
+              <w:top w:val="none" w:color="FFFFFF" w:sz="0"/>
+              <w:left w:val="none" w:color="FFFFFF" w:sz="0"/>
+              <w:bottom w:val="none" w:color="FFFFFF" w:sz="0"/>
+              <w:right w:val="none" w:color="FFFFFF" w:sz="0"/>
+            </w:tcBorders>
+            <w:tcMar>
+              <w:top w:type="dxa" w:w="80"/>
+              <w:left w:type="dxa" w:w="120"/>
+              <w:bottom w:type="dxa" w:w="80"/>
+              <w:right w:type="dxa" w:w="120"/>
+            </w:tcMar>
+            <w:vAlign w:val="center"/>
+          </w:tcPr>
+          <w:p>
+            <w:r>
+              <w:rPr>
+                <w:rFonts w:ascii="Calibri" w:cs="Calibri" w:eastAsia="Calibri" w:hAnsi="Calibri"/>
+                <w:b w:val="false"/>
+                <w:bCs w:val="false"/>
+                <w:sz w:val="22"/>
+                <w:szCs w:val="22"/>
+                <w:u w:val="none"/>
+              </w:rPr>
+              <w:t xml:space="preserve">0</w:t>
+            </w:r>
+          </w:p>
+        </w:tc>
+        <w:tc>
+          <w:tcPr>
+            <w:tcW w:type="auto" w:w="0"/>
+            <w:tcBorders>
+              <w:top w:val="none" w:color="FFFFFF" w:sz="0"/>
+              <w:left w:val="none" w:color="FFFFFF" w:sz="0"/>
+              <w:bottom w:val="none" w:color="FFFFFF" w:sz="0"/>
+              <w:right w:val="none" w:color="FFFFFF" w:sz="0"/>
+            </w:tcBorders>
+            <w:tcMar>
+              <w:top w:type="dxa" w:w="80"/>
+              <w:left w:type="dxa" w:w="120"/>
+              <w:bottom w:type="dxa" w:w="80"/>
+              <w:right w:type="dxa" w:w="120"/>
+            </w:tcMar>
+            <w:vAlign w:val="center"/>
+          </w:tcPr>
+          <w:p>
+            <w:r>
+              <w:rPr>
+                <w:rFonts w:ascii="Calibri" w:cs="Calibri" w:eastAsia="Calibri" w:hAnsi="Calibri"/>
+                <w:b w:val="false"/>
+                <w:bCs w:val="false"/>
+                <w:sz w:val="22"/>
+                <w:szCs w:val="22"/>
+                <w:u w:val="none"/>
+              </w:rPr>
+              <w:t xml:space="preserve">1</w:t>
+            </w:r>
+          </w:p>
+        </w:tc>
+        <w:tc>
+          <w:tcPr>
+            <w:tcW w:type="auto" w:w="0"/>
+            <w:tcBorders>
+              <w:top w:val="none" w:color="FFFFFF" w:sz="0"/>
+              <w:left w:val="none" w:color="FFFFFF" w:sz="0"/>
+              <w:bottom w:val="none" w:color="FFFFFF" w:sz="0"/>
+              <w:right w:val="none" w:color="FFFFFF" w:sz="0"/>
+            </w:tcBorders>
+            <w:tcMar>
+              <w:top w:type="dxa" w:w="80"/>
+              <w:left w:type="dxa" w:w="120"/>
+              <w:bottom w:type="dxa" w:w="80"/>
+              <w:right w:type="dxa" w:w="120"/>
+            </w:tcMar>
+            <w:vAlign w:val="center"/>
+          </w:tcPr>
+          <w:p>
+            <w:r>
+              <w:rPr>
+                <w:rFonts w:ascii="Calibri" w:cs="Calibri" w:eastAsia="Calibri" w:hAnsi="Calibri"/>
+                <w:b w:val="false"/>
+                <w:bCs w:val="false"/>
+                <w:sz w:val="22"/>
+                <w:szCs w:val="22"/>
+                <w:u w:val="none"/>
+              </w:rPr>
+              <w:t xml:space="preserve">1</w:t>
             </w:r>
           </w:p>
         </w:tc>
@@ -26062,7 +26578,7 @@
       <w:r>
         <w:drawing>
           <wp:inline distT="0" distB="0" distL="0" distR="0">
-            <wp:extent cx="5029200" cy="2800350"/>
+            <wp:extent cx="5029200" cy="2809875"/>
             <wp:effectExtent t="0" r="0" b="0" l="0"/>
             <wp:docPr id="1" name="" descr="" title=""/>
             <wp:cNvGraphicFramePr>
@@ -26087,7 +26603,69 @@
                   <pic:spPr bwMode="auto">
                     <a:xfrm>
                       <a:off x="0" y="0"/>
-                      <a:ext cx="5029200" cy="2800350"/>
+                      <a:ext cx="5029200" cy="2809875"/>
+                    </a:xfrm>
+                    <a:prstGeom prst="rect">
+                      <a:avLst/>
+                    </a:prstGeom>
+                  </pic:spPr>
+                </pic:pic>
+              </a:graphicData>
+            </a:graphic>
+          </wp:inline>
+        </w:drawing>
+      </w:r>
+    </w:p>
+    <w:p>
+      <w:pPr>
+        <w:pStyle w:val="Normal"/>
+        <w:spacing w:after="240" w:before="240" w:line="240"/>
+      </w:pPr>
+      <w:r>
+        <w:rPr>
+          <w:rFonts w:ascii="Calibri" w:cs="Calibri" w:eastAsia="Calibri" w:hAnsi="Calibri"/>
+          <w:b w:val="false"/>
+          <w:bCs w:val="false"/>
+          <w:sz w:val="22"/>
+          <w:szCs w:val="22"/>
+        </w:rPr>
+        <w:t xml:space="preserve">77% of respondents fully agreed that support from the Youth Zone helps them stay focused on their goals, up from 71% in February 2025. As in the prior report, there appears to be a mild correlation between attendance at the Zone and youth reporting that the Youth Zone helps them stay focused on their goals: 96% of youth who report attending the Zone at least monthly agree or somewhat agree, compared to 85% of youth who report attending less than monthly or never. Youth who attend less frequently are also more likely to report not having clear goals right now (9% vs. 0%).</w:t>
+      </w:r>
+    </w:p>
+    <w:p>
+      <w:pPr>
+        <w:spacing w:after="120"/>
+        <w:jc w:val="center"/>
+      </w:pPr>
+      <w:r>
+        <w:drawing>
+          <wp:inline distT="0" distB="0" distL="0" distR="0">
+            <wp:extent cx="6038850" cy="3467100"/>
+            <wp:effectExtent t="0" r="0" b="0" l="0"/>
+            <wp:docPr id="1" name="" descr="" title=""/>
+            <wp:cNvGraphicFramePr>
+              <a:graphicFrameLocks xmlns:a="http://schemas.openxmlformats.org/drawingml/2006/main" noChangeAspect="1"/>
+            </wp:cNvGraphicFramePr>
+            <a:graphic xmlns:a="http://schemas.openxmlformats.org/drawingml/2006/main">
+              <a:graphicData uri="http://schemas.openxmlformats.org/drawingml/2006/picture">
+                <pic:pic xmlns:pic="http://schemas.openxmlformats.org/drawingml/2006/picture">
+                  <pic:nvPicPr>
+                    <pic:cNvPr id="0" name="" descr=""/>
+                    <pic:cNvPicPr>
+                      <a:picLocks noChangeAspect="1" noChangeArrowheads="1"/>
+                    </pic:cNvPicPr>
+                  </pic:nvPicPr>
+                  <pic:blipFill>
+                    <a:blip r:embed="rId14" cstate="none"/>
+                    <a:srcRect/>
+                    <a:stretch>
+                      <a:fillRect/>
+                    </a:stretch>
+                  </pic:blipFill>
+                  <pic:spPr bwMode="auto">
+                    <a:xfrm>
+                      <a:off x="0" y="0"/>
+                      <a:ext cx="6038850" cy="3467100"/>
                     </a:xfrm>
                     <a:prstGeom prst="rect">
                       <a:avLst/>
@@ -39526,7 +40104,7 @@
                     </pic:cNvPicPr>
                   </pic:nvPicPr>
                   <pic:blipFill>
-                    <a:blip r:embed="rId14" cstate="none"/>
+                    <a:blip r:embed="rId15" cstate="none"/>
                     <a:srcRect/>
                     <a:stretch>
                       <a:fillRect/>

--- a/report/412YZ/report_412YZ_v2.docx
+++ b/report/412YZ/report_412YZ_v2.docx
@@ -10356,38 +10356,38 @@
                 <w:szCs w:val="22"/>
                 <w:u w:val="none"/>
               </w:rPr>
-              <w:t xml:space="preserve">9</w:t>
-            </w:r>
-          </w:p>
-        </w:tc>
-        <w:tc>
-          <w:tcPr>
-            <w:tcW w:type="auto" w:w="0"/>
-            <w:tcBorders>
-              <w:top w:val="none" w:color="FFFFFF" w:sz="0"/>
-              <w:left w:val="none" w:color="FFFFFF" w:sz="0"/>
-              <w:bottom w:val="none" w:color="FFFFFF" w:sz="0"/>
-              <w:right w:val="none" w:color="FFFFFF" w:sz="0"/>
-            </w:tcBorders>
-            <w:tcMar>
-              <w:top w:type="dxa" w:w="80"/>
-              <w:left w:type="dxa" w:w="120"/>
-              <w:bottom w:type="dxa" w:w="80"/>
-              <w:right w:type="dxa" w:w="120"/>
-            </w:tcMar>
-            <w:vAlign w:val="center"/>
-          </w:tcPr>
-          <w:p>
-            <w:r>
-              <w:rPr>
-                <w:rFonts w:ascii="Calibri" w:cs="Calibri" w:eastAsia="Calibri" w:hAnsi="Calibri"/>
-                <w:b w:val="false"/>
-                <w:bCs w:val="false"/>
-                <w:sz w:val="22"/>
-                <w:szCs w:val="22"/>
-                <w:u w:val="none"/>
-              </w:rPr>
-              <w:t xml:space="preserve">10</w:t>
+              <w:t xml:space="preserve">11</w:t>
+            </w:r>
+          </w:p>
+        </w:tc>
+        <w:tc>
+          <w:tcPr>
+            <w:tcW w:type="auto" w:w="0"/>
+            <w:tcBorders>
+              <w:top w:val="none" w:color="FFFFFF" w:sz="0"/>
+              <w:left w:val="none" w:color="FFFFFF" w:sz="0"/>
+              <w:bottom w:val="none" w:color="FFFFFF" w:sz="0"/>
+              <w:right w:val="none" w:color="FFFFFF" w:sz="0"/>
+            </w:tcBorders>
+            <w:tcMar>
+              <w:top w:type="dxa" w:w="80"/>
+              <w:left w:type="dxa" w:w="120"/>
+              <w:bottom w:type="dxa" w:w="80"/>
+              <w:right w:type="dxa" w:w="120"/>
+            </w:tcMar>
+            <w:vAlign w:val="center"/>
+          </w:tcPr>
+          <w:p>
+            <w:r>
+              <w:rPr>
+                <w:rFonts w:ascii="Calibri" w:cs="Calibri" w:eastAsia="Calibri" w:hAnsi="Calibri"/>
+                <w:b w:val="false"/>
+                <w:bCs w:val="false"/>
+                <w:sz w:val="22"/>
+                <w:szCs w:val="22"/>
+                <w:u w:val="none"/>
+              </w:rPr>
+              <w:t xml:space="preserve">11</w:t>
             </w:r>
           </w:p>
         </w:tc>
@@ -10449,7 +10449,7 @@
                 <w:szCs w:val="22"/>
                 <w:u w:val="none"/>
               </w:rPr>
-              <w:t xml:space="preserve">22</w:t>
+              <w:t xml:space="preserve">25</w:t>
             </w:r>
           </w:p>
         </w:tc>
@@ -10482,100 +10482,7 @@
                 <w:szCs w:val="22"/>
                 <w:u w:val="none"/>
               </w:rPr>
-              <w:t xml:space="preserve">Other</w:t>
-            </w:r>
-          </w:p>
-        </w:tc>
-        <w:tc>
-          <w:tcPr>
-            <w:tcW w:type="auto" w:w="0"/>
-            <w:tcBorders>
-              <w:top w:val="none" w:color="FFFFFF" w:sz="0"/>
-              <w:left w:val="none" w:color="FFFFFF" w:sz="0"/>
-              <w:bottom w:val="none" w:color="FFFFFF" w:sz="0"/>
-              <w:right w:val="none" w:color="FFFFFF" w:sz="0"/>
-            </w:tcBorders>
-            <w:tcMar>
-              <w:top w:type="dxa" w:w="80"/>
-              <w:left w:type="dxa" w:w="120"/>
-              <w:bottom w:type="dxa" w:w="80"/>
-              <w:right w:type="dxa" w:w="120"/>
-            </w:tcMar>
-            <w:vAlign w:val="center"/>
-          </w:tcPr>
-          <w:p>
-            <w:r>
-              <w:rPr>
-                <w:rFonts w:ascii="Calibri" w:cs="Calibri" w:eastAsia="Calibri" w:hAnsi="Calibri"/>
-                <w:b w:val="false"/>
-                <w:bCs w:val="false"/>
-                <w:sz w:val="22"/>
-                <w:szCs w:val="22"/>
-                <w:u w:val="none"/>
-              </w:rPr>
-              <w:t xml:space="preserve">0</w:t>
-            </w:r>
-          </w:p>
-        </w:tc>
-        <w:tc>
-          <w:tcPr>
-            <w:tcW w:type="auto" w:w="0"/>
-            <w:tcBorders>
-              <w:top w:val="none" w:color="FFFFFF" w:sz="0"/>
-              <w:left w:val="none" w:color="FFFFFF" w:sz="0"/>
-              <w:bottom w:val="none" w:color="FFFFFF" w:sz="0"/>
-              <w:right w:val="none" w:color="FFFFFF" w:sz="0"/>
-            </w:tcBorders>
-            <w:tcMar>
-              <w:top w:type="dxa" w:w="80"/>
-              <w:left w:type="dxa" w:w="120"/>
-              <w:bottom w:type="dxa" w:w="80"/>
-              <w:right w:type="dxa" w:w="120"/>
-            </w:tcMar>
-            <w:vAlign w:val="center"/>
-          </w:tcPr>
-          <w:p>
-            <w:r>
-              <w:rPr>
-                <w:rFonts w:ascii="Calibri" w:cs="Calibri" w:eastAsia="Calibri" w:hAnsi="Calibri"/>
-                <w:b w:val="false"/>
-                <w:bCs w:val="false"/>
-                <w:sz w:val="22"/>
-                <w:szCs w:val="22"/>
-                <w:u w:val="none"/>
-              </w:rPr>
-              <w:t xml:space="preserve">6</w:t>
-            </w:r>
-          </w:p>
-        </w:tc>
-        <w:tc>
-          <w:tcPr>
-            <w:tcW w:type="auto" w:w="0"/>
-            <w:tcBorders>
-              <w:top w:val="none" w:color="FFFFFF" w:sz="0"/>
-              <w:left w:val="none" w:color="FFFFFF" w:sz="0"/>
-              <w:bottom w:val="none" w:color="FFFFFF" w:sz="0"/>
-              <w:right w:val="none" w:color="FFFFFF" w:sz="0"/>
-            </w:tcBorders>
-            <w:tcMar>
-              <w:top w:type="dxa" w:w="80"/>
-              <w:left w:type="dxa" w:w="120"/>
-              <w:bottom w:type="dxa" w:w="80"/>
-              <w:right w:type="dxa" w:w="120"/>
-            </w:tcMar>
-            <w:vAlign w:val="center"/>
-          </w:tcPr>
-          <w:p>
-            <w:r>
-              <w:rPr>
-                <w:rFonts w:ascii="Calibri" w:cs="Calibri" w:eastAsia="Calibri" w:hAnsi="Calibri"/>
-                <w:b w:val="false"/>
-                <w:bCs w:val="false"/>
-                <w:sz w:val="22"/>
-                <w:szCs w:val="22"/>
-                <w:u w:val="none"/>
-              </w:rPr>
-              <w:t xml:space="preserve">8</w:t>
+              <w:t xml:space="preserve">Evicted, other reason</w:t>
             </w:r>
           </w:p>
         </w:tc>
@@ -10637,7 +10544,100 @@
                 <w:szCs w:val="22"/>
                 <w:u w:val="none"/>
               </w:rPr>
-              <w:t xml:space="preserve">15</w:t>
+              <w:t xml:space="preserve">4</w:t>
+            </w:r>
+          </w:p>
+        </w:tc>
+        <w:tc>
+          <w:tcPr>
+            <w:tcW w:type="auto" w:w="0"/>
+            <w:tcBorders>
+              <w:top w:val="none" w:color="FFFFFF" w:sz="0"/>
+              <w:left w:val="none" w:color="FFFFFF" w:sz="0"/>
+              <w:bottom w:val="none" w:color="FFFFFF" w:sz="0"/>
+              <w:right w:val="none" w:color="FFFFFF" w:sz="0"/>
+            </w:tcBorders>
+            <w:tcMar>
+              <w:top w:type="dxa" w:w="80"/>
+              <w:left w:type="dxa" w:w="120"/>
+              <w:bottom w:type="dxa" w:w="80"/>
+              <w:right w:type="dxa" w:w="120"/>
+            </w:tcMar>
+            <w:vAlign w:val="center"/>
+          </w:tcPr>
+          <w:p>
+            <w:r>
+              <w:rPr>
+                <w:rFonts w:ascii="Calibri" w:cs="Calibri" w:eastAsia="Calibri" w:hAnsi="Calibri"/>
+                <w:b w:val="false"/>
+                <w:bCs w:val="false"/>
+                <w:sz w:val="22"/>
+                <w:szCs w:val="22"/>
+                <w:u w:val="none"/>
+              </w:rPr>
+              <w:t xml:space="preserve">4</w:t>
+            </w:r>
+          </w:p>
+        </w:tc>
+        <w:tc>
+          <w:tcPr>
+            <w:tcW w:type="auto" w:w="0"/>
+            <w:tcBorders>
+              <w:top w:val="none" w:color="FFFFFF" w:sz="0"/>
+              <w:left w:val="none" w:color="FFFFFF" w:sz="0"/>
+              <w:bottom w:val="none" w:color="FFFFFF" w:sz="0"/>
+              <w:right w:val="none" w:color="FFFFFF" w:sz="0"/>
+            </w:tcBorders>
+            <w:tcMar>
+              <w:top w:type="dxa" w:w="80"/>
+              <w:left w:type="dxa" w:w="120"/>
+              <w:bottom w:type="dxa" w:w="80"/>
+              <w:right w:type="dxa" w:w="120"/>
+            </w:tcMar>
+            <w:vAlign w:val="center"/>
+          </w:tcPr>
+          <w:p>
+            <w:r>
+              <w:rPr>
+                <w:rFonts w:ascii="Calibri" w:cs="Calibri" w:eastAsia="Calibri" w:hAnsi="Calibri"/>
+                <w:b w:val="false"/>
+                <w:bCs w:val="false"/>
+                <w:sz w:val="22"/>
+                <w:szCs w:val="22"/>
+                <w:u w:val="none"/>
+              </w:rPr>
+              <w:t xml:space="preserve">2</w:t>
+            </w:r>
+          </w:p>
+        </w:tc>
+        <w:tc>
+          <w:tcPr>
+            <w:tcW w:type="auto" w:w="0"/>
+            <w:tcBorders>
+              <w:top w:val="none" w:color="FFFFFF" w:sz="0"/>
+              <w:left w:val="none" w:color="FFFFFF" w:sz="0"/>
+              <w:bottom w:val="none" w:color="FFFFFF" w:sz="0"/>
+              <w:right w:val="none" w:color="FFFFFF" w:sz="0"/>
+            </w:tcBorders>
+            <w:tcMar>
+              <w:top w:type="dxa" w:w="80"/>
+              <w:left w:type="dxa" w:w="120"/>
+              <w:bottom w:type="dxa" w:w="80"/>
+              <w:right w:type="dxa" w:w="120"/>
+            </w:tcMar>
+            <w:vAlign w:val="center"/>
+          </w:tcPr>
+          <w:p>
+            <w:r>
+              <w:rPr>
+                <w:rFonts w:ascii="Calibri" w:cs="Calibri" w:eastAsia="Calibri" w:hAnsi="Calibri"/>
+                <w:b w:val="false"/>
+                <w:bCs w:val="false"/>
+                <w:sz w:val="22"/>
+                <w:szCs w:val="22"/>
+                <w:u w:val="none"/>
+              </w:rPr>
+              <w:t xml:space="preserve">11</w:t>
             </w:r>
           </w:p>
         </w:tc>
@@ -10858,38 +10858,38 @@
                 <w:szCs w:val="22"/>
                 <w:u w:val="none"/>
               </w:rPr>
-              <w:t xml:space="preserve">Evicted, other reason</w:t>
-            </w:r>
-          </w:p>
-        </w:tc>
-        <w:tc>
-          <w:tcPr>
-            <w:tcW w:type="auto" w:w="0"/>
-            <w:tcBorders>
-              <w:top w:val="none" w:color="FFFFFF" w:sz="0"/>
-              <w:left w:val="none" w:color="FFFFFF" w:sz="0"/>
-              <w:bottom w:val="none" w:color="FFFFFF" w:sz="0"/>
-              <w:right w:val="none" w:color="FFFFFF" w:sz="0"/>
-            </w:tcBorders>
-            <w:tcMar>
-              <w:top w:type="dxa" w:w="80"/>
-              <w:left w:type="dxa" w:w="120"/>
-              <w:bottom w:type="dxa" w:w="80"/>
-              <w:right w:type="dxa" w:w="120"/>
-            </w:tcMar>
-            <w:vAlign w:val="center"/>
-          </w:tcPr>
-          <w:p>
-            <w:r>
-              <w:rPr>
-                <w:rFonts w:ascii="Calibri" w:cs="Calibri" w:eastAsia="Calibri" w:hAnsi="Calibri"/>
-                <w:b w:val="false"/>
-                <w:bCs w:val="false"/>
-                <w:sz w:val="22"/>
-                <w:szCs w:val="22"/>
-                <w:u w:val="none"/>
-              </w:rPr>
-              <w:t xml:space="preserve">1</w:t>
+              <w:t xml:space="preserve">Other</w:t>
+            </w:r>
+          </w:p>
+        </w:tc>
+        <w:tc>
+          <w:tcPr>
+            <w:tcW w:type="auto" w:w="0"/>
+            <w:tcBorders>
+              <w:top w:val="none" w:color="FFFFFF" w:sz="0"/>
+              <w:left w:val="none" w:color="FFFFFF" w:sz="0"/>
+              <w:bottom w:val="none" w:color="FFFFFF" w:sz="0"/>
+              <w:right w:val="none" w:color="FFFFFF" w:sz="0"/>
+            </w:tcBorders>
+            <w:tcMar>
+              <w:top w:type="dxa" w:w="80"/>
+              <w:left w:type="dxa" w:w="120"/>
+              <w:bottom w:type="dxa" w:w="80"/>
+              <w:right w:type="dxa" w:w="120"/>
+            </w:tcMar>
+            <w:vAlign w:val="center"/>
+          </w:tcPr>
+          <w:p>
+            <w:r>
+              <w:rPr>
+                <w:rFonts w:ascii="Calibri" w:cs="Calibri" w:eastAsia="Calibri" w:hAnsi="Calibri"/>
+                <w:b w:val="false"/>
+                <w:bCs w:val="false"/>
+                <w:sz w:val="22"/>
+                <w:szCs w:val="22"/>
+                <w:u w:val="none"/>
+              </w:rPr>
+              <w:t xml:space="preserve">0</w:t>
             </w:r>
           </w:p>
         </w:tc>
@@ -10951,38 +10951,38 @@
                 <w:szCs w:val="22"/>
                 <w:u w:val="none"/>
               </w:rPr>
-              <w:t xml:space="preserve">2</w:t>
-            </w:r>
-          </w:p>
-        </w:tc>
-        <w:tc>
-          <w:tcPr>
-            <w:tcW w:type="auto" w:w="0"/>
-            <w:tcBorders>
-              <w:top w:val="none" w:color="FFFFFF" w:sz="0"/>
-              <w:left w:val="none" w:color="FFFFFF" w:sz="0"/>
-              <w:bottom w:val="none" w:color="FFFFFF" w:sz="0"/>
-              <w:right w:val="none" w:color="FFFFFF" w:sz="0"/>
-            </w:tcBorders>
-            <w:tcMar>
-              <w:top w:type="dxa" w:w="80"/>
-              <w:left w:type="dxa" w:w="120"/>
-              <w:bottom w:type="dxa" w:w="80"/>
-              <w:right w:type="dxa" w:w="120"/>
-            </w:tcMar>
-            <w:vAlign w:val="center"/>
-          </w:tcPr>
-          <w:p>
-            <w:r>
-              <w:rPr>
-                <w:rFonts w:ascii="Calibri" w:cs="Calibri" w:eastAsia="Calibri" w:hAnsi="Calibri"/>
-                <w:b w:val="false"/>
-                <w:bCs w:val="false"/>
-                <w:sz w:val="22"/>
-                <w:szCs w:val="22"/>
-                <w:u w:val="none"/>
-              </w:rPr>
-              <w:t xml:space="preserve">1</w:t>
+              <w:t xml:space="preserve">4</w:t>
+            </w:r>
+          </w:p>
+        </w:tc>
+        <w:tc>
+          <w:tcPr>
+            <w:tcW w:type="auto" w:w="0"/>
+            <w:tcBorders>
+              <w:top w:val="none" w:color="FFFFFF" w:sz="0"/>
+              <w:left w:val="none" w:color="FFFFFF" w:sz="0"/>
+              <w:bottom w:val="none" w:color="FFFFFF" w:sz="0"/>
+              <w:right w:val="none" w:color="FFFFFF" w:sz="0"/>
+            </w:tcBorders>
+            <w:tcMar>
+              <w:top w:type="dxa" w:w="80"/>
+              <w:left w:type="dxa" w:w="120"/>
+              <w:bottom w:type="dxa" w:w="80"/>
+              <w:right w:type="dxa" w:w="120"/>
+            </w:tcMar>
+            <w:vAlign w:val="center"/>
+          </w:tcPr>
+          <w:p>
+            <w:r>
+              <w:rPr>
+                <w:rFonts w:ascii="Calibri" w:cs="Calibri" w:eastAsia="Calibri" w:hAnsi="Calibri"/>
+                <w:b w:val="false"/>
+                <w:bCs w:val="false"/>
+                <w:sz w:val="22"/>
+                <w:szCs w:val="22"/>
+                <w:u w:val="none"/>
+              </w:rPr>
+              <w:t xml:space="preserve">0</w:t>
             </w:r>
           </w:p>
         </w:tc>
@@ -11048,7 +11048,7 @@
           <w:sz w:val="22"/>
           <w:szCs w:val="22"/>
         </w:rPr>
-        <w:t xml:space="preserve">Note: ‘Other’ responses (n=15) included lease expiration or rent increases, unsafe or inadequate housing conditions (e.g., landlord issues, maintenance failures, pest infestation), and domestic or family safety concerns.</w:t>
+        <w:t xml:space="preserve">Note: ‘Other’ responses (n=6) included a medical reason, voluntarily choosing to leave, never having held a formal lease, placement in a group home, and general life circumstances.</w:t>
       </w:r>
     </w:p>
     <w:p>
@@ -22650,791 +22650,52 @@
         <w:t xml:space="preserve">Primary Way Youth Get to Work</w:t>
       </w:r>
     </w:p>
-    <w:tbl>
-      <w:tblPr>
-        <w:tblW w:type="auto" w:w="0"/>
-        <w:tblBorders>
-          <w:top w:val="none" w:color="FFFFFF" w:sz="0"/>
-          <w:left w:val="none" w:color="FFFFFF" w:sz="0"/>
-          <w:bottom w:val="none" w:color="FFFFFF" w:sz="0"/>
-          <w:right w:val="none" w:color="FFFFFF" w:sz="0"/>
-          <w:insideH w:val="single" w:color="auto" w:sz="4"/>
-          <w:insideV w:val="single" w:color="auto" w:sz="4"/>
-        </w:tblBorders>
-        <w:tblLayout w:type="autofit"/>
-      </w:tblPr>
-      <w:tblGrid>
-        <w:gridCol w:w="100"/>
-        <w:gridCol w:w="100"/>
-        <w:gridCol w:w="100"/>
-      </w:tblGrid>
-      <w:tr>
-        <w:tc>
-          <w:tcPr>
-            <w:tcW w:type="auto" w:w="0"/>
-            <w:tcBorders>
-              <w:top w:val="none" w:color="FFFFFF" w:sz="0"/>
-              <w:left w:val="none" w:color="FFFFFF" w:sz="0"/>
-              <w:bottom w:val="none" w:color="FFFFFF" w:sz="0"/>
-              <w:right w:val="none" w:color="FFFFFF" w:sz="0"/>
-            </w:tcBorders>
-            <w:shd w:fill="DCE6F1" w:color="auto" w:val="clear"/>
-            <w:tcMar>
-              <w:top w:type="dxa" w:w="80"/>
-              <w:left w:type="dxa" w:w="120"/>
-              <w:bottom w:type="dxa" w:w="80"/>
-              <w:right w:type="dxa" w:w="120"/>
-            </w:tcMar>
-            <w:vAlign w:val="center"/>
-          </w:tcPr>
-          <w:p>
-            <w:r>
-              <w:rPr>
-                <w:rFonts w:ascii="Calibri" w:cs="Calibri" w:eastAsia="Calibri" w:hAnsi="Calibri"/>
-                <w:b/>
-                <w:bCs/>
-                <w:sz w:val="22"/>
-                <w:szCs w:val="22"/>
-                <w:u w:val="none"/>
-              </w:rPr>
-              <w:t xml:space="preserve">Primary Transport</w:t>
-            </w:r>
-          </w:p>
-        </w:tc>
-        <w:tc>
-          <w:tcPr>
-            <w:tcW w:type="auto" w:w="0"/>
-            <w:tcBorders>
-              <w:top w:val="none" w:color="FFFFFF" w:sz="0"/>
-              <w:left w:val="none" w:color="FFFFFF" w:sz="0"/>
-              <w:bottom w:val="none" w:color="FFFFFF" w:sz="0"/>
-              <w:right w:val="none" w:color="FFFFFF" w:sz="0"/>
-            </w:tcBorders>
-            <w:shd w:fill="DCE6F1" w:color="auto" w:val="clear"/>
-            <w:tcMar>
-              <w:top w:type="dxa" w:w="80"/>
-              <w:left w:type="dxa" w:w="120"/>
-              <w:bottom w:type="dxa" w:w="80"/>
-              <w:right w:type="dxa" w:w="120"/>
-            </w:tcMar>
-            <w:vAlign w:val="center"/>
-          </w:tcPr>
-          <w:p>
-            <w:r>
-              <w:rPr>
-                <w:rFonts w:ascii="Calibri" w:cs="Calibri" w:eastAsia="Calibri" w:hAnsi="Calibri"/>
-                <w:b/>
-                <w:bCs/>
-                <w:sz w:val="22"/>
-                <w:szCs w:val="22"/>
-                <w:u w:val="none"/>
-              </w:rPr>
-              <w:t xml:space="preserve">Total</w:t>
-            </w:r>
-          </w:p>
-        </w:tc>
-        <w:tc>
-          <w:tcPr>
-            <w:tcW w:type="auto" w:w="0"/>
-            <w:tcBorders>
-              <w:top w:val="none" w:color="FFFFFF" w:sz="0"/>
-              <w:left w:val="none" w:color="FFFFFF" w:sz="0"/>
-              <w:bottom w:val="none" w:color="FFFFFF" w:sz="0"/>
-              <w:right w:val="none" w:color="FFFFFF" w:sz="0"/>
-            </w:tcBorders>
-            <w:shd w:fill="DCE6F1" w:color="auto" w:val="clear"/>
-            <w:tcMar>
-              <w:top w:type="dxa" w:w="80"/>
-              <w:left w:type="dxa" w:w="120"/>
-              <w:bottom w:type="dxa" w:w="80"/>
-              <w:right w:type="dxa" w:w="120"/>
-            </w:tcMar>
-            <w:vAlign w:val="center"/>
-          </w:tcPr>
-          <w:p>
-            <w:r>
-              <w:rPr>
-                <w:rFonts w:ascii="Calibri" w:cs="Calibri" w:eastAsia="Calibri" w:hAnsi="Calibri"/>
-                <w:b/>
-                <w:bCs/>
-                <w:sz w:val="22"/>
-                <w:szCs w:val="22"/>
-                <w:u w:val="none"/>
-              </w:rPr>
-              <w:t xml:space="preserve">Percent</w:t>
-            </w:r>
-          </w:p>
-        </w:tc>
-      </w:tr>
-      <w:tr>
-        <w:tc>
-          <w:tcPr>
-            <w:tcW w:type="auto" w:w="0"/>
-            <w:tcBorders>
-              <w:top w:val="none" w:color="FFFFFF" w:sz="0"/>
-              <w:left w:val="none" w:color="FFFFFF" w:sz="0"/>
-              <w:bottom w:val="none" w:color="FFFFFF" w:sz="0"/>
-              <w:right w:val="none" w:color="FFFFFF" w:sz="0"/>
-            </w:tcBorders>
-            <w:tcMar>
-              <w:top w:type="dxa" w:w="80"/>
-              <w:left w:type="dxa" w:w="120"/>
-              <w:bottom w:type="dxa" w:w="80"/>
-              <w:right w:type="dxa" w:w="120"/>
-            </w:tcMar>
-            <w:vAlign w:val="center"/>
-          </w:tcPr>
-          <w:p>
-            <w:r>
-              <w:rPr>
-                <w:rFonts w:ascii="Calibri" w:cs="Calibri" w:eastAsia="Calibri" w:hAnsi="Calibri"/>
-                <w:b w:val="false"/>
-                <w:bCs w:val="false"/>
-                <w:sz w:val="22"/>
-                <w:szCs w:val="22"/>
-                <w:u w:val="none"/>
-              </w:rPr>
-              <w:t xml:space="preserve">Bus or public transportation</w:t>
-            </w:r>
-          </w:p>
-        </w:tc>
-        <w:tc>
-          <w:tcPr>
-            <w:tcW w:type="auto" w:w="0"/>
-            <w:tcBorders>
-              <w:top w:val="none" w:color="FFFFFF" w:sz="0"/>
-              <w:left w:val="none" w:color="FFFFFF" w:sz="0"/>
-              <w:bottom w:val="none" w:color="FFFFFF" w:sz="0"/>
-              <w:right w:val="none" w:color="FFFFFF" w:sz="0"/>
-            </w:tcBorders>
-            <w:tcMar>
-              <w:top w:type="dxa" w:w="80"/>
-              <w:left w:type="dxa" w:w="120"/>
-              <w:bottom w:type="dxa" w:w="80"/>
-              <w:right w:type="dxa" w:w="120"/>
-            </w:tcMar>
-            <w:vAlign w:val="center"/>
-          </w:tcPr>
-          <w:p>
-            <w:r>
-              <w:rPr>
-                <w:rFonts w:ascii="Calibri" w:cs="Calibri" w:eastAsia="Calibri" w:hAnsi="Calibri"/>
-                <w:b w:val="false"/>
-                <w:bCs w:val="false"/>
-                <w:sz w:val="22"/>
-                <w:szCs w:val="22"/>
-                <w:u w:val="none"/>
-              </w:rPr>
-              <w:t xml:space="preserve">127</w:t>
-            </w:r>
-          </w:p>
-        </w:tc>
-        <w:tc>
-          <w:tcPr>
-            <w:tcW w:type="auto" w:w="0"/>
-            <w:tcBorders>
-              <w:top w:val="none" w:color="FFFFFF" w:sz="0"/>
-              <w:left w:val="none" w:color="FFFFFF" w:sz="0"/>
-              <w:bottom w:val="none" w:color="FFFFFF" w:sz="0"/>
-              <w:right w:val="none" w:color="FFFFFF" w:sz="0"/>
-            </w:tcBorders>
-            <w:tcMar>
-              <w:top w:type="dxa" w:w="80"/>
-              <w:left w:type="dxa" w:w="120"/>
-              <w:bottom w:type="dxa" w:w="80"/>
-              <w:right w:type="dxa" w:w="120"/>
-            </w:tcMar>
-            <w:vAlign w:val="center"/>
-          </w:tcPr>
-          <w:p>
-            <w:r>
-              <w:rPr>
-                <w:rFonts w:ascii="Calibri" w:cs="Calibri" w:eastAsia="Calibri" w:hAnsi="Calibri"/>
-                <w:b w:val="false"/>
-                <w:bCs w:val="false"/>
-                <w:sz w:val="22"/>
-                <w:szCs w:val="22"/>
-                <w:u w:val="none"/>
-              </w:rPr>
-              <w:t xml:space="preserve">68%</w:t>
-            </w:r>
-          </w:p>
-        </w:tc>
-      </w:tr>
-      <w:tr>
-        <w:tc>
-          <w:tcPr>
-            <w:tcW w:type="auto" w:w="0"/>
-            <w:tcBorders>
-              <w:top w:val="none" w:color="FFFFFF" w:sz="0"/>
-              <w:left w:val="none" w:color="FFFFFF" w:sz="0"/>
-              <w:bottom w:val="none" w:color="FFFFFF" w:sz="0"/>
-              <w:right w:val="none" w:color="FFFFFF" w:sz="0"/>
-            </w:tcBorders>
-            <w:tcMar>
-              <w:top w:type="dxa" w:w="80"/>
-              <w:left w:type="dxa" w:w="120"/>
-              <w:bottom w:type="dxa" w:w="80"/>
-              <w:right w:type="dxa" w:w="120"/>
-            </w:tcMar>
-            <w:vAlign w:val="center"/>
-          </w:tcPr>
-          <w:p>
-            <w:r>
-              <w:rPr>
-                <w:rFonts w:ascii="Calibri" w:cs="Calibri" w:eastAsia="Calibri" w:hAnsi="Calibri"/>
-                <w:b w:val="false"/>
-                <w:bCs w:val="false"/>
-                <w:sz w:val="22"/>
-                <w:szCs w:val="22"/>
-                <w:u w:val="none"/>
-              </w:rPr>
-              <w:t xml:space="preserve">Driving myself</w:t>
-            </w:r>
-          </w:p>
-        </w:tc>
-        <w:tc>
-          <w:tcPr>
-            <w:tcW w:type="auto" w:w="0"/>
-            <w:tcBorders>
-              <w:top w:val="none" w:color="FFFFFF" w:sz="0"/>
-              <w:left w:val="none" w:color="FFFFFF" w:sz="0"/>
-              <w:bottom w:val="none" w:color="FFFFFF" w:sz="0"/>
-              <w:right w:val="none" w:color="FFFFFF" w:sz="0"/>
-            </w:tcBorders>
-            <w:tcMar>
-              <w:top w:type="dxa" w:w="80"/>
-              <w:left w:type="dxa" w:w="120"/>
-              <w:bottom w:type="dxa" w:w="80"/>
-              <w:right w:type="dxa" w:w="120"/>
-            </w:tcMar>
-            <w:vAlign w:val="center"/>
-          </w:tcPr>
-          <w:p>
-            <w:r>
-              <w:rPr>
-                <w:rFonts w:ascii="Calibri" w:cs="Calibri" w:eastAsia="Calibri" w:hAnsi="Calibri"/>
-                <w:b w:val="false"/>
-                <w:bCs w:val="false"/>
-                <w:sz w:val="22"/>
-                <w:szCs w:val="22"/>
-                <w:u w:val="none"/>
-              </w:rPr>
-              <w:t xml:space="preserve">28</w:t>
-            </w:r>
-          </w:p>
-        </w:tc>
-        <w:tc>
-          <w:tcPr>
-            <w:tcW w:type="auto" w:w="0"/>
-            <w:tcBorders>
-              <w:top w:val="none" w:color="FFFFFF" w:sz="0"/>
-              <w:left w:val="none" w:color="FFFFFF" w:sz="0"/>
-              <w:bottom w:val="none" w:color="FFFFFF" w:sz="0"/>
-              <w:right w:val="none" w:color="FFFFFF" w:sz="0"/>
-            </w:tcBorders>
-            <w:tcMar>
-              <w:top w:type="dxa" w:w="80"/>
-              <w:left w:type="dxa" w:w="120"/>
-              <w:bottom w:type="dxa" w:w="80"/>
-              <w:right w:type="dxa" w:w="120"/>
-            </w:tcMar>
-            <w:vAlign w:val="center"/>
-          </w:tcPr>
-          <w:p>
-            <w:r>
-              <w:rPr>
-                <w:rFonts w:ascii="Calibri" w:cs="Calibri" w:eastAsia="Calibri" w:hAnsi="Calibri"/>
-                <w:b w:val="false"/>
-                <w:bCs w:val="false"/>
-                <w:sz w:val="22"/>
-                <w:szCs w:val="22"/>
-                <w:u w:val="none"/>
-              </w:rPr>
-              <w:t xml:space="preserve">15%</w:t>
-            </w:r>
-          </w:p>
-        </w:tc>
-      </w:tr>
-      <w:tr>
-        <w:tc>
-          <w:tcPr>
-            <w:tcW w:type="auto" w:w="0"/>
-            <w:tcBorders>
-              <w:top w:val="none" w:color="FFFFFF" w:sz="0"/>
-              <w:left w:val="none" w:color="FFFFFF" w:sz="0"/>
-              <w:bottom w:val="none" w:color="FFFFFF" w:sz="0"/>
-              <w:right w:val="none" w:color="FFFFFF" w:sz="0"/>
-            </w:tcBorders>
-            <w:tcMar>
-              <w:top w:type="dxa" w:w="80"/>
-              <w:left w:type="dxa" w:w="120"/>
-              <w:bottom w:type="dxa" w:w="80"/>
-              <w:right w:type="dxa" w:w="120"/>
-            </w:tcMar>
-            <w:vAlign w:val="center"/>
-          </w:tcPr>
-          <w:p>
-            <w:r>
-              <w:rPr>
-                <w:rFonts w:ascii="Calibri" w:cs="Calibri" w:eastAsia="Calibri" w:hAnsi="Calibri"/>
-                <w:b w:val="false"/>
-                <w:bCs w:val="false"/>
-                <w:sz w:val="22"/>
-                <w:szCs w:val="22"/>
-                <w:u w:val="none"/>
-              </w:rPr>
-              <w:t xml:space="preserve">Getting rides from someone else</w:t>
-            </w:r>
-          </w:p>
-        </w:tc>
-        <w:tc>
-          <w:tcPr>
-            <w:tcW w:type="auto" w:w="0"/>
-            <w:tcBorders>
-              <w:top w:val="none" w:color="FFFFFF" w:sz="0"/>
-              <w:left w:val="none" w:color="FFFFFF" w:sz="0"/>
-              <w:bottom w:val="none" w:color="FFFFFF" w:sz="0"/>
-              <w:right w:val="none" w:color="FFFFFF" w:sz="0"/>
-            </w:tcBorders>
-            <w:tcMar>
-              <w:top w:type="dxa" w:w="80"/>
-              <w:left w:type="dxa" w:w="120"/>
-              <w:bottom w:type="dxa" w:w="80"/>
-              <w:right w:type="dxa" w:w="120"/>
-            </w:tcMar>
-            <w:vAlign w:val="center"/>
-          </w:tcPr>
-          <w:p>
-            <w:r>
-              <w:rPr>
-                <w:rFonts w:ascii="Calibri" w:cs="Calibri" w:eastAsia="Calibri" w:hAnsi="Calibri"/>
-                <w:b w:val="false"/>
-                <w:bCs w:val="false"/>
-                <w:sz w:val="22"/>
-                <w:szCs w:val="22"/>
-                <w:u w:val="none"/>
-              </w:rPr>
-              <w:t xml:space="preserve">11</w:t>
-            </w:r>
-          </w:p>
-        </w:tc>
-        <w:tc>
-          <w:tcPr>
-            <w:tcW w:type="auto" w:w="0"/>
-            <w:tcBorders>
-              <w:top w:val="none" w:color="FFFFFF" w:sz="0"/>
-              <w:left w:val="none" w:color="FFFFFF" w:sz="0"/>
-              <w:bottom w:val="none" w:color="FFFFFF" w:sz="0"/>
-              <w:right w:val="none" w:color="FFFFFF" w:sz="0"/>
-            </w:tcBorders>
-            <w:tcMar>
-              <w:top w:type="dxa" w:w="80"/>
-              <w:left w:type="dxa" w:w="120"/>
-              <w:bottom w:type="dxa" w:w="80"/>
-              <w:right w:type="dxa" w:w="120"/>
-            </w:tcMar>
-            <w:vAlign w:val="center"/>
-          </w:tcPr>
-          <w:p>
-            <w:r>
-              <w:rPr>
-                <w:rFonts w:ascii="Calibri" w:cs="Calibri" w:eastAsia="Calibri" w:hAnsi="Calibri"/>
-                <w:b w:val="false"/>
-                <w:bCs w:val="false"/>
-                <w:sz w:val="22"/>
-                <w:szCs w:val="22"/>
-                <w:u w:val="none"/>
-              </w:rPr>
-              <w:t xml:space="preserve">6%</w:t>
-            </w:r>
-          </w:p>
-        </w:tc>
-      </w:tr>
-      <w:tr>
-        <w:tc>
-          <w:tcPr>
-            <w:tcW w:type="auto" w:w="0"/>
-            <w:tcBorders>
-              <w:top w:val="none" w:color="FFFFFF" w:sz="0"/>
-              <w:left w:val="none" w:color="FFFFFF" w:sz="0"/>
-              <w:bottom w:val="none" w:color="FFFFFF" w:sz="0"/>
-              <w:right w:val="none" w:color="FFFFFF" w:sz="0"/>
-            </w:tcBorders>
-            <w:tcMar>
-              <w:top w:type="dxa" w:w="80"/>
-              <w:left w:type="dxa" w:w="120"/>
-              <w:bottom w:type="dxa" w:w="80"/>
-              <w:right w:type="dxa" w:w="120"/>
-            </w:tcMar>
-            <w:vAlign w:val="center"/>
-          </w:tcPr>
-          <w:p>
-            <w:r>
-              <w:rPr>
-                <w:rFonts w:ascii="Calibri" w:cs="Calibri" w:eastAsia="Calibri" w:hAnsi="Calibri"/>
-                <w:b w:val="false"/>
-                <w:bCs w:val="false"/>
-                <w:sz w:val="22"/>
-                <w:szCs w:val="22"/>
-                <w:u w:val="none"/>
-              </w:rPr>
-              <w:t xml:space="preserve">Other</w:t>
-            </w:r>
-          </w:p>
-        </w:tc>
-        <w:tc>
-          <w:tcPr>
-            <w:tcW w:type="auto" w:w="0"/>
-            <w:tcBorders>
-              <w:top w:val="none" w:color="FFFFFF" w:sz="0"/>
-              <w:left w:val="none" w:color="FFFFFF" w:sz="0"/>
-              <w:bottom w:val="none" w:color="FFFFFF" w:sz="0"/>
-              <w:right w:val="none" w:color="FFFFFF" w:sz="0"/>
-            </w:tcBorders>
-            <w:tcMar>
-              <w:top w:type="dxa" w:w="80"/>
-              <w:left w:type="dxa" w:w="120"/>
-              <w:bottom w:type="dxa" w:w="80"/>
-              <w:right w:type="dxa" w:w="120"/>
-            </w:tcMar>
-            <w:vAlign w:val="center"/>
-          </w:tcPr>
-          <w:p>
-            <w:r>
-              <w:rPr>
-                <w:rFonts w:ascii="Calibri" w:cs="Calibri" w:eastAsia="Calibri" w:hAnsi="Calibri"/>
-                <w:b w:val="false"/>
-                <w:bCs w:val="false"/>
-                <w:sz w:val="22"/>
-                <w:szCs w:val="22"/>
-                <w:u w:val="none"/>
-              </w:rPr>
-              <w:t xml:space="preserve">11</w:t>
-            </w:r>
-          </w:p>
-        </w:tc>
-        <w:tc>
-          <w:tcPr>
-            <w:tcW w:type="auto" w:w="0"/>
-            <w:tcBorders>
-              <w:top w:val="none" w:color="FFFFFF" w:sz="0"/>
-              <w:left w:val="none" w:color="FFFFFF" w:sz="0"/>
-              <w:bottom w:val="none" w:color="FFFFFF" w:sz="0"/>
-              <w:right w:val="none" w:color="FFFFFF" w:sz="0"/>
-            </w:tcBorders>
-            <w:tcMar>
-              <w:top w:type="dxa" w:w="80"/>
-              <w:left w:type="dxa" w:w="120"/>
-              <w:bottom w:type="dxa" w:w="80"/>
-              <w:right w:type="dxa" w:w="120"/>
-            </w:tcMar>
-            <w:vAlign w:val="center"/>
-          </w:tcPr>
-          <w:p>
-            <w:r>
-              <w:rPr>
-                <w:rFonts w:ascii="Calibri" w:cs="Calibri" w:eastAsia="Calibri" w:hAnsi="Calibri"/>
-                <w:b w:val="false"/>
-                <w:bCs w:val="false"/>
-                <w:sz w:val="22"/>
-                <w:szCs w:val="22"/>
-                <w:u w:val="none"/>
-              </w:rPr>
-              <w:t xml:space="preserve">6%</w:t>
-            </w:r>
-          </w:p>
-        </w:tc>
-      </w:tr>
-      <w:tr>
-        <w:tc>
-          <w:tcPr>
-            <w:tcW w:type="auto" w:w="0"/>
-            <w:tcBorders>
-              <w:top w:val="none" w:color="FFFFFF" w:sz="0"/>
-              <w:left w:val="none" w:color="FFFFFF" w:sz="0"/>
-              <w:bottom w:val="none" w:color="FFFFFF" w:sz="0"/>
-              <w:right w:val="none" w:color="FFFFFF" w:sz="0"/>
-            </w:tcBorders>
-            <w:tcMar>
-              <w:top w:type="dxa" w:w="80"/>
-              <w:left w:type="dxa" w:w="120"/>
-              <w:bottom w:type="dxa" w:w="80"/>
-              <w:right w:type="dxa" w:w="120"/>
-            </w:tcMar>
-            <w:vAlign w:val="center"/>
-          </w:tcPr>
-          <w:p>
-            <w:r>
-              <w:rPr>
-                <w:rFonts w:ascii="Calibri" w:cs="Calibri" w:eastAsia="Calibri" w:hAnsi="Calibri"/>
-                <w:b w:val="false"/>
-                <w:bCs w:val="false"/>
-                <w:sz w:val="22"/>
-                <w:szCs w:val="22"/>
-                <w:u w:val="none"/>
-              </w:rPr>
-              <w:t xml:space="preserve">RideShare app (Lyft, Uber)</w:t>
-            </w:r>
-          </w:p>
-        </w:tc>
-        <w:tc>
-          <w:tcPr>
-            <w:tcW w:type="auto" w:w="0"/>
-            <w:tcBorders>
-              <w:top w:val="none" w:color="FFFFFF" w:sz="0"/>
-              <w:left w:val="none" w:color="FFFFFF" w:sz="0"/>
-              <w:bottom w:val="none" w:color="FFFFFF" w:sz="0"/>
-              <w:right w:val="none" w:color="FFFFFF" w:sz="0"/>
-            </w:tcBorders>
-            <w:tcMar>
-              <w:top w:type="dxa" w:w="80"/>
-              <w:left w:type="dxa" w:w="120"/>
-              <w:bottom w:type="dxa" w:w="80"/>
-              <w:right w:type="dxa" w:w="120"/>
-            </w:tcMar>
-            <w:vAlign w:val="center"/>
-          </w:tcPr>
-          <w:p>
-            <w:r>
-              <w:rPr>
-                <w:rFonts w:ascii="Calibri" w:cs="Calibri" w:eastAsia="Calibri" w:hAnsi="Calibri"/>
-                <w:b w:val="false"/>
-                <w:bCs w:val="false"/>
-                <w:sz w:val="22"/>
-                <w:szCs w:val="22"/>
-                <w:u w:val="none"/>
-              </w:rPr>
-              <w:t xml:space="preserve">5</w:t>
-            </w:r>
-          </w:p>
-        </w:tc>
-        <w:tc>
-          <w:tcPr>
-            <w:tcW w:type="auto" w:w="0"/>
-            <w:tcBorders>
-              <w:top w:val="none" w:color="FFFFFF" w:sz="0"/>
-              <w:left w:val="none" w:color="FFFFFF" w:sz="0"/>
-              <w:bottom w:val="none" w:color="FFFFFF" w:sz="0"/>
-              <w:right w:val="none" w:color="FFFFFF" w:sz="0"/>
-            </w:tcBorders>
-            <w:tcMar>
-              <w:top w:type="dxa" w:w="80"/>
-              <w:left w:type="dxa" w:w="120"/>
-              <w:bottom w:type="dxa" w:w="80"/>
-              <w:right w:type="dxa" w:w="120"/>
-            </w:tcMar>
-            <w:vAlign w:val="center"/>
-          </w:tcPr>
-          <w:p>
-            <w:r>
-              <w:rPr>
-                <w:rFonts w:ascii="Calibri" w:cs="Calibri" w:eastAsia="Calibri" w:hAnsi="Calibri"/>
-                <w:b w:val="false"/>
-                <w:bCs w:val="false"/>
-                <w:sz w:val="22"/>
-                <w:szCs w:val="22"/>
-                <w:u w:val="none"/>
-              </w:rPr>
-              <w:t xml:space="preserve">3%</w:t>
-            </w:r>
-          </w:p>
-        </w:tc>
-      </w:tr>
-      <w:tr>
-        <w:tc>
-          <w:tcPr>
-            <w:tcW w:type="auto" w:w="0"/>
-            <w:tcBorders>
-              <w:top w:val="none" w:color="FFFFFF" w:sz="0"/>
-              <w:left w:val="none" w:color="FFFFFF" w:sz="0"/>
-              <w:bottom w:val="none" w:color="FFFFFF" w:sz="0"/>
-              <w:right w:val="none" w:color="FFFFFF" w:sz="0"/>
-            </w:tcBorders>
-            <w:tcMar>
-              <w:top w:type="dxa" w:w="80"/>
-              <w:left w:type="dxa" w:w="120"/>
-              <w:bottom w:type="dxa" w:w="80"/>
-              <w:right w:type="dxa" w:w="120"/>
-            </w:tcMar>
-            <w:vAlign w:val="center"/>
-          </w:tcPr>
-          <w:p>
-            <w:r>
-              <w:rPr>
-                <w:rFonts w:ascii="Calibri" w:cs="Calibri" w:eastAsia="Calibri" w:hAnsi="Calibri"/>
-                <w:b w:val="false"/>
-                <w:bCs w:val="false"/>
-                <w:sz w:val="22"/>
-                <w:szCs w:val="22"/>
-                <w:u w:val="none"/>
-              </w:rPr>
-              <w:t xml:space="preserve">Walking, biking, scooter, etc.</w:t>
-            </w:r>
-          </w:p>
-        </w:tc>
-        <w:tc>
-          <w:tcPr>
-            <w:tcW w:type="auto" w:w="0"/>
-            <w:tcBorders>
-              <w:top w:val="none" w:color="FFFFFF" w:sz="0"/>
-              <w:left w:val="none" w:color="FFFFFF" w:sz="0"/>
-              <w:bottom w:val="none" w:color="FFFFFF" w:sz="0"/>
-              <w:right w:val="none" w:color="FFFFFF" w:sz="0"/>
-            </w:tcBorders>
-            <w:tcMar>
-              <w:top w:type="dxa" w:w="80"/>
-              <w:left w:type="dxa" w:w="120"/>
-              <w:bottom w:type="dxa" w:w="80"/>
-              <w:right w:type="dxa" w:w="120"/>
-            </w:tcMar>
-            <w:vAlign w:val="center"/>
-          </w:tcPr>
-          <w:p>
-            <w:r>
-              <w:rPr>
-                <w:rFonts w:ascii="Calibri" w:cs="Calibri" w:eastAsia="Calibri" w:hAnsi="Calibri"/>
-                <w:b w:val="false"/>
-                <w:bCs w:val="false"/>
-                <w:sz w:val="22"/>
-                <w:szCs w:val="22"/>
-                <w:u w:val="none"/>
-              </w:rPr>
-              <w:t xml:space="preserve">4</w:t>
-            </w:r>
-          </w:p>
-        </w:tc>
-        <w:tc>
-          <w:tcPr>
-            <w:tcW w:type="auto" w:w="0"/>
-            <w:tcBorders>
-              <w:top w:val="none" w:color="FFFFFF" w:sz="0"/>
-              <w:left w:val="none" w:color="FFFFFF" w:sz="0"/>
-              <w:bottom w:val="none" w:color="FFFFFF" w:sz="0"/>
-              <w:right w:val="none" w:color="FFFFFF" w:sz="0"/>
-            </w:tcBorders>
-            <w:tcMar>
-              <w:top w:type="dxa" w:w="80"/>
-              <w:left w:type="dxa" w:w="120"/>
-              <w:bottom w:type="dxa" w:w="80"/>
-              <w:right w:type="dxa" w:w="120"/>
-            </w:tcMar>
-            <w:vAlign w:val="center"/>
-          </w:tcPr>
-          <w:p>
-            <w:r>
-              <w:rPr>
-                <w:rFonts w:ascii="Calibri" w:cs="Calibri" w:eastAsia="Calibri" w:hAnsi="Calibri"/>
-                <w:b w:val="false"/>
-                <w:bCs w:val="false"/>
-                <w:sz w:val="22"/>
-                <w:szCs w:val="22"/>
-                <w:u w:val="none"/>
-              </w:rPr>
-              <w:t xml:space="preserve">2%</w:t>
-            </w:r>
-          </w:p>
-        </w:tc>
-      </w:tr>
-      <w:tr>
-        <w:tc>
-          <w:tcPr>
-            <w:tcW w:type="auto" w:w="0"/>
-            <w:tcBorders>
-              <w:top w:val="none" w:color="FFFFFF" w:sz="0"/>
-              <w:left w:val="none" w:color="FFFFFF" w:sz="0"/>
-              <w:bottom w:val="none" w:color="FFFFFF" w:sz="0"/>
-              <w:right w:val="none" w:color="FFFFFF" w:sz="0"/>
-            </w:tcBorders>
-            <w:shd w:fill="DCE6F1" w:color="auto" w:val="clear"/>
-            <w:tcMar>
-              <w:top w:type="dxa" w:w="80"/>
-              <w:left w:type="dxa" w:w="120"/>
-              <w:bottom w:type="dxa" w:w="80"/>
-              <w:right w:type="dxa" w:w="120"/>
-            </w:tcMar>
-            <w:vAlign w:val="center"/>
-          </w:tcPr>
-          <w:p>
-            <w:r>
-              <w:rPr>
-                <w:rFonts w:ascii="Calibri" w:cs="Calibri" w:eastAsia="Calibri" w:hAnsi="Calibri"/>
-                <w:b/>
-                <w:bCs/>
-                <w:sz w:val="22"/>
-                <w:szCs w:val="22"/>
-                <w:u w:val="none"/>
-              </w:rPr>
-              <w:t xml:space="preserve">Total</w:t>
-            </w:r>
-          </w:p>
-        </w:tc>
-        <w:tc>
-          <w:tcPr>
-            <w:tcW w:type="auto" w:w="0"/>
-            <w:tcBorders>
-              <w:top w:val="none" w:color="FFFFFF" w:sz="0"/>
-              <w:left w:val="none" w:color="FFFFFF" w:sz="0"/>
-              <w:bottom w:val="none" w:color="FFFFFF" w:sz="0"/>
-              <w:right w:val="none" w:color="FFFFFF" w:sz="0"/>
-            </w:tcBorders>
-            <w:shd w:fill="DCE6F1" w:color="auto" w:val="clear"/>
-            <w:tcMar>
-              <w:top w:type="dxa" w:w="80"/>
-              <w:left w:type="dxa" w:w="120"/>
-              <w:bottom w:type="dxa" w:w="80"/>
-              <w:right w:type="dxa" w:w="120"/>
-            </w:tcMar>
-            <w:vAlign w:val="center"/>
-          </w:tcPr>
-          <w:p>
-            <w:r>
-              <w:rPr>
-                <w:rFonts w:ascii="Calibri" w:cs="Calibri" w:eastAsia="Calibri" w:hAnsi="Calibri"/>
-                <w:b/>
-                <w:bCs/>
-                <w:sz w:val="22"/>
-                <w:szCs w:val="22"/>
-                <w:u w:val="none"/>
-              </w:rPr>
-              <w:t xml:space="preserve">186</w:t>
-            </w:r>
-          </w:p>
-        </w:tc>
-        <w:tc>
-          <w:tcPr>
-            <w:tcW w:type="auto" w:w="0"/>
-            <w:tcBorders>
-              <w:top w:val="none" w:color="FFFFFF" w:sz="0"/>
-              <w:left w:val="none" w:color="FFFFFF" w:sz="0"/>
-              <w:bottom w:val="none" w:color="FFFFFF" w:sz="0"/>
-              <w:right w:val="none" w:color="FFFFFF" w:sz="0"/>
-            </w:tcBorders>
-            <w:shd w:fill="DCE6F1" w:color="auto" w:val="clear"/>
-            <w:tcMar>
-              <w:top w:type="dxa" w:w="80"/>
-              <w:left w:type="dxa" w:w="120"/>
-              <w:bottom w:type="dxa" w:w="80"/>
-              <w:right w:type="dxa" w:w="120"/>
-            </w:tcMar>
-            <w:vAlign w:val="center"/>
-          </w:tcPr>
-          <w:p>
-            <w:r>
-              <w:rPr>
-                <w:rFonts w:ascii="Calibri" w:cs="Calibri" w:eastAsia="Calibri" w:hAnsi="Calibri"/>
-                <w:b/>
-                <w:bCs/>
-                <w:sz w:val="22"/>
-                <w:szCs w:val="22"/>
-                <w:u w:val="none"/>
-              </w:rPr>
-              <w:t xml:space="preserve">100%</w:t>
-            </w:r>
-          </w:p>
-        </w:tc>
-      </w:tr>
-    </w:tbl>
+    <w:p>
+      <w:pPr>
+        <w:spacing w:after="120"/>
+        <w:jc w:val="center"/>
+      </w:pPr>
+      <w:r>
+        <w:drawing>
+          <wp:inline distT="0" distB="0" distL="0" distR="0">
+            <wp:extent cx="5029200" cy="3514725"/>
+            <wp:effectExtent t="0" r="0" b="0" l="0"/>
+            <wp:docPr id="1" name="" descr="" title=""/>
+            <wp:cNvGraphicFramePr>
+              <a:graphicFrameLocks xmlns:a="http://schemas.openxmlformats.org/drawingml/2006/main" noChangeAspect="1"/>
+            </wp:cNvGraphicFramePr>
+            <a:graphic xmlns:a="http://schemas.openxmlformats.org/drawingml/2006/main">
+              <a:graphicData uri="http://schemas.openxmlformats.org/drawingml/2006/picture">
+                <pic:pic xmlns:pic="http://schemas.openxmlformats.org/drawingml/2006/picture">
+                  <pic:nvPicPr>
+                    <pic:cNvPr id="0" name="" descr=""/>
+                    <pic:cNvPicPr>
+                      <a:picLocks noChangeAspect="1" noChangeArrowheads="1"/>
+                    </pic:cNvPicPr>
+                  </pic:nvPicPr>
+                  <pic:blipFill>
+                    <a:blip r:embed="rId13" cstate="none"/>
+                    <a:srcRect/>
+                    <a:stretch>
+                      <a:fillRect/>
+                    </a:stretch>
+                  </pic:blipFill>
+                  <pic:spPr bwMode="auto">
+                    <a:xfrm>
+                      <a:off x="0" y="0"/>
+                      <a:ext cx="5029200" cy="3514725"/>
+                    </a:xfrm>
+                    <a:prstGeom prst="rect">
+                      <a:avLst/>
+                    </a:prstGeom>
+                  </pic:spPr>
+                </pic:pic>
+              </a:graphicData>
+            </a:graphic>
+          </wp:inline>
+        </w:drawing>
+      </w:r>
+    </w:p>
     <w:p>
       <w:pPr>
         <w:pStyle w:val="Heading1"/>
@@ -26586,7 +25847,7 @@
                     </pic:cNvPicPr>
                   </pic:nvPicPr>
                   <pic:blipFill>
-                    <a:blip r:embed="rId13" cstate="none"/>
+                    <a:blip r:embed="rId14" cstate="none"/>
                     <a:srcRect/>
                     <a:stretch>
                       <a:fillRect/>
@@ -26648,7 +25909,7 @@
                     </pic:cNvPicPr>
                   </pic:nvPicPr>
                   <pic:blipFill>
-                    <a:blip r:embed="rId14" cstate="none"/>
+                    <a:blip r:embed="rId15" cstate="none"/>
                     <a:srcRect/>
                     <a:stretch>
                       <a:fillRect/>
@@ -26710,7 +25971,7 @@
                     </pic:cNvPicPr>
                   </pic:nvPicPr>
                   <pic:blipFill>
-                    <a:blip r:embed="rId15" cstate="none"/>
+                    <a:blip r:embed="rId16" cstate="none"/>
                     <a:srcRect/>
                     <a:stretch>
                       <a:fillRect/>
@@ -28954,7 +28215,7 @@
                     </pic:cNvPicPr>
                   </pic:nvPicPr>
                   <pic:blipFill>
-                    <a:blip r:embed="rId16" cstate="none"/>
+                    <a:blip r:embed="rId17" cstate="none"/>
                     <a:srcRect/>
                     <a:stretch>
                       <a:fillRect/>
@@ -29032,7 +28293,7 @@
                     </pic:cNvPicPr>
                   </pic:nvPicPr>
                   <pic:blipFill>
-                    <a:blip r:embed="rId17" cstate="none"/>
+                    <a:blip r:embed="rId18" cstate="none"/>
                     <a:srcRect/>
                     <a:stretch>
                       <a:fillRect/>
@@ -29125,7 +28386,7 @@
                     </pic:cNvPicPr>
                   </pic:nvPicPr>
                   <pic:blipFill>
-                    <a:blip r:embed="rId18" cstate="none"/>
+                    <a:blip r:embed="rId19" cstate="none"/>
                     <a:srcRect/>
                     <a:stretch>
                       <a:fillRect/>
@@ -36546,7 +35807,7 @@
                     </pic:cNvPicPr>
                   </pic:nvPicPr>
                   <pic:blipFill>
-                    <a:blip r:embed="rId19" cstate="none"/>
+                    <a:blip r:embed="rId20" cstate="none"/>
                     <a:srcRect/>
                     <a:stretch>
                       <a:fillRect/>

--- a/report/412YZ/report_412YZ_v2.docx
+++ b/report/412YZ/report_412YZ_v2.docx
@@ -25893,7 +25893,7 @@
       <w:r>
         <w:drawing>
           <wp:inline distT="0" distB="0" distL="0" distR="0">
-            <wp:extent cx="6038850" cy="3467100"/>
+            <wp:extent cx="6038850" cy="3495675"/>
             <wp:effectExtent t="0" r="0" b="0" l="0"/>
             <wp:docPr id="1" name="" descr="" title=""/>
             <wp:cNvGraphicFramePr>
@@ -25918,7 +25918,7 @@
                   <pic:spPr bwMode="auto">
                     <a:xfrm>
                       <a:off x="0" y="0"/>
-                      <a:ext cx="6038850" cy="3467100"/>
+                      <a:ext cx="6038850" cy="3495675"/>
                     </a:xfrm>
                     <a:prstGeom prst="rect">
                       <a:avLst/>
@@ -28277,7 +28277,7 @@
       <w:r>
         <w:drawing>
           <wp:inline distT="0" distB="0" distL="0" distR="0">
-            <wp:extent cx="6038850" cy="3276600"/>
+            <wp:extent cx="6038850" cy="3352800"/>
             <wp:effectExtent t="0" r="0" b="0" l="0"/>
             <wp:docPr id="1" name="" descr="" title=""/>
             <wp:cNvGraphicFramePr>
@@ -28302,7 +28302,7 @@
                   <pic:spPr bwMode="auto">
                     <a:xfrm>
                       <a:off x="0" y="0"/>
-                      <a:ext cx="6038850" cy="3276600"/>
+                      <a:ext cx="6038850" cy="3352800"/>
                     </a:xfrm>
                     <a:prstGeom prst="rect">
                       <a:avLst/>
@@ -28370,7 +28370,7 @@
       <w:r>
         <w:drawing>
           <wp:inline distT="0" distB="0" distL="0" distR="0">
-            <wp:extent cx="6496050" cy="4229100"/>
+            <wp:extent cx="6496050" cy="3943350"/>
             <wp:effectExtent t="0" r="0" b="0" l="0"/>
             <wp:docPr id="1" name="" descr="" title=""/>
             <wp:cNvGraphicFramePr>
@@ -28395,7 +28395,7 @@
                   <pic:spPr bwMode="auto">
                     <a:xfrm>
                       <a:off x="0" y="0"/>
-                      <a:ext cx="6496050" cy="4229100"/>
+                      <a:ext cx="6496050" cy="3943350"/>
                     </a:xfrm>
                     <a:prstGeom prst="rect">
                       <a:avLst/>
